--- a/6-过程管理/流程制度规范类文件/SFKJ-ITSS-0608-运维服务配置管理制度.docx
+++ b/6-过程管理/流程制度规范类文件/SFKJ-ITSS-0608-运维服务配置管理制度.docx
@@ -1,10 +1,11 @@
 
 <file path=word/document.xml><?xml version="1.0" encoding="utf-8"?>
-<w:document xmlns:wpc="http://schemas.microsoft.com/office/word/2010/wordprocessingCanvas" xmlns:cx="http://schemas.microsoft.com/office/drawing/2014/chartex" xmlns:cx1="http://schemas.microsoft.com/office/drawing/2015/9/8/chartex" xmlns:cx2="http://schemas.microsoft.com/office/drawing/2015/10/21/chartex" xmlns:cx3="http://schemas.microsoft.com/office/drawing/2016/5/9/chartex" xmlns:cx4="http://schemas.microsoft.com/office/drawing/2016/5/10/chartex" xmlns:cx5="http://schemas.microsoft.com/office/drawing/2016/5/11/chartex" xmlns:cx6="http://schemas.microsoft.com/office/drawing/2016/5/12/chartex" xmlns:cx7="http://schemas.microsoft.com/office/drawing/2016/5/13/chartex" xmlns:cx8="http://schemas.microsoft.com/office/drawing/2016/5/14/chartex" xmlns:mc="http://schemas.openxmlformats.org/markup-compatibility/2006" xmlns:o="urn:schemas-microsoft-com:office:office" xmlns:r="http://schemas.openxmlformats.org/officeDocument/2006/relationships" xmlns:m="http://schemas.openxmlformats.org/officeDocument/2006/math" xmlns:v="urn:schemas-microsoft-com:vml" xmlns:wp14="http://schemas.microsoft.com/office/word/2010/wordprocessingDrawing" xmlns:wp="http://schemas.openxmlformats.org/drawingml/2006/wordprocessingDrawing" xmlns:w="http://schemas.openxmlformats.org/wordprocessingml/2006/main" xmlns:w14="http://schemas.microsoft.com/office/word/2010/wordml" xmlns:w10="urn:schemas-microsoft-com:office:word" xmlns:w15="http://schemas.microsoft.com/office/word/2012/wordml" xmlns:wpg="http://schemas.microsoft.com/office/word/2010/wordprocessingGroup" xmlns:wpi="http://schemas.microsoft.com/office/word/2010/wordprocessingInk" xmlns:wne="http://schemas.microsoft.com/office/word/2006/wordml" xmlns:wps="http://schemas.microsoft.com/office/word/2010/wordprocessingShape" xmlns:wpsCustomData="http://www.wps.cn/officeDocument/2013/wpsCustomData" mc:Ignorable="w14 w15 wp14">
+<w:document xmlns:wpc="http://schemas.microsoft.com/office/word/2010/wordprocessingCanvas" xmlns:mc="http://schemas.openxmlformats.org/markup-compatibility/2006" xmlns:o="urn:schemas-microsoft-com:office:office" xmlns:r="http://schemas.openxmlformats.org/officeDocument/2006/relationships" xmlns:m="http://schemas.openxmlformats.org/officeDocument/2006/math" xmlns:v="urn:schemas-microsoft-com:vml" xmlns:wp14="http://schemas.microsoft.com/office/word/2010/wordprocessingDrawing" xmlns:wp="http://schemas.openxmlformats.org/drawingml/2006/wordprocessingDrawing" xmlns:w10="urn:schemas-microsoft-com:office:word" xmlns:w="http://schemas.openxmlformats.org/wordprocessingml/2006/main" xmlns:w14="http://schemas.microsoft.com/office/word/2010/wordml" xmlns:w15="http://schemas.microsoft.com/office/word/2012/wordml" xmlns:wne="http://schemas.microsoft.com/office/word/2006/wordml" xmlns:wpg="http://schemas.microsoft.com/office/word/2010/wordprocessingGroup" xmlns:wpi="http://schemas.microsoft.com/office/word/2010/wordprocessingInk" xmlns:wps="http://schemas.microsoft.com/office/word/2010/wordprocessingShape" mc:Ignorable="w14 w15 wp14">
+  <!-- Generated by Aspose.Words for .NET 13.3.0.1 -->
   <w:body>
     <w:p>
       <w:pPr>
-        <w:pStyle w:val="26"/>
+        <w:pStyle w:val="a"/>
         <w:keepNext w:val="0"/>
         <w:keepLines w:val="0"/>
         <w:pageBreakBefore w:val="0"/>
@@ -37,7 +38,7 @@
     </w:p>
     <w:p>
       <w:pPr>
-        <w:pStyle w:val="27"/>
+        <w:pStyle w:val="a0"/>
         <w:keepNext w:val="0"/>
         <w:keepLines w:val="0"/>
         <w:pageBreakBefore w:val="0"/>
@@ -68,18 +69,17 @@
     </w:p>
     <w:tbl>
       <w:tblPr>
-        <w:tblStyle w:val="23"/>
+        <w:tblStyle w:val="TableGrid"/>
         <w:tblW w:w="8522" w:type="dxa"/>
         <w:jc w:val="center"/>
         <w:tblBorders>
-          <w:top w:val="none" w:color="auto" w:sz="0" w:space="0"/>
-          <w:left w:val="none" w:color="auto" w:sz="0" w:space="0"/>
-          <w:bottom w:val="none" w:color="auto" w:sz="0" w:space="0"/>
-          <w:right w:val="none" w:color="auto" w:sz="0" w:space="0"/>
-          <w:insideH w:val="none" w:color="auto" w:sz="0" w:space="0"/>
-          <w:insideV w:val="none" w:color="auto" w:sz="0" w:space="0"/>
+          <w:top w:val="nil"/>
+          <w:left w:val="nil"/>
+          <w:bottom w:val="nil"/>
+          <w:right w:val="nil"/>
+          <w:insideH w:val="nil"/>
+          <w:insideV w:val="nil"/>
         </w:tblBorders>
-        <w:tblLayout w:type="autofit"/>
         <w:tblCellMar>
           <w:top w:w="0" w:type="dxa"/>
           <w:left w:w="108" w:type="dxa"/>
@@ -95,13 +95,15 @@
       </w:tblGrid>
       <w:tr>
         <w:tblPrEx>
+          <w:tblW w:w="8522" w:type="dxa"/>
+          <w:jc w:val="center"/>
           <w:tblBorders>
-            <w:top w:val="none" w:color="auto" w:sz="0" w:space="0"/>
-            <w:left w:val="none" w:color="auto" w:sz="0" w:space="0"/>
-            <w:bottom w:val="none" w:color="auto" w:sz="0" w:space="0"/>
-            <w:right w:val="none" w:color="auto" w:sz="0" w:space="0"/>
-            <w:insideH w:val="none" w:color="auto" w:sz="0" w:space="0"/>
-            <w:insideV w:val="none" w:color="auto" w:sz="0" w:space="0"/>
+            <w:top w:val="nil"/>
+            <w:left w:val="nil"/>
+            <w:bottom w:val="nil"/>
+            <w:right w:val="nil"/>
+            <w:insideH w:val="nil"/>
+            <w:insideV w:val="nil"/>
           </w:tblBorders>
           <w:tblCellMar>
             <w:top w:w="0" w:type="dxa"/>
@@ -111,7 +113,7 @@
           </w:tblCellMar>
         </w:tblPrEx>
         <w:trPr>
-          <w:trHeight w:val="0" w:hRule="atLeast"/>
+          <w:trHeight w:val="0"/>
           <w:tblHeader/>
           <w:jc w:val="center"/>
         </w:trPr>
@@ -119,8 +121,8 @@
           <w:tcPr>
             <w:tcW w:w="1824" w:type="dxa"/>
             <w:tcBorders>
-              <w:top w:val="single" w:color="auto" w:sz="4" w:space="0"/>
-              <w:left w:val="single" w:color="auto" w:sz="4" w:space="0"/>
+              <w:top w:val="single" w:sz="4" w:space="0" w:color="auto"/>
+              <w:left w:val="single" w:sz="4" w:space="0" w:color="auto"/>
               <w:bottom w:val="nil"/>
               <w:right w:val="nil"/>
             </w:tcBorders>
@@ -166,8 +168,8 @@
           <w:tcPr>
             <w:tcW w:w="3090" w:type="dxa"/>
             <w:tcBorders>
-              <w:top w:val="single" w:color="auto" w:sz="4" w:space="0"/>
-              <w:left w:val="single" w:color="auto" w:sz="4" w:space="0"/>
+              <w:top w:val="single" w:sz="4" w:space="0" w:color="auto"/>
+              <w:left w:val="single" w:sz="4" w:space="0" w:color="auto"/>
               <w:bottom w:val="nil"/>
               <w:right w:val="nil"/>
             </w:tcBorders>
@@ -212,8 +214,8 @@
           <w:tcPr>
             <w:tcW w:w="1824" w:type="dxa"/>
             <w:tcBorders>
-              <w:top w:val="single" w:color="auto" w:sz="4" w:space="0"/>
-              <w:left w:val="single" w:color="auto" w:sz="4" w:space="0"/>
+              <w:top w:val="single" w:sz="4" w:space="0" w:color="auto"/>
+              <w:left w:val="single" w:sz="4" w:space="0" w:color="auto"/>
               <w:bottom w:val="nil"/>
               <w:right w:val="nil"/>
             </w:tcBorders>
@@ -259,10 +261,10 @@
           <w:tcPr>
             <w:tcW w:w="1784" w:type="dxa"/>
             <w:tcBorders>
-              <w:top w:val="single" w:color="auto" w:sz="4" w:space="0"/>
-              <w:left w:val="single" w:color="auto" w:sz="4" w:space="0"/>
+              <w:top w:val="single" w:sz="4" w:space="0" w:color="auto"/>
+              <w:left w:val="single" w:sz="4" w:space="0" w:color="auto"/>
               <w:bottom w:val="nil"/>
-              <w:right w:val="single" w:color="auto" w:sz="4" w:space="0"/>
+              <w:right w:val="single" w:sz="4" w:space="0" w:color="auto"/>
             </w:tcBorders>
             <w:tcMar>
               <w:top w:w="-1" w:type="dxa"/>
@@ -304,14 +306,8 @@
       </w:tr>
       <w:tr>
         <w:tblPrEx>
-          <w:tblBorders>
-            <w:top w:val="none" w:color="auto" w:sz="0" w:space="0"/>
-            <w:left w:val="none" w:color="auto" w:sz="0" w:space="0"/>
-            <w:bottom w:val="none" w:color="auto" w:sz="0" w:space="0"/>
-            <w:right w:val="none" w:color="auto" w:sz="0" w:space="0"/>
-            <w:insideH w:val="none" w:color="auto" w:sz="0" w:space="0"/>
-            <w:insideV w:val="none" w:color="auto" w:sz="0" w:space="0"/>
-          </w:tblBorders>
+          <w:tblW w:w="8522" w:type="dxa"/>
+          <w:jc w:val="center"/>
           <w:tblCellMar>
             <w:top w:w="0" w:type="dxa"/>
             <w:left w:w="108" w:type="dxa"/>
@@ -320,7 +316,7 @@
           </w:tblCellMar>
         </w:tblPrEx>
         <w:trPr>
-          <w:trHeight w:val="0" w:hRule="atLeast"/>
+          <w:trHeight w:val="0"/>
           <w:tblHeader/>
           <w:jc w:val="center"/>
         </w:trPr>
@@ -328,8 +324,8 @@
           <w:tcPr>
             <w:tcW w:w="1824" w:type="dxa"/>
             <w:tcBorders>
-              <w:top w:val="single" w:color="auto" w:sz="4" w:space="0"/>
-              <w:left w:val="single" w:color="auto" w:sz="4" w:space="0"/>
+              <w:top w:val="single" w:sz="4" w:space="0" w:color="auto"/>
+              <w:left w:val="single" w:sz="4" w:space="0" w:color="auto"/>
               <w:bottom w:val="nil"/>
               <w:right w:val="nil"/>
             </w:tcBorders>
@@ -375,8 +371,8 @@
           <w:tcPr>
             <w:tcW w:w="3090" w:type="dxa"/>
             <w:tcBorders>
-              <w:top w:val="single" w:color="auto" w:sz="4" w:space="0"/>
-              <w:left w:val="single" w:color="auto" w:sz="4" w:space="0"/>
+              <w:top w:val="single" w:sz="4" w:space="0" w:color="auto"/>
+              <w:left w:val="single" w:sz="4" w:space="0" w:color="auto"/>
               <w:bottom w:val="nil"/>
               <w:right w:val="nil"/>
             </w:tcBorders>
@@ -421,8 +417,8 @@
           <w:tcPr>
             <w:tcW w:w="1824" w:type="dxa"/>
             <w:tcBorders>
-              <w:top w:val="single" w:color="auto" w:sz="4" w:space="0"/>
-              <w:left w:val="single" w:color="auto" w:sz="4" w:space="0"/>
+              <w:top w:val="single" w:sz="4" w:space="0" w:color="auto"/>
+              <w:left w:val="single" w:sz="4" w:space="0" w:color="auto"/>
               <w:bottom w:val="nil"/>
               <w:right w:val="nil"/>
             </w:tcBorders>
@@ -468,10 +464,10 @@
           <w:tcPr>
             <w:tcW w:w="1784" w:type="dxa"/>
             <w:tcBorders>
-              <w:top w:val="single" w:color="auto" w:sz="4" w:space="0"/>
-              <w:left w:val="single" w:color="auto" w:sz="4" w:space="0"/>
+              <w:top w:val="single" w:sz="4" w:space="0" w:color="auto"/>
+              <w:left w:val="single" w:sz="4" w:space="0" w:color="auto"/>
               <w:bottom w:val="nil"/>
-              <w:right w:val="single" w:color="auto" w:sz="4" w:space="0"/>
+              <w:right w:val="single" w:sz="4" w:space="0" w:color="auto"/>
             </w:tcBorders>
             <w:tcMar>
               <w:top w:w="-1" w:type="dxa"/>
@@ -513,14 +509,8 @@
       </w:tr>
       <w:tr>
         <w:tblPrEx>
-          <w:tblBorders>
-            <w:top w:val="none" w:color="auto" w:sz="0" w:space="0"/>
-            <w:left w:val="none" w:color="auto" w:sz="0" w:space="0"/>
-            <w:bottom w:val="none" w:color="auto" w:sz="0" w:space="0"/>
-            <w:right w:val="none" w:color="auto" w:sz="0" w:space="0"/>
-            <w:insideH w:val="none" w:color="auto" w:sz="0" w:space="0"/>
-            <w:insideV w:val="none" w:color="auto" w:sz="0" w:space="0"/>
-          </w:tblBorders>
+          <w:tblW w:w="8522" w:type="dxa"/>
+          <w:jc w:val="center"/>
           <w:tblCellMar>
             <w:top w:w="0" w:type="dxa"/>
             <w:left w:w="108" w:type="dxa"/>
@@ -529,7 +519,7 @@
           </w:tblCellMar>
         </w:tblPrEx>
         <w:trPr>
-          <w:trHeight w:val="0" w:hRule="atLeast"/>
+          <w:trHeight w:val="0"/>
           <w:tblHeader/>
           <w:jc w:val="center"/>
         </w:trPr>
@@ -537,8 +527,8 @@
           <w:tcPr>
             <w:tcW w:w="1824" w:type="dxa"/>
             <w:tcBorders>
-              <w:top w:val="single" w:color="auto" w:sz="4" w:space="0"/>
-              <w:left w:val="single" w:color="auto" w:sz="4" w:space="0"/>
+              <w:top w:val="single" w:sz="4" w:space="0" w:color="auto"/>
+              <w:left w:val="single" w:sz="4" w:space="0" w:color="auto"/>
               <w:bottom w:val="nil"/>
               <w:right w:val="nil"/>
             </w:tcBorders>
@@ -584,8 +574,8 @@
           <w:tcPr>
             <w:tcW w:w="3090" w:type="dxa"/>
             <w:tcBorders>
-              <w:top w:val="single" w:color="auto" w:sz="4" w:space="0"/>
-              <w:left w:val="single" w:color="auto" w:sz="4" w:space="0"/>
+              <w:top w:val="single" w:sz="4" w:space="0" w:color="auto"/>
+              <w:left w:val="single" w:sz="4" w:space="0" w:color="auto"/>
               <w:bottom w:val="nil"/>
               <w:right w:val="nil"/>
             </w:tcBorders>
@@ -630,8 +620,8 @@
           <w:tcPr>
             <w:tcW w:w="1824" w:type="dxa"/>
             <w:tcBorders>
-              <w:top w:val="single" w:color="auto" w:sz="4" w:space="0"/>
-              <w:left w:val="single" w:color="auto" w:sz="4" w:space="0"/>
+              <w:top w:val="single" w:sz="4" w:space="0" w:color="auto"/>
+              <w:left w:val="single" w:sz="4" w:space="0" w:color="auto"/>
               <w:bottom w:val="nil"/>
               <w:right w:val="nil"/>
             </w:tcBorders>
@@ -677,10 +667,10 @@
           <w:tcPr>
             <w:tcW w:w="1784" w:type="dxa"/>
             <w:tcBorders>
-              <w:top w:val="single" w:color="auto" w:sz="4" w:space="0"/>
-              <w:left w:val="single" w:color="auto" w:sz="4" w:space="0"/>
+              <w:top w:val="single" w:sz="4" w:space="0" w:color="auto"/>
+              <w:left w:val="single" w:sz="4" w:space="0" w:color="auto"/>
               <w:bottom w:val="nil"/>
-              <w:right w:val="single" w:color="auto" w:sz="4" w:space="0"/>
+              <w:right w:val="single" w:sz="4" w:space="0" w:color="auto"/>
             </w:tcBorders>
             <w:tcMar>
               <w:top w:w="-1" w:type="dxa"/>
@@ -722,14 +712,8 @@
       </w:tr>
       <w:tr>
         <w:tblPrEx>
-          <w:tblBorders>
-            <w:top w:val="none" w:color="auto" w:sz="0" w:space="0"/>
-            <w:left w:val="none" w:color="auto" w:sz="0" w:space="0"/>
-            <w:bottom w:val="none" w:color="auto" w:sz="0" w:space="0"/>
-            <w:right w:val="none" w:color="auto" w:sz="0" w:space="0"/>
-            <w:insideH w:val="none" w:color="auto" w:sz="0" w:space="0"/>
-            <w:insideV w:val="none" w:color="auto" w:sz="0" w:space="0"/>
-          </w:tblBorders>
+          <w:tblW w:w="8522" w:type="dxa"/>
+          <w:jc w:val="center"/>
           <w:tblCellMar>
             <w:top w:w="0" w:type="dxa"/>
             <w:left w:w="108" w:type="dxa"/>
@@ -738,7 +722,7 @@
           </w:tblCellMar>
         </w:tblPrEx>
         <w:trPr>
-          <w:trHeight w:val="0" w:hRule="atLeast"/>
+          <w:trHeight w:val="0"/>
           <w:tblHeader/>
           <w:jc w:val="center"/>
         </w:trPr>
@@ -746,8 +730,8 @@
           <w:tcPr>
             <w:tcW w:w="1824" w:type="dxa"/>
             <w:tcBorders>
-              <w:top w:val="single" w:color="auto" w:sz="4" w:space="0"/>
-              <w:left w:val="single" w:color="auto" w:sz="4" w:space="0"/>
+              <w:top w:val="single" w:sz="4" w:space="0" w:color="auto"/>
+              <w:left w:val="single" w:sz="4" w:space="0" w:color="auto"/>
               <w:bottom w:val="nil"/>
               <w:right w:val="nil"/>
             </w:tcBorders>
@@ -793,8 +777,8 @@
           <w:tcPr>
             <w:tcW w:w="3090" w:type="dxa"/>
             <w:tcBorders>
-              <w:top w:val="single" w:color="auto" w:sz="4" w:space="0"/>
-              <w:left w:val="single" w:color="auto" w:sz="4" w:space="0"/>
+              <w:top w:val="single" w:sz="4" w:space="0" w:color="auto"/>
+              <w:left w:val="single" w:sz="4" w:space="0" w:color="auto"/>
               <w:bottom w:val="nil"/>
               <w:right w:val="nil"/>
             </w:tcBorders>
@@ -839,8 +823,8 @@
           <w:tcPr>
             <w:tcW w:w="1824" w:type="dxa"/>
             <w:tcBorders>
-              <w:top w:val="single" w:color="auto" w:sz="4" w:space="0"/>
-              <w:left w:val="single" w:color="auto" w:sz="4" w:space="0"/>
+              <w:top w:val="single" w:sz="4" w:space="0" w:color="auto"/>
+              <w:left w:val="single" w:sz="4" w:space="0" w:color="auto"/>
               <w:bottom w:val="nil"/>
               <w:right w:val="nil"/>
             </w:tcBorders>
@@ -886,10 +870,10 @@
           <w:tcPr>
             <w:tcW w:w="1784" w:type="dxa"/>
             <w:tcBorders>
-              <w:top w:val="single" w:color="auto" w:sz="4" w:space="0"/>
-              <w:left w:val="single" w:color="auto" w:sz="4" w:space="0"/>
+              <w:top w:val="single" w:sz="4" w:space="0" w:color="auto"/>
+              <w:left w:val="single" w:sz="4" w:space="0" w:color="auto"/>
               <w:bottom w:val="nil"/>
-              <w:right w:val="single" w:color="auto" w:sz="4" w:space="0"/>
+              <w:right w:val="single" w:sz="4" w:space="0" w:color="auto"/>
             </w:tcBorders>
             <w:tcMar>
               <w:top w:w="-1" w:type="dxa"/>
@@ -931,14 +915,8 @@
       </w:tr>
       <w:tr>
         <w:tblPrEx>
-          <w:tblBorders>
-            <w:top w:val="none" w:color="auto" w:sz="0" w:space="0"/>
-            <w:left w:val="none" w:color="auto" w:sz="0" w:space="0"/>
-            <w:bottom w:val="none" w:color="auto" w:sz="0" w:space="0"/>
-            <w:right w:val="none" w:color="auto" w:sz="0" w:space="0"/>
-            <w:insideH w:val="none" w:color="auto" w:sz="0" w:space="0"/>
-            <w:insideV w:val="none" w:color="auto" w:sz="0" w:space="0"/>
-          </w:tblBorders>
+          <w:tblW w:w="8522" w:type="dxa"/>
+          <w:jc w:val="center"/>
           <w:tblCellMar>
             <w:top w:w="0" w:type="dxa"/>
             <w:left w:w="108" w:type="dxa"/>
@@ -947,7 +925,7 @@
           </w:tblCellMar>
         </w:tblPrEx>
         <w:trPr>
-          <w:trHeight w:val="0" w:hRule="atLeast"/>
+          <w:trHeight w:val="0"/>
           <w:tblHeader/>
           <w:jc w:val="center"/>
         </w:trPr>
@@ -955,9 +933,9 @@
           <w:tcPr>
             <w:tcW w:w="1824" w:type="dxa"/>
             <w:tcBorders>
-              <w:top w:val="single" w:color="auto" w:sz="4" w:space="0"/>
-              <w:left w:val="single" w:color="auto" w:sz="4" w:space="0"/>
-              <w:bottom w:val="single" w:color="auto" w:sz="4" w:space="0"/>
+              <w:top w:val="single" w:sz="4" w:space="0" w:color="auto"/>
+              <w:left w:val="single" w:sz="4" w:space="0" w:color="auto"/>
+              <w:bottom w:val="single" w:sz="4" w:space="0" w:color="auto"/>
               <w:right w:val="nil"/>
             </w:tcBorders>
             <w:shd w:val="clear" w:color="auto" w:fill="AEAAAA" w:themeFill="background2" w:themeFillShade="BF"/>
@@ -1002,9 +980,9 @@
           <w:tcPr>
             <w:tcW w:w="3090" w:type="dxa"/>
             <w:tcBorders>
-              <w:top w:val="single" w:color="auto" w:sz="4" w:space="0"/>
-              <w:left w:val="single" w:color="auto" w:sz="4" w:space="0"/>
-              <w:bottom w:val="single" w:color="auto" w:sz="4" w:space="0"/>
+              <w:top w:val="single" w:sz="4" w:space="0" w:color="auto"/>
+              <w:left w:val="single" w:sz="4" w:space="0" w:color="auto"/>
+              <w:bottom w:val="single" w:sz="4" w:space="0" w:color="auto"/>
               <w:right w:val="nil"/>
             </w:tcBorders>
             <w:tcMar>
@@ -1048,9 +1026,9 @@
           <w:tcPr>
             <w:tcW w:w="1824" w:type="dxa"/>
             <w:tcBorders>
-              <w:top w:val="single" w:color="auto" w:sz="4" w:space="0"/>
-              <w:left w:val="single" w:color="auto" w:sz="4" w:space="0"/>
-              <w:bottom w:val="single" w:color="auto" w:sz="4" w:space="0"/>
+              <w:top w:val="single" w:sz="4" w:space="0" w:color="auto"/>
+              <w:left w:val="single" w:sz="4" w:space="0" w:color="auto"/>
+              <w:bottom w:val="single" w:sz="4" w:space="0" w:color="auto"/>
               <w:right w:val="nil"/>
             </w:tcBorders>
             <w:shd w:val="clear" w:color="auto" w:fill="AEAAAA" w:themeFill="background2" w:themeFillShade="BF"/>
@@ -1095,10 +1073,10 @@
           <w:tcPr>
             <w:tcW w:w="1784" w:type="dxa"/>
             <w:tcBorders>
-              <w:top w:val="single" w:color="auto" w:sz="4" w:space="0"/>
-              <w:left w:val="single" w:color="auto" w:sz="4" w:space="0"/>
-              <w:bottom w:val="single" w:color="auto" w:sz="4" w:space="0"/>
-              <w:right w:val="single" w:color="auto" w:sz="4" w:space="0"/>
+              <w:top w:val="single" w:sz="4" w:space="0" w:color="auto"/>
+              <w:left w:val="single" w:sz="4" w:space="0" w:color="auto"/>
+              <w:bottom w:val="single" w:sz="4" w:space="0" w:color="auto"/>
+              <w:right w:val="single" w:sz="4" w:space="0" w:color="auto"/>
             </w:tcBorders>
             <w:tcMar>
               <w:top w:w="-1" w:type="dxa"/>
@@ -1170,7 +1148,7 @@
     </w:p>
     <w:p>
       <w:pPr>
-        <w:pStyle w:val="31"/>
+        <w:pStyle w:val="a1"/>
         <w:keepNext w:val="0"/>
         <w:keepLines w:val="0"/>
         <w:pageBreakBefore w:val="0"/>
@@ -1205,18 +1183,17 @@
     </w:p>
     <w:tbl>
       <w:tblPr>
-        <w:tblStyle w:val="23"/>
+        <w:tblStyle w:val="TableGrid"/>
         <w:tblW w:w="8519" w:type="dxa"/>
         <w:jc w:val="center"/>
         <w:tblBorders>
-          <w:top w:val="none" w:color="auto" w:sz="0" w:space="0"/>
-          <w:left w:val="none" w:color="auto" w:sz="0" w:space="0"/>
-          <w:bottom w:val="none" w:color="auto" w:sz="0" w:space="0"/>
-          <w:right w:val="none" w:color="auto" w:sz="0" w:space="0"/>
-          <w:insideH w:val="none" w:color="auto" w:sz="0" w:space="0"/>
-          <w:insideV w:val="none" w:color="auto" w:sz="0" w:space="0"/>
+          <w:top w:val="nil"/>
+          <w:left w:val="nil"/>
+          <w:bottom w:val="nil"/>
+          <w:right w:val="nil"/>
+          <w:insideH w:val="nil"/>
+          <w:insideV w:val="nil"/>
         </w:tblBorders>
-        <w:tblLayout w:type="autofit"/>
         <w:tblCellMar>
           <w:top w:w="0" w:type="dxa"/>
           <w:left w:w="108" w:type="dxa"/>
@@ -1233,13 +1210,15 @@
       </w:tblGrid>
       <w:tr>
         <w:tblPrEx>
+          <w:tblW w:w="8519" w:type="dxa"/>
+          <w:jc w:val="center"/>
           <w:tblBorders>
-            <w:top w:val="none" w:color="auto" w:sz="0" w:space="0"/>
-            <w:left w:val="none" w:color="auto" w:sz="0" w:space="0"/>
-            <w:bottom w:val="none" w:color="auto" w:sz="0" w:space="0"/>
-            <w:right w:val="none" w:color="auto" w:sz="0" w:space="0"/>
-            <w:insideH w:val="none" w:color="auto" w:sz="0" w:space="0"/>
-            <w:insideV w:val="none" w:color="auto" w:sz="0" w:space="0"/>
+            <w:top w:val="nil"/>
+            <w:left w:val="nil"/>
+            <w:bottom w:val="nil"/>
+            <w:right w:val="nil"/>
+            <w:insideH w:val="nil"/>
+            <w:insideV w:val="nil"/>
           </w:tblBorders>
           <w:tblCellMar>
             <w:top w:w="0" w:type="dxa"/>
@@ -1249,7 +1228,7 @@
           </w:tblCellMar>
         </w:tblPrEx>
         <w:trPr>
-          <w:trHeight w:val="0" w:hRule="atLeast"/>
+          <w:trHeight w:val="0"/>
           <w:tblHeader/>
           <w:jc w:val="center"/>
         </w:trPr>
@@ -1257,8 +1236,8 @@
           <w:tcPr>
             <w:tcW w:w="0" w:type="auto"/>
             <w:tcBorders>
-              <w:top w:val="single" w:color="auto" w:sz="12" w:space="0"/>
-              <w:left w:val="single" w:color="auto" w:sz="12" w:space="0"/>
+              <w:top w:val="single" w:sz="12" w:space="0" w:color="auto"/>
+              <w:left w:val="single" w:sz="12" w:space="0" w:color="auto"/>
               <w:bottom w:val="nil"/>
               <w:right w:val="nil"/>
             </w:tcBorders>
@@ -1286,12 +1265,12 @@
               <w:adjustRightInd w:val="0"/>
               <w:snapToGrid w:val="0"/>
               <w:spacing w:line="240" w:lineRule="auto"/>
-              <w:ind w:left="0" w:leftChars="0" w:right="0" w:rightChars="0" w:firstLine="0" w:firstLineChars="0"/>
+              <w:ind w:left="0" w:right="0" w:firstLine="0" w:leftChars="0" w:rightChars="0" w:firstLineChars="0"/>
               <w:jc w:val="center"/>
               <w:textAlignment w:val="baseline"/>
               <w:rPr>
-                <w:rStyle w:val="25"/>
-                <w:rFonts w:hint="default" w:ascii="微软雅黑" w:hAnsi="微软雅黑" w:eastAsia="微软雅黑" w:cs="微软雅黑"/>
+                <w:rStyle w:val="Strong"/>
+                <w:rFonts w:ascii="微软雅黑" w:eastAsia="微软雅黑" w:hAnsi="微软雅黑" w:cs="微软雅黑" w:hint="default"/>
                 <w:b/>
                 <w:bCs/>
                 <w:i w:val="0"/>
@@ -1309,8 +1288,8 @@
             </w:pPr>
             <w:r>
               <w:rPr>
-                <w:rStyle w:val="25"/>
-                <w:rFonts w:hint="eastAsia" w:ascii="微软雅黑" w:hAnsi="微软雅黑" w:eastAsia="微软雅黑" w:cs="微软雅黑"/>
+                <w:rStyle w:val="Strong"/>
+                <w:rFonts w:ascii="微软雅黑" w:eastAsia="微软雅黑" w:hAnsi="微软雅黑" w:cs="微软雅黑" w:hint="eastAsia"/>
                 <w:b/>
                 <w:bCs/>
                 <w:i w:val="0"/>
@@ -1333,8 +1312,8 @@
           <w:tcPr>
             <w:tcW w:w="0" w:type="auto"/>
             <w:tcBorders>
-              <w:top w:val="single" w:color="auto" w:sz="12" w:space="0"/>
-              <w:left w:val="single" w:color="auto" w:sz="4" w:space="0"/>
+              <w:top w:val="single" w:sz="12" w:space="0" w:color="auto"/>
+              <w:left w:val="single" w:sz="4" w:space="0" w:color="auto"/>
               <w:bottom w:val="nil"/>
               <w:right w:val="nil"/>
             </w:tcBorders>
@@ -1362,12 +1341,12 @@
               <w:adjustRightInd w:val="0"/>
               <w:snapToGrid w:val="0"/>
               <w:spacing w:line="240" w:lineRule="auto"/>
-              <w:ind w:left="0" w:leftChars="0" w:right="0" w:rightChars="0" w:firstLine="0" w:firstLineChars="0"/>
+              <w:ind w:left="0" w:right="0" w:firstLine="0" w:leftChars="0" w:rightChars="0" w:firstLineChars="0"/>
               <w:jc w:val="center"/>
               <w:textAlignment w:val="baseline"/>
               <w:rPr>
-                <w:rStyle w:val="25"/>
-                <w:rFonts w:hint="default" w:ascii="微软雅黑" w:hAnsi="微软雅黑" w:eastAsia="微软雅黑" w:cs="微软雅黑"/>
+                <w:rStyle w:val="Strong"/>
+                <w:rFonts w:ascii="微软雅黑" w:eastAsia="微软雅黑" w:hAnsi="微软雅黑" w:cs="微软雅黑" w:hint="default"/>
                 <w:b/>
                 <w:bCs/>
                 <w:i w:val="0"/>
@@ -1385,8 +1364,8 @@
             </w:pPr>
             <w:r>
               <w:rPr>
-                <w:rStyle w:val="25"/>
-                <w:rFonts w:hint="eastAsia" w:ascii="微软雅黑" w:hAnsi="微软雅黑" w:eastAsia="微软雅黑" w:cs="微软雅黑"/>
+                <w:rStyle w:val="Strong"/>
+                <w:rFonts w:ascii="微软雅黑" w:eastAsia="微软雅黑" w:hAnsi="微软雅黑" w:cs="微软雅黑" w:hint="eastAsia"/>
                 <w:b/>
                 <w:bCs/>
                 <w:i w:val="0"/>
@@ -1409,8 +1388,8 @@
           <w:tcPr>
             <w:tcW w:w="0" w:type="auto"/>
             <w:tcBorders>
-              <w:top w:val="single" w:color="auto" w:sz="12" w:space="0"/>
-              <w:left w:val="single" w:color="auto" w:sz="4" w:space="0"/>
+              <w:top w:val="single" w:sz="12" w:space="0" w:color="auto"/>
+              <w:left w:val="single" w:sz="4" w:space="0" w:color="auto"/>
               <w:bottom w:val="nil"/>
               <w:right w:val="nil"/>
             </w:tcBorders>
@@ -1438,12 +1417,12 @@
               <w:adjustRightInd w:val="0"/>
               <w:snapToGrid w:val="0"/>
               <w:spacing w:line="240" w:lineRule="auto"/>
-              <w:ind w:left="0" w:leftChars="0" w:right="0" w:rightChars="0" w:firstLine="0" w:firstLineChars="0"/>
+              <w:ind w:left="0" w:right="0" w:firstLine="0" w:leftChars="0" w:rightChars="0" w:firstLineChars="0"/>
               <w:jc w:val="center"/>
               <w:textAlignment w:val="baseline"/>
               <w:rPr>
-                <w:rStyle w:val="25"/>
-                <w:rFonts w:hint="default" w:ascii="微软雅黑" w:hAnsi="微软雅黑" w:eastAsia="微软雅黑" w:cs="微软雅黑"/>
+                <w:rStyle w:val="Strong"/>
+                <w:rFonts w:ascii="微软雅黑" w:eastAsia="微软雅黑" w:hAnsi="微软雅黑" w:cs="微软雅黑" w:hint="default"/>
                 <w:b/>
                 <w:bCs/>
                 <w:i w:val="0"/>
@@ -1461,8 +1440,8 @@
             </w:pPr>
             <w:r>
               <w:rPr>
-                <w:rStyle w:val="25"/>
-                <w:rFonts w:hint="eastAsia" w:ascii="微软雅黑" w:hAnsi="微软雅黑" w:eastAsia="微软雅黑" w:cs="微软雅黑"/>
+                <w:rStyle w:val="Strong"/>
+                <w:rFonts w:ascii="微软雅黑" w:eastAsia="微软雅黑" w:hAnsi="微软雅黑" w:cs="微软雅黑" w:hint="eastAsia"/>
                 <w:b/>
                 <w:bCs/>
                 <w:i w:val="0"/>
@@ -1485,8 +1464,8 @@
           <w:tcPr>
             <w:tcW w:w="0" w:type="auto"/>
             <w:tcBorders>
-              <w:top w:val="single" w:color="auto" w:sz="12" w:space="0"/>
-              <w:left w:val="single" w:color="auto" w:sz="4" w:space="0"/>
+              <w:top w:val="single" w:sz="12" w:space="0" w:color="auto"/>
+              <w:left w:val="single" w:sz="4" w:space="0" w:color="auto"/>
               <w:bottom w:val="nil"/>
               <w:right w:val="nil"/>
             </w:tcBorders>
@@ -1514,12 +1493,12 @@
               <w:adjustRightInd w:val="0"/>
               <w:snapToGrid w:val="0"/>
               <w:spacing w:line="240" w:lineRule="auto"/>
-              <w:ind w:left="0" w:leftChars="0" w:right="0" w:rightChars="0" w:firstLine="0" w:firstLineChars="0"/>
+              <w:ind w:left="0" w:right="0" w:firstLine="0" w:leftChars="0" w:rightChars="0" w:firstLineChars="0"/>
               <w:jc w:val="center"/>
               <w:textAlignment w:val="baseline"/>
               <w:rPr>
-                <w:rStyle w:val="25"/>
-                <w:rFonts w:hint="default" w:ascii="微软雅黑" w:hAnsi="微软雅黑" w:eastAsia="微软雅黑" w:cs="微软雅黑"/>
+                <w:rStyle w:val="Strong"/>
+                <w:rFonts w:ascii="微软雅黑" w:eastAsia="微软雅黑" w:hAnsi="微软雅黑" w:cs="微软雅黑" w:hint="default"/>
                 <w:b/>
                 <w:bCs/>
                 <w:i w:val="0"/>
@@ -1537,8 +1516,8 @@
             </w:pPr>
             <w:r>
               <w:rPr>
-                <w:rStyle w:val="25"/>
-                <w:rFonts w:hint="eastAsia" w:ascii="微软雅黑" w:hAnsi="微软雅黑" w:eastAsia="微软雅黑" w:cs="微软雅黑"/>
+                <w:rStyle w:val="Strong"/>
+                <w:rFonts w:ascii="微软雅黑" w:eastAsia="微软雅黑" w:hAnsi="微软雅黑" w:cs="微软雅黑" w:hint="eastAsia"/>
                 <w:b/>
                 <w:bCs/>
                 <w:i w:val="0"/>
@@ -1561,10 +1540,10 @@
           <w:tcPr>
             <w:tcW w:w="1205" w:type="dxa"/>
             <w:tcBorders>
-              <w:top w:val="single" w:color="auto" w:sz="12" w:space="0"/>
-              <w:left w:val="single" w:color="auto" w:sz="4" w:space="0"/>
+              <w:top w:val="single" w:sz="12" w:space="0" w:color="auto"/>
+              <w:left w:val="single" w:sz="4" w:space="0" w:color="auto"/>
               <w:bottom w:val="nil"/>
-              <w:right w:val="single" w:color="auto" w:sz="12" w:space="0"/>
+              <w:right w:val="single" w:sz="12" w:space="0" w:color="auto"/>
             </w:tcBorders>
             <w:tcMar>
               <w:top w:w="-1" w:type="dxa"/>
@@ -1590,12 +1569,12 @@
               <w:adjustRightInd w:val="0"/>
               <w:snapToGrid w:val="0"/>
               <w:spacing w:line="240" w:lineRule="auto"/>
-              <w:ind w:left="0" w:leftChars="0" w:right="0" w:rightChars="0" w:firstLine="0" w:firstLineChars="0"/>
+              <w:ind w:left="0" w:right="0" w:firstLine="0" w:leftChars="0" w:rightChars="0" w:firstLineChars="0"/>
               <w:jc w:val="center"/>
               <w:textAlignment w:val="baseline"/>
               <w:rPr>
-                <w:rStyle w:val="25"/>
-                <w:rFonts w:hint="default" w:ascii="微软雅黑" w:hAnsi="微软雅黑" w:eastAsia="微软雅黑" w:cs="微软雅黑"/>
+                <w:rStyle w:val="Strong"/>
+                <w:rFonts w:ascii="微软雅黑" w:eastAsia="微软雅黑" w:hAnsi="微软雅黑" w:cs="微软雅黑" w:hint="default"/>
                 <w:b/>
                 <w:bCs/>
                 <w:i w:val="0"/>
@@ -1613,8 +1592,8 @@
             </w:pPr>
             <w:r>
               <w:rPr>
-                <w:rStyle w:val="25"/>
-                <w:rFonts w:hint="eastAsia" w:ascii="微软雅黑" w:hAnsi="微软雅黑" w:eastAsia="微软雅黑" w:cs="微软雅黑"/>
+                <w:rStyle w:val="Strong"/>
+                <w:rFonts w:ascii="微软雅黑" w:eastAsia="微软雅黑" w:hAnsi="微软雅黑" w:cs="微软雅黑" w:hint="eastAsia"/>
                 <w:b/>
                 <w:bCs/>
                 <w:i w:val="0"/>
@@ -1636,14 +1615,8 @@
       </w:tr>
       <w:tr>
         <w:tblPrEx>
-          <w:tblBorders>
-            <w:top w:val="none" w:color="auto" w:sz="0" w:space="0"/>
-            <w:left w:val="none" w:color="auto" w:sz="0" w:space="0"/>
-            <w:bottom w:val="none" w:color="auto" w:sz="0" w:space="0"/>
-            <w:right w:val="none" w:color="auto" w:sz="0" w:space="0"/>
-            <w:insideH w:val="none" w:color="auto" w:sz="0" w:space="0"/>
-            <w:insideV w:val="none" w:color="auto" w:sz="0" w:space="0"/>
-          </w:tblBorders>
+          <w:tblW w:w="8519" w:type="dxa"/>
+          <w:jc w:val="center"/>
           <w:tblCellMar>
             <w:top w:w="0" w:type="dxa"/>
             <w:left w:w="108" w:type="dxa"/>
@@ -1652,15 +1625,15 @@
           </w:tblCellMar>
         </w:tblPrEx>
         <w:trPr>
-          <w:trHeight w:val="0" w:hRule="atLeast"/>
+          <w:trHeight w:val="0"/>
           <w:jc w:val="center"/>
         </w:trPr>
         <w:tc>
           <w:tcPr>
             <w:tcW w:w="0" w:type="auto"/>
             <w:tcBorders>
-              <w:top w:val="single" w:color="auto" w:sz="4" w:space="0"/>
-              <w:left w:val="single" w:color="auto" w:sz="12" w:space="0"/>
+              <w:top w:val="single" w:sz="4" w:space="0" w:color="auto"/>
+              <w:left w:val="single" w:sz="12" w:space="0" w:color="auto"/>
               <w:bottom w:val="nil"/>
               <w:right w:val="nil"/>
             </w:tcBorders>
@@ -1688,12 +1661,12 @@
               <w:adjustRightInd w:val="0"/>
               <w:snapToGrid w:val="0"/>
               <w:spacing w:line="240" w:lineRule="auto"/>
-              <w:ind w:left="0" w:leftChars="0" w:right="0" w:rightChars="0" w:firstLine="0" w:firstLineChars="0"/>
+              <w:ind w:left="0" w:right="0" w:firstLine="0" w:leftChars="0" w:rightChars="0" w:firstLineChars="0"/>
               <w:jc w:val="center"/>
               <w:textAlignment w:val="baseline"/>
               <w:rPr>
-                <w:rStyle w:val="25"/>
-                <w:rFonts w:hint="default" w:ascii="微软雅黑" w:hAnsi="微软雅黑" w:eastAsia="微软雅黑" w:cs="微软雅黑"/>
+                <w:rStyle w:val="Strong"/>
+                <w:rFonts w:ascii="微软雅黑" w:eastAsia="微软雅黑" w:hAnsi="微软雅黑" w:cs="微软雅黑" w:hint="default"/>
                 <w:b w:val="0"/>
                 <w:bCs/>
                 <w:i w:val="0"/>
@@ -1711,8 +1684,8 @@
             </w:pPr>
             <w:r>
               <w:rPr>
-                <w:rStyle w:val="25"/>
-                <w:rFonts w:hint="eastAsia" w:ascii="微软雅黑" w:hAnsi="微软雅黑" w:eastAsia="微软雅黑" w:cs="微软雅黑"/>
+                <w:rStyle w:val="Strong"/>
+                <w:rFonts w:ascii="微软雅黑" w:eastAsia="微软雅黑" w:hAnsi="微软雅黑" w:cs="微软雅黑" w:hint="eastAsia"/>
                 <w:b w:val="0"/>
                 <w:bCs/>
                 <w:i w:val="0"/>
@@ -1730,8 +1703,8 @@
             </w:r>
             <w:r>
               <w:rPr>
-                <w:rStyle w:val="25"/>
-                <w:rFonts w:hint="eastAsia" w:ascii="微软雅黑" w:hAnsi="微软雅黑" w:eastAsia="微软雅黑" w:cs="微软雅黑"/>
+                <w:rStyle w:val="Strong"/>
+                <w:rFonts w:ascii="微软雅黑" w:eastAsia="微软雅黑" w:hAnsi="微软雅黑" w:cs="微软雅黑" w:hint="eastAsia"/>
                 <w:b w:val="0"/>
                 <w:bCs/>
                 <w:i w:val="0"/>
@@ -1754,8 +1727,8 @@
           <w:tcPr>
             <w:tcW w:w="0" w:type="auto"/>
             <w:tcBorders>
-              <w:top w:val="single" w:color="auto" w:sz="4" w:space="0"/>
-              <w:left w:val="single" w:color="auto" w:sz="4" w:space="0"/>
+              <w:top w:val="single" w:sz="4" w:space="0" w:color="auto"/>
+              <w:left w:val="single" w:sz="4" w:space="0" w:color="auto"/>
               <w:bottom w:val="nil"/>
               <w:right w:val="nil"/>
             </w:tcBorders>
@@ -1783,12 +1756,12 @@
               <w:adjustRightInd w:val="0"/>
               <w:snapToGrid w:val="0"/>
               <w:spacing w:line="240" w:lineRule="auto"/>
-              <w:ind w:left="0" w:leftChars="0" w:right="0" w:rightChars="0" w:firstLine="0" w:firstLineChars="0"/>
+              <w:ind w:left="0" w:right="0" w:firstLine="0" w:leftChars="0" w:rightChars="0" w:firstLineChars="0"/>
               <w:jc w:val="center"/>
               <w:textAlignment w:val="baseline"/>
               <w:rPr>
-                <w:rStyle w:val="25"/>
-                <w:rFonts w:hint="default" w:ascii="微软雅黑" w:hAnsi="微软雅黑" w:eastAsia="微软雅黑" w:cs="微软雅黑"/>
+                <w:rStyle w:val="Strong"/>
+                <w:rFonts w:ascii="微软雅黑" w:eastAsia="微软雅黑" w:hAnsi="微软雅黑" w:cs="微软雅黑" w:hint="default"/>
                 <w:b w:val="0"/>
                 <w:bCs/>
                 <w:i w:val="0"/>
@@ -1806,8 +1779,8 @@
             </w:pPr>
             <w:r>
               <w:rPr>
-                <w:rStyle w:val="25"/>
-                <w:rFonts w:hint="eastAsia" w:ascii="微软雅黑" w:hAnsi="微软雅黑" w:eastAsia="微软雅黑" w:cs="微软雅黑"/>
+                <w:rStyle w:val="Strong"/>
+                <w:rFonts w:ascii="微软雅黑" w:eastAsia="微软雅黑" w:hAnsi="微软雅黑" w:cs="微软雅黑" w:hint="eastAsia"/>
                 <w:b w:val="0"/>
                 <w:bCs/>
                 <w:i w:val="0"/>
@@ -1830,8 +1803,8 @@
           <w:tcPr>
             <w:tcW w:w="0" w:type="auto"/>
             <w:tcBorders>
-              <w:top w:val="single" w:color="auto" w:sz="4" w:space="0"/>
-              <w:left w:val="single" w:color="auto" w:sz="4" w:space="0"/>
+              <w:top w:val="single" w:sz="4" w:space="0" w:color="auto"/>
+              <w:left w:val="single" w:sz="4" w:space="0" w:color="auto"/>
               <w:bottom w:val="nil"/>
               <w:right w:val="nil"/>
             </w:tcBorders>
@@ -1859,12 +1832,12 @@
               <w:adjustRightInd w:val="0"/>
               <w:snapToGrid w:val="0"/>
               <w:spacing w:line="240" w:lineRule="auto"/>
-              <w:ind w:left="0" w:leftChars="0" w:right="0" w:rightChars="0" w:firstLine="0" w:firstLineChars="0"/>
+              <w:ind w:left="0" w:right="0" w:firstLine="0" w:leftChars="0" w:rightChars="0" w:firstLineChars="0"/>
               <w:jc w:val="center"/>
               <w:textAlignment w:val="baseline"/>
               <w:rPr>
-                <w:rStyle w:val="25"/>
-                <w:rFonts w:hint="default" w:ascii="微软雅黑" w:hAnsi="微软雅黑" w:eastAsia="微软雅黑" w:cs="微软雅黑"/>
+                <w:rStyle w:val="Strong"/>
+                <w:rFonts w:ascii="微软雅黑" w:eastAsia="微软雅黑" w:hAnsi="微软雅黑" w:cs="微软雅黑" w:hint="default"/>
                 <w:b w:val="0"/>
                 <w:bCs/>
                 <w:i w:val="0"/>
@@ -1882,8 +1855,8 @@
             </w:pPr>
             <w:r>
               <w:rPr>
-                <w:rStyle w:val="25"/>
-                <w:rFonts w:hint="eastAsia" w:ascii="微软雅黑" w:hAnsi="微软雅黑" w:eastAsia="微软雅黑" w:cs="微软雅黑"/>
+                <w:rStyle w:val="Strong"/>
+                <w:rFonts w:ascii="微软雅黑" w:eastAsia="微软雅黑" w:hAnsi="微软雅黑" w:cs="微软雅黑" w:hint="eastAsia"/>
                 <w:b w:val="0"/>
                 <w:bCs/>
                 <w:i w:val="0"/>
@@ -1906,8 +1879,8 @@
           <w:tcPr>
             <w:tcW w:w="0" w:type="auto"/>
             <w:tcBorders>
-              <w:top w:val="single" w:color="auto" w:sz="4" w:space="0"/>
-              <w:left w:val="single" w:color="auto" w:sz="4" w:space="0"/>
+              <w:top w:val="single" w:sz="4" w:space="0" w:color="auto"/>
+              <w:left w:val="single" w:sz="4" w:space="0" w:color="auto"/>
               <w:bottom w:val="nil"/>
               <w:right w:val="nil"/>
             </w:tcBorders>
@@ -1935,12 +1908,12 @@
               <w:adjustRightInd w:val="0"/>
               <w:snapToGrid w:val="0"/>
               <w:spacing w:line="240" w:lineRule="auto"/>
-              <w:ind w:left="0" w:leftChars="0" w:right="0" w:rightChars="0" w:firstLine="0" w:firstLineChars="0"/>
+              <w:ind w:left="0" w:right="0" w:firstLine="0" w:leftChars="0" w:rightChars="0" w:firstLineChars="0"/>
               <w:jc w:val="center"/>
               <w:textAlignment w:val="baseline"/>
               <w:rPr>
-                <w:rStyle w:val="25"/>
-                <w:rFonts w:hint="default" w:ascii="微软雅黑" w:hAnsi="微软雅黑" w:eastAsia="微软雅黑" w:cs="微软雅黑"/>
+                <w:rStyle w:val="Strong"/>
+                <w:rFonts w:ascii="微软雅黑" w:eastAsia="微软雅黑" w:hAnsi="微软雅黑" w:cs="微软雅黑" w:hint="default"/>
                 <w:b w:val="0"/>
                 <w:bCs/>
                 <w:i w:val="0"/>
@@ -1958,8 +1931,8 @@
             </w:pPr>
             <w:r>
               <w:rPr>
-                <w:rStyle w:val="25"/>
-                <w:rFonts w:hint="eastAsia" w:ascii="微软雅黑" w:hAnsi="微软雅黑" w:eastAsia="微软雅黑" w:cs="微软雅黑"/>
+                <w:rStyle w:val="Strong"/>
+                <w:rFonts w:ascii="微软雅黑" w:eastAsia="微软雅黑" w:hAnsi="微软雅黑" w:cs="微软雅黑" w:hint="eastAsia"/>
                 <w:b w:val="0"/>
                 <w:bCs/>
                 <w:i w:val="0"/>
@@ -1982,10 +1955,10 @@
           <w:tcPr>
             <w:tcW w:w="1205" w:type="dxa"/>
             <w:tcBorders>
-              <w:top w:val="single" w:color="auto" w:sz="4" w:space="0"/>
-              <w:left w:val="single" w:color="auto" w:sz="4" w:space="0"/>
+              <w:top w:val="single" w:sz="4" w:space="0" w:color="auto"/>
+              <w:left w:val="single" w:sz="4" w:space="0" w:color="auto"/>
               <w:bottom w:val="nil"/>
-              <w:right w:val="single" w:color="auto" w:sz="12" w:space="0"/>
+              <w:right w:val="single" w:sz="12" w:space="0" w:color="auto"/>
             </w:tcBorders>
             <w:tcMar>
               <w:top w:w="-1" w:type="dxa"/>
@@ -2011,12 +1984,12 @@
               <w:adjustRightInd w:val="0"/>
               <w:snapToGrid w:val="0"/>
               <w:spacing w:line="240" w:lineRule="auto"/>
-              <w:ind w:left="0" w:leftChars="0" w:right="0" w:rightChars="0" w:firstLine="0" w:firstLineChars="0"/>
+              <w:ind w:left="0" w:right="0" w:firstLine="0" w:leftChars="0" w:rightChars="0" w:firstLineChars="0"/>
               <w:jc w:val="center"/>
               <w:textAlignment w:val="baseline"/>
               <w:rPr>
-                <w:rStyle w:val="25"/>
-                <w:rFonts w:hint="default" w:ascii="微软雅黑" w:hAnsi="微软雅黑" w:eastAsia="微软雅黑" w:cs="微软雅黑"/>
+                <w:rStyle w:val="Strong"/>
+                <w:rFonts w:ascii="微软雅黑" w:eastAsia="微软雅黑" w:hAnsi="微软雅黑" w:cs="微软雅黑" w:hint="default"/>
                 <w:b w:val="0"/>
                 <w:bCs/>
                 <w:i w:val="0"/>
@@ -2037,14 +2010,8 @@
       </w:tr>
       <w:tr>
         <w:tblPrEx>
-          <w:tblBorders>
-            <w:top w:val="none" w:color="auto" w:sz="0" w:space="0"/>
-            <w:left w:val="none" w:color="auto" w:sz="0" w:space="0"/>
-            <w:bottom w:val="none" w:color="auto" w:sz="0" w:space="0"/>
-            <w:right w:val="none" w:color="auto" w:sz="0" w:space="0"/>
-            <w:insideH w:val="none" w:color="auto" w:sz="0" w:space="0"/>
-            <w:insideV w:val="none" w:color="auto" w:sz="0" w:space="0"/>
-          </w:tblBorders>
+          <w:tblW w:w="8519" w:type="dxa"/>
+          <w:jc w:val="center"/>
           <w:tblCellMar>
             <w:top w:w="0" w:type="dxa"/>
             <w:left w:w="108" w:type="dxa"/>
@@ -2053,15 +2020,15 @@
           </w:tblCellMar>
         </w:tblPrEx>
         <w:trPr>
-          <w:trHeight w:val="0" w:hRule="atLeast"/>
+          <w:trHeight w:val="0"/>
           <w:jc w:val="center"/>
         </w:trPr>
         <w:tc>
           <w:tcPr>
             <w:tcW w:w="0" w:type="auto"/>
             <w:tcBorders>
-              <w:top w:val="single" w:color="auto" w:sz="4" w:space="0"/>
-              <w:left w:val="single" w:color="auto" w:sz="12" w:space="0"/>
+              <w:top w:val="single" w:sz="4" w:space="0" w:color="auto"/>
+              <w:left w:val="single" w:sz="12" w:space="0" w:color="auto"/>
               <w:bottom w:val="nil"/>
               <w:right w:val="nil"/>
             </w:tcBorders>
@@ -2089,12 +2056,12 @@
               <w:adjustRightInd w:val="0"/>
               <w:snapToGrid w:val="0"/>
               <w:spacing w:line="240" w:lineRule="auto"/>
-              <w:ind w:left="0" w:leftChars="0" w:right="0" w:rightChars="0" w:firstLine="0" w:firstLineChars="0"/>
+              <w:ind w:left="0" w:right="0" w:firstLine="0" w:leftChars="0" w:rightChars="0" w:firstLineChars="0"/>
               <w:jc w:val="center"/>
               <w:textAlignment w:val="baseline"/>
               <w:rPr>
-                <w:rStyle w:val="25"/>
-                <w:rFonts w:hint="default" w:ascii="微软雅黑" w:hAnsi="微软雅黑" w:eastAsia="微软雅黑" w:cs="微软雅黑"/>
+                <w:rStyle w:val="Strong"/>
+                <w:rFonts w:ascii="微软雅黑" w:eastAsia="微软雅黑" w:hAnsi="微软雅黑" w:cs="微软雅黑" w:hint="default"/>
                 <w:b w:val="0"/>
                 <w:bCs/>
                 <w:i w:val="0"/>
@@ -2116,8 +2083,8 @@
           <w:tcPr>
             <w:tcW w:w="0" w:type="auto"/>
             <w:tcBorders>
-              <w:top w:val="single" w:color="auto" w:sz="4" w:space="0"/>
-              <w:left w:val="single" w:color="auto" w:sz="4" w:space="0"/>
+              <w:top w:val="single" w:sz="4" w:space="0" w:color="auto"/>
+              <w:left w:val="single" w:sz="4" w:space="0" w:color="auto"/>
               <w:bottom w:val="nil"/>
               <w:right w:val="nil"/>
             </w:tcBorders>
@@ -2145,12 +2112,12 @@
               <w:adjustRightInd w:val="0"/>
               <w:snapToGrid w:val="0"/>
               <w:spacing w:line="240" w:lineRule="auto"/>
-              <w:ind w:left="0" w:leftChars="0" w:right="0" w:rightChars="0" w:firstLine="0" w:firstLineChars="0"/>
+              <w:ind w:left="0" w:right="0" w:firstLine="0" w:leftChars="0" w:rightChars="0" w:firstLineChars="0"/>
               <w:jc w:val="center"/>
               <w:textAlignment w:val="baseline"/>
               <w:rPr>
-                <w:rStyle w:val="25"/>
-                <w:rFonts w:hint="default" w:ascii="微软雅黑" w:hAnsi="微软雅黑" w:eastAsia="微软雅黑" w:cs="微软雅黑"/>
+                <w:rStyle w:val="Strong"/>
+                <w:rFonts w:ascii="微软雅黑" w:eastAsia="微软雅黑" w:hAnsi="微软雅黑" w:cs="微软雅黑" w:hint="default"/>
                 <w:b w:val="0"/>
                 <w:bCs/>
                 <w:i w:val="0"/>
@@ -2172,8 +2139,8 @@
           <w:tcPr>
             <w:tcW w:w="0" w:type="auto"/>
             <w:tcBorders>
-              <w:top w:val="single" w:color="auto" w:sz="4" w:space="0"/>
-              <w:left w:val="single" w:color="auto" w:sz="4" w:space="0"/>
+              <w:top w:val="single" w:sz="4" w:space="0" w:color="auto"/>
+              <w:left w:val="single" w:sz="4" w:space="0" w:color="auto"/>
               <w:bottom w:val="nil"/>
               <w:right w:val="nil"/>
             </w:tcBorders>
@@ -2201,12 +2168,12 @@
               <w:adjustRightInd w:val="0"/>
               <w:snapToGrid w:val="0"/>
               <w:spacing w:line="240" w:lineRule="auto"/>
-              <w:ind w:left="0" w:leftChars="0" w:right="0" w:rightChars="0" w:firstLine="0" w:firstLineChars="0"/>
+              <w:ind w:left="0" w:right="0" w:firstLine="0" w:leftChars="0" w:rightChars="0" w:firstLineChars="0"/>
               <w:jc w:val="center"/>
               <w:textAlignment w:val="baseline"/>
               <w:rPr>
-                <w:rStyle w:val="25"/>
-                <w:rFonts w:hint="default" w:ascii="微软雅黑" w:hAnsi="微软雅黑" w:eastAsia="微软雅黑" w:cs="微软雅黑"/>
+                <w:rStyle w:val="Strong"/>
+                <w:rFonts w:ascii="微软雅黑" w:eastAsia="微软雅黑" w:hAnsi="微软雅黑" w:cs="微软雅黑" w:hint="default"/>
                 <w:b w:val="0"/>
                 <w:bCs/>
                 <w:i w:val="0"/>
@@ -2228,8 +2195,8 @@
           <w:tcPr>
             <w:tcW w:w="0" w:type="auto"/>
             <w:tcBorders>
-              <w:top w:val="single" w:color="auto" w:sz="4" w:space="0"/>
-              <w:left w:val="single" w:color="auto" w:sz="4" w:space="0"/>
+              <w:top w:val="single" w:sz="4" w:space="0" w:color="auto"/>
+              <w:left w:val="single" w:sz="4" w:space="0" w:color="auto"/>
               <w:bottom w:val="nil"/>
               <w:right w:val="nil"/>
             </w:tcBorders>
@@ -2257,12 +2224,12 @@
               <w:adjustRightInd w:val="0"/>
               <w:snapToGrid w:val="0"/>
               <w:spacing w:line="240" w:lineRule="auto"/>
-              <w:ind w:left="0" w:leftChars="0" w:right="0" w:rightChars="0" w:firstLine="0" w:firstLineChars="0"/>
+              <w:ind w:left="0" w:right="0" w:firstLine="0" w:leftChars="0" w:rightChars="0" w:firstLineChars="0"/>
               <w:jc w:val="center"/>
               <w:textAlignment w:val="baseline"/>
               <w:rPr>
-                <w:rStyle w:val="25"/>
-                <w:rFonts w:hint="default" w:ascii="微软雅黑" w:hAnsi="微软雅黑" w:eastAsia="微软雅黑" w:cs="微软雅黑"/>
+                <w:rStyle w:val="Strong"/>
+                <w:rFonts w:ascii="微软雅黑" w:eastAsia="微软雅黑" w:hAnsi="微软雅黑" w:cs="微软雅黑" w:hint="default"/>
                 <w:b w:val="0"/>
                 <w:bCs/>
                 <w:i w:val="0"/>
@@ -2284,10 +2251,10 @@
           <w:tcPr>
             <w:tcW w:w="1205" w:type="dxa"/>
             <w:tcBorders>
-              <w:top w:val="single" w:color="auto" w:sz="4" w:space="0"/>
-              <w:left w:val="single" w:color="auto" w:sz="4" w:space="0"/>
+              <w:top w:val="single" w:sz="4" w:space="0" w:color="auto"/>
+              <w:left w:val="single" w:sz="4" w:space="0" w:color="auto"/>
               <w:bottom w:val="nil"/>
-              <w:right w:val="single" w:color="auto" w:sz="12" w:space="0"/>
+              <w:right w:val="single" w:sz="12" w:space="0" w:color="auto"/>
             </w:tcBorders>
             <w:tcMar>
               <w:top w:w="-1" w:type="dxa"/>
@@ -2313,12 +2280,12 @@
               <w:adjustRightInd w:val="0"/>
               <w:snapToGrid w:val="0"/>
               <w:spacing w:line="240" w:lineRule="auto"/>
-              <w:ind w:left="0" w:leftChars="0" w:right="0" w:rightChars="0" w:firstLine="0" w:firstLineChars="0"/>
+              <w:ind w:left="0" w:right="0" w:firstLine="0" w:leftChars="0" w:rightChars="0" w:firstLineChars="0"/>
               <w:jc w:val="center"/>
               <w:textAlignment w:val="baseline"/>
               <w:rPr>
-                <w:rStyle w:val="25"/>
-                <w:rFonts w:hint="default" w:ascii="微软雅黑" w:hAnsi="微软雅黑" w:eastAsia="微软雅黑" w:cs="微软雅黑"/>
+                <w:rStyle w:val="Strong"/>
+                <w:rFonts w:ascii="微软雅黑" w:eastAsia="微软雅黑" w:hAnsi="微软雅黑" w:cs="微软雅黑" w:hint="default"/>
                 <w:b w:val="0"/>
                 <w:bCs/>
                 <w:i w:val="0"/>
@@ -2339,14 +2306,8 @@
       </w:tr>
       <w:tr>
         <w:tblPrEx>
-          <w:tblBorders>
-            <w:top w:val="none" w:color="auto" w:sz="0" w:space="0"/>
-            <w:left w:val="none" w:color="auto" w:sz="0" w:space="0"/>
-            <w:bottom w:val="none" w:color="auto" w:sz="0" w:space="0"/>
-            <w:right w:val="none" w:color="auto" w:sz="0" w:space="0"/>
-            <w:insideH w:val="none" w:color="auto" w:sz="0" w:space="0"/>
-            <w:insideV w:val="none" w:color="auto" w:sz="0" w:space="0"/>
-          </w:tblBorders>
+          <w:tblW w:w="8519" w:type="dxa"/>
+          <w:jc w:val="center"/>
           <w:tblCellMar>
             <w:top w:w="0" w:type="dxa"/>
             <w:left w:w="108" w:type="dxa"/>
@@ -2355,15 +2316,15 @@
           </w:tblCellMar>
         </w:tblPrEx>
         <w:trPr>
-          <w:trHeight w:val="0" w:hRule="atLeast"/>
+          <w:trHeight w:val="0"/>
           <w:jc w:val="center"/>
         </w:trPr>
         <w:tc>
           <w:tcPr>
             <w:tcW w:w="0" w:type="auto"/>
             <w:tcBorders>
-              <w:top w:val="single" w:color="auto" w:sz="4" w:space="0"/>
-              <w:left w:val="single" w:color="auto" w:sz="12" w:space="0"/>
+              <w:top w:val="single" w:sz="4" w:space="0" w:color="auto"/>
+              <w:left w:val="single" w:sz="12" w:space="0" w:color="auto"/>
               <w:bottom w:val="nil"/>
               <w:right w:val="nil"/>
             </w:tcBorders>
@@ -2391,12 +2352,12 @@
               <w:adjustRightInd w:val="0"/>
               <w:snapToGrid w:val="0"/>
               <w:spacing w:line="240" w:lineRule="auto"/>
-              <w:ind w:left="0" w:leftChars="0" w:right="0" w:rightChars="0" w:firstLine="0" w:firstLineChars="0"/>
+              <w:ind w:left="0" w:right="0" w:firstLine="0" w:leftChars="0" w:rightChars="0" w:firstLineChars="0"/>
               <w:jc w:val="center"/>
               <w:textAlignment w:val="baseline"/>
               <w:rPr>
-                <w:rStyle w:val="25"/>
-                <w:rFonts w:hint="default" w:ascii="微软雅黑" w:hAnsi="微软雅黑" w:eastAsia="微软雅黑" w:cs="微软雅黑"/>
+                <w:rStyle w:val="Strong"/>
+                <w:rFonts w:ascii="微软雅黑" w:eastAsia="微软雅黑" w:hAnsi="微软雅黑" w:cs="微软雅黑" w:hint="default"/>
                 <w:b w:val="0"/>
                 <w:bCs/>
                 <w:i w:val="0"/>
@@ -2418,8 +2379,8 @@
           <w:tcPr>
             <w:tcW w:w="0" w:type="auto"/>
             <w:tcBorders>
-              <w:top w:val="single" w:color="auto" w:sz="4" w:space="0"/>
-              <w:left w:val="single" w:color="auto" w:sz="4" w:space="0"/>
+              <w:top w:val="single" w:sz="4" w:space="0" w:color="auto"/>
+              <w:left w:val="single" w:sz="4" w:space="0" w:color="auto"/>
               <w:bottom w:val="nil"/>
               <w:right w:val="nil"/>
             </w:tcBorders>
@@ -2447,12 +2408,12 @@
               <w:adjustRightInd w:val="0"/>
               <w:snapToGrid w:val="0"/>
               <w:spacing w:line="240" w:lineRule="auto"/>
-              <w:ind w:left="0" w:leftChars="0" w:right="0" w:rightChars="0" w:firstLine="0" w:firstLineChars="0"/>
+              <w:ind w:left="0" w:right="0" w:firstLine="0" w:leftChars="0" w:rightChars="0" w:firstLineChars="0"/>
               <w:jc w:val="center"/>
               <w:textAlignment w:val="baseline"/>
               <w:rPr>
-                <w:rStyle w:val="25"/>
-                <w:rFonts w:hint="default" w:ascii="微软雅黑" w:hAnsi="微软雅黑" w:eastAsia="微软雅黑" w:cs="微软雅黑"/>
+                <w:rStyle w:val="Strong"/>
+                <w:rFonts w:ascii="微软雅黑" w:eastAsia="微软雅黑" w:hAnsi="微软雅黑" w:cs="微软雅黑" w:hint="default"/>
                 <w:b w:val="0"/>
                 <w:bCs/>
                 <w:i w:val="0"/>
@@ -2474,8 +2435,8 @@
           <w:tcPr>
             <w:tcW w:w="0" w:type="auto"/>
             <w:tcBorders>
-              <w:top w:val="single" w:color="auto" w:sz="4" w:space="0"/>
-              <w:left w:val="single" w:color="auto" w:sz="4" w:space="0"/>
+              <w:top w:val="single" w:sz="4" w:space="0" w:color="auto"/>
+              <w:left w:val="single" w:sz="4" w:space="0" w:color="auto"/>
               <w:bottom w:val="nil"/>
               <w:right w:val="nil"/>
             </w:tcBorders>
@@ -2503,12 +2464,12 @@
               <w:adjustRightInd w:val="0"/>
               <w:snapToGrid w:val="0"/>
               <w:spacing w:line="240" w:lineRule="auto"/>
-              <w:ind w:left="0" w:leftChars="0" w:right="0" w:rightChars="0" w:firstLine="0" w:firstLineChars="0"/>
+              <w:ind w:left="0" w:right="0" w:firstLine="0" w:leftChars="0" w:rightChars="0" w:firstLineChars="0"/>
               <w:jc w:val="center"/>
               <w:textAlignment w:val="baseline"/>
               <w:rPr>
-                <w:rStyle w:val="25"/>
-                <w:rFonts w:hint="default" w:ascii="微软雅黑" w:hAnsi="微软雅黑" w:eastAsia="微软雅黑" w:cs="微软雅黑"/>
+                <w:rStyle w:val="Strong"/>
+                <w:rFonts w:ascii="微软雅黑" w:eastAsia="微软雅黑" w:hAnsi="微软雅黑" w:cs="微软雅黑" w:hint="default"/>
                 <w:b w:val="0"/>
                 <w:bCs/>
                 <w:i w:val="0"/>
@@ -2530,8 +2491,8 @@
           <w:tcPr>
             <w:tcW w:w="0" w:type="auto"/>
             <w:tcBorders>
-              <w:top w:val="single" w:color="auto" w:sz="4" w:space="0"/>
-              <w:left w:val="single" w:color="auto" w:sz="4" w:space="0"/>
+              <w:top w:val="single" w:sz="4" w:space="0" w:color="auto"/>
+              <w:left w:val="single" w:sz="4" w:space="0" w:color="auto"/>
               <w:bottom w:val="nil"/>
               <w:right w:val="nil"/>
             </w:tcBorders>
@@ -2559,12 +2520,12 @@
               <w:adjustRightInd w:val="0"/>
               <w:snapToGrid w:val="0"/>
               <w:spacing w:line="240" w:lineRule="auto"/>
-              <w:ind w:left="0" w:leftChars="0" w:right="0" w:rightChars="0" w:firstLine="0" w:firstLineChars="0"/>
+              <w:ind w:left="0" w:right="0" w:firstLine="0" w:leftChars="0" w:rightChars="0" w:firstLineChars="0"/>
               <w:jc w:val="center"/>
               <w:textAlignment w:val="baseline"/>
               <w:rPr>
-                <w:rStyle w:val="25"/>
-                <w:rFonts w:hint="default" w:ascii="微软雅黑" w:hAnsi="微软雅黑" w:eastAsia="微软雅黑" w:cs="微软雅黑"/>
+                <w:rStyle w:val="Strong"/>
+                <w:rFonts w:ascii="微软雅黑" w:eastAsia="微软雅黑" w:hAnsi="微软雅黑" w:cs="微软雅黑" w:hint="default"/>
                 <w:b w:val="0"/>
                 <w:bCs/>
                 <w:i w:val="0"/>
@@ -2586,10 +2547,10 @@
           <w:tcPr>
             <w:tcW w:w="1205" w:type="dxa"/>
             <w:tcBorders>
-              <w:top w:val="single" w:color="auto" w:sz="4" w:space="0"/>
-              <w:left w:val="single" w:color="auto" w:sz="4" w:space="0"/>
+              <w:top w:val="single" w:sz="4" w:space="0" w:color="auto"/>
+              <w:left w:val="single" w:sz="4" w:space="0" w:color="auto"/>
               <w:bottom w:val="nil"/>
-              <w:right w:val="single" w:color="auto" w:sz="12" w:space="0"/>
+              <w:right w:val="single" w:sz="12" w:space="0" w:color="auto"/>
             </w:tcBorders>
             <w:tcMar>
               <w:top w:w="-1" w:type="dxa"/>
@@ -2615,12 +2576,12 @@
               <w:adjustRightInd w:val="0"/>
               <w:snapToGrid w:val="0"/>
               <w:spacing w:line="240" w:lineRule="auto"/>
-              <w:ind w:left="0" w:leftChars="0" w:right="0" w:rightChars="0" w:firstLine="0" w:firstLineChars="0"/>
+              <w:ind w:left="0" w:right="0" w:firstLine="0" w:leftChars="0" w:rightChars="0" w:firstLineChars="0"/>
               <w:jc w:val="center"/>
               <w:textAlignment w:val="baseline"/>
               <w:rPr>
-                <w:rStyle w:val="25"/>
-                <w:rFonts w:hint="default" w:ascii="微软雅黑" w:hAnsi="微软雅黑" w:eastAsia="微软雅黑" w:cs="微软雅黑"/>
+                <w:rStyle w:val="Strong"/>
+                <w:rFonts w:ascii="微软雅黑" w:eastAsia="微软雅黑" w:hAnsi="微软雅黑" w:cs="微软雅黑" w:hint="default"/>
                 <w:b w:val="0"/>
                 <w:bCs/>
                 <w:i w:val="0"/>
@@ -2641,14 +2602,8 @@
       </w:tr>
       <w:tr>
         <w:tblPrEx>
-          <w:tblBorders>
-            <w:top w:val="none" w:color="auto" w:sz="0" w:space="0"/>
-            <w:left w:val="none" w:color="auto" w:sz="0" w:space="0"/>
-            <w:bottom w:val="none" w:color="auto" w:sz="0" w:space="0"/>
-            <w:right w:val="none" w:color="auto" w:sz="0" w:space="0"/>
-            <w:insideH w:val="none" w:color="auto" w:sz="0" w:space="0"/>
-            <w:insideV w:val="none" w:color="auto" w:sz="0" w:space="0"/>
-          </w:tblBorders>
+          <w:tblW w:w="8519" w:type="dxa"/>
+          <w:jc w:val="center"/>
           <w:tblCellMar>
             <w:top w:w="0" w:type="dxa"/>
             <w:left w:w="108" w:type="dxa"/>
@@ -2657,16 +2612,16 @@
           </w:tblCellMar>
         </w:tblPrEx>
         <w:trPr>
-          <w:trHeight w:val="0" w:hRule="atLeast"/>
+          <w:trHeight w:val="0"/>
           <w:jc w:val="center"/>
         </w:trPr>
         <w:tc>
           <w:tcPr>
             <w:tcW w:w="1621" w:type="dxa"/>
             <w:tcBorders>
-              <w:top w:val="single" w:color="auto" w:sz="4" w:space="0"/>
-              <w:left w:val="single" w:color="auto" w:sz="12" w:space="0"/>
-              <w:bottom w:val="single" w:color="auto" w:sz="12" w:space="0"/>
+              <w:top w:val="single" w:sz="4" w:space="0" w:color="auto"/>
+              <w:left w:val="single" w:sz="12" w:space="0" w:color="auto"/>
+              <w:bottom w:val="single" w:sz="12" w:space="0" w:color="auto"/>
               <w:right w:val="nil"/>
             </w:tcBorders>
             <w:tcMar>
@@ -2693,12 +2648,12 @@
               <w:adjustRightInd w:val="0"/>
               <w:snapToGrid w:val="0"/>
               <w:spacing w:line="240" w:lineRule="auto"/>
-              <w:ind w:left="0" w:leftChars="0" w:right="0" w:rightChars="0" w:firstLine="0" w:firstLineChars="0"/>
+              <w:ind w:left="0" w:right="0" w:firstLine="0" w:leftChars="0" w:rightChars="0" w:firstLineChars="0"/>
               <w:jc w:val="center"/>
               <w:textAlignment w:val="baseline"/>
               <w:rPr>
-                <w:rStyle w:val="25"/>
-                <w:rFonts w:hint="default" w:ascii="微软雅黑" w:hAnsi="微软雅黑" w:eastAsia="微软雅黑" w:cs="微软雅黑"/>
+                <w:rStyle w:val="Strong"/>
+                <w:rFonts w:ascii="微软雅黑" w:eastAsia="微软雅黑" w:hAnsi="微软雅黑" w:cs="微软雅黑" w:hint="default"/>
                 <w:b w:val="0"/>
                 <w:bCs/>
                 <w:i w:val="0"/>
@@ -2720,9 +2675,9 @@
           <w:tcPr>
             <w:tcW w:w="2036" w:type="dxa"/>
             <w:tcBorders>
-              <w:top w:val="single" w:color="auto" w:sz="4" w:space="0"/>
-              <w:left w:val="single" w:color="auto" w:sz="4" w:space="0"/>
-              <w:bottom w:val="single" w:color="auto" w:sz="12" w:space="0"/>
+              <w:top w:val="single" w:sz="4" w:space="0" w:color="auto"/>
+              <w:left w:val="single" w:sz="4" w:space="0" w:color="auto"/>
+              <w:bottom w:val="single" w:sz="12" w:space="0" w:color="auto"/>
               <w:right w:val="nil"/>
             </w:tcBorders>
             <w:tcMar>
@@ -2749,12 +2704,12 @@
               <w:adjustRightInd w:val="0"/>
               <w:snapToGrid w:val="0"/>
               <w:spacing w:line="240" w:lineRule="auto"/>
-              <w:ind w:left="0" w:leftChars="0" w:right="0" w:rightChars="0" w:firstLine="0" w:firstLineChars="0"/>
+              <w:ind w:left="0" w:right="0" w:firstLine="0" w:leftChars="0" w:rightChars="0" w:firstLineChars="0"/>
               <w:jc w:val="center"/>
               <w:textAlignment w:val="baseline"/>
               <w:rPr>
-                <w:rStyle w:val="25"/>
-                <w:rFonts w:hint="default" w:ascii="微软雅黑" w:hAnsi="微软雅黑" w:eastAsia="微软雅黑" w:cs="微软雅黑"/>
+                <w:rStyle w:val="Strong"/>
+                <w:rFonts w:ascii="微软雅黑" w:eastAsia="微软雅黑" w:hAnsi="微软雅黑" w:cs="微软雅黑" w:hint="default"/>
                 <w:b w:val="0"/>
                 <w:bCs/>
                 <w:i w:val="0"/>
@@ -2776,9 +2731,9 @@
           <w:tcPr>
             <w:tcW w:w="1621" w:type="dxa"/>
             <w:tcBorders>
-              <w:top w:val="single" w:color="auto" w:sz="4" w:space="0"/>
-              <w:left w:val="single" w:color="auto" w:sz="4" w:space="0"/>
-              <w:bottom w:val="single" w:color="auto" w:sz="12" w:space="0"/>
+              <w:top w:val="single" w:sz="4" w:space="0" w:color="auto"/>
+              <w:left w:val="single" w:sz="4" w:space="0" w:color="auto"/>
+              <w:bottom w:val="single" w:sz="12" w:space="0" w:color="auto"/>
               <w:right w:val="nil"/>
             </w:tcBorders>
             <w:tcMar>
@@ -2805,12 +2760,12 @@
               <w:adjustRightInd w:val="0"/>
               <w:snapToGrid w:val="0"/>
               <w:spacing w:line="240" w:lineRule="auto"/>
-              <w:ind w:left="0" w:leftChars="0" w:right="0" w:rightChars="0" w:firstLine="0" w:firstLineChars="0"/>
+              <w:ind w:left="0" w:right="0" w:firstLine="0" w:leftChars="0" w:rightChars="0" w:firstLineChars="0"/>
               <w:jc w:val="center"/>
               <w:textAlignment w:val="baseline"/>
               <w:rPr>
-                <w:rStyle w:val="25"/>
-                <w:rFonts w:hint="default" w:ascii="微软雅黑" w:hAnsi="微软雅黑" w:eastAsia="微软雅黑" w:cs="微软雅黑"/>
+                <w:rStyle w:val="Strong"/>
+                <w:rFonts w:ascii="微软雅黑" w:eastAsia="微软雅黑" w:hAnsi="微软雅黑" w:cs="微软雅黑" w:hint="default"/>
                 <w:b w:val="0"/>
                 <w:bCs/>
                 <w:i w:val="0"/>
@@ -2832,9 +2787,9 @@
           <w:tcPr>
             <w:tcW w:w="2036" w:type="dxa"/>
             <w:tcBorders>
-              <w:top w:val="single" w:color="auto" w:sz="4" w:space="0"/>
-              <w:left w:val="single" w:color="auto" w:sz="4" w:space="0"/>
-              <w:bottom w:val="single" w:color="auto" w:sz="12" w:space="0"/>
+              <w:top w:val="single" w:sz="4" w:space="0" w:color="auto"/>
+              <w:left w:val="single" w:sz="4" w:space="0" w:color="auto"/>
+              <w:bottom w:val="single" w:sz="12" w:space="0" w:color="auto"/>
               <w:right w:val="nil"/>
             </w:tcBorders>
             <w:tcMar>
@@ -2861,12 +2816,12 @@
               <w:adjustRightInd w:val="0"/>
               <w:snapToGrid w:val="0"/>
               <w:spacing w:line="240" w:lineRule="auto"/>
-              <w:ind w:left="0" w:leftChars="0" w:right="0" w:rightChars="0" w:firstLine="0" w:firstLineChars="0"/>
+              <w:ind w:left="0" w:right="0" w:firstLine="0" w:leftChars="0" w:rightChars="0" w:firstLineChars="0"/>
               <w:jc w:val="center"/>
               <w:textAlignment w:val="baseline"/>
               <w:rPr>
-                <w:rStyle w:val="25"/>
-                <w:rFonts w:hint="default" w:ascii="微软雅黑" w:hAnsi="微软雅黑" w:eastAsia="微软雅黑" w:cs="微软雅黑"/>
+                <w:rStyle w:val="Strong"/>
+                <w:rFonts w:ascii="微软雅黑" w:eastAsia="微软雅黑" w:hAnsi="微软雅黑" w:cs="微软雅黑" w:hint="default"/>
                 <w:b w:val="0"/>
                 <w:bCs/>
                 <w:i w:val="0"/>
@@ -2888,10 +2843,10 @@
           <w:tcPr>
             <w:tcW w:w="1205" w:type="dxa"/>
             <w:tcBorders>
-              <w:top w:val="single" w:color="auto" w:sz="4" w:space="0"/>
-              <w:left w:val="single" w:color="auto" w:sz="4" w:space="0"/>
-              <w:bottom w:val="single" w:color="auto" w:sz="12" w:space="0"/>
-              <w:right w:val="single" w:color="auto" w:sz="12" w:space="0"/>
+              <w:top w:val="single" w:sz="4" w:space="0" w:color="auto"/>
+              <w:left w:val="single" w:sz="4" w:space="0" w:color="auto"/>
+              <w:bottom w:val="single" w:sz="12" w:space="0" w:color="auto"/>
+              <w:right w:val="single" w:sz="12" w:space="0" w:color="auto"/>
             </w:tcBorders>
             <w:tcMar>
               <w:top w:w="-1" w:type="dxa"/>
@@ -2917,12 +2872,12 @@
               <w:adjustRightInd w:val="0"/>
               <w:snapToGrid w:val="0"/>
               <w:spacing w:line="240" w:lineRule="auto"/>
-              <w:ind w:left="0" w:leftChars="0" w:right="0" w:rightChars="0" w:firstLine="0" w:firstLineChars="0"/>
+              <w:ind w:left="0" w:right="0" w:firstLine="0" w:leftChars="0" w:rightChars="0" w:firstLineChars="0"/>
               <w:jc w:val="center"/>
               <w:textAlignment w:val="baseline"/>
               <w:rPr>
-                <w:rStyle w:val="25"/>
-                <w:rFonts w:hint="default" w:ascii="微软雅黑" w:hAnsi="微软雅黑" w:eastAsia="微软雅黑" w:cs="微软雅黑"/>
+                <w:rStyle w:val="Strong"/>
+                <w:rFonts w:ascii="微软雅黑" w:eastAsia="微软雅黑" w:hAnsi="微软雅黑" w:cs="微软雅黑" w:hint="default"/>
                 <w:b w:val="0"/>
                 <w:bCs/>
                 <w:i w:val="0"/>
@@ -2961,8 +2916,8 @@
       </w:pPr>
       <w:r>
         <w:rPr>
-          <w:rStyle w:val="25"/>
-          <w:rFonts w:hint="default" w:ascii="微软雅黑" w:hAnsi="微软雅黑" w:eastAsia="微软雅黑" w:cs="微软雅黑"/>
+          <w:rStyle w:val="Strong"/>
+          <w:rFonts w:ascii="微软雅黑" w:eastAsia="微软雅黑" w:hAnsi="微软雅黑" w:cs="微软雅黑" w:hint="default"/>
           <w:b w:val="0"/>
           <w:bCs/>
           <w:i w:val="0"/>
@@ -2982,7 +2937,7 @@
     <w:sdt>
       <w:sdtPr>
         <w:rPr>
-          <w:rFonts w:ascii="宋体" w:hAnsi="宋体" w:eastAsia="宋体" w:cs="Arial"/>
+          <w:rFonts w:ascii="宋体" w:eastAsia="宋体" w:hAnsi="宋体" w:cs="Arial"/>
           <w:snapToGrid w:val="0"/>
           <w:color w:val="000000"/>
           <w:kern w:val="0"/>
@@ -2998,7 +2953,7 @@
       </w:sdtPr>
       <w:sdtEndPr>
         <w:rPr>
-          <w:rFonts w:ascii="宋体" w:hAnsi="宋体" w:eastAsia="宋体" w:cs="Arial"/>
+          <w:rFonts w:ascii="宋体" w:eastAsia="宋体" w:hAnsi="宋体" w:cs="Arial"/>
           <w:snapToGrid w:val="0"/>
           <w:color w:val="000000"/>
           <w:kern w:val="0"/>
@@ -3024,13 +2979,13 @@
             <w:adjustRightInd w:val="0"/>
             <w:snapToGrid w:val="0"/>
             <w:spacing w:before="0" w:beforeLines="0" w:after="0" w:afterLines="0" w:line="240" w:lineRule="auto"/>
-            <w:ind w:left="0" w:leftChars="0" w:right="0" w:rightChars="0" w:firstLine="0" w:firstLineChars="0"/>
+            <w:ind w:left="0" w:right="0" w:firstLine="0" w:leftChars="0" w:rightChars="0" w:firstLineChars="0"/>
             <w:jc w:val="center"/>
             <w:textAlignment w:val="baseline"/>
           </w:pPr>
           <w:r>
             <w:rPr>
-              <w:rFonts w:ascii="宋体" w:hAnsi="宋体" w:eastAsia="宋体"/>
+              <w:rFonts w:ascii="宋体" w:eastAsia="宋体" w:hAnsi="宋体"/>
               <w:sz w:val="21"/>
             </w:rPr>
             <w:t>目录</w:t>
@@ -3038,7 +2993,7 @@
         </w:p>
         <w:p>
           <w:pPr>
-            <w:pStyle w:val="16"/>
+            <w:pStyle w:val="TOC1"/>
             <w:tabs>
               <w:tab w:val="right" w:leader="dot" w:pos="8306"/>
             </w:tabs>
@@ -3094,7 +3049,7 @@
         </w:p>
         <w:p>
           <w:pPr>
-            <w:pStyle w:val="16"/>
+            <w:pStyle w:val="TOC1"/>
             <w:tabs>
               <w:tab w:val="right" w:leader="dot" w:pos="8306"/>
             </w:tabs>
@@ -3141,7 +3096,7 @@
         </w:p>
         <w:p>
           <w:pPr>
-            <w:pStyle w:val="18"/>
+            <w:pStyle w:val="TOC2"/>
             <w:tabs>
               <w:tab w:val="right" w:leader="dot" w:pos="8306"/>
             </w:tabs>
@@ -3188,7 +3143,7 @@
         </w:p>
         <w:p>
           <w:pPr>
-            <w:pStyle w:val="18"/>
+            <w:pStyle w:val="TOC2"/>
             <w:tabs>
               <w:tab w:val="right" w:leader="dot" w:pos="8306"/>
             </w:tabs>
@@ -3235,7 +3190,7 @@
         </w:p>
         <w:p>
           <w:pPr>
-            <w:pStyle w:val="18"/>
+            <w:pStyle w:val="TOC2"/>
             <w:tabs>
               <w:tab w:val="right" w:leader="dot" w:pos="8306"/>
             </w:tabs>
@@ -3282,7 +3237,7 @@
         </w:p>
         <w:p>
           <w:pPr>
-            <w:pStyle w:val="18"/>
+            <w:pStyle w:val="TOC2"/>
             <w:tabs>
               <w:tab w:val="right" w:leader="dot" w:pos="8306"/>
             </w:tabs>
@@ -3329,7 +3284,7 @@
         </w:p>
         <w:p>
           <w:pPr>
-            <w:pStyle w:val="18"/>
+            <w:pStyle w:val="TOC2"/>
             <w:tabs>
               <w:tab w:val="right" w:leader="dot" w:pos="8306"/>
             </w:tabs>
@@ -3376,7 +3331,7 @@
         </w:p>
         <w:p>
           <w:pPr>
-            <w:pStyle w:val="13"/>
+            <w:pStyle w:val="TOC3"/>
             <w:tabs>
               <w:tab w:val="right" w:leader="dot" w:pos="8306"/>
             </w:tabs>
@@ -3423,7 +3378,7 @@
         </w:p>
         <w:p>
           <w:pPr>
-            <w:pStyle w:val="13"/>
+            <w:pStyle w:val="TOC3"/>
             <w:tabs>
               <w:tab w:val="right" w:leader="dot" w:pos="8306"/>
             </w:tabs>
@@ -3470,7 +3425,7 @@
         </w:p>
         <w:p>
           <w:pPr>
-            <w:pStyle w:val="13"/>
+            <w:pStyle w:val="TOC3"/>
             <w:tabs>
               <w:tab w:val="right" w:leader="dot" w:pos="8306"/>
             </w:tabs>
@@ -3517,7 +3472,7 @@
         </w:p>
         <w:p>
           <w:pPr>
-            <w:pStyle w:val="13"/>
+            <w:pStyle w:val="TOC3"/>
             <w:tabs>
               <w:tab w:val="right" w:leader="dot" w:pos="8306"/>
             </w:tabs>
@@ -3564,7 +3519,7 @@
         </w:p>
         <w:p>
           <w:pPr>
-            <w:pStyle w:val="18"/>
+            <w:pStyle w:val="TOC2"/>
             <w:tabs>
               <w:tab w:val="right" w:leader="dot" w:pos="8306"/>
             </w:tabs>
@@ -3611,7 +3566,7 @@
         </w:p>
         <w:p>
           <w:pPr>
-            <w:pStyle w:val="16"/>
+            <w:pStyle w:val="TOC1"/>
             <w:tabs>
               <w:tab w:val="right" w:leader="dot" w:pos="8306"/>
             </w:tabs>
@@ -3658,7 +3613,7 @@
         </w:p>
         <w:p>
           <w:pPr>
-            <w:pStyle w:val="16"/>
+            <w:pStyle w:val="TOC1"/>
             <w:tabs>
               <w:tab w:val="right" w:leader="dot" w:pos="8306"/>
             </w:tabs>
@@ -3705,7 +3660,7 @@
         </w:p>
         <w:p>
           <w:pPr>
-            <w:pStyle w:val="16"/>
+            <w:pStyle w:val="TOC1"/>
             <w:tabs>
               <w:tab w:val="right" w:leader="dot" w:pos="8306"/>
             </w:tabs>
@@ -3752,7 +3707,7 @@
         </w:p>
         <w:p>
           <w:pPr>
-            <w:pStyle w:val="18"/>
+            <w:pStyle w:val="TOC2"/>
             <w:tabs>
               <w:tab w:val="right" w:leader="dot" w:pos="8306"/>
             </w:tabs>
@@ -3799,7 +3754,7 @@
         </w:p>
         <w:p>
           <w:pPr>
-            <w:pStyle w:val="18"/>
+            <w:pStyle w:val="TOC2"/>
             <w:tabs>
               <w:tab w:val="right" w:leader="dot" w:pos="8306"/>
             </w:tabs>
@@ -3846,7 +3801,7 @@
         </w:p>
         <w:p>
           <w:pPr>
-            <w:pStyle w:val="18"/>
+            <w:pStyle w:val="TOC2"/>
             <w:tabs>
               <w:tab w:val="right" w:leader="dot" w:pos="8306"/>
             </w:tabs>
@@ -3893,7 +3848,7 @@
         </w:p>
         <w:p>
           <w:pPr>
-            <w:pStyle w:val="18"/>
+            <w:pStyle w:val="TOC2"/>
             <w:tabs>
               <w:tab w:val="right" w:leader="dot" w:pos="8306"/>
             </w:tabs>
@@ -3940,7 +3895,7 @@
         </w:p>
         <w:p>
           <w:pPr>
-            <w:pStyle w:val="18"/>
+            <w:pStyle w:val="TOC2"/>
             <w:tabs>
               <w:tab w:val="right" w:leader="dot" w:pos="8306"/>
             </w:tabs>
@@ -3987,7 +3942,7 @@
         </w:p>
         <w:p>
           <w:pPr>
-            <w:pStyle w:val="18"/>
+            <w:pStyle w:val="TOC2"/>
             <w:tabs>
               <w:tab w:val="right" w:leader="dot" w:pos="8306"/>
             </w:tabs>
@@ -4034,7 +3989,7 @@
         </w:p>
         <w:p>
           <w:pPr>
-            <w:pStyle w:val="16"/>
+            <w:pStyle w:val="TOC1"/>
             <w:tabs>
               <w:tab w:val="right" w:leader="dot" w:pos="8306"/>
             </w:tabs>
@@ -4079,7 +4034,7 @@
         </w:p>
         <w:p>
           <w:pPr>
-            <w:pStyle w:val="16"/>
+            <w:pStyle w:val="TOC1"/>
             <w:tabs>
               <w:tab w:val="right" w:leader="dot" w:pos="8306"/>
             </w:tabs>
@@ -4170,7 +4125,7 @@
         <w:jc w:val="center"/>
         <w:textAlignment w:val="baseline"/>
         <w:rPr>
-          <w:rFonts w:hint="eastAsia" w:eastAsia="宋体"/>
+          <w:rFonts w:eastAsia="宋体" w:hint="eastAsia"/>
           <w:lang w:val="en-US" w:eastAsia="zh-CN"/>
         </w:rPr>
       </w:pPr>
@@ -4184,7 +4139,7 @@
     </w:p>
     <w:p>
       <w:pPr>
-        <w:pStyle w:val="17"/>
+        <w:pStyle w:val="TableofFigures"/>
         <w:tabs>
           <w:tab w:val="right" w:leader="dot" w:pos="8306"/>
         </w:tabs>
@@ -4193,7 +4148,7 @@
         <w:fldChar w:fldCharType="begin"/>
       </w:r>
       <w:r>
-        <w:instrText xml:space="preserve">TOC \h \c "表"</w:instrText>
+        <w:instrText>TOC \h \c "表"</w:instrText>
       </w:r>
       <w:r>
         <w:fldChar w:fldCharType="separate"/>
@@ -4265,7 +4220,7 @@
     </w:p>
     <w:p>
       <w:pPr>
-        <w:pStyle w:val="17"/>
+        <w:pStyle w:val="TableofFigures"/>
         <w:tabs>
           <w:tab w:val="right" w:leader="dot" w:pos="8306"/>
         </w:tabs>
@@ -4337,7 +4292,7 @@
     </w:p>
     <w:p>
       <w:pPr>
-        <w:pStyle w:val="17"/>
+        <w:pStyle w:val="TableofFigures"/>
         <w:tabs>
           <w:tab w:val="right" w:leader="dot" w:pos="8306"/>
         </w:tabs>
@@ -4413,7 +4368,7 @@
     </w:p>
     <w:p>
       <w:pPr>
-        <w:pStyle w:val="17"/>
+        <w:pStyle w:val="TableofFigures"/>
         <w:tabs>
           <w:tab w:val="right" w:leader="dot" w:pos="8306"/>
         </w:tabs>
@@ -4482,7 +4437,7 @@
     </w:p>
     <w:p>
       <w:pPr>
-        <w:pStyle w:val="17"/>
+        <w:pStyle w:val="TableofFigures"/>
         <w:tabs>
           <w:tab w:val="right" w:leader="dot" w:pos="8306"/>
         </w:tabs>
@@ -4595,7 +4550,7 @@
         <w:jc w:val="center"/>
         <w:textAlignment w:val="baseline"/>
         <w:rPr>
-          <w:rFonts w:hint="eastAsia" w:eastAsia="宋体"/>
+          <w:rFonts w:eastAsia="宋体" w:hint="eastAsia"/>
           <w:lang w:val="en-US" w:eastAsia="zh-CN"/>
         </w:rPr>
       </w:pPr>
@@ -4609,7 +4564,7 @@
     </w:p>
     <w:p>
       <w:pPr>
-        <w:pStyle w:val="17"/>
+        <w:pStyle w:val="TableofFigures"/>
         <w:tabs>
           <w:tab w:val="right" w:leader="dot" w:pos="8306"/>
         </w:tabs>
@@ -4618,7 +4573,7 @@
         <w:fldChar w:fldCharType="begin"/>
       </w:r>
       <w:r>
-        <w:instrText xml:space="preserve">TOC \h \c "图"</w:instrText>
+        <w:instrText>TOC \h \c "图"</w:instrText>
       </w:r>
       <w:r>
         <w:fldChar w:fldCharType="separate"/>
@@ -4744,7 +4699,7 @@
     </w:p>
     <w:p>
       <w:pPr>
-        <w:pStyle w:val="30"/>
+        <w:pStyle w:val="1"/>
         <w:bidi w:val="0"/>
       </w:pPr>
       <w:bookmarkStart w:id="1" w:name="heading_2"/>
@@ -4757,7 +4712,7 @@
     </w:p>
     <w:p>
       <w:pPr>
-        <w:pStyle w:val="31"/>
+        <w:pStyle w:val="a1"/>
         <w:bidi w:val="0"/>
       </w:pPr>
       <w:r>
@@ -4766,7 +4721,7 @@
     </w:p>
     <w:p>
       <w:pPr>
-        <w:pStyle w:val="31"/>
+        <w:pStyle w:val="a1"/>
         <w:bidi w:val="0"/>
       </w:pPr>
       <w:r>
@@ -4775,13 +4730,13 @@
     </w:p>
     <w:p>
       <w:pPr>
-        <w:pStyle w:val="41"/>
+        <w:pStyle w:val="a3"/>
         <w:numPr>
           <w:ilvl w:val="0"/>
           <w:numId w:val="2"/>
         </w:numPr>
         <w:bidi w:val="0"/>
-        <w:ind w:left="425" w:leftChars="0" w:hanging="425" w:firstLineChars="0"/>
+        <w:ind w:left="425" w:hanging="425" w:leftChars="0" w:firstLineChars="0"/>
       </w:pPr>
       <w:r>
         <w:t>所有配置项（CI）被识别和记录下来；</w:t>
@@ -4789,13 +4744,13 @@
     </w:p>
     <w:p>
       <w:pPr>
-        <w:pStyle w:val="41"/>
+        <w:pStyle w:val="a3"/>
         <w:numPr>
           <w:ilvl w:val="0"/>
           <w:numId w:val="2"/>
         </w:numPr>
         <w:bidi w:val="0"/>
-        <w:ind w:left="425" w:leftChars="0" w:hanging="425" w:firstLineChars="0"/>
+        <w:ind w:left="425" w:hanging="425" w:leftChars="0" w:firstLineChars="0"/>
       </w:pPr>
       <w:r>
         <w:t>配置项当前和历史状态得到汇报；</w:t>
@@ -4803,13 +4758,13 @@
     </w:p>
     <w:p>
       <w:pPr>
-        <w:pStyle w:val="41"/>
+        <w:pStyle w:val="a3"/>
         <w:numPr>
           <w:ilvl w:val="0"/>
           <w:numId w:val="2"/>
         </w:numPr>
         <w:bidi w:val="0"/>
-        <w:ind w:left="425" w:leftChars="0" w:hanging="425" w:firstLineChars="0"/>
+        <w:ind w:left="425" w:hanging="425" w:leftChars="0" w:firstLineChars="0"/>
       </w:pPr>
       <w:r>
         <w:t>配置项记录的完整性得到维护和确认；</w:t>
@@ -4817,13 +4772,13 @@
     </w:p>
     <w:p>
       <w:pPr>
-        <w:pStyle w:val="41"/>
+        <w:pStyle w:val="a3"/>
         <w:numPr>
           <w:ilvl w:val="0"/>
           <w:numId w:val="2"/>
         </w:numPr>
         <w:bidi w:val="0"/>
-        <w:ind w:left="425" w:leftChars="0" w:hanging="425" w:firstLineChars="0"/>
+        <w:ind w:left="425" w:hanging="425" w:leftChars="0" w:firstLineChars="0"/>
       </w:pPr>
       <w:r>
         <w:t>客户服务环境的稳定性；</w:t>
@@ -4831,13 +4786,13 @@
     </w:p>
     <w:p>
       <w:pPr>
-        <w:pStyle w:val="41"/>
+        <w:pStyle w:val="a3"/>
         <w:numPr>
           <w:ilvl w:val="0"/>
           <w:numId w:val="2"/>
         </w:numPr>
         <w:bidi w:val="0"/>
-        <w:ind w:left="425" w:leftChars="0" w:hanging="425" w:firstLineChars="0"/>
+        <w:ind w:left="425" w:hanging="425" w:leftChars="0" w:firstLineChars="0"/>
       </w:pPr>
       <w:r>
         <w:t>实现资产管理的目的。</w:t>
@@ -4845,7 +4800,7 @@
     </w:p>
     <w:p>
       <w:pPr>
-        <w:pStyle w:val="30"/>
+        <w:pStyle w:val="1"/>
         <w:bidi w:val="0"/>
       </w:pPr>
       <w:bookmarkStart w:id="3" w:name="_Toc30338"/>
@@ -4858,7 +4813,7 @@
     </w:p>
     <w:p>
       <w:pPr>
-        <w:pStyle w:val="32"/>
+        <w:pStyle w:val="2"/>
         <w:bidi w:val="0"/>
       </w:pPr>
       <w:bookmarkStart w:id="5" w:name="heading_4"/>
@@ -4871,7 +4826,7 @@
     </w:p>
     <w:p>
       <w:pPr>
-        <w:pStyle w:val="31"/>
+        <w:pStyle w:val="a1"/>
         <w:bidi w:val="0"/>
       </w:pPr>
       <w:r>
@@ -4880,7 +4835,7 @@
     </w:p>
     <w:p>
       <w:pPr>
-        <w:pStyle w:val="31"/>
+        <w:pStyle w:val="a1"/>
         <w:bidi w:val="0"/>
       </w:pPr>
       <w:r>
@@ -4889,13 +4844,13 @@
     </w:p>
     <w:p>
       <w:pPr>
-        <w:pStyle w:val="41"/>
+        <w:pStyle w:val="a3"/>
         <w:numPr>
           <w:ilvl w:val="0"/>
           <w:numId w:val="3"/>
         </w:numPr>
         <w:bidi w:val="0"/>
-        <w:ind w:left="425" w:leftChars="0" w:hanging="425" w:firstLineChars="0"/>
+        <w:ind w:left="425" w:hanging="425" w:leftChars="0" w:firstLineChars="0"/>
       </w:pPr>
       <w:r>
         <w:t>文档信息：企业客户信息、服务合同、服务目录、运维服务报告等；</w:t>
@@ -4903,13 +4858,13 @@
     </w:p>
     <w:p>
       <w:pPr>
-        <w:pStyle w:val="41"/>
+        <w:pStyle w:val="a3"/>
         <w:numPr>
           <w:ilvl w:val="0"/>
           <w:numId w:val="3"/>
         </w:numPr>
         <w:bidi w:val="0"/>
-        <w:ind w:left="425" w:leftChars="0" w:hanging="425" w:firstLineChars="0"/>
+        <w:ind w:left="425" w:hanging="425" w:leftChars="0" w:firstLineChars="0"/>
       </w:pPr>
       <w:r>
         <w:t>软件信息：服务应用软件（</w:t>
@@ -4924,8 +4879,8 @@
       <w:r>
         <w:t>、</w:t>
       </w:r>
-      <w:bookmarkStart w:id="53" w:name="_GoBack"/>
-      <w:bookmarkEnd w:id="53"/>
+      <w:bookmarkStart w:id="7" w:name="_GoBack"/>
+      <w:bookmarkEnd w:id="7"/>
       <w:r>
         <w:rPr>
           <w:rFonts w:hint="eastAsia"/>
@@ -4939,13 +4894,13 @@
     </w:p>
     <w:p>
       <w:pPr>
-        <w:pStyle w:val="41"/>
+        <w:pStyle w:val="a3"/>
         <w:numPr>
           <w:ilvl w:val="0"/>
           <w:numId w:val="3"/>
         </w:numPr>
         <w:bidi w:val="0"/>
-        <w:ind w:left="425" w:leftChars="0" w:hanging="425" w:firstLineChars="0"/>
+        <w:ind w:left="425" w:hanging="425" w:leftChars="0" w:firstLineChars="0"/>
       </w:pPr>
       <w:r>
         <w:t>硬件信息：系统服务器、网络设备、前端设备（收银机、扫码枪、打印机等）、存储设备等；</w:t>
@@ -4953,13 +4908,13 @@
     </w:p>
     <w:p>
       <w:pPr>
-        <w:pStyle w:val="41"/>
+        <w:pStyle w:val="a3"/>
         <w:numPr>
           <w:ilvl w:val="0"/>
           <w:numId w:val="3"/>
         </w:numPr>
         <w:bidi w:val="0"/>
-        <w:ind w:left="425" w:leftChars="0" w:hanging="425" w:firstLineChars="0"/>
+        <w:ind w:left="425" w:hanging="425" w:leftChars="0" w:firstLineChars="0"/>
       </w:pPr>
       <w:r>
         <w:t>其他信息：供应商信息、备件信息、第三方提供的设备及相关资料。</w:t>
@@ -4967,7 +4922,7 @@
     </w:p>
     <w:p>
       <w:pPr>
-        <w:pStyle w:val="31"/>
+        <w:pStyle w:val="a1"/>
         <w:bidi w:val="0"/>
       </w:pPr>
       <w:r>
@@ -4976,20 +4931,20 @@
     </w:p>
     <w:p>
       <w:pPr>
-        <w:pStyle w:val="32"/>
-        <w:bidi w:val="0"/>
-      </w:pPr>
-      <w:bookmarkStart w:id="7" w:name="heading_5"/>
-      <w:bookmarkStart w:id="8" w:name="_Toc14287"/>
+        <w:pStyle w:val="2"/>
+        <w:bidi w:val="0"/>
+      </w:pPr>
+      <w:bookmarkStart w:id="8" w:name="heading_5"/>
+      <w:bookmarkStart w:id="9" w:name="_Toc14287"/>
       <w:r>
         <w:t>过程负责人</w:t>
       </w:r>
-      <w:bookmarkEnd w:id="7"/>
       <w:bookmarkEnd w:id="8"/>
-    </w:p>
-    <w:p>
-      <w:pPr>
-        <w:pStyle w:val="31"/>
+      <w:bookmarkEnd w:id="9"/>
+    </w:p>
+    <w:p>
+      <w:pPr>
+        <w:pStyle w:val="a1"/>
         <w:bidi w:val="0"/>
       </w:pPr>
       <w:r>
@@ -4998,20 +4953,20 @@
     </w:p>
     <w:p>
       <w:pPr>
-        <w:pStyle w:val="32"/>
-        <w:bidi w:val="0"/>
-      </w:pPr>
-      <w:bookmarkStart w:id="9" w:name="_Toc24970"/>
-      <w:bookmarkStart w:id="10" w:name="heading_6"/>
+        <w:pStyle w:val="2"/>
+        <w:bidi w:val="0"/>
+      </w:pPr>
+      <w:bookmarkStart w:id="10" w:name="_Toc24970"/>
+      <w:bookmarkStart w:id="11" w:name="heading_6"/>
       <w:r>
         <w:t>主要输入</w:t>
       </w:r>
-      <w:bookmarkEnd w:id="9"/>
       <w:bookmarkEnd w:id="10"/>
-    </w:p>
-    <w:p>
-      <w:pPr>
-        <w:pStyle w:val="41"/>
+      <w:bookmarkEnd w:id="11"/>
+    </w:p>
+    <w:p>
+      <w:pPr>
+        <w:pStyle w:val="a3"/>
         <w:bidi w:val="0"/>
         <w:jc w:val="center"/>
       </w:pPr>
@@ -5044,7 +4999,7 @@
           <w:rFonts w:hint="eastAsia"/>
           <w:lang w:val="en-US" w:eastAsia="zh-CN"/>
         </w:rPr>
-        <w:instrText xml:space="preserve">"柴_标题1"\n</w:instrText>
+        <w:instrText>"柴_标题1"\n</w:instrText>
       </w:r>
       <w:r>
         <w:instrText xml:space="preserve"> \s</w:instrText>
@@ -5061,7 +5016,7 @@
           <w:rFonts w:hint="eastAsia"/>
           <w:lang w:val="en-US" w:eastAsia="zh-CN"/>
         </w:rPr>
-        <w:instrText xml:space="preserve">* Charformat</w:instrText>
+        <w:instrText>* Charformat</w:instrText>
       </w:r>
       <w:r>
         <w:rPr>
@@ -5126,7 +5081,7 @@
         </w:rPr>
         <w:fldChar w:fldCharType="end"/>
       </w:r>
-      <w:bookmarkStart w:id="11" w:name="_Toc20153"/>
+      <w:bookmarkStart w:id="12" w:name="_Toc20153"/>
       <w:r>
         <w:rPr>
           <w:rFonts w:hint="eastAsia"/>
@@ -5137,22 +5092,21 @@
       <w:r>
         <w:t>配置输入清单</w:t>
       </w:r>
-      <w:bookmarkEnd w:id="11"/>
+      <w:bookmarkEnd w:id="12"/>
     </w:p>
     <w:tbl>
       <w:tblPr>
-        <w:tblStyle w:val="22"/>
+        <w:tblStyle w:val="TableNormal"/>
         <w:tblW w:w="8522" w:type="dxa"/>
         <w:jc w:val="center"/>
         <w:tblBorders>
-          <w:top w:val="none" w:color="auto" w:sz="0" w:space="0"/>
-          <w:left w:val="none" w:color="auto" w:sz="0" w:space="0"/>
-          <w:bottom w:val="none" w:color="auto" w:sz="0" w:space="0"/>
-          <w:right w:val="none" w:color="auto" w:sz="0" w:space="0"/>
-          <w:insideH w:val="none" w:color="auto" w:sz="0" w:space="0"/>
-          <w:insideV w:val="none" w:color="auto" w:sz="0" w:space="0"/>
+          <w:top w:val="nil"/>
+          <w:left w:val="nil"/>
+          <w:bottom w:val="nil"/>
+          <w:right w:val="nil"/>
+          <w:insideH w:val="nil"/>
+          <w:insideV w:val="nil"/>
         </w:tblBorders>
-        <w:tblLayout w:type="autofit"/>
         <w:tblCellMar>
           <w:top w:w="0" w:type="dxa"/>
           <w:left w:w="10" w:type="dxa"/>
@@ -5166,13 +5120,15 @@
       </w:tblGrid>
       <w:tr>
         <w:tblPrEx>
+          <w:tblW w:w="8522" w:type="dxa"/>
+          <w:jc w:val="center"/>
           <w:tblBorders>
-            <w:top w:val="none" w:color="auto" w:sz="0" w:space="0"/>
-            <w:left w:val="none" w:color="auto" w:sz="0" w:space="0"/>
-            <w:bottom w:val="none" w:color="auto" w:sz="0" w:space="0"/>
-            <w:right w:val="none" w:color="auto" w:sz="0" w:space="0"/>
-            <w:insideH w:val="none" w:color="auto" w:sz="0" w:space="0"/>
-            <w:insideV w:val="none" w:color="auto" w:sz="0" w:space="0"/>
+            <w:top w:val="nil"/>
+            <w:left w:val="nil"/>
+            <w:bottom w:val="nil"/>
+            <w:right w:val="nil"/>
+            <w:insideH w:val="nil"/>
+            <w:insideV w:val="nil"/>
           </w:tblBorders>
           <w:tblCellMar>
             <w:top w:w="0" w:type="dxa"/>
@@ -5182,7 +5138,7 @@
           </w:tblCellMar>
         </w:tblPrEx>
         <w:trPr>
-          <w:trHeight w:val="0" w:hRule="atLeast"/>
+          <w:trHeight w:val="0"/>
           <w:tblHeader/>
           <w:jc w:val="center"/>
         </w:trPr>
@@ -5190,8 +5146,8 @@
           <w:tcPr>
             <w:tcW w:w="4971" w:type="dxa"/>
             <w:tcBorders>
-              <w:top w:val="single" w:color="auto" w:sz="12" w:space="0"/>
-              <w:left w:val="single" w:color="auto" w:sz="12" w:space="0"/>
+              <w:top w:val="single" w:sz="12" w:space="0" w:color="auto"/>
+              <w:left w:val="single" w:sz="12" w:space="0" w:color="auto"/>
               <w:bottom w:val="nil"/>
               <w:right w:val="nil"/>
             </w:tcBorders>
@@ -5205,11 +5161,11 @@
           </w:tcPr>
           <w:p>
             <w:pPr>
-              <w:pStyle w:val="31"/>
+              <w:pStyle w:val="a1"/>
               <w:bidi w:val="0"/>
               <w:snapToGrid w:val="0"/>
               <w:spacing w:line="240" w:lineRule="auto"/>
-              <w:ind w:left="0" w:leftChars="0" w:right="0" w:rightChars="0" w:firstLine="0" w:firstLineChars="0"/>
+              <w:ind w:left="0" w:right="0" w:firstLine="0" w:leftChars="0" w:rightChars="0" w:firstLineChars="0"/>
               <w:jc w:val="center"/>
               <w:rPr>
                 <w:b/>
@@ -5227,10 +5183,10 @@
           <w:tcPr>
             <w:tcW w:w="3551" w:type="dxa"/>
             <w:tcBorders>
-              <w:top w:val="single" w:color="auto" w:sz="12" w:space="0"/>
-              <w:left w:val="single" w:color="auto" w:sz="4" w:space="0"/>
+              <w:top w:val="single" w:sz="12" w:space="0" w:color="auto"/>
+              <w:left w:val="single" w:sz="4" w:space="0" w:color="auto"/>
               <w:bottom w:val="nil"/>
-              <w:right w:val="single" w:color="auto" w:sz="12" w:space="0"/>
+              <w:right w:val="single" w:sz="12" w:space="0" w:color="auto"/>
             </w:tcBorders>
             <w:tcMar>
               <w:top w:w="60" w:type="dxa"/>
@@ -5242,11 +5198,11 @@
           </w:tcPr>
           <w:p>
             <w:pPr>
-              <w:pStyle w:val="31"/>
+              <w:pStyle w:val="a1"/>
               <w:bidi w:val="0"/>
               <w:snapToGrid w:val="0"/>
               <w:spacing w:line="240" w:lineRule="auto"/>
-              <w:ind w:left="0" w:leftChars="0" w:right="0" w:rightChars="0" w:firstLine="0" w:firstLineChars="0"/>
+              <w:ind w:left="0" w:right="0" w:firstLine="0" w:leftChars="0" w:rightChars="0" w:firstLineChars="0"/>
               <w:jc w:val="center"/>
               <w:rPr>
                 <w:b/>
@@ -5263,14 +5219,8 @@
       </w:tr>
       <w:tr>
         <w:tblPrEx>
-          <w:tblBorders>
-            <w:top w:val="none" w:color="auto" w:sz="0" w:space="0"/>
-            <w:left w:val="none" w:color="auto" w:sz="0" w:space="0"/>
-            <w:bottom w:val="none" w:color="auto" w:sz="0" w:space="0"/>
-            <w:right w:val="none" w:color="auto" w:sz="0" w:space="0"/>
-            <w:insideH w:val="none" w:color="auto" w:sz="0" w:space="0"/>
-            <w:insideV w:val="none" w:color="auto" w:sz="0" w:space="0"/>
-          </w:tblBorders>
+          <w:tblW w:w="8522" w:type="dxa"/>
+          <w:jc w:val="center"/>
           <w:tblCellMar>
             <w:top w:w="0" w:type="dxa"/>
             <w:left w:w="10" w:type="dxa"/>
@@ -5279,15 +5229,15 @@
           </w:tblCellMar>
         </w:tblPrEx>
         <w:trPr>
-          <w:trHeight w:val="0" w:hRule="atLeast"/>
+          <w:trHeight w:val="0"/>
           <w:jc w:val="center"/>
         </w:trPr>
         <w:tc>
           <w:tcPr>
             <w:tcW w:w="4971" w:type="dxa"/>
             <w:tcBorders>
-              <w:top w:val="single" w:color="auto" w:sz="4" w:space="0"/>
-              <w:left w:val="single" w:color="auto" w:sz="12" w:space="0"/>
+              <w:top w:val="single" w:sz="4" w:space="0" w:color="auto"/>
+              <w:left w:val="single" w:sz="12" w:space="0" w:color="auto"/>
               <w:bottom w:val="nil"/>
               <w:right w:val="nil"/>
             </w:tcBorders>
@@ -5301,11 +5251,11 @@
           </w:tcPr>
           <w:p>
             <w:pPr>
-              <w:pStyle w:val="31"/>
+              <w:pStyle w:val="a1"/>
               <w:bidi w:val="0"/>
               <w:snapToGrid w:val="0"/>
               <w:spacing w:line="240" w:lineRule="auto"/>
-              <w:ind w:left="0" w:leftChars="0" w:right="0" w:rightChars="0" w:firstLine="0" w:firstLineChars="0"/>
+              <w:ind w:left="0" w:right="0" w:firstLine="0" w:leftChars="0" w:rightChars="0" w:firstLineChars="0"/>
               <w:jc w:val="center"/>
             </w:pPr>
             <w:r>
@@ -5317,10 +5267,10 @@
           <w:tcPr>
             <w:tcW w:w="3551" w:type="dxa"/>
             <w:tcBorders>
-              <w:top w:val="single" w:color="auto" w:sz="4" w:space="0"/>
-              <w:left w:val="single" w:color="auto" w:sz="4" w:space="0"/>
+              <w:top w:val="single" w:sz="4" w:space="0" w:color="auto"/>
+              <w:left w:val="single" w:sz="4" w:space="0" w:color="auto"/>
               <w:bottom w:val="nil"/>
-              <w:right w:val="single" w:color="auto" w:sz="12" w:space="0"/>
+              <w:right w:val="single" w:sz="12" w:space="0" w:color="auto"/>
             </w:tcBorders>
             <w:tcMar>
               <w:top w:w="60" w:type="dxa"/>
@@ -5332,11 +5282,11 @@
           </w:tcPr>
           <w:p>
             <w:pPr>
-              <w:pStyle w:val="31"/>
+              <w:pStyle w:val="a1"/>
               <w:bidi w:val="0"/>
               <w:snapToGrid w:val="0"/>
               <w:spacing w:line="240" w:lineRule="auto"/>
-              <w:ind w:left="0" w:leftChars="0" w:right="0" w:rightChars="0" w:firstLine="0" w:firstLineChars="0"/>
+              <w:ind w:left="0" w:right="0" w:firstLine="0" w:leftChars="0" w:rightChars="0" w:firstLineChars="0"/>
               <w:jc w:val="left"/>
             </w:pPr>
             <w:r>
@@ -5347,14 +5297,8 @@
       </w:tr>
       <w:tr>
         <w:tblPrEx>
-          <w:tblBorders>
-            <w:top w:val="none" w:color="auto" w:sz="0" w:space="0"/>
-            <w:left w:val="none" w:color="auto" w:sz="0" w:space="0"/>
-            <w:bottom w:val="none" w:color="auto" w:sz="0" w:space="0"/>
-            <w:right w:val="none" w:color="auto" w:sz="0" w:space="0"/>
-            <w:insideH w:val="none" w:color="auto" w:sz="0" w:space="0"/>
-            <w:insideV w:val="none" w:color="auto" w:sz="0" w:space="0"/>
-          </w:tblBorders>
+          <w:tblW w:w="8522" w:type="dxa"/>
+          <w:jc w:val="center"/>
           <w:tblCellMar>
             <w:top w:w="0" w:type="dxa"/>
             <w:left w:w="10" w:type="dxa"/>
@@ -5363,15 +5307,15 @@
           </w:tblCellMar>
         </w:tblPrEx>
         <w:trPr>
-          <w:trHeight w:val="0" w:hRule="atLeast"/>
+          <w:trHeight w:val="0"/>
           <w:jc w:val="center"/>
         </w:trPr>
         <w:tc>
           <w:tcPr>
             <w:tcW w:w="4971" w:type="dxa"/>
             <w:tcBorders>
-              <w:top w:val="single" w:color="auto" w:sz="4" w:space="0"/>
-              <w:left w:val="single" w:color="auto" w:sz="12" w:space="0"/>
+              <w:top w:val="single" w:sz="4" w:space="0" w:color="auto"/>
+              <w:left w:val="single" w:sz="12" w:space="0" w:color="auto"/>
               <w:bottom w:val="nil"/>
               <w:right w:val="nil"/>
             </w:tcBorders>
@@ -5385,11 +5329,11 @@
           </w:tcPr>
           <w:p>
             <w:pPr>
-              <w:pStyle w:val="31"/>
+              <w:pStyle w:val="a1"/>
               <w:bidi w:val="0"/>
               <w:snapToGrid w:val="0"/>
               <w:spacing w:line="240" w:lineRule="auto"/>
-              <w:ind w:left="0" w:leftChars="0" w:right="0" w:rightChars="0" w:firstLine="0" w:firstLineChars="0"/>
+              <w:ind w:left="0" w:right="0" w:firstLine="0" w:leftChars="0" w:rightChars="0" w:firstLineChars="0"/>
               <w:jc w:val="center"/>
             </w:pPr>
             <w:r>
@@ -5401,10 +5345,10 @@
           <w:tcPr>
             <w:tcW w:w="3551" w:type="dxa"/>
             <w:tcBorders>
-              <w:top w:val="single" w:color="auto" w:sz="4" w:space="0"/>
-              <w:left w:val="single" w:color="auto" w:sz="4" w:space="0"/>
+              <w:top w:val="single" w:sz="4" w:space="0" w:color="auto"/>
+              <w:left w:val="single" w:sz="4" w:space="0" w:color="auto"/>
               <w:bottom w:val="nil"/>
-              <w:right w:val="single" w:color="auto" w:sz="12" w:space="0"/>
+              <w:right w:val="single" w:sz="12" w:space="0" w:color="auto"/>
             </w:tcBorders>
             <w:tcMar>
               <w:top w:w="60" w:type="dxa"/>
@@ -5416,11 +5360,11 @@
           </w:tcPr>
           <w:p>
             <w:pPr>
-              <w:pStyle w:val="31"/>
+              <w:pStyle w:val="a1"/>
               <w:bidi w:val="0"/>
               <w:snapToGrid w:val="0"/>
               <w:spacing w:line="240" w:lineRule="auto"/>
-              <w:ind w:left="0" w:leftChars="0" w:right="0" w:rightChars="0" w:firstLine="0" w:firstLineChars="0"/>
+              <w:ind w:left="0" w:right="0" w:firstLine="0" w:leftChars="0" w:rightChars="0" w:firstLineChars="0"/>
               <w:jc w:val="left"/>
             </w:pPr>
             <w:r>
@@ -5431,14 +5375,8 @@
       </w:tr>
       <w:tr>
         <w:tblPrEx>
-          <w:tblBorders>
-            <w:top w:val="none" w:color="auto" w:sz="0" w:space="0"/>
-            <w:left w:val="none" w:color="auto" w:sz="0" w:space="0"/>
-            <w:bottom w:val="none" w:color="auto" w:sz="0" w:space="0"/>
-            <w:right w:val="none" w:color="auto" w:sz="0" w:space="0"/>
-            <w:insideH w:val="none" w:color="auto" w:sz="0" w:space="0"/>
-            <w:insideV w:val="none" w:color="auto" w:sz="0" w:space="0"/>
-          </w:tblBorders>
+          <w:tblW w:w="8522" w:type="dxa"/>
+          <w:jc w:val="center"/>
           <w:tblCellMar>
             <w:top w:w="0" w:type="dxa"/>
             <w:left w:w="10" w:type="dxa"/>
@@ -5447,15 +5385,15 @@
           </w:tblCellMar>
         </w:tblPrEx>
         <w:trPr>
-          <w:trHeight w:val="0" w:hRule="atLeast"/>
+          <w:trHeight w:val="0"/>
           <w:jc w:val="center"/>
         </w:trPr>
         <w:tc>
           <w:tcPr>
             <w:tcW w:w="4971" w:type="dxa"/>
             <w:tcBorders>
-              <w:top w:val="single" w:color="auto" w:sz="4" w:space="0"/>
-              <w:left w:val="single" w:color="auto" w:sz="12" w:space="0"/>
+              <w:top w:val="single" w:sz="4" w:space="0" w:color="auto"/>
+              <w:left w:val="single" w:sz="12" w:space="0" w:color="auto"/>
               <w:bottom w:val="nil"/>
               <w:right w:val="nil"/>
             </w:tcBorders>
@@ -5469,11 +5407,11 @@
           </w:tcPr>
           <w:p>
             <w:pPr>
-              <w:pStyle w:val="31"/>
+              <w:pStyle w:val="a1"/>
               <w:bidi w:val="0"/>
               <w:snapToGrid w:val="0"/>
               <w:spacing w:line="240" w:lineRule="auto"/>
-              <w:ind w:left="0" w:leftChars="0" w:right="0" w:rightChars="0" w:firstLine="0" w:firstLineChars="0"/>
+              <w:ind w:left="0" w:right="0" w:firstLine="0" w:leftChars="0" w:rightChars="0" w:firstLineChars="0"/>
               <w:jc w:val="center"/>
             </w:pPr>
             <w:r>
@@ -5485,10 +5423,10 @@
           <w:tcPr>
             <w:tcW w:w="3551" w:type="dxa"/>
             <w:tcBorders>
-              <w:top w:val="single" w:color="auto" w:sz="4" w:space="0"/>
-              <w:left w:val="single" w:color="auto" w:sz="4" w:space="0"/>
+              <w:top w:val="single" w:sz="4" w:space="0" w:color="auto"/>
+              <w:left w:val="single" w:sz="4" w:space="0" w:color="auto"/>
               <w:bottom w:val="nil"/>
-              <w:right w:val="single" w:color="auto" w:sz="12" w:space="0"/>
+              <w:right w:val="single" w:sz="12" w:space="0" w:color="auto"/>
             </w:tcBorders>
             <w:tcMar>
               <w:top w:w="60" w:type="dxa"/>
@@ -5500,11 +5438,11 @@
           </w:tcPr>
           <w:p>
             <w:pPr>
-              <w:pStyle w:val="31"/>
+              <w:pStyle w:val="a1"/>
               <w:bidi w:val="0"/>
               <w:snapToGrid w:val="0"/>
               <w:spacing w:line="240" w:lineRule="auto"/>
-              <w:ind w:left="0" w:leftChars="0" w:right="0" w:rightChars="0" w:firstLine="0" w:firstLineChars="0"/>
+              <w:ind w:left="0" w:right="0" w:firstLine="0" w:leftChars="0" w:rightChars="0" w:firstLineChars="0"/>
               <w:jc w:val="left"/>
             </w:pPr>
             <w:r>
@@ -5515,14 +5453,8 @@
       </w:tr>
       <w:tr>
         <w:tblPrEx>
-          <w:tblBorders>
-            <w:top w:val="none" w:color="auto" w:sz="0" w:space="0"/>
-            <w:left w:val="none" w:color="auto" w:sz="0" w:space="0"/>
-            <w:bottom w:val="none" w:color="auto" w:sz="0" w:space="0"/>
-            <w:right w:val="none" w:color="auto" w:sz="0" w:space="0"/>
-            <w:insideH w:val="none" w:color="auto" w:sz="0" w:space="0"/>
-            <w:insideV w:val="none" w:color="auto" w:sz="0" w:space="0"/>
-          </w:tblBorders>
+          <w:tblW w:w="8522" w:type="dxa"/>
+          <w:jc w:val="center"/>
           <w:tblCellMar>
             <w:top w:w="0" w:type="dxa"/>
             <w:left w:w="10" w:type="dxa"/>
@@ -5531,15 +5463,15 @@
           </w:tblCellMar>
         </w:tblPrEx>
         <w:trPr>
-          <w:trHeight w:val="0" w:hRule="atLeast"/>
+          <w:trHeight w:val="0"/>
           <w:jc w:val="center"/>
         </w:trPr>
         <w:tc>
           <w:tcPr>
             <w:tcW w:w="4971" w:type="dxa"/>
             <w:tcBorders>
-              <w:top w:val="single" w:color="auto" w:sz="4" w:space="0"/>
-              <w:left w:val="single" w:color="auto" w:sz="12" w:space="0"/>
+              <w:top w:val="single" w:sz="4" w:space="0" w:color="auto"/>
+              <w:left w:val="single" w:sz="12" w:space="0" w:color="auto"/>
               <w:bottom w:val="nil"/>
               <w:right w:val="nil"/>
             </w:tcBorders>
@@ -5553,11 +5485,11 @@
           </w:tcPr>
           <w:p>
             <w:pPr>
-              <w:pStyle w:val="31"/>
+              <w:pStyle w:val="a1"/>
               <w:bidi w:val="0"/>
               <w:snapToGrid w:val="0"/>
               <w:spacing w:line="240" w:lineRule="auto"/>
-              <w:ind w:left="0" w:leftChars="0" w:right="0" w:rightChars="0" w:firstLine="0" w:firstLineChars="0"/>
+              <w:ind w:left="0" w:right="0" w:firstLine="0" w:leftChars="0" w:rightChars="0" w:firstLineChars="0"/>
               <w:jc w:val="center"/>
             </w:pPr>
             <w:r>
@@ -5569,10 +5501,10 @@
           <w:tcPr>
             <w:tcW w:w="3551" w:type="dxa"/>
             <w:tcBorders>
-              <w:top w:val="single" w:color="auto" w:sz="4" w:space="0"/>
-              <w:left w:val="single" w:color="auto" w:sz="4" w:space="0"/>
+              <w:top w:val="single" w:sz="4" w:space="0" w:color="auto"/>
+              <w:left w:val="single" w:sz="4" w:space="0" w:color="auto"/>
               <w:bottom w:val="nil"/>
-              <w:right w:val="single" w:color="auto" w:sz="12" w:space="0"/>
+              <w:right w:val="single" w:sz="12" w:space="0" w:color="auto"/>
             </w:tcBorders>
             <w:tcMar>
               <w:top w:w="60" w:type="dxa"/>
@@ -5584,11 +5516,11 @@
           </w:tcPr>
           <w:p>
             <w:pPr>
-              <w:pStyle w:val="31"/>
+              <w:pStyle w:val="a1"/>
               <w:bidi w:val="0"/>
               <w:snapToGrid w:val="0"/>
               <w:spacing w:line="240" w:lineRule="auto"/>
-              <w:ind w:left="0" w:leftChars="0" w:right="0" w:rightChars="0" w:firstLine="0" w:firstLineChars="0"/>
+              <w:ind w:left="0" w:right="0" w:firstLine="0" w:leftChars="0" w:rightChars="0" w:firstLineChars="0"/>
               <w:jc w:val="left"/>
             </w:pPr>
             <w:r>
@@ -5599,14 +5531,8 @@
       </w:tr>
       <w:tr>
         <w:tblPrEx>
-          <w:tblBorders>
-            <w:top w:val="none" w:color="auto" w:sz="0" w:space="0"/>
-            <w:left w:val="none" w:color="auto" w:sz="0" w:space="0"/>
-            <w:bottom w:val="none" w:color="auto" w:sz="0" w:space="0"/>
-            <w:right w:val="none" w:color="auto" w:sz="0" w:space="0"/>
-            <w:insideH w:val="none" w:color="auto" w:sz="0" w:space="0"/>
-            <w:insideV w:val="none" w:color="auto" w:sz="0" w:space="0"/>
-          </w:tblBorders>
+          <w:tblW w:w="8522" w:type="dxa"/>
+          <w:jc w:val="center"/>
           <w:tblCellMar>
             <w:top w:w="0" w:type="dxa"/>
             <w:left w:w="10" w:type="dxa"/>
@@ -5615,16 +5541,16 @@
           </w:tblCellMar>
         </w:tblPrEx>
         <w:trPr>
-          <w:trHeight w:val="0" w:hRule="atLeast"/>
+          <w:trHeight w:val="0"/>
           <w:jc w:val="center"/>
         </w:trPr>
         <w:tc>
           <w:tcPr>
             <w:tcW w:w="4971" w:type="dxa"/>
             <w:tcBorders>
-              <w:top w:val="single" w:color="auto" w:sz="4" w:space="0"/>
-              <w:left w:val="single" w:color="auto" w:sz="12" w:space="0"/>
-              <w:bottom w:val="single" w:color="auto" w:sz="12" w:space="0"/>
+              <w:top w:val="single" w:sz="4" w:space="0" w:color="auto"/>
+              <w:left w:val="single" w:sz="12" w:space="0" w:color="auto"/>
+              <w:bottom w:val="single" w:sz="12" w:space="0" w:color="auto"/>
               <w:right w:val="nil"/>
             </w:tcBorders>
             <w:tcMar>
@@ -5637,11 +5563,11 @@
           </w:tcPr>
           <w:p>
             <w:pPr>
-              <w:pStyle w:val="31"/>
+              <w:pStyle w:val="a1"/>
               <w:bidi w:val="0"/>
               <w:snapToGrid w:val="0"/>
               <w:spacing w:line="240" w:lineRule="auto"/>
-              <w:ind w:left="0" w:leftChars="0" w:right="0" w:rightChars="0" w:firstLine="0" w:firstLineChars="0"/>
+              <w:ind w:left="0" w:right="0" w:firstLine="0" w:leftChars="0" w:rightChars="0" w:firstLineChars="0"/>
               <w:jc w:val="center"/>
             </w:pPr>
             <w:r>
@@ -5653,10 +5579,10 @@
           <w:tcPr>
             <w:tcW w:w="3551" w:type="dxa"/>
             <w:tcBorders>
-              <w:top w:val="single" w:color="auto" w:sz="4" w:space="0"/>
-              <w:left w:val="single" w:color="auto" w:sz="4" w:space="0"/>
-              <w:bottom w:val="single" w:color="auto" w:sz="12" w:space="0"/>
-              <w:right w:val="single" w:color="auto" w:sz="12" w:space="0"/>
+              <w:top w:val="single" w:sz="4" w:space="0" w:color="auto"/>
+              <w:left w:val="single" w:sz="4" w:space="0" w:color="auto"/>
+              <w:bottom w:val="single" w:sz="12" w:space="0" w:color="auto"/>
+              <w:right w:val="single" w:sz="12" w:space="0" w:color="auto"/>
             </w:tcBorders>
             <w:tcMar>
               <w:top w:w="60" w:type="dxa"/>
@@ -5668,11 +5594,11 @@
           </w:tcPr>
           <w:p>
             <w:pPr>
-              <w:pStyle w:val="31"/>
+              <w:pStyle w:val="a1"/>
               <w:bidi w:val="0"/>
               <w:snapToGrid w:val="0"/>
               <w:spacing w:line="240" w:lineRule="auto"/>
-              <w:ind w:left="0" w:leftChars="0" w:right="0" w:rightChars="0" w:firstLine="0" w:firstLineChars="0"/>
+              <w:ind w:left="0" w:right="0" w:firstLine="0" w:leftChars="0" w:rightChars="0" w:firstLineChars="0"/>
               <w:jc w:val="left"/>
             </w:pPr>
             <w:r>
@@ -5684,20 +5610,20 @@
     </w:tbl>
     <w:p>
       <w:pPr>
-        <w:pStyle w:val="32"/>
-        <w:bidi w:val="0"/>
-      </w:pPr>
-      <w:bookmarkStart w:id="12" w:name="heading_7"/>
-      <w:bookmarkStart w:id="13" w:name="_Toc18150"/>
+        <w:pStyle w:val="2"/>
+        <w:bidi w:val="0"/>
+      </w:pPr>
+      <w:bookmarkStart w:id="13" w:name="heading_7"/>
+      <w:bookmarkStart w:id="14" w:name="_Toc18150"/>
       <w:r>
         <w:t>主要输出</w:t>
       </w:r>
-      <w:bookmarkEnd w:id="12"/>
       <w:bookmarkEnd w:id="13"/>
-    </w:p>
-    <w:p>
-      <w:pPr>
-        <w:pStyle w:val="41"/>
+      <w:bookmarkEnd w:id="14"/>
+    </w:p>
+    <w:p>
+      <w:pPr>
+        <w:pStyle w:val="a3"/>
         <w:bidi w:val="0"/>
         <w:jc w:val="center"/>
       </w:pPr>
@@ -5730,7 +5656,7 @@
           <w:rFonts w:hint="eastAsia"/>
           <w:lang w:val="en-US" w:eastAsia="zh-CN"/>
         </w:rPr>
-        <w:instrText xml:space="preserve">"柴_标题1"\n</w:instrText>
+        <w:instrText>"柴_标题1"\n</w:instrText>
       </w:r>
       <w:r>
         <w:instrText xml:space="preserve"> \s</w:instrText>
@@ -5747,7 +5673,7 @@
           <w:rFonts w:hint="eastAsia"/>
           <w:lang w:val="en-US" w:eastAsia="zh-CN"/>
         </w:rPr>
-        <w:instrText xml:space="preserve">* Charformat</w:instrText>
+        <w:instrText>* Charformat</w:instrText>
       </w:r>
       <w:r>
         <w:rPr>
@@ -5812,7 +5738,7 @@
         </w:rPr>
         <w:fldChar w:fldCharType="end"/>
       </w:r>
-      <w:bookmarkStart w:id="14" w:name="_Toc24030"/>
+      <w:bookmarkStart w:id="15" w:name="_Toc24030"/>
       <w:r>
         <w:rPr>
           <w:rFonts w:hint="eastAsia"/>
@@ -5823,22 +5749,21 @@
       <w:r>
         <w:t>配置输出清单</w:t>
       </w:r>
-      <w:bookmarkEnd w:id="14"/>
+      <w:bookmarkEnd w:id="15"/>
     </w:p>
     <w:tbl>
       <w:tblPr>
-        <w:tblStyle w:val="22"/>
+        <w:tblStyle w:val="TableNormal"/>
         <w:tblW w:w="8522" w:type="dxa"/>
         <w:jc w:val="center"/>
         <w:tblBorders>
-          <w:top w:val="none" w:color="auto" w:sz="0" w:space="0"/>
-          <w:left w:val="none" w:color="auto" w:sz="0" w:space="0"/>
-          <w:bottom w:val="none" w:color="auto" w:sz="0" w:space="0"/>
-          <w:right w:val="none" w:color="auto" w:sz="0" w:space="0"/>
-          <w:insideH w:val="none" w:color="auto" w:sz="0" w:space="0"/>
-          <w:insideV w:val="none" w:color="auto" w:sz="0" w:space="0"/>
+          <w:top w:val="nil"/>
+          <w:left w:val="nil"/>
+          <w:bottom w:val="nil"/>
+          <w:right w:val="nil"/>
+          <w:insideH w:val="nil"/>
+          <w:insideV w:val="nil"/>
         </w:tblBorders>
-        <w:tblLayout w:type="autofit"/>
         <w:tblCellMar>
           <w:top w:w="0" w:type="dxa"/>
           <w:left w:w="10" w:type="dxa"/>
@@ -5852,13 +5777,15 @@
       </w:tblGrid>
       <w:tr>
         <w:tblPrEx>
+          <w:tblW w:w="8522" w:type="dxa"/>
+          <w:jc w:val="center"/>
           <w:tblBorders>
-            <w:top w:val="none" w:color="auto" w:sz="0" w:space="0"/>
-            <w:left w:val="none" w:color="auto" w:sz="0" w:space="0"/>
-            <w:bottom w:val="none" w:color="auto" w:sz="0" w:space="0"/>
-            <w:right w:val="none" w:color="auto" w:sz="0" w:space="0"/>
-            <w:insideH w:val="none" w:color="auto" w:sz="0" w:space="0"/>
-            <w:insideV w:val="none" w:color="auto" w:sz="0" w:space="0"/>
+            <w:top w:val="nil"/>
+            <w:left w:val="nil"/>
+            <w:bottom w:val="nil"/>
+            <w:right w:val="nil"/>
+            <w:insideH w:val="nil"/>
+            <w:insideV w:val="nil"/>
           </w:tblBorders>
           <w:tblCellMar>
             <w:top w:w="0" w:type="dxa"/>
@@ -5868,7 +5795,7 @@
           </w:tblCellMar>
         </w:tblPrEx>
         <w:trPr>
-          <w:trHeight w:val="0" w:hRule="atLeast"/>
+          <w:trHeight w:val="0"/>
           <w:tblHeader/>
           <w:jc w:val="center"/>
         </w:trPr>
@@ -5876,8 +5803,8 @@
           <w:tcPr>
             <w:tcW w:w="3314" w:type="dxa"/>
             <w:tcBorders>
-              <w:top w:val="single" w:color="auto" w:sz="12" w:space="0"/>
-              <w:left w:val="single" w:color="auto" w:sz="12" w:space="0"/>
+              <w:top w:val="single" w:sz="12" w:space="0" w:color="auto"/>
+              <w:left w:val="single" w:sz="12" w:space="0" w:color="auto"/>
               <w:bottom w:val="nil"/>
               <w:right w:val="nil"/>
             </w:tcBorders>
@@ -5891,11 +5818,11 @@
           </w:tcPr>
           <w:p>
             <w:pPr>
-              <w:pStyle w:val="31"/>
+              <w:pStyle w:val="a1"/>
               <w:bidi w:val="0"/>
               <w:snapToGrid w:val="0"/>
               <w:spacing w:line="240" w:lineRule="auto"/>
-              <w:ind w:left="0" w:leftChars="0" w:right="0" w:rightChars="0" w:firstLine="0" w:firstLineChars="0"/>
+              <w:ind w:left="0" w:right="0" w:firstLine="0" w:leftChars="0" w:rightChars="0" w:firstLineChars="0"/>
               <w:jc w:val="center"/>
               <w:rPr>
                 <w:b/>
@@ -5913,10 +5840,10 @@
           <w:tcPr>
             <w:tcW w:w="5208" w:type="dxa"/>
             <w:tcBorders>
-              <w:top w:val="single" w:color="auto" w:sz="12" w:space="0"/>
-              <w:left w:val="single" w:color="auto" w:sz="4" w:space="0"/>
+              <w:top w:val="single" w:sz="12" w:space="0" w:color="auto"/>
+              <w:left w:val="single" w:sz="4" w:space="0" w:color="auto"/>
               <w:bottom w:val="nil"/>
-              <w:right w:val="single" w:color="auto" w:sz="12" w:space="0"/>
+              <w:right w:val="single" w:sz="12" w:space="0" w:color="auto"/>
             </w:tcBorders>
             <w:tcMar>
               <w:top w:w="60" w:type="dxa"/>
@@ -5928,11 +5855,11 @@
           </w:tcPr>
           <w:p>
             <w:pPr>
-              <w:pStyle w:val="31"/>
+              <w:pStyle w:val="a1"/>
               <w:bidi w:val="0"/>
               <w:snapToGrid w:val="0"/>
               <w:spacing w:line="240" w:lineRule="auto"/>
-              <w:ind w:left="0" w:leftChars="0" w:right="0" w:rightChars="0" w:firstLine="0" w:firstLineChars="0"/>
+              <w:ind w:left="0" w:right="0" w:firstLine="0" w:leftChars="0" w:rightChars="0" w:firstLineChars="0"/>
               <w:jc w:val="center"/>
               <w:rPr>
                 <w:b/>
@@ -5949,14 +5876,8 @@
       </w:tr>
       <w:tr>
         <w:tblPrEx>
-          <w:tblBorders>
-            <w:top w:val="none" w:color="auto" w:sz="0" w:space="0"/>
-            <w:left w:val="none" w:color="auto" w:sz="0" w:space="0"/>
-            <w:bottom w:val="none" w:color="auto" w:sz="0" w:space="0"/>
-            <w:right w:val="none" w:color="auto" w:sz="0" w:space="0"/>
-            <w:insideH w:val="none" w:color="auto" w:sz="0" w:space="0"/>
-            <w:insideV w:val="none" w:color="auto" w:sz="0" w:space="0"/>
-          </w:tblBorders>
+          <w:tblW w:w="8522" w:type="dxa"/>
+          <w:jc w:val="center"/>
           <w:tblCellMar>
             <w:top w:w="0" w:type="dxa"/>
             <w:left w:w="10" w:type="dxa"/>
@@ -5965,15 +5886,15 @@
           </w:tblCellMar>
         </w:tblPrEx>
         <w:trPr>
-          <w:trHeight w:val="0" w:hRule="atLeast"/>
+          <w:trHeight w:val="0"/>
           <w:jc w:val="center"/>
         </w:trPr>
         <w:tc>
           <w:tcPr>
             <w:tcW w:w="3314" w:type="dxa"/>
             <w:tcBorders>
-              <w:top w:val="single" w:color="auto" w:sz="4" w:space="0"/>
-              <w:left w:val="single" w:color="auto" w:sz="12" w:space="0"/>
+              <w:top w:val="single" w:sz="4" w:space="0" w:color="auto"/>
+              <w:left w:val="single" w:sz="12" w:space="0" w:color="auto"/>
               <w:bottom w:val="nil"/>
               <w:right w:val="nil"/>
             </w:tcBorders>
@@ -5987,11 +5908,11 @@
           </w:tcPr>
           <w:p>
             <w:pPr>
-              <w:pStyle w:val="31"/>
+              <w:pStyle w:val="a1"/>
               <w:bidi w:val="0"/>
               <w:snapToGrid w:val="0"/>
               <w:spacing w:line="240" w:lineRule="auto"/>
-              <w:ind w:left="0" w:leftChars="0" w:right="0" w:rightChars="0" w:firstLine="0" w:firstLineChars="0"/>
+              <w:ind w:left="0" w:right="0" w:firstLine="0" w:leftChars="0" w:rightChars="0" w:firstLineChars="0"/>
               <w:jc w:val="center"/>
             </w:pPr>
             <w:r>
@@ -6003,10 +5924,10 @@
           <w:tcPr>
             <w:tcW w:w="5208" w:type="dxa"/>
             <w:tcBorders>
-              <w:top w:val="single" w:color="auto" w:sz="4" w:space="0"/>
-              <w:left w:val="single" w:color="auto" w:sz="4" w:space="0"/>
+              <w:top w:val="single" w:sz="4" w:space="0" w:color="auto"/>
+              <w:left w:val="single" w:sz="4" w:space="0" w:color="auto"/>
               <w:bottom w:val="nil"/>
-              <w:right w:val="single" w:color="auto" w:sz="12" w:space="0"/>
+              <w:right w:val="single" w:sz="12" w:space="0" w:color="auto"/>
             </w:tcBorders>
             <w:tcMar>
               <w:top w:w="60" w:type="dxa"/>
@@ -6018,11 +5939,11 @@
           </w:tcPr>
           <w:p>
             <w:pPr>
-              <w:pStyle w:val="31"/>
+              <w:pStyle w:val="a1"/>
               <w:bidi w:val="0"/>
               <w:snapToGrid w:val="0"/>
               <w:spacing w:line="240" w:lineRule="auto"/>
-              <w:ind w:left="0" w:leftChars="0" w:right="0" w:rightChars="0" w:firstLine="0" w:firstLineChars="0"/>
+              <w:ind w:left="0" w:right="0" w:firstLine="0" w:leftChars="0" w:rightChars="0" w:firstLineChars="0"/>
               <w:jc w:val="center"/>
             </w:pPr>
             <w:r>
@@ -6033,14 +5954,8 @@
       </w:tr>
       <w:tr>
         <w:tblPrEx>
-          <w:tblBorders>
-            <w:top w:val="none" w:color="auto" w:sz="0" w:space="0"/>
-            <w:left w:val="none" w:color="auto" w:sz="0" w:space="0"/>
-            <w:bottom w:val="none" w:color="auto" w:sz="0" w:space="0"/>
-            <w:right w:val="none" w:color="auto" w:sz="0" w:space="0"/>
-            <w:insideH w:val="none" w:color="auto" w:sz="0" w:space="0"/>
-            <w:insideV w:val="none" w:color="auto" w:sz="0" w:space="0"/>
-          </w:tblBorders>
+          <w:tblW w:w="8522" w:type="dxa"/>
+          <w:jc w:val="center"/>
           <w:tblCellMar>
             <w:top w:w="0" w:type="dxa"/>
             <w:left w:w="10" w:type="dxa"/>
@@ -6049,15 +5964,15 @@
           </w:tblCellMar>
         </w:tblPrEx>
         <w:trPr>
-          <w:trHeight w:val="0" w:hRule="atLeast"/>
+          <w:trHeight w:val="0"/>
           <w:jc w:val="center"/>
         </w:trPr>
         <w:tc>
           <w:tcPr>
             <w:tcW w:w="3314" w:type="dxa"/>
             <w:tcBorders>
-              <w:top w:val="single" w:color="auto" w:sz="4" w:space="0"/>
-              <w:left w:val="single" w:color="auto" w:sz="12" w:space="0"/>
+              <w:top w:val="single" w:sz="4" w:space="0" w:color="auto"/>
+              <w:left w:val="single" w:sz="12" w:space="0" w:color="auto"/>
               <w:bottom w:val="nil"/>
               <w:right w:val="nil"/>
             </w:tcBorders>
@@ -6071,11 +5986,11 @@
           </w:tcPr>
           <w:p>
             <w:pPr>
-              <w:pStyle w:val="31"/>
+              <w:pStyle w:val="a1"/>
               <w:bidi w:val="0"/>
               <w:snapToGrid w:val="0"/>
               <w:spacing w:line="240" w:lineRule="auto"/>
-              <w:ind w:left="0" w:leftChars="0" w:right="0" w:rightChars="0" w:firstLine="0" w:firstLineChars="0"/>
+              <w:ind w:left="0" w:right="0" w:firstLine="0" w:leftChars="0" w:rightChars="0" w:firstLineChars="0"/>
               <w:jc w:val="center"/>
             </w:pPr>
             <w:r>
@@ -6087,10 +6002,10 @@
           <w:tcPr>
             <w:tcW w:w="5208" w:type="dxa"/>
             <w:tcBorders>
-              <w:top w:val="single" w:color="auto" w:sz="4" w:space="0"/>
-              <w:left w:val="single" w:color="auto" w:sz="4" w:space="0"/>
+              <w:top w:val="single" w:sz="4" w:space="0" w:color="auto"/>
+              <w:left w:val="single" w:sz="4" w:space="0" w:color="auto"/>
               <w:bottom w:val="nil"/>
-              <w:right w:val="single" w:color="auto" w:sz="12" w:space="0"/>
+              <w:right w:val="single" w:sz="12" w:space="0" w:color="auto"/>
             </w:tcBorders>
             <w:tcMar>
               <w:top w:w="60" w:type="dxa"/>
@@ -6102,11 +6017,11 @@
           </w:tcPr>
           <w:p>
             <w:pPr>
-              <w:pStyle w:val="31"/>
+              <w:pStyle w:val="a1"/>
               <w:bidi w:val="0"/>
               <w:snapToGrid w:val="0"/>
               <w:spacing w:line="240" w:lineRule="auto"/>
-              <w:ind w:left="0" w:leftChars="0" w:right="0" w:rightChars="0" w:firstLine="0" w:firstLineChars="0"/>
+              <w:ind w:left="0" w:right="0" w:firstLine="0" w:leftChars="0" w:rightChars="0" w:firstLineChars="0"/>
               <w:jc w:val="center"/>
             </w:pPr>
             <w:r>
@@ -6117,14 +6032,8 @@
       </w:tr>
       <w:tr>
         <w:tblPrEx>
-          <w:tblBorders>
-            <w:top w:val="none" w:color="auto" w:sz="0" w:space="0"/>
-            <w:left w:val="none" w:color="auto" w:sz="0" w:space="0"/>
-            <w:bottom w:val="none" w:color="auto" w:sz="0" w:space="0"/>
-            <w:right w:val="none" w:color="auto" w:sz="0" w:space="0"/>
-            <w:insideH w:val="none" w:color="auto" w:sz="0" w:space="0"/>
-            <w:insideV w:val="none" w:color="auto" w:sz="0" w:space="0"/>
-          </w:tblBorders>
+          <w:tblW w:w="8522" w:type="dxa"/>
+          <w:jc w:val="center"/>
           <w:tblCellMar>
             <w:top w:w="0" w:type="dxa"/>
             <w:left w:w="10" w:type="dxa"/>
@@ -6133,15 +6042,15 @@
           </w:tblCellMar>
         </w:tblPrEx>
         <w:trPr>
-          <w:trHeight w:val="0" w:hRule="atLeast"/>
+          <w:trHeight w:val="0"/>
           <w:jc w:val="center"/>
         </w:trPr>
         <w:tc>
           <w:tcPr>
             <w:tcW w:w="3314" w:type="dxa"/>
             <w:tcBorders>
-              <w:top w:val="single" w:color="auto" w:sz="4" w:space="0"/>
-              <w:left w:val="single" w:color="auto" w:sz="12" w:space="0"/>
+              <w:top w:val="single" w:sz="4" w:space="0" w:color="auto"/>
+              <w:left w:val="single" w:sz="12" w:space="0" w:color="auto"/>
               <w:bottom w:val="nil"/>
               <w:right w:val="nil"/>
             </w:tcBorders>
@@ -6155,11 +6064,11 @@
           </w:tcPr>
           <w:p>
             <w:pPr>
-              <w:pStyle w:val="31"/>
+              <w:pStyle w:val="a1"/>
               <w:bidi w:val="0"/>
               <w:snapToGrid w:val="0"/>
               <w:spacing w:line="240" w:lineRule="auto"/>
-              <w:ind w:left="0" w:leftChars="0" w:right="0" w:rightChars="0" w:firstLine="0" w:firstLineChars="0"/>
+              <w:ind w:left="0" w:right="0" w:firstLine="0" w:leftChars="0" w:rightChars="0" w:firstLineChars="0"/>
               <w:jc w:val="center"/>
             </w:pPr>
             <w:r>
@@ -6171,10 +6080,10 @@
           <w:tcPr>
             <w:tcW w:w="5208" w:type="dxa"/>
             <w:tcBorders>
-              <w:top w:val="single" w:color="auto" w:sz="4" w:space="0"/>
-              <w:left w:val="single" w:color="auto" w:sz="4" w:space="0"/>
+              <w:top w:val="single" w:sz="4" w:space="0" w:color="auto"/>
+              <w:left w:val="single" w:sz="4" w:space="0" w:color="auto"/>
               <w:bottom w:val="nil"/>
-              <w:right w:val="single" w:color="auto" w:sz="12" w:space="0"/>
+              <w:right w:val="single" w:sz="12" w:space="0" w:color="auto"/>
             </w:tcBorders>
             <w:tcMar>
               <w:top w:w="60" w:type="dxa"/>
@@ -6186,11 +6095,11 @@
           </w:tcPr>
           <w:p>
             <w:pPr>
-              <w:pStyle w:val="31"/>
+              <w:pStyle w:val="a1"/>
               <w:bidi w:val="0"/>
               <w:snapToGrid w:val="0"/>
               <w:spacing w:line="240" w:lineRule="auto"/>
-              <w:ind w:left="0" w:leftChars="0" w:right="0" w:rightChars="0" w:firstLine="0" w:firstLineChars="0"/>
+              <w:ind w:left="0" w:right="0" w:firstLine="0" w:leftChars="0" w:rightChars="0" w:firstLineChars="0"/>
               <w:jc w:val="center"/>
             </w:pPr>
             <w:r>
@@ -6201,14 +6110,8 @@
       </w:tr>
       <w:tr>
         <w:tblPrEx>
-          <w:tblBorders>
-            <w:top w:val="none" w:color="auto" w:sz="0" w:space="0"/>
-            <w:left w:val="none" w:color="auto" w:sz="0" w:space="0"/>
-            <w:bottom w:val="none" w:color="auto" w:sz="0" w:space="0"/>
-            <w:right w:val="none" w:color="auto" w:sz="0" w:space="0"/>
-            <w:insideH w:val="none" w:color="auto" w:sz="0" w:space="0"/>
-            <w:insideV w:val="none" w:color="auto" w:sz="0" w:space="0"/>
-          </w:tblBorders>
+          <w:tblW w:w="8522" w:type="dxa"/>
+          <w:jc w:val="center"/>
           <w:tblCellMar>
             <w:top w:w="0" w:type="dxa"/>
             <w:left w:w="10" w:type="dxa"/>
@@ -6217,15 +6120,15 @@
           </w:tblCellMar>
         </w:tblPrEx>
         <w:trPr>
-          <w:trHeight w:val="0" w:hRule="atLeast"/>
+          <w:trHeight w:val="0"/>
           <w:jc w:val="center"/>
         </w:trPr>
         <w:tc>
           <w:tcPr>
             <w:tcW w:w="3314" w:type="dxa"/>
             <w:tcBorders>
-              <w:top w:val="single" w:color="auto" w:sz="4" w:space="0"/>
-              <w:left w:val="single" w:color="auto" w:sz="12" w:space="0"/>
+              <w:top w:val="single" w:sz="4" w:space="0" w:color="auto"/>
+              <w:left w:val="single" w:sz="12" w:space="0" w:color="auto"/>
               <w:bottom w:val="nil"/>
               <w:right w:val="nil"/>
             </w:tcBorders>
@@ -6239,11 +6142,11 @@
           </w:tcPr>
           <w:p>
             <w:pPr>
-              <w:pStyle w:val="31"/>
+              <w:pStyle w:val="a1"/>
               <w:bidi w:val="0"/>
               <w:snapToGrid w:val="0"/>
               <w:spacing w:line="240" w:lineRule="auto"/>
-              <w:ind w:left="0" w:leftChars="0" w:right="0" w:rightChars="0" w:firstLine="0" w:firstLineChars="0"/>
+              <w:ind w:left="0" w:right="0" w:firstLine="0" w:leftChars="0" w:rightChars="0" w:firstLineChars="0"/>
               <w:jc w:val="center"/>
             </w:pPr>
             <w:r>
@@ -6255,10 +6158,10 @@
           <w:tcPr>
             <w:tcW w:w="5208" w:type="dxa"/>
             <w:tcBorders>
-              <w:top w:val="single" w:color="auto" w:sz="4" w:space="0"/>
-              <w:left w:val="single" w:color="auto" w:sz="4" w:space="0"/>
+              <w:top w:val="single" w:sz="4" w:space="0" w:color="auto"/>
+              <w:left w:val="single" w:sz="4" w:space="0" w:color="auto"/>
               <w:bottom w:val="nil"/>
-              <w:right w:val="single" w:color="auto" w:sz="12" w:space="0"/>
+              <w:right w:val="single" w:sz="12" w:space="0" w:color="auto"/>
             </w:tcBorders>
             <w:tcMar>
               <w:top w:w="60" w:type="dxa"/>
@@ -6270,11 +6173,11 @@
           </w:tcPr>
           <w:p>
             <w:pPr>
-              <w:pStyle w:val="31"/>
+              <w:pStyle w:val="a1"/>
               <w:bidi w:val="0"/>
               <w:snapToGrid w:val="0"/>
               <w:spacing w:line="240" w:lineRule="auto"/>
-              <w:ind w:left="0" w:leftChars="0" w:right="0" w:rightChars="0" w:firstLine="0" w:firstLineChars="0"/>
+              <w:ind w:left="0" w:right="0" w:firstLine="0" w:leftChars="0" w:rightChars="0" w:firstLineChars="0"/>
               <w:jc w:val="center"/>
             </w:pPr>
             <w:r>
@@ -6285,14 +6188,8 @@
       </w:tr>
       <w:tr>
         <w:tblPrEx>
-          <w:tblBorders>
-            <w:top w:val="none" w:color="auto" w:sz="0" w:space="0"/>
-            <w:left w:val="none" w:color="auto" w:sz="0" w:space="0"/>
-            <w:bottom w:val="none" w:color="auto" w:sz="0" w:space="0"/>
-            <w:right w:val="none" w:color="auto" w:sz="0" w:space="0"/>
-            <w:insideH w:val="none" w:color="auto" w:sz="0" w:space="0"/>
-            <w:insideV w:val="none" w:color="auto" w:sz="0" w:space="0"/>
-          </w:tblBorders>
+          <w:tblW w:w="8522" w:type="dxa"/>
+          <w:jc w:val="center"/>
           <w:tblCellMar>
             <w:top w:w="0" w:type="dxa"/>
             <w:left w:w="10" w:type="dxa"/>
@@ -6301,16 +6198,16 @@
           </w:tblCellMar>
         </w:tblPrEx>
         <w:trPr>
-          <w:trHeight w:val="0" w:hRule="atLeast"/>
+          <w:trHeight w:val="0"/>
           <w:jc w:val="center"/>
         </w:trPr>
         <w:tc>
           <w:tcPr>
             <w:tcW w:w="3314" w:type="dxa"/>
             <w:tcBorders>
-              <w:top w:val="single" w:color="auto" w:sz="4" w:space="0"/>
-              <w:left w:val="single" w:color="auto" w:sz="12" w:space="0"/>
-              <w:bottom w:val="single" w:color="auto" w:sz="12" w:space="0"/>
+              <w:top w:val="single" w:sz="4" w:space="0" w:color="auto"/>
+              <w:left w:val="single" w:sz="12" w:space="0" w:color="auto"/>
+              <w:bottom w:val="single" w:sz="12" w:space="0" w:color="auto"/>
               <w:right w:val="nil"/>
             </w:tcBorders>
             <w:tcMar>
@@ -6323,11 +6220,11 @@
           </w:tcPr>
           <w:p>
             <w:pPr>
-              <w:pStyle w:val="31"/>
+              <w:pStyle w:val="a1"/>
               <w:bidi w:val="0"/>
               <w:snapToGrid w:val="0"/>
               <w:spacing w:line="240" w:lineRule="auto"/>
-              <w:ind w:left="0" w:leftChars="0" w:right="0" w:rightChars="0" w:firstLine="0" w:firstLineChars="0"/>
+              <w:ind w:left="0" w:right="0" w:firstLine="0" w:leftChars="0" w:rightChars="0" w:firstLineChars="0"/>
               <w:jc w:val="center"/>
             </w:pPr>
             <w:r>
@@ -6339,10 +6236,10 @@
           <w:tcPr>
             <w:tcW w:w="5208" w:type="dxa"/>
             <w:tcBorders>
-              <w:top w:val="single" w:color="auto" w:sz="4" w:space="0"/>
-              <w:left w:val="single" w:color="auto" w:sz="4" w:space="0"/>
-              <w:bottom w:val="single" w:color="auto" w:sz="12" w:space="0"/>
-              <w:right w:val="single" w:color="auto" w:sz="12" w:space="0"/>
+              <w:top w:val="single" w:sz="4" w:space="0" w:color="auto"/>
+              <w:left w:val="single" w:sz="4" w:space="0" w:color="auto"/>
+              <w:bottom w:val="single" w:sz="12" w:space="0" w:color="auto"/>
+              <w:right w:val="single" w:sz="12" w:space="0" w:color="auto"/>
             </w:tcBorders>
             <w:tcMar>
               <w:top w:w="60" w:type="dxa"/>
@@ -6354,11 +6251,11 @@
           </w:tcPr>
           <w:p>
             <w:pPr>
-              <w:pStyle w:val="31"/>
+              <w:pStyle w:val="a1"/>
               <w:bidi w:val="0"/>
               <w:snapToGrid w:val="0"/>
               <w:spacing w:line="240" w:lineRule="auto"/>
-              <w:ind w:left="0" w:leftChars="0" w:right="0" w:rightChars="0" w:firstLine="0" w:firstLineChars="0"/>
+              <w:ind w:left="0" w:right="0" w:firstLine="0" w:leftChars="0" w:rightChars="0" w:firstLineChars="0"/>
               <w:jc w:val="center"/>
             </w:pPr>
             <w:r>
@@ -6370,39 +6267,39 @@
     </w:tbl>
     <w:p>
       <w:pPr>
-        <w:pStyle w:val="32"/>
-        <w:bidi w:val="0"/>
-      </w:pPr>
-      <w:bookmarkStart w:id="15" w:name="_Toc15327"/>
-      <w:bookmarkStart w:id="16" w:name="heading_8"/>
+        <w:pStyle w:val="2"/>
+        <w:bidi w:val="0"/>
+      </w:pPr>
+      <w:bookmarkStart w:id="16" w:name="_Toc15327"/>
+      <w:bookmarkStart w:id="17" w:name="heading_8"/>
       <w:r>
         <w:t>角色和职责权限</w:t>
       </w:r>
-      <w:bookmarkEnd w:id="15"/>
       <w:bookmarkEnd w:id="16"/>
-    </w:p>
-    <w:p>
-      <w:pPr>
-        <w:pStyle w:val="33"/>
-        <w:bidi w:val="0"/>
-      </w:pPr>
-      <w:bookmarkStart w:id="17" w:name="heading_9"/>
-      <w:bookmarkStart w:id="18" w:name="_Toc18361"/>
+      <w:bookmarkEnd w:id="17"/>
+    </w:p>
+    <w:p>
+      <w:pPr>
+        <w:pStyle w:val="3"/>
+        <w:bidi w:val="0"/>
+      </w:pPr>
+      <w:bookmarkStart w:id="18" w:name="heading_9"/>
+      <w:bookmarkStart w:id="19" w:name="_Toc18361"/>
       <w:r>
         <w:t>运维部经理（配置管理负责人）</w:t>
       </w:r>
-      <w:bookmarkEnd w:id="17"/>
       <w:bookmarkEnd w:id="18"/>
-    </w:p>
-    <w:p>
-      <w:pPr>
-        <w:pStyle w:val="41"/>
+      <w:bookmarkEnd w:id="19"/>
+    </w:p>
+    <w:p>
+      <w:pPr>
+        <w:pStyle w:val="a3"/>
         <w:numPr>
           <w:ilvl w:val="0"/>
           <w:numId w:val="4"/>
         </w:numPr>
         <w:bidi w:val="0"/>
-        <w:ind w:left="425" w:leftChars="0" w:hanging="425" w:firstLineChars="0"/>
+        <w:ind w:left="425" w:hanging="425" w:leftChars="0" w:firstLineChars="0"/>
       </w:pPr>
       <w:r>
         <w:t>确定配置管理过程的衡量指标；</w:t>
@@ -6410,13 +6307,13 @@
     </w:p>
     <w:p>
       <w:pPr>
-        <w:pStyle w:val="41"/>
+        <w:pStyle w:val="a3"/>
         <w:numPr>
           <w:ilvl w:val="0"/>
           <w:numId w:val="4"/>
         </w:numPr>
         <w:bidi w:val="0"/>
-        <w:ind w:left="425" w:leftChars="0" w:hanging="425" w:firstLineChars="0"/>
+        <w:ind w:left="425" w:hanging="425" w:leftChars="0" w:firstLineChars="0"/>
       </w:pPr>
       <w:r>
         <w:t>总体上管理和监控过程，建立配置管理过程实施、评估和持续优化机制；</w:t>
@@ -6424,13 +6321,13 @@
     </w:p>
     <w:p>
       <w:pPr>
-        <w:pStyle w:val="41"/>
+        <w:pStyle w:val="a3"/>
         <w:numPr>
           <w:ilvl w:val="0"/>
           <w:numId w:val="4"/>
         </w:numPr>
         <w:bidi w:val="0"/>
-        <w:ind w:left="425" w:leftChars="0" w:hanging="425" w:firstLineChars="0"/>
+        <w:ind w:left="425" w:hanging="425" w:leftChars="0" w:firstLineChars="0"/>
       </w:pPr>
       <w:r>
         <w:t>定义并维护配置管理流程文件及所需要的记录模板；</w:t>
@@ -6438,13 +6335,13 @@
     </w:p>
     <w:p>
       <w:pPr>
-        <w:pStyle w:val="41"/>
+        <w:pStyle w:val="a3"/>
         <w:numPr>
           <w:ilvl w:val="0"/>
           <w:numId w:val="4"/>
         </w:numPr>
         <w:bidi w:val="0"/>
-        <w:ind w:left="425" w:leftChars="0" w:hanging="425" w:firstLineChars="0"/>
+        <w:ind w:left="425" w:hanging="425" w:leftChars="0" w:firstLineChars="0"/>
       </w:pPr>
       <w:r>
         <w:t>管理配置管理流程的实施；</w:t>
@@ -6452,13 +6349,13 @@
     </w:p>
     <w:p>
       <w:pPr>
-        <w:pStyle w:val="41"/>
+        <w:pStyle w:val="a3"/>
         <w:numPr>
           <w:ilvl w:val="0"/>
           <w:numId w:val="4"/>
         </w:numPr>
         <w:bidi w:val="0"/>
-        <w:ind w:left="425" w:leftChars="0" w:hanging="425" w:firstLineChars="0"/>
+        <w:ind w:left="425" w:hanging="425" w:leftChars="0" w:firstLineChars="0"/>
       </w:pPr>
       <w:r>
         <w:t>确保配置管理流程目标的实现；</w:t>
@@ -6466,13 +6363,13 @@
     </w:p>
     <w:p>
       <w:pPr>
-        <w:pStyle w:val="41"/>
+        <w:pStyle w:val="a3"/>
         <w:numPr>
           <w:ilvl w:val="0"/>
           <w:numId w:val="4"/>
         </w:numPr>
         <w:bidi w:val="0"/>
-        <w:ind w:left="425" w:leftChars="0" w:hanging="425" w:firstLineChars="0"/>
+        <w:ind w:left="425" w:hanging="425" w:leftChars="0" w:firstLineChars="0"/>
       </w:pPr>
       <w:r>
         <w:t>识别配置管理过程中存在的问题并提出改进措施；</w:t>
@@ -6480,13 +6377,13 @@
     </w:p>
     <w:p>
       <w:pPr>
-        <w:pStyle w:val="41"/>
+        <w:pStyle w:val="a3"/>
         <w:numPr>
           <w:ilvl w:val="0"/>
           <w:numId w:val="4"/>
         </w:numPr>
         <w:bidi w:val="0"/>
-        <w:ind w:left="425" w:leftChars="0" w:hanging="425" w:firstLineChars="0"/>
+        <w:ind w:left="425" w:hanging="425" w:leftChars="0" w:firstLineChars="0"/>
       </w:pPr>
       <w:r>
         <w:t>定期向公司管理层汇报实施过程中存在的问题；</w:t>
@@ -6494,13 +6391,13 @@
     </w:p>
     <w:p>
       <w:pPr>
-        <w:pStyle w:val="41"/>
+        <w:pStyle w:val="a3"/>
         <w:numPr>
           <w:ilvl w:val="0"/>
           <w:numId w:val="4"/>
         </w:numPr>
         <w:bidi w:val="0"/>
-        <w:ind w:left="425" w:leftChars="0" w:hanging="425" w:firstLineChars="0"/>
+        <w:ind w:left="425" w:hanging="425" w:leftChars="0" w:firstLineChars="0"/>
       </w:pPr>
       <w:r>
         <w:t>批准建立配置库基线；</w:t>
@@ -6508,13 +6405,13 @@
     </w:p>
     <w:p>
       <w:pPr>
-        <w:pStyle w:val="41"/>
+        <w:pStyle w:val="a3"/>
         <w:numPr>
           <w:ilvl w:val="0"/>
           <w:numId w:val="4"/>
         </w:numPr>
         <w:bidi w:val="0"/>
-        <w:ind w:left="425" w:leftChars="0" w:hanging="425" w:firstLineChars="0"/>
+        <w:ind w:left="425" w:hanging="425" w:leftChars="0" w:firstLineChars="0"/>
       </w:pPr>
       <w:r>
         <w:t>对配置报告进行核对和审核。</w:t>
@@ -6522,23 +6419,23 @@
     </w:p>
     <w:p>
       <w:pPr>
-        <w:pStyle w:val="33"/>
-        <w:bidi w:val="0"/>
-      </w:pPr>
-      <w:bookmarkStart w:id="19" w:name="heading_10"/>
-      <w:bookmarkStart w:id="20" w:name="_Toc5638"/>
+        <w:pStyle w:val="3"/>
+        <w:bidi w:val="0"/>
+      </w:pPr>
+      <w:bookmarkStart w:id="20" w:name="heading_10"/>
+      <w:bookmarkStart w:id="21" w:name="_Toc5638"/>
       <w:r>
         <w:t>配置管理员</w:t>
       </w:r>
-      <w:bookmarkEnd w:id="19"/>
       <w:bookmarkEnd w:id="20"/>
-    </w:p>
-    <w:p>
-      <w:pPr>
-        <w:pStyle w:val="31"/>
-        <w:bidi w:val="0"/>
-        <w:rPr>
-          <w:rFonts w:hint="default" w:eastAsia="宋体"/>
+      <w:bookmarkEnd w:id="21"/>
+    </w:p>
+    <w:p>
+      <w:pPr>
+        <w:pStyle w:val="a1"/>
+        <w:bidi w:val="0"/>
+        <w:rPr>
+          <w:rFonts w:eastAsia="宋体" w:hint="default"/>
           <w:lang w:val="en-US" w:eastAsia="zh-CN"/>
         </w:rPr>
       </w:pPr>
@@ -6552,7 +6449,7 @@
     </w:p>
     <w:p>
       <w:pPr>
-        <w:pStyle w:val="31"/>
+        <w:pStyle w:val="a1"/>
         <w:keepNext w:val="0"/>
         <w:keepLines w:val="0"/>
         <w:pageBreakBefore w:val="0"/>
@@ -6602,7 +6499,7 @@
           <w:rFonts w:hint="eastAsia"/>
           <w:lang w:val="en-US" w:eastAsia="zh-CN"/>
         </w:rPr>
-        <w:instrText xml:space="preserve">"柴_标题1"\n</w:instrText>
+        <w:instrText>"柴_标题1"\n</w:instrText>
       </w:r>
       <w:r>
         <w:instrText xml:space="preserve"> \s</w:instrText>
@@ -6619,7 +6516,7 @@
           <w:rFonts w:hint="eastAsia"/>
           <w:lang w:val="en-US" w:eastAsia="zh-CN"/>
         </w:rPr>
-        <w:instrText xml:space="preserve">* Charformat</w:instrText>
+        <w:instrText>* Charformat</w:instrText>
       </w:r>
       <w:r>
         <w:rPr>
@@ -6684,7 +6581,7 @@
         </w:rPr>
         <w:fldChar w:fldCharType="end"/>
       </w:r>
-      <w:bookmarkStart w:id="21" w:name="_Toc20212"/>
+      <w:bookmarkStart w:id="22" w:name="_Toc20212"/>
       <w:r>
         <w:rPr>
           <w:rFonts w:hint="default"/>
@@ -6699,22 +6596,21 @@
         </w:rPr>
         <w:t>配置管理员岗位表</w:t>
       </w:r>
-      <w:bookmarkEnd w:id="21"/>
+      <w:bookmarkEnd w:id="22"/>
     </w:p>
     <w:tbl>
       <w:tblPr>
-        <w:tblStyle w:val="22"/>
+        <w:tblStyle w:val="TableNormal"/>
         <w:tblW w:w="8522" w:type="dxa"/>
         <w:jc w:val="center"/>
         <w:tblBorders>
-          <w:top w:val="none" w:color="auto" w:sz="0" w:space="0"/>
-          <w:left w:val="none" w:color="auto" w:sz="0" w:space="0"/>
-          <w:bottom w:val="none" w:color="auto" w:sz="0" w:space="0"/>
-          <w:right w:val="none" w:color="auto" w:sz="0" w:space="0"/>
-          <w:insideH w:val="none" w:color="auto" w:sz="0" w:space="0"/>
-          <w:insideV w:val="none" w:color="auto" w:sz="0" w:space="0"/>
+          <w:top w:val="nil"/>
+          <w:left w:val="nil"/>
+          <w:bottom w:val="nil"/>
+          <w:right w:val="nil"/>
+          <w:insideH w:val="nil"/>
+          <w:insideV w:val="nil"/>
         </w:tblBorders>
-        <w:tblLayout w:type="autofit"/>
         <w:tblCellMar>
           <w:top w:w="0" w:type="dxa"/>
           <w:left w:w="10" w:type="dxa"/>
@@ -6729,13 +6625,15 @@
       </w:tblGrid>
       <w:tr>
         <w:tblPrEx>
+          <w:tblW w:w="8522" w:type="dxa"/>
+          <w:jc w:val="center"/>
           <w:tblBorders>
-            <w:top w:val="none" w:color="auto" w:sz="0" w:space="0"/>
-            <w:left w:val="none" w:color="auto" w:sz="0" w:space="0"/>
-            <w:bottom w:val="none" w:color="auto" w:sz="0" w:space="0"/>
-            <w:right w:val="none" w:color="auto" w:sz="0" w:space="0"/>
-            <w:insideH w:val="none" w:color="auto" w:sz="0" w:space="0"/>
-            <w:insideV w:val="none" w:color="auto" w:sz="0" w:space="0"/>
+            <w:top w:val="nil"/>
+            <w:left w:val="nil"/>
+            <w:bottom w:val="nil"/>
+            <w:right w:val="nil"/>
+            <w:insideH w:val="nil"/>
+            <w:insideV w:val="nil"/>
           </w:tblBorders>
           <w:tblCellMar>
             <w:top w:w="0" w:type="dxa"/>
@@ -6745,7 +6643,7 @@
           </w:tblCellMar>
         </w:tblPrEx>
         <w:trPr>
-          <w:trHeight w:val="0" w:hRule="atLeast"/>
+          <w:trHeight w:val="0"/>
           <w:tblHeader/>
           <w:jc w:val="center"/>
         </w:trPr>
@@ -6753,8 +6651,8 @@
           <w:tcPr>
             <w:tcW w:w="2273" w:type="dxa"/>
             <w:tcBorders>
-              <w:top w:val="single" w:color="auto" w:sz="12" w:space="0"/>
-              <w:left w:val="single" w:color="auto" w:sz="12" w:space="0"/>
+              <w:top w:val="single" w:sz="12" w:space="0" w:color="auto"/>
+              <w:left w:val="single" w:sz="12" w:space="0" w:color="auto"/>
               <w:bottom w:val="nil"/>
               <w:right w:val="nil"/>
             </w:tcBorders>
@@ -6768,11 +6666,11 @@
           </w:tcPr>
           <w:p>
             <w:pPr>
-              <w:pStyle w:val="31"/>
+              <w:pStyle w:val="a1"/>
               <w:bidi w:val="0"/>
               <w:snapToGrid w:val="0"/>
               <w:spacing w:line="240" w:lineRule="auto"/>
-              <w:ind w:left="0" w:leftChars="0" w:right="0" w:rightChars="0" w:firstLine="0" w:firstLineChars="0"/>
+              <w:ind w:left="0" w:right="0" w:firstLine="0" w:leftChars="0" w:rightChars="0" w:firstLineChars="0"/>
               <w:jc w:val="center"/>
               <w:rPr>
                 <w:b/>
@@ -6790,8 +6688,8 @@
           <w:tcPr>
             <w:tcW w:w="1421" w:type="dxa"/>
             <w:tcBorders>
-              <w:top w:val="single" w:color="auto" w:sz="12" w:space="0"/>
-              <w:left w:val="single" w:color="auto" w:sz="4" w:space="0"/>
+              <w:top w:val="single" w:sz="12" w:space="0" w:color="auto"/>
+              <w:left w:val="single" w:sz="4" w:space="0" w:color="auto"/>
               <w:bottom w:val="nil"/>
               <w:right w:val="nil"/>
             </w:tcBorders>
@@ -6805,11 +6703,11 @@
           </w:tcPr>
           <w:p>
             <w:pPr>
-              <w:pStyle w:val="31"/>
+              <w:pStyle w:val="a1"/>
               <w:bidi w:val="0"/>
               <w:snapToGrid w:val="0"/>
               <w:spacing w:line="240" w:lineRule="auto"/>
-              <w:ind w:left="0" w:leftChars="0" w:right="0" w:rightChars="0" w:firstLine="0" w:firstLineChars="0"/>
+              <w:ind w:left="0" w:right="0" w:firstLine="0" w:leftChars="0" w:rightChars="0" w:firstLineChars="0"/>
               <w:jc w:val="center"/>
               <w:rPr>
                 <w:b/>
@@ -6827,10 +6725,10 @@
           <w:tcPr>
             <w:tcW w:w="4827" w:type="dxa"/>
             <w:tcBorders>
-              <w:top w:val="single" w:color="auto" w:sz="12" w:space="0"/>
-              <w:left w:val="single" w:color="auto" w:sz="4" w:space="0"/>
+              <w:top w:val="single" w:sz="12" w:space="0" w:color="auto"/>
+              <w:left w:val="single" w:sz="4" w:space="0" w:color="auto"/>
               <w:bottom w:val="nil"/>
-              <w:right w:val="single" w:color="auto" w:sz="12" w:space="0"/>
+              <w:right w:val="single" w:sz="12" w:space="0" w:color="auto"/>
             </w:tcBorders>
             <w:tcMar>
               <w:top w:w="60" w:type="dxa"/>
@@ -6842,11 +6740,11 @@
           </w:tcPr>
           <w:p>
             <w:pPr>
-              <w:pStyle w:val="31"/>
+              <w:pStyle w:val="a1"/>
               <w:bidi w:val="0"/>
               <w:snapToGrid w:val="0"/>
               <w:spacing w:line="240" w:lineRule="auto"/>
-              <w:ind w:left="0" w:leftChars="0" w:right="0" w:rightChars="0" w:firstLine="0" w:firstLineChars="0"/>
+              <w:ind w:left="0" w:right="0" w:firstLine="0" w:leftChars="0" w:rightChars="0" w:firstLineChars="0"/>
               <w:jc w:val="center"/>
               <w:rPr>
                 <w:b/>
@@ -6863,14 +6761,8 @@
       </w:tr>
       <w:tr>
         <w:tblPrEx>
-          <w:tblBorders>
-            <w:top w:val="none" w:color="auto" w:sz="0" w:space="0"/>
-            <w:left w:val="none" w:color="auto" w:sz="0" w:space="0"/>
-            <w:bottom w:val="none" w:color="auto" w:sz="0" w:space="0"/>
-            <w:right w:val="none" w:color="auto" w:sz="0" w:space="0"/>
-            <w:insideH w:val="none" w:color="auto" w:sz="0" w:space="0"/>
-            <w:insideV w:val="none" w:color="auto" w:sz="0" w:space="0"/>
-          </w:tblBorders>
+          <w:tblW w:w="8522" w:type="dxa"/>
+          <w:jc w:val="center"/>
           <w:tblCellMar>
             <w:top w:w="0" w:type="dxa"/>
             <w:left w:w="10" w:type="dxa"/>
@@ -6879,15 +6771,15 @@
           </w:tblCellMar>
         </w:tblPrEx>
         <w:trPr>
-          <w:trHeight w:val="0" w:hRule="atLeast"/>
+          <w:trHeight w:val="0"/>
           <w:jc w:val="center"/>
         </w:trPr>
         <w:tc>
           <w:tcPr>
             <w:tcW w:w="2273" w:type="dxa"/>
             <w:tcBorders>
-              <w:top w:val="single" w:color="auto" w:sz="4" w:space="0"/>
-              <w:left w:val="single" w:color="auto" w:sz="12" w:space="0"/>
+              <w:top w:val="single" w:sz="4" w:space="0" w:color="auto"/>
+              <w:left w:val="single" w:sz="12" w:space="0" w:color="auto"/>
               <w:bottom w:val="nil"/>
               <w:right w:val="nil"/>
             </w:tcBorders>
@@ -6901,11 +6793,11 @@
           </w:tcPr>
           <w:p>
             <w:pPr>
-              <w:pStyle w:val="31"/>
+              <w:pStyle w:val="a1"/>
               <w:bidi w:val="0"/>
               <w:snapToGrid w:val="0"/>
               <w:spacing w:line="240" w:lineRule="auto"/>
-              <w:ind w:left="0" w:leftChars="0" w:right="0" w:rightChars="0" w:firstLine="0" w:firstLineChars="0"/>
+              <w:ind w:left="0" w:right="0" w:firstLine="0" w:leftChars="0" w:rightChars="0" w:firstLineChars="0"/>
               <w:jc w:val="center"/>
             </w:pPr>
             <w:r>
@@ -6917,8 +6809,8 @@
           <w:tcPr>
             <w:tcW w:w="1421" w:type="dxa"/>
             <w:tcBorders>
-              <w:top w:val="single" w:color="auto" w:sz="4" w:space="0"/>
-              <w:left w:val="single" w:color="auto" w:sz="4" w:space="0"/>
+              <w:top w:val="single" w:sz="4" w:space="0" w:color="auto"/>
+              <w:left w:val="single" w:sz="4" w:space="0" w:color="auto"/>
               <w:bottom w:val="nil"/>
               <w:right w:val="nil"/>
             </w:tcBorders>
@@ -6932,11 +6824,11 @@
           </w:tcPr>
           <w:p>
             <w:pPr>
-              <w:pStyle w:val="31"/>
+              <w:pStyle w:val="a1"/>
               <w:bidi w:val="0"/>
               <w:snapToGrid w:val="0"/>
               <w:spacing w:line="240" w:lineRule="auto"/>
-              <w:ind w:left="0" w:leftChars="0" w:right="0" w:rightChars="0" w:firstLine="0" w:firstLineChars="0"/>
+              <w:ind w:left="0" w:right="0" w:firstLine="0" w:leftChars="0" w:rightChars="0" w:firstLineChars="0"/>
               <w:jc w:val="center"/>
             </w:pPr>
             <w:r>
@@ -6948,10 +6840,10 @@
           <w:tcPr>
             <w:tcW w:w="4827" w:type="dxa"/>
             <w:tcBorders>
-              <w:top w:val="single" w:color="auto" w:sz="4" w:space="0"/>
-              <w:left w:val="single" w:color="auto" w:sz="4" w:space="0"/>
+              <w:top w:val="single" w:sz="4" w:space="0" w:color="auto"/>
+              <w:left w:val="single" w:sz="4" w:space="0" w:color="auto"/>
               <w:bottom w:val="nil"/>
-              <w:right w:val="single" w:color="auto" w:sz="12" w:space="0"/>
+              <w:right w:val="single" w:sz="12" w:space="0" w:color="auto"/>
             </w:tcBorders>
             <w:tcMar>
               <w:top w:w="60" w:type="dxa"/>
@@ -6963,11 +6855,11 @@
           </w:tcPr>
           <w:p>
             <w:pPr>
-              <w:pStyle w:val="31"/>
+              <w:pStyle w:val="a1"/>
               <w:bidi w:val="0"/>
               <w:snapToGrid w:val="0"/>
               <w:spacing w:line="240" w:lineRule="auto"/>
-              <w:ind w:left="0" w:leftChars="0" w:right="0" w:rightChars="0" w:firstLine="0" w:firstLineChars="0"/>
+              <w:ind w:left="0" w:right="0" w:firstLine="0" w:leftChars="0" w:rightChars="0" w:firstLineChars="0"/>
               <w:jc w:val="center"/>
             </w:pPr>
             <w:r>
@@ -6978,14 +6870,8 @@
       </w:tr>
       <w:tr>
         <w:tblPrEx>
-          <w:tblBorders>
-            <w:top w:val="none" w:color="auto" w:sz="0" w:space="0"/>
-            <w:left w:val="none" w:color="auto" w:sz="0" w:space="0"/>
-            <w:bottom w:val="none" w:color="auto" w:sz="0" w:space="0"/>
-            <w:right w:val="none" w:color="auto" w:sz="0" w:space="0"/>
-            <w:insideH w:val="none" w:color="auto" w:sz="0" w:space="0"/>
-            <w:insideV w:val="none" w:color="auto" w:sz="0" w:space="0"/>
-          </w:tblBorders>
+          <w:tblW w:w="8522" w:type="dxa"/>
+          <w:jc w:val="center"/>
           <w:tblCellMar>
             <w:top w:w="0" w:type="dxa"/>
             <w:left w:w="10" w:type="dxa"/>
@@ -6994,15 +6880,15 @@
           </w:tblCellMar>
         </w:tblPrEx>
         <w:trPr>
-          <w:trHeight w:val="0" w:hRule="atLeast"/>
+          <w:trHeight w:val="0"/>
           <w:jc w:val="center"/>
         </w:trPr>
         <w:tc>
           <w:tcPr>
             <w:tcW w:w="2273" w:type="dxa"/>
             <w:tcBorders>
-              <w:top w:val="single" w:color="auto" w:sz="4" w:space="0"/>
-              <w:left w:val="single" w:color="auto" w:sz="12" w:space="0"/>
+              <w:top w:val="single" w:sz="4" w:space="0" w:color="auto"/>
+              <w:left w:val="single" w:sz="12" w:space="0" w:color="auto"/>
               <w:bottom w:val="nil"/>
               <w:right w:val="nil"/>
             </w:tcBorders>
@@ -7016,11 +6902,11 @@
           </w:tcPr>
           <w:p>
             <w:pPr>
-              <w:pStyle w:val="31"/>
+              <w:pStyle w:val="a1"/>
               <w:bidi w:val="0"/>
               <w:snapToGrid w:val="0"/>
               <w:spacing w:line="240" w:lineRule="auto"/>
-              <w:ind w:left="0" w:leftChars="0" w:right="0" w:rightChars="0" w:firstLine="0" w:firstLineChars="0"/>
+              <w:ind w:left="0" w:right="0" w:firstLine="0" w:leftChars="0" w:rightChars="0" w:firstLineChars="0"/>
               <w:jc w:val="center"/>
             </w:pPr>
             <w:r>
@@ -7032,8 +6918,8 @@
           <w:tcPr>
             <w:tcW w:w="1421" w:type="dxa"/>
             <w:tcBorders>
-              <w:top w:val="single" w:color="auto" w:sz="4" w:space="0"/>
-              <w:left w:val="single" w:color="auto" w:sz="4" w:space="0"/>
+              <w:top w:val="single" w:sz="4" w:space="0" w:color="auto"/>
+              <w:left w:val="single" w:sz="4" w:space="0" w:color="auto"/>
               <w:bottom w:val="nil"/>
               <w:right w:val="nil"/>
             </w:tcBorders>
@@ -7047,11 +6933,11 @@
           </w:tcPr>
           <w:p>
             <w:pPr>
-              <w:pStyle w:val="31"/>
+              <w:pStyle w:val="a1"/>
               <w:bidi w:val="0"/>
               <w:snapToGrid w:val="0"/>
               <w:spacing w:line="240" w:lineRule="auto"/>
-              <w:ind w:left="0" w:leftChars="0" w:right="0" w:rightChars="0" w:firstLine="0" w:firstLineChars="0"/>
+              <w:ind w:left="0" w:right="0" w:firstLine="0" w:leftChars="0" w:rightChars="0" w:firstLineChars="0"/>
               <w:jc w:val="center"/>
             </w:pPr>
             <w:r>
@@ -7063,10 +6949,10 @@
           <w:tcPr>
             <w:tcW w:w="4827" w:type="dxa"/>
             <w:tcBorders>
-              <w:top w:val="single" w:color="auto" w:sz="4" w:space="0"/>
-              <w:left w:val="single" w:color="auto" w:sz="4" w:space="0"/>
+              <w:top w:val="single" w:sz="4" w:space="0" w:color="auto"/>
+              <w:left w:val="single" w:sz="4" w:space="0" w:color="auto"/>
               <w:bottom w:val="nil"/>
-              <w:right w:val="single" w:color="auto" w:sz="12" w:space="0"/>
+              <w:right w:val="single" w:sz="12" w:space="0" w:color="auto"/>
             </w:tcBorders>
             <w:tcMar>
               <w:top w:w="60" w:type="dxa"/>
@@ -7078,11 +6964,11 @@
           </w:tcPr>
           <w:p>
             <w:pPr>
-              <w:pStyle w:val="31"/>
+              <w:pStyle w:val="a1"/>
               <w:bidi w:val="0"/>
               <w:snapToGrid w:val="0"/>
               <w:spacing w:line="240" w:lineRule="auto"/>
-              <w:ind w:left="0" w:leftChars="0" w:right="0" w:rightChars="0" w:firstLine="0" w:firstLineChars="0"/>
+              <w:ind w:left="0" w:right="0" w:firstLine="0" w:leftChars="0" w:rightChars="0" w:firstLineChars="0"/>
               <w:jc w:val="center"/>
             </w:pPr>
             <w:r>
@@ -7093,14 +6979,8 @@
       </w:tr>
       <w:tr>
         <w:tblPrEx>
-          <w:tblBorders>
-            <w:top w:val="none" w:color="auto" w:sz="0" w:space="0"/>
-            <w:left w:val="none" w:color="auto" w:sz="0" w:space="0"/>
-            <w:bottom w:val="none" w:color="auto" w:sz="0" w:space="0"/>
-            <w:right w:val="none" w:color="auto" w:sz="0" w:space="0"/>
-            <w:insideH w:val="none" w:color="auto" w:sz="0" w:space="0"/>
-            <w:insideV w:val="none" w:color="auto" w:sz="0" w:space="0"/>
-          </w:tblBorders>
+          <w:tblW w:w="8522" w:type="dxa"/>
+          <w:jc w:val="center"/>
           <w:tblCellMar>
             <w:top w:w="0" w:type="dxa"/>
             <w:left w:w="10" w:type="dxa"/>
@@ -7109,16 +6989,16 @@
           </w:tblCellMar>
         </w:tblPrEx>
         <w:trPr>
-          <w:trHeight w:val="0" w:hRule="atLeast"/>
+          <w:trHeight w:val="0"/>
           <w:jc w:val="center"/>
         </w:trPr>
         <w:tc>
           <w:tcPr>
             <w:tcW w:w="2273" w:type="dxa"/>
             <w:tcBorders>
-              <w:top w:val="single" w:color="auto" w:sz="4" w:space="0"/>
-              <w:left w:val="single" w:color="auto" w:sz="12" w:space="0"/>
-              <w:bottom w:val="single" w:color="auto" w:sz="12" w:space="0"/>
+              <w:top w:val="single" w:sz="4" w:space="0" w:color="auto"/>
+              <w:left w:val="single" w:sz="12" w:space="0" w:color="auto"/>
+              <w:bottom w:val="single" w:sz="12" w:space="0" w:color="auto"/>
               <w:right w:val="nil"/>
             </w:tcBorders>
             <w:tcMar>
@@ -7131,11 +7011,11 @@
           </w:tcPr>
           <w:p>
             <w:pPr>
-              <w:pStyle w:val="31"/>
+              <w:pStyle w:val="a1"/>
               <w:bidi w:val="0"/>
               <w:snapToGrid w:val="0"/>
               <w:spacing w:line="240" w:lineRule="auto"/>
-              <w:ind w:left="0" w:leftChars="0" w:right="0" w:rightChars="0" w:firstLine="0" w:firstLineChars="0"/>
+              <w:ind w:left="0" w:right="0" w:firstLine="0" w:leftChars="0" w:rightChars="0" w:firstLineChars="0"/>
               <w:jc w:val="center"/>
             </w:pPr>
             <w:r>
@@ -7147,9 +7027,9 @@
           <w:tcPr>
             <w:tcW w:w="1421" w:type="dxa"/>
             <w:tcBorders>
-              <w:top w:val="single" w:color="auto" w:sz="4" w:space="0"/>
-              <w:left w:val="single" w:color="auto" w:sz="4" w:space="0"/>
-              <w:bottom w:val="single" w:color="auto" w:sz="12" w:space="0"/>
+              <w:top w:val="single" w:sz="4" w:space="0" w:color="auto"/>
+              <w:left w:val="single" w:sz="4" w:space="0" w:color="auto"/>
+              <w:bottom w:val="single" w:sz="12" w:space="0" w:color="auto"/>
               <w:right w:val="nil"/>
             </w:tcBorders>
             <w:tcMar>
@@ -7162,11 +7042,11 @@
           </w:tcPr>
           <w:p>
             <w:pPr>
-              <w:pStyle w:val="31"/>
+              <w:pStyle w:val="a1"/>
               <w:bidi w:val="0"/>
               <w:snapToGrid w:val="0"/>
               <w:spacing w:line="240" w:lineRule="auto"/>
-              <w:ind w:left="0" w:leftChars="0" w:right="0" w:rightChars="0" w:firstLine="0" w:firstLineChars="0"/>
+              <w:ind w:left="0" w:right="0" w:firstLine="0" w:leftChars="0" w:rightChars="0" w:firstLineChars="0"/>
               <w:jc w:val="center"/>
             </w:pPr>
             <w:r>
@@ -7178,10 +7058,10 @@
           <w:tcPr>
             <w:tcW w:w="4827" w:type="dxa"/>
             <w:tcBorders>
-              <w:top w:val="single" w:color="auto" w:sz="4" w:space="0"/>
-              <w:left w:val="single" w:color="auto" w:sz="4" w:space="0"/>
-              <w:bottom w:val="single" w:color="auto" w:sz="12" w:space="0"/>
-              <w:right w:val="single" w:color="auto" w:sz="12" w:space="0"/>
+              <w:top w:val="single" w:sz="4" w:space="0" w:color="auto"/>
+              <w:left w:val="single" w:sz="4" w:space="0" w:color="auto"/>
+              <w:bottom w:val="single" w:sz="12" w:space="0" w:color="auto"/>
+              <w:right w:val="single" w:sz="12" w:space="0" w:color="auto"/>
             </w:tcBorders>
             <w:tcMar>
               <w:top w:w="60" w:type="dxa"/>
@@ -7193,11 +7073,11 @@
           </w:tcPr>
           <w:p>
             <w:pPr>
-              <w:pStyle w:val="31"/>
+              <w:pStyle w:val="a1"/>
               <w:bidi w:val="0"/>
               <w:snapToGrid w:val="0"/>
               <w:spacing w:line="240" w:lineRule="auto"/>
-              <w:ind w:left="0" w:leftChars="0" w:right="0" w:rightChars="0" w:firstLine="0" w:firstLineChars="0"/>
+              <w:ind w:left="0" w:right="0" w:firstLine="0" w:leftChars="0" w:rightChars="0" w:firstLineChars="0"/>
               <w:jc w:val="center"/>
             </w:pPr>
             <w:r>
@@ -7209,7 +7089,7 @@
     </w:tbl>
     <w:p>
       <w:pPr>
-        <w:pStyle w:val="31"/>
+        <w:pStyle w:val="a1"/>
         <w:bidi w:val="0"/>
       </w:pPr>
       <w:r>
@@ -7218,13 +7098,13 @@
     </w:p>
     <w:p>
       <w:pPr>
-        <w:pStyle w:val="41"/>
+        <w:pStyle w:val="a3"/>
         <w:numPr>
           <w:ilvl w:val="0"/>
           <w:numId w:val="5"/>
         </w:numPr>
         <w:bidi w:val="0"/>
-        <w:ind w:left="425" w:leftChars="0" w:hanging="425" w:firstLineChars="0"/>
+        <w:ind w:left="425" w:hanging="425" w:leftChars="0" w:firstLineChars="0"/>
       </w:pPr>
       <w:r>
         <w:t>负责本制度的制订、修正与管理；</w:t>
@@ -7232,13 +7112,13 @@
     </w:p>
     <w:p>
       <w:pPr>
-        <w:pStyle w:val="41"/>
+        <w:pStyle w:val="a3"/>
         <w:numPr>
           <w:ilvl w:val="0"/>
           <w:numId w:val="5"/>
         </w:numPr>
         <w:bidi w:val="0"/>
-        <w:ind w:left="425" w:leftChars="0" w:hanging="425" w:firstLineChars="0"/>
+        <w:ind w:left="425" w:hanging="425" w:leftChars="0" w:firstLineChars="0"/>
       </w:pPr>
       <w:r>
         <w:t>建立配置管理数据库；</w:t>
@@ -7246,13 +7126,13 @@
     </w:p>
     <w:p>
       <w:pPr>
-        <w:pStyle w:val="41"/>
+        <w:pStyle w:val="a3"/>
         <w:numPr>
           <w:ilvl w:val="0"/>
           <w:numId w:val="5"/>
         </w:numPr>
         <w:bidi w:val="0"/>
-        <w:ind w:left="425" w:leftChars="0" w:hanging="425" w:firstLineChars="0"/>
+        <w:ind w:left="425" w:hanging="425" w:leftChars="0" w:firstLineChars="0"/>
       </w:pPr>
       <w:r>
         <w:t>及时录入客户、供应商、产品等的配置项信息；</w:t>
@@ -7260,13 +7140,13 @@
     </w:p>
     <w:p>
       <w:pPr>
-        <w:pStyle w:val="41"/>
+        <w:pStyle w:val="a3"/>
         <w:numPr>
           <w:ilvl w:val="0"/>
           <w:numId w:val="5"/>
         </w:numPr>
         <w:bidi w:val="0"/>
-        <w:ind w:left="425" w:leftChars="0" w:hanging="425" w:firstLineChars="0"/>
+        <w:ind w:left="425" w:hanging="425" w:leftChars="0" w:firstLineChars="0"/>
       </w:pPr>
       <w:r>
         <w:t>根据服务需求说明来协调用户之间的联系；</w:t>
@@ -7274,13 +7154,13 @@
     </w:p>
     <w:p>
       <w:pPr>
-        <w:pStyle w:val="41"/>
+        <w:pStyle w:val="a3"/>
         <w:numPr>
           <w:ilvl w:val="0"/>
           <w:numId w:val="5"/>
         </w:numPr>
         <w:bidi w:val="0"/>
-        <w:ind w:left="425" w:leftChars="0" w:hanging="425" w:firstLineChars="0"/>
+        <w:ind w:left="425" w:hanging="425" w:leftChars="0" w:firstLineChars="0"/>
       </w:pPr>
       <w:r>
         <w:t>确保配置管理数据的完整性和准确性，确保为其他操作管理提供准确的信息。</w:t>
@@ -7288,26 +7168,26 @@
     </w:p>
     <w:p>
       <w:pPr>
-        <w:pStyle w:val="33"/>
-        <w:bidi w:val="0"/>
-      </w:pPr>
-      <w:bookmarkStart w:id="22" w:name="heading_11"/>
-      <w:bookmarkStart w:id="23" w:name="_Toc32508"/>
+        <w:pStyle w:val="3"/>
+        <w:bidi w:val="0"/>
+      </w:pPr>
+      <w:bookmarkStart w:id="23" w:name="heading_11"/>
+      <w:bookmarkStart w:id="24" w:name="_Toc32508"/>
       <w:r>
         <w:t>质量部</w:t>
       </w:r>
-      <w:bookmarkEnd w:id="22"/>
       <w:bookmarkEnd w:id="23"/>
-    </w:p>
-    <w:p>
-      <w:pPr>
-        <w:pStyle w:val="41"/>
+      <w:bookmarkEnd w:id="24"/>
+    </w:p>
+    <w:p>
+      <w:pPr>
+        <w:pStyle w:val="a3"/>
         <w:numPr>
           <w:ilvl w:val="0"/>
           <w:numId w:val="6"/>
         </w:numPr>
         <w:bidi w:val="0"/>
-        <w:ind w:left="425" w:leftChars="0" w:hanging="425" w:firstLineChars="0"/>
+        <w:ind w:left="425" w:hanging="425" w:leftChars="0" w:firstLineChars="0"/>
       </w:pPr>
       <w:r>
         <w:t>确保配置管理过程有效、正确地执行；</w:t>
@@ -7315,13 +7195,13 @@
     </w:p>
     <w:p>
       <w:pPr>
-        <w:pStyle w:val="41"/>
+        <w:pStyle w:val="a3"/>
         <w:numPr>
           <w:ilvl w:val="0"/>
           <w:numId w:val="6"/>
         </w:numPr>
         <w:bidi w:val="0"/>
-        <w:ind w:left="425" w:leftChars="0" w:hanging="425" w:firstLineChars="0"/>
+        <w:ind w:left="425" w:hanging="425" w:leftChars="0" w:firstLineChars="0"/>
       </w:pPr>
       <w:r>
         <w:t>当过程不能够适应公司的情况时，及时进行分析、找出缺陷、进行改进，实现可持续提高。</w:t>
@@ -7329,20 +7209,20 @@
     </w:p>
     <w:p>
       <w:pPr>
-        <w:pStyle w:val="33"/>
-        <w:bidi w:val="0"/>
-      </w:pPr>
-      <w:bookmarkStart w:id="24" w:name="heading_12"/>
-      <w:bookmarkStart w:id="25" w:name="_Toc3123"/>
+        <w:pStyle w:val="3"/>
+        <w:bidi w:val="0"/>
+      </w:pPr>
+      <w:bookmarkStart w:id="25" w:name="heading_12"/>
+      <w:bookmarkStart w:id="26" w:name="_Toc3123"/>
       <w:r>
         <w:t>一线运维人员</w:t>
       </w:r>
-      <w:bookmarkEnd w:id="24"/>
       <w:bookmarkEnd w:id="25"/>
-    </w:p>
-    <w:p>
-      <w:pPr>
-        <w:pStyle w:val="31"/>
+      <w:bookmarkEnd w:id="26"/>
+    </w:p>
+    <w:p>
+      <w:pPr>
+        <w:pStyle w:val="a1"/>
         <w:bidi w:val="0"/>
       </w:pPr>
       <w:r>
@@ -7351,7 +7231,7 @@
     </w:p>
     <w:p>
       <w:pPr>
-        <w:pStyle w:val="31"/>
+        <w:pStyle w:val="a1"/>
         <w:bidi w:val="0"/>
       </w:pPr>
       <w:r>
@@ -7360,13 +7240,13 @@
     </w:p>
     <w:p>
       <w:pPr>
-        <w:pStyle w:val="41"/>
+        <w:pStyle w:val="a3"/>
         <w:numPr>
           <w:ilvl w:val="0"/>
           <w:numId w:val="7"/>
         </w:numPr>
         <w:bidi w:val="0"/>
-        <w:ind w:left="425" w:leftChars="0" w:hanging="425" w:firstLineChars="0"/>
+        <w:ind w:left="425" w:hanging="425" w:leftChars="0" w:firstLineChars="0"/>
       </w:pPr>
       <w:r>
         <w:t>识别服务过程中的问题并提出改进措施；</w:t>
@@ -7374,13 +7254,13 @@
     </w:p>
     <w:p>
       <w:pPr>
-        <w:pStyle w:val="41"/>
+        <w:pStyle w:val="a3"/>
         <w:numPr>
           <w:ilvl w:val="0"/>
           <w:numId w:val="7"/>
         </w:numPr>
         <w:bidi w:val="0"/>
-        <w:ind w:left="425" w:leftChars="0" w:hanging="425" w:firstLineChars="0"/>
+        <w:ind w:left="425" w:hanging="425" w:leftChars="0" w:firstLineChars="0"/>
       </w:pPr>
       <w:r>
         <w:t>核对并修改客户信息、产品等的配置项信息；</w:t>
@@ -7388,13 +7268,13 @@
     </w:p>
     <w:p>
       <w:pPr>
-        <w:pStyle w:val="41"/>
+        <w:pStyle w:val="a3"/>
         <w:numPr>
           <w:ilvl w:val="0"/>
           <w:numId w:val="7"/>
         </w:numPr>
         <w:bidi w:val="0"/>
-        <w:ind w:left="425" w:leftChars="0" w:hanging="425" w:firstLineChars="0"/>
+        <w:ind w:left="425" w:hanging="425" w:leftChars="0" w:firstLineChars="0"/>
       </w:pPr>
       <w:r>
         <w:t>在使用配置项过程中发现信息不准确时，及时反馈给配置管理员。</w:t>
@@ -7402,20 +7282,20 @@
     </w:p>
     <w:p>
       <w:pPr>
-        <w:pStyle w:val="32"/>
-        <w:bidi w:val="0"/>
-      </w:pPr>
-      <w:bookmarkStart w:id="26" w:name="_Toc309"/>
-      <w:bookmarkStart w:id="27" w:name="heading_13"/>
+        <w:pStyle w:val="2"/>
+        <w:bidi w:val="0"/>
+      </w:pPr>
+      <w:bookmarkStart w:id="27" w:name="_Toc309"/>
+      <w:bookmarkStart w:id="28" w:name="heading_13"/>
       <w:r>
         <w:t>过程重要控制点</w:t>
       </w:r>
-      <w:bookmarkEnd w:id="26"/>
       <w:bookmarkEnd w:id="27"/>
-    </w:p>
-    <w:p>
-      <w:pPr>
-        <w:pStyle w:val="31"/>
+      <w:bookmarkEnd w:id="28"/>
+    </w:p>
+    <w:p>
+      <w:pPr>
+        <w:pStyle w:val="a1"/>
         <w:bidi w:val="0"/>
       </w:pPr>
       <w:r>
@@ -7424,20 +7304,20 @@
     </w:p>
     <w:p>
       <w:pPr>
-        <w:pStyle w:val="30"/>
-        <w:bidi w:val="0"/>
-      </w:pPr>
-      <w:bookmarkStart w:id="28" w:name="heading_14"/>
-      <w:bookmarkStart w:id="29" w:name="_Toc11629"/>
+        <w:pStyle w:val="1"/>
+        <w:bidi w:val="0"/>
+      </w:pPr>
+      <w:bookmarkStart w:id="29" w:name="heading_14"/>
+      <w:bookmarkStart w:id="30" w:name="_Toc11629"/>
       <w:r>
         <w:t>术语</w:t>
       </w:r>
-      <w:bookmarkEnd w:id="28"/>
       <w:bookmarkEnd w:id="29"/>
-    </w:p>
-    <w:p>
-      <w:pPr>
-        <w:pStyle w:val="41"/>
+      <w:bookmarkEnd w:id="30"/>
+    </w:p>
+    <w:p>
+      <w:pPr>
+        <w:pStyle w:val="a3"/>
         <w:numPr>
           <w:ilvl w:val="0"/>
           <w:numId w:val="0"/>
@@ -7451,7 +7331,7 @@
     </w:p>
     <w:p>
       <w:pPr>
-        <w:pStyle w:val="41"/>
+        <w:pStyle w:val="a3"/>
         <w:numPr>
           <w:ilvl w:val="0"/>
           <w:numId w:val="0"/>
@@ -7465,7 +7345,7 @@
     </w:p>
     <w:p>
       <w:pPr>
-        <w:pStyle w:val="41"/>
+        <w:pStyle w:val="a3"/>
         <w:numPr>
           <w:ilvl w:val="0"/>
           <w:numId w:val="0"/>
@@ -7479,7 +7359,7 @@
     </w:p>
     <w:p>
       <w:pPr>
-        <w:pStyle w:val="41"/>
+        <w:pStyle w:val="a3"/>
         <w:numPr>
           <w:ilvl w:val="0"/>
           <w:numId w:val="0"/>
@@ -7493,20 +7373,20 @@
     </w:p>
     <w:p>
       <w:pPr>
-        <w:pStyle w:val="30"/>
-        <w:bidi w:val="0"/>
-      </w:pPr>
-      <w:bookmarkStart w:id="30" w:name="_Toc9088"/>
-      <w:bookmarkStart w:id="31" w:name="heading_15"/>
+        <w:pStyle w:val="1"/>
+        <w:bidi w:val="0"/>
+      </w:pPr>
+      <w:bookmarkStart w:id="31" w:name="_Toc9088"/>
+      <w:bookmarkStart w:id="32" w:name="heading_15"/>
       <w:r>
         <w:t>流程</w:t>
       </w:r>
-      <w:bookmarkEnd w:id="30"/>
       <w:bookmarkEnd w:id="31"/>
-    </w:p>
-    <w:p>
-      <w:pPr>
-        <w:pStyle w:val="31"/>
+      <w:bookmarkEnd w:id="32"/>
+    </w:p>
+    <w:p>
+      <w:pPr>
+        <w:pStyle w:val="a1"/>
         <w:bidi w:val="0"/>
       </w:pPr>
       <w:r>
@@ -7525,7 +7405,7 @@
     </w:p>
     <w:p>
       <w:pPr>
-        <w:pStyle w:val="31"/>
+        <w:pStyle w:val="a1"/>
         <w:keepNext w:val="0"/>
         <w:keepLines w:val="0"/>
         <w:pageBreakBefore w:val="0"/>
@@ -7575,7 +7455,7 @@
           <w:rFonts w:hint="eastAsia"/>
           <w:lang w:val="en-US" w:eastAsia="zh-CN"/>
         </w:rPr>
-        <w:instrText xml:space="preserve">"柴_标题1"\n</w:instrText>
+        <w:instrText>"柴_标题1"\n</w:instrText>
       </w:r>
       <w:r>
         <w:instrText xml:space="preserve"> \s</w:instrText>
@@ -7592,7 +7472,7 @@
           <w:rFonts w:hint="eastAsia"/>
           <w:lang w:val="en-US" w:eastAsia="zh-CN"/>
         </w:rPr>
-        <w:instrText xml:space="preserve">* Charformat</w:instrText>
+        <w:instrText>* Charformat</w:instrText>
       </w:r>
       <w:r>
         <w:rPr>
@@ -7657,7 +7537,7 @@
         </w:rPr>
         <w:fldChar w:fldCharType="end"/>
       </w:r>
-      <w:bookmarkStart w:id="32" w:name="_Toc17514"/>
+      <w:bookmarkStart w:id="33" w:name="_Toc17514"/>
       <w:r>
         <w:rPr>
           <w:rFonts w:hint="default"/>
@@ -7672,11 +7552,11 @@
         </w:rPr>
         <w:t>配置管理流程图</w:t>
       </w:r>
-      <w:bookmarkEnd w:id="32"/>
-    </w:p>
-    <w:p>
-      <w:pPr>
-        <w:pStyle w:val="31"/>
+      <w:bookmarkEnd w:id="33"/>
+    </w:p>
+    <w:p>
+      <w:pPr>
+        <w:pStyle w:val="a1"/>
         <w:keepNext w:val="0"/>
         <w:keepLines w:val="0"/>
         <w:pageBreakBefore w:val="0"/>
@@ -7703,43 +7583,57 @@
           <w:lang w:val="en-US" w:eastAsia="zh-CN"/>
         </w:rPr>
         <w:object>
-          <v:shape id="_x0000_i1025" o:spt="75" type="#_x0000_t75" style="height:240.75pt;width:284.25pt;" o:ole="t" filled="f" o:preferrelative="t" stroked="f" coordsize="21600,21600">
-            <v:path/>
-            <v:fill on="f" focussize="0,0"/>
-            <v:stroke on="f" joinstyle="miter"/>
-            <v:imagedata r:id="rId7" o:title=""/>
+          <v:shapetype id="_x0000_t75" coordsize="21600,21600" o:spt="75" o:preferrelative="t" path="m@4@5l@4@11@9@11@9@5xe" filled="f" stroked="f">
+            <v:stroke joinstyle="miter"/>
+            <v:formulas>
+              <v:f eqn="if lineDrawn pixelLineWidth 0"/>
+              <v:f eqn="sum @0 1 0"/>
+              <v:f eqn="sum 0 0 @1"/>
+              <v:f eqn="prod @2 1 2"/>
+              <v:f eqn="prod @3 21600 pixelWidth"/>
+              <v:f eqn="prod @3 21600 pixelHeight"/>
+              <v:f eqn="sum @0 0 1"/>
+              <v:f eqn="prod @6 1 2"/>
+              <v:f eqn="prod @7 21600 pixelWidth"/>
+              <v:f eqn="sum @8 21600 0"/>
+              <v:f eqn="prod @7 21600 pixelHeight"/>
+              <v:f eqn="sum @10 21600 0"/>
+            </v:formulas>
+            <v:path o:extrusionok="f" gradientshapeok="t" o:connecttype="rect"/>
             <o:lock v:ext="edit" aspectratio="t"/>
-            <w10:wrap type="none"/>
+          </v:shapetype>
+          <v:shape id="_x0000_i1025" type="#_x0000_t75" style="height:240.75pt;width:284.25pt" o:oleicon="f" o:ole="" coordsize="21600,21600" o:preferrelative="t" filled="f" stroked="f">
+            <v:stroke joinstyle="miter"/>
+            <v:imagedata r:id="rId4" o:title=""/>
+            <o:lock v:ext="edit" aspectratio="t"/>
             <w10:anchorlock/>
           </v:shape>
-          <o:OLEObject Type="Embed" ProgID="Visio.Drawing.15" ShapeID="_x0000_i1025" DrawAspect="Content" ObjectID="_1468075725" r:id="rId6">
-            <o:LockedField>false</o:LockedField>
-          </o:OLEObject>
+          <o:OLEObject Type="Embed" ProgID="Visio.Drawing.15" ShapeID="_x0000_i1025" DrawAspect="Content" ObjectID="_1468075725" r:id="rId5"/>
         </w:object>
       </w:r>
     </w:p>
     <w:p>
       <w:pPr>
-        <w:pStyle w:val="31"/>
-        <w:bidi w:val="0"/>
-      </w:pPr>
-    </w:p>
-    <w:p>
-      <w:pPr>
-        <w:pStyle w:val="30"/>
-        <w:bidi w:val="0"/>
-      </w:pPr>
-      <w:bookmarkStart w:id="33" w:name="heading_16"/>
-      <w:bookmarkStart w:id="34" w:name="_Toc15300"/>
+        <w:pStyle w:val="a1"/>
+        <w:bidi w:val="0"/>
+      </w:pPr>
+    </w:p>
+    <w:p>
+      <w:pPr>
+        <w:pStyle w:val="1"/>
+        <w:bidi w:val="0"/>
+      </w:pPr>
+      <w:bookmarkStart w:id="34" w:name="heading_16"/>
+      <w:bookmarkStart w:id="35" w:name="_Toc15300"/>
       <w:r>
         <w:t>过程描述</w:t>
       </w:r>
-      <w:bookmarkEnd w:id="33"/>
       <w:bookmarkEnd w:id="34"/>
-    </w:p>
-    <w:p>
-      <w:pPr>
-        <w:pStyle w:val="31"/>
+      <w:bookmarkEnd w:id="35"/>
+    </w:p>
+    <w:p>
+      <w:pPr>
+        <w:pStyle w:val="a1"/>
         <w:bidi w:val="0"/>
       </w:pPr>
       <w:r>
@@ -7748,20 +7642,20 @@
     </w:p>
     <w:p>
       <w:pPr>
-        <w:pStyle w:val="32"/>
-        <w:bidi w:val="0"/>
-      </w:pPr>
-      <w:bookmarkStart w:id="35" w:name="heading_17"/>
-      <w:bookmarkStart w:id="36" w:name="_Toc875"/>
+        <w:pStyle w:val="2"/>
+        <w:bidi w:val="0"/>
+      </w:pPr>
+      <w:bookmarkStart w:id="36" w:name="heading_17"/>
+      <w:bookmarkStart w:id="37" w:name="_Toc875"/>
       <w:r>
         <w:t>配置计划</w:t>
       </w:r>
-      <w:bookmarkEnd w:id="35"/>
       <w:bookmarkEnd w:id="36"/>
-    </w:p>
-    <w:p>
-      <w:pPr>
-        <w:pStyle w:val="31"/>
+      <w:bookmarkEnd w:id="37"/>
+    </w:p>
+    <w:p>
+      <w:pPr>
+        <w:pStyle w:val="a1"/>
         <w:bidi w:val="0"/>
       </w:pPr>
       <w:r>
@@ -7770,13 +7664,13 @@
     </w:p>
     <w:p>
       <w:pPr>
-        <w:pStyle w:val="41"/>
+        <w:pStyle w:val="a3"/>
         <w:numPr>
           <w:ilvl w:val="0"/>
           <w:numId w:val="8"/>
         </w:numPr>
         <w:bidi w:val="0"/>
-        <w:ind w:left="425" w:leftChars="0" w:hanging="425" w:firstLineChars="0"/>
+        <w:ind w:left="425" w:hanging="425" w:leftChars="0" w:firstLineChars="0"/>
       </w:pPr>
       <w:r>
         <w:t>配置管理的目标和范围；</w:t>
@@ -7784,13 +7678,13 @@
     </w:p>
     <w:p>
       <w:pPr>
-        <w:pStyle w:val="41"/>
+        <w:pStyle w:val="a3"/>
         <w:numPr>
           <w:ilvl w:val="0"/>
           <w:numId w:val="8"/>
         </w:numPr>
         <w:bidi w:val="0"/>
-        <w:ind w:left="425" w:leftChars="0" w:hanging="425" w:firstLineChars="0"/>
+        <w:ind w:left="425" w:hanging="425" w:leftChars="0" w:firstLineChars="0"/>
       </w:pPr>
       <w:r>
         <w:t>配置项的识别规则和分类标准；</w:t>
@@ -7798,13 +7692,13 @@
     </w:p>
     <w:p>
       <w:pPr>
-        <w:pStyle w:val="41"/>
+        <w:pStyle w:val="a3"/>
         <w:numPr>
           <w:ilvl w:val="0"/>
           <w:numId w:val="8"/>
         </w:numPr>
         <w:bidi w:val="0"/>
-        <w:ind w:left="425" w:leftChars="0" w:hanging="425" w:firstLineChars="0"/>
+        <w:ind w:left="425" w:hanging="425" w:leftChars="0" w:firstLineChars="0"/>
       </w:pPr>
       <w:r>
         <w:t>配置管理数据库的结构和内容；</w:t>
@@ -7812,13 +7706,13 @@
     </w:p>
     <w:p>
       <w:pPr>
-        <w:pStyle w:val="41"/>
+        <w:pStyle w:val="a3"/>
         <w:numPr>
           <w:ilvl w:val="0"/>
           <w:numId w:val="8"/>
         </w:numPr>
         <w:bidi w:val="0"/>
-        <w:ind w:left="425" w:leftChars="0" w:hanging="425" w:firstLineChars="0"/>
+        <w:ind w:left="425" w:hanging="425" w:leftChars="0" w:firstLineChars="0"/>
       </w:pPr>
       <w:r>
         <w:t>配置管理的角色和职责；</w:t>
@@ -7826,13 +7720,13 @@
     </w:p>
     <w:p>
       <w:pPr>
-        <w:pStyle w:val="41"/>
+        <w:pStyle w:val="a3"/>
         <w:numPr>
           <w:ilvl w:val="0"/>
           <w:numId w:val="8"/>
         </w:numPr>
         <w:bidi w:val="0"/>
-        <w:ind w:left="425" w:leftChars="0" w:hanging="425" w:firstLineChars="0"/>
+        <w:ind w:left="425" w:hanging="425" w:leftChars="0" w:firstLineChars="0"/>
       </w:pPr>
       <w:r>
         <w:t>配置审计的频次和方法；</w:t>
@@ -7840,13 +7734,13 @@
     </w:p>
     <w:p>
       <w:pPr>
-        <w:pStyle w:val="41"/>
+        <w:pStyle w:val="a3"/>
         <w:numPr>
           <w:ilvl w:val="0"/>
           <w:numId w:val="8"/>
         </w:numPr>
         <w:bidi w:val="0"/>
-        <w:ind w:left="425" w:leftChars="0" w:hanging="425" w:firstLineChars="0"/>
+        <w:ind w:left="425" w:hanging="425" w:leftChars="0" w:firstLineChars="0"/>
       </w:pPr>
       <w:r>
         <w:t>配置报告的格式和周期。</w:t>
@@ -7854,20 +7748,20 @@
     </w:p>
     <w:p>
       <w:pPr>
-        <w:pStyle w:val="32"/>
-        <w:bidi w:val="0"/>
-      </w:pPr>
-      <w:bookmarkStart w:id="37" w:name="_Toc15185"/>
-      <w:bookmarkStart w:id="38" w:name="heading_18"/>
+        <w:pStyle w:val="2"/>
+        <w:bidi w:val="0"/>
+      </w:pPr>
+      <w:bookmarkStart w:id="38" w:name="_Toc15185"/>
+      <w:bookmarkStart w:id="39" w:name="heading_18"/>
       <w:r>
         <w:t>配置定义和标识</w:t>
       </w:r>
-      <w:bookmarkEnd w:id="37"/>
       <w:bookmarkEnd w:id="38"/>
-    </w:p>
-    <w:p>
-      <w:pPr>
-        <w:pStyle w:val="31"/>
+      <w:bookmarkEnd w:id="39"/>
+    </w:p>
+    <w:p>
+      <w:pPr>
+        <w:pStyle w:val="a1"/>
         <w:bidi w:val="0"/>
       </w:pPr>
       <w:r>
@@ -7876,13 +7770,13 @@
     </w:p>
     <w:p>
       <w:pPr>
-        <w:pStyle w:val="41"/>
+        <w:pStyle w:val="a3"/>
         <w:numPr>
           <w:ilvl w:val="0"/>
           <w:numId w:val="9"/>
         </w:numPr>
         <w:bidi w:val="0"/>
-        <w:ind w:left="425" w:leftChars="0" w:hanging="425" w:firstLineChars="0"/>
+        <w:ind w:left="425" w:hanging="425" w:leftChars="0" w:firstLineChars="0"/>
       </w:pPr>
       <w:r>
         <w:t>配置项的描述；</w:t>
@@ -7890,13 +7784,13 @@
     </w:p>
     <w:p>
       <w:pPr>
-        <w:pStyle w:val="41"/>
+        <w:pStyle w:val="a3"/>
         <w:numPr>
           <w:ilvl w:val="0"/>
           <w:numId w:val="9"/>
         </w:numPr>
         <w:bidi w:val="0"/>
-        <w:ind w:left="425" w:leftChars="0" w:hanging="425" w:firstLineChars="0"/>
+        <w:ind w:left="425" w:hanging="425" w:leftChars="0" w:firstLineChars="0"/>
       </w:pPr>
       <w:r>
         <w:t>配置项和其他配置项之间的关系；</w:t>
@@ -7904,13 +7798,13 @@
     </w:p>
     <w:p>
       <w:pPr>
-        <w:pStyle w:val="41"/>
+        <w:pStyle w:val="a3"/>
         <w:numPr>
           <w:ilvl w:val="0"/>
           <w:numId w:val="9"/>
         </w:numPr>
         <w:bidi w:val="0"/>
-        <w:ind w:left="425" w:leftChars="0" w:hanging="425" w:firstLineChars="0"/>
+        <w:ind w:left="425" w:hanging="425" w:leftChars="0" w:firstLineChars="0"/>
       </w:pPr>
       <w:r>
         <w:t>配置项和服务组件之间的关系；</w:t>
@@ -7918,13 +7812,13 @@
     </w:p>
     <w:p>
       <w:pPr>
-        <w:pStyle w:val="41"/>
+        <w:pStyle w:val="a3"/>
         <w:numPr>
           <w:ilvl w:val="0"/>
           <w:numId w:val="9"/>
         </w:numPr>
         <w:bidi w:val="0"/>
-        <w:ind w:left="425" w:leftChars="0" w:hanging="425" w:firstLineChars="0"/>
+        <w:ind w:left="425" w:hanging="425" w:leftChars="0" w:firstLineChars="0"/>
       </w:pPr>
       <w:r>
         <w:t>状态（如：开发中、测试中、运行中、废弃等）；</w:t>
@@ -7932,13 +7826,13 @@
     </w:p>
     <w:p>
       <w:pPr>
-        <w:pStyle w:val="41"/>
+        <w:pStyle w:val="a3"/>
         <w:numPr>
           <w:ilvl w:val="0"/>
           <w:numId w:val="9"/>
         </w:numPr>
         <w:bidi w:val="0"/>
-        <w:ind w:left="425" w:leftChars="0" w:hanging="425" w:firstLineChars="0"/>
+        <w:ind w:left="425" w:hanging="425" w:leftChars="0" w:firstLineChars="0"/>
       </w:pPr>
       <w:r>
         <w:t>版本；</w:t>
@@ -7946,13 +7840,13 @@
     </w:p>
     <w:p>
       <w:pPr>
-        <w:pStyle w:val="41"/>
+        <w:pStyle w:val="a3"/>
         <w:numPr>
           <w:ilvl w:val="0"/>
           <w:numId w:val="9"/>
         </w:numPr>
         <w:bidi w:val="0"/>
-        <w:ind w:left="425" w:leftChars="0" w:hanging="425" w:firstLineChars="0"/>
+        <w:ind w:left="425" w:hanging="425" w:leftChars="0" w:firstLineChars="0"/>
       </w:pPr>
       <w:r>
         <w:t>位置；</w:t>
@@ -7960,13 +7854,13 @@
     </w:p>
     <w:p>
       <w:pPr>
-        <w:pStyle w:val="41"/>
+        <w:pStyle w:val="a3"/>
         <w:numPr>
           <w:ilvl w:val="0"/>
           <w:numId w:val="9"/>
         </w:numPr>
         <w:bidi w:val="0"/>
-        <w:ind w:left="425" w:leftChars="0" w:hanging="425" w:firstLineChars="0"/>
+        <w:ind w:left="425" w:hanging="425" w:leftChars="0" w:firstLineChars="0"/>
       </w:pPr>
       <w:r>
         <w:t>相关的变更请求；</w:t>
@@ -7974,13 +7868,13 @@
     </w:p>
     <w:p>
       <w:pPr>
-        <w:pStyle w:val="41"/>
+        <w:pStyle w:val="a3"/>
         <w:numPr>
           <w:ilvl w:val="0"/>
           <w:numId w:val="9"/>
         </w:numPr>
         <w:bidi w:val="0"/>
-        <w:ind w:left="425" w:leftChars="0" w:hanging="425" w:firstLineChars="0"/>
+        <w:ind w:left="425" w:hanging="425" w:leftChars="0" w:firstLineChars="0"/>
       </w:pPr>
       <w:r>
         <w:t>相关的问题和已知错误。</w:t>
@@ -7988,7 +7882,7 @@
     </w:p>
     <w:p>
       <w:pPr>
-        <w:pStyle w:val="31"/>
+        <w:pStyle w:val="a1"/>
         <w:bidi w:val="0"/>
       </w:pPr>
       <w:r>
@@ -7997,20 +7891,20 @@
     </w:p>
     <w:p>
       <w:pPr>
-        <w:pStyle w:val="32"/>
-        <w:bidi w:val="0"/>
-      </w:pPr>
-      <w:bookmarkStart w:id="39" w:name="heading_19"/>
-      <w:bookmarkStart w:id="40" w:name="_Toc26243"/>
+        <w:pStyle w:val="2"/>
+        <w:bidi w:val="0"/>
+      </w:pPr>
+      <w:bookmarkStart w:id="40" w:name="heading_19"/>
+      <w:bookmarkStart w:id="41" w:name="_Toc26243"/>
       <w:r>
         <w:t>建立配置管理数据库</w:t>
       </w:r>
-      <w:bookmarkEnd w:id="39"/>
       <w:bookmarkEnd w:id="40"/>
-    </w:p>
-    <w:p>
-      <w:pPr>
-        <w:pStyle w:val="31"/>
+      <w:bookmarkEnd w:id="41"/>
+    </w:p>
+    <w:p>
+      <w:pPr>
+        <w:pStyle w:val="a1"/>
         <w:bidi w:val="0"/>
       </w:pPr>
       <w:r>
@@ -8019,13 +7913,13 @@
     </w:p>
     <w:p>
       <w:pPr>
-        <w:pStyle w:val="41"/>
+        <w:pStyle w:val="a3"/>
         <w:numPr>
           <w:ilvl w:val="0"/>
           <w:numId w:val="10"/>
         </w:numPr>
         <w:bidi w:val="0"/>
-        <w:ind w:left="425" w:leftChars="0" w:hanging="425" w:firstLineChars="0"/>
+        <w:ind w:left="425" w:hanging="425" w:leftChars="0" w:firstLineChars="0"/>
       </w:pPr>
       <w:r>
         <w:t>能够记录配置项的基本属性和关系；</w:t>
@@ -8033,13 +7927,13 @@
     </w:p>
     <w:p>
       <w:pPr>
-        <w:pStyle w:val="41"/>
+        <w:pStyle w:val="a3"/>
         <w:numPr>
           <w:ilvl w:val="0"/>
           <w:numId w:val="10"/>
         </w:numPr>
         <w:bidi w:val="0"/>
-        <w:ind w:left="425" w:leftChars="0" w:hanging="425" w:firstLineChars="0"/>
+        <w:ind w:left="425" w:hanging="425" w:leftChars="0" w:firstLineChars="0"/>
       </w:pPr>
       <w:r>
         <w:t>支持配置项的版本管理；</w:t>
@@ -8047,13 +7941,13 @@
     </w:p>
     <w:p>
       <w:pPr>
-        <w:pStyle w:val="41"/>
+        <w:pStyle w:val="a3"/>
         <w:numPr>
           <w:ilvl w:val="0"/>
           <w:numId w:val="10"/>
         </w:numPr>
         <w:bidi w:val="0"/>
-        <w:ind w:left="425" w:leftChars="0" w:hanging="425" w:firstLineChars="0"/>
+        <w:ind w:left="425" w:hanging="425" w:leftChars="0" w:firstLineChars="0"/>
       </w:pPr>
       <w:r>
         <w:t>支持配置项的查询和统计；</w:t>
@@ -8061,13 +7955,13 @@
     </w:p>
     <w:p>
       <w:pPr>
-        <w:pStyle w:val="41"/>
+        <w:pStyle w:val="a3"/>
         <w:numPr>
           <w:ilvl w:val="0"/>
           <w:numId w:val="10"/>
         </w:numPr>
         <w:bidi w:val="0"/>
-        <w:ind w:left="425" w:leftChars="0" w:hanging="425" w:firstLineChars="0"/>
+        <w:ind w:left="425" w:hanging="425" w:leftChars="0" w:firstLineChars="0"/>
       </w:pPr>
       <w:r>
         <w:t>支持与其他运维管理工具的集成。</w:t>
@@ -8075,20 +7969,20 @@
     </w:p>
     <w:p>
       <w:pPr>
-        <w:pStyle w:val="32"/>
-        <w:bidi w:val="0"/>
-      </w:pPr>
-      <w:bookmarkStart w:id="41" w:name="heading_20"/>
-      <w:bookmarkStart w:id="42" w:name="_Toc11759"/>
+        <w:pStyle w:val="2"/>
+        <w:bidi w:val="0"/>
+      </w:pPr>
+      <w:bookmarkStart w:id="42" w:name="heading_20"/>
+      <w:bookmarkStart w:id="43" w:name="_Toc11759"/>
       <w:r>
         <w:t>CMDB的控制和维护</w:t>
       </w:r>
-      <w:bookmarkEnd w:id="41"/>
       <w:bookmarkEnd w:id="42"/>
-    </w:p>
-    <w:p>
-      <w:pPr>
-        <w:pStyle w:val="31"/>
+      <w:bookmarkEnd w:id="43"/>
+    </w:p>
+    <w:p>
+      <w:pPr>
+        <w:pStyle w:val="a1"/>
         <w:bidi w:val="0"/>
       </w:pPr>
       <w:r>
@@ -8097,7 +7991,7 @@
     </w:p>
     <w:p>
       <w:pPr>
-        <w:pStyle w:val="31"/>
+        <w:pStyle w:val="a1"/>
         <w:bidi w:val="0"/>
       </w:pPr>
       <w:r>
@@ -8106,13 +8000,13 @@
     </w:p>
     <w:p>
       <w:pPr>
-        <w:pStyle w:val="41"/>
+        <w:pStyle w:val="a3"/>
         <w:numPr>
           <w:ilvl w:val="0"/>
           <w:numId w:val="11"/>
         </w:numPr>
         <w:bidi w:val="0"/>
-        <w:ind w:left="425" w:leftChars="0" w:hanging="425" w:firstLineChars="0"/>
+        <w:ind w:left="425" w:hanging="425" w:leftChars="0" w:firstLineChars="0"/>
       </w:pPr>
       <w:r>
         <w:t>新增配置项：新设备、新软件、新文档等上线时，应在3个工作日内录入CMDB；</w:t>
@@ -8120,13 +8014,13 @@
     </w:p>
     <w:p>
       <w:pPr>
-        <w:pStyle w:val="41"/>
+        <w:pStyle w:val="a3"/>
         <w:numPr>
           <w:ilvl w:val="0"/>
           <w:numId w:val="11"/>
         </w:numPr>
         <w:bidi w:val="0"/>
-        <w:ind w:left="425" w:leftChars="0" w:hanging="425" w:firstLineChars="0"/>
+        <w:ind w:left="425" w:hanging="425" w:leftChars="0" w:firstLineChars="0"/>
       </w:pPr>
       <w:r>
         <w:t>修改配置项：配置项属性发生变化时，应根据变更记录及时更新；</w:t>
@@ -8134,13 +8028,13 @@
     </w:p>
     <w:p>
       <w:pPr>
-        <w:pStyle w:val="41"/>
+        <w:pStyle w:val="a3"/>
         <w:numPr>
           <w:ilvl w:val="0"/>
           <w:numId w:val="11"/>
         </w:numPr>
         <w:bidi w:val="0"/>
-        <w:ind w:left="425" w:leftChars="0" w:hanging="425" w:firstLineChars="0"/>
+        <w:ind w:left="425" w:hanging="425" w:leftChars="0" w:firstLineChars="0"/>
       </w:pPr>
       <w:r>
         <w:t>删除配置项：配置项报废或下线时，应更新状态为“废弃”，不得物理删除，以保留历史记录；</w:t>
@@ -8148,13 +8042,13 @@
     </w:p>
     <w:p>
       <w:pPr>
-        <w:pStyle w:val="41"/>
+        <w:pStyle w:val="a3"/>
         <w:numPr>
           <w:ilvl w:val="0"/>
           <w:numId w:val="11"/>
         </w:numPr>
         <w:bidi w:val="0"/>
-        <w:ind w:left="425" w:leftChars="0" w:hanging="425" w:firstLineChars="0"/>
+        <w:ind w:left="425" w:hanging="425" w:leftChars="0" w:firstLineChars="0"/>
       </w:pPr>
       <w:r>
         <w:t>关系维护：配置项之间的依赖关系发生变化时，应及时更新。</w:t>
@@ -8162,20 +8056,20 @@
     </w:p>
     <w:p>
       <w:pPr>
-        <w:pStyle w:val="32"/>
-        <w:bidi w:val="0"/>
-      </w:pPr>
-      <w:bookmarkStart w:id="43" w:name="heading_21"/>
-      <w:bookmarkStart w:id="44" w:name="_Toc30613"/>
+        <w:pStyle w:val="2"/>
+        <w:bidi w:val="0"/>
+      </w:pPr>
+      <w:bookmarkStart w:id="44" w:name="heading_21"/>
+      <w:bookmarkStart w:id="45" w:name="_Toc30613"/>
       <w:r>
         <w:t>配置审计和验证</w:t>
       </w:r>
-      <w:bookmarkEnd w:id="43"/>
       <w:bookmarkEnd w:id="44"/>
-    </w:p>
-    <w:p>
-      <w:pPr>
-        <w:pStyle w:val="31"/>
+      <w:bookmarkEnd w:id="45"/>
+    </w:p>
+    <w:p>
+      <w:pPr>
+        <w:pStyle w:val="a1"/>
         <w:bidi w:val="0"/>
       </w:pPr>
       <w:r>
@@ -8184,7 +8078,7 @@
     </w:p>
     <w:p>
       <w:pPr>
-        <w:pStyle w:val="31"/>
+        <w:pStyle w:val="a1"/>
         <w:bidi w:val="0"/>
       </w:pPr>
       <w:r>
@@ -8193,13 +8087,13 @@
     </w:p>
     <w:p>
       <w:pPr>
-        <w:pStyle w:val="41"/>
+        <w:pStyle w:val="a3"/>
         <w:numPr>
           <w:ilvl w:val="0"/>
           <w:numId w:val="12"/>
         </w:numPr>
         <w:bidi w:val="0"/>
-        <w:ind w:left="425" w:leftChars="0" w:hanging="425" w:firstLineChars="0"/>
+        <w:ind w:left="425" w:hanging="425" w:leftChars="0" w:firstLineChars="0"/>
       </w:pPr>
       <w:r>
         <w:t>配置项的物理存在与CMDB记录是否一致；</w:t>
@@ -8207,13 +8101,13 @@
     </w:p>
     <w:p>
       <w:pPr>
-        <w:pStyle w:val="41"/>
+        <w:pStyle w:val="a3"/>
         <w:numPr>
           <w:ilvl w:val="0"/>
           <w:numId w:val="12"/>
         </w:numPr>
         <w:bidi w:val="0"/>
-        <w:ind w:left="425" w:leftChars="0" w:hanging="425" w:firstLineChars="0"/>
+        <w:ind w:left="425" w:hanging="425" w:leftChars="0" w:firstLineChars="0"/>
       </w:pPr>
       <w:r>
         <w:t>配置项的属性信息是否准确；</w:t>
@@ -8221,13 +8115,13 @@
     </w:p>
     <w:p>
       <w:pPr>
-        <w:pStyle w:val="41"/>
+        <w:pStyle w:val="a3"/>
         <w:numPr>
           <w:ilvl w:val="0"/>
           <w:numId w:val="12"/>
         </w:numPr>
         <w:bidi w:val="0"/>
-        <w:ind w:left="425" w:leftChars="0" w:hanging="425" w:firstLineChars="0"/>
+        <w:ind w:left="425" w:hanging="425" w:leftChars="0" w:firstLineChars="0"/>
       </w:pPr>
       <w:r>
         <w:t>配置项之间的关系是否正确；</w:t>
@@ -8235,13 +8129,13 @@
     </w:p>
     <w:p>
       <w:pPr>
-        <w:pStyle w:val="41"/>
+        <w:pStyle w:val="a3"/>
         <w:numPr>
           <w:ilvl w:val="0"/>
           <w:numId w:val="12"/>
         </w:numPr>
         <w:bidi w:val="0"/>
-        <w:ind w:left="425" w:leftChars="0" w:hanging="425" w:firstLineChars="0"/>
+        <w:ind w:left="425" w:hanging="425" w:leftChars="0" w:firstLineChars="0"/>
       </w:pPr>
       <w:r>
         <w:t>配置项的状态是否与实际相符。</w:t>
@@ -8249,7 +8143,7 @@
     </w:p>
     <w:p>
       <w:pPr>
-        <w:pStyle w:val="31"/>
+        <w:pStyle w:val="a1"/>
         <w:bidi w:val="0"/>
       </w:pPr>
       <w:r>
@@ -8258,13 +8152,13 @@
     </w:p>
     <w:p>
       <w:pPr>
-        <w:pStyle w:val="41"/>
+        <w:pStyle w:val="a3"/>
         <w:numPr>
           <w:ilvl w:val="0"/>
           <w:numId w:val="13"/>
         </w:numPr>
         <w:bidi w:val="0"/>
-        <w:ind w:left="425" w:leftChars="0" w:hanging="425" w:firstLineChars="0"/>
+        <w:ind w:left="425" w:hanging="425" w:leftChars="0" w:firstLineChars="0"/>
       </w:pPr>
       <w:r>
         <w:t>发生重大变更之后；</w:t>
@@ -8272,13 +8166,13 @@
     </w:p>
     <w:p>
       <w:pPr>
-        <w:pStyle w:val="41"/>
+        <w:pStyle w:val="a3"/>
         <w:numPr>
           <w:ilvl w:val="0"/>
           <w:numId w:val="13"/>
         </w:numPr>
         <w:bidi w:val="0"/>
-        <w:ind w:left="425" w:leftChars="0" w:hanging="425" w:firstLineChars="0"/>
+        <w:ind w:left="425" w:hanging="425" w:leftChars="0" w:firstLineChars="0"/>
       </w:pPr>
       <w:r>
         <w:t>新的服务上线；</w:t>
@@ -8286,13 +8180,13 @@
     </w:p>
     <w:p>
       <w:pPr>
-        <w:pStyle w:val="41"/>
+        <w:pStyle w:val="a3"/>
         <w:numPr>
           <w:ilvl w:val="0"/>
           <w:numId w:val="13"/>
         </w:numPr>
         <w:bidi w:val="0"/>
-        <w:ind w:left="425" w:leftChars="0" w:hanging="425" w:firstLineChars="0"/>
+        <w:ind w:left="425" w:hanging="425" w:leftChars="0" w:firstLineChars="0"/>
       </w:pPr>
       <w:r>
         <w:t>发现配置信息与实际情况不符时。</w:t>
@@ -8300,20 +8194,20 @@
     </w:p>
     <w:p>
       <w:pPr>
-        <w:pStyle w:val="32"/>
-        <w:bidi w:val="0"/>
-      </w:pPr>
-      <w:bookmarkStart w:id="45" w:name="heading_22"/>
-      <w:bookmarkStart w:id="46" w:name="_Toc2580"/>
+        <w:pStyle w:val="2"/>
+        <w:bidi w:val="0"/>
+      </w:pPr>
+      <w:bookmarkStart w:id="46" w:name="heading_22"/>
+      <w:bookmarkStart w:id="47" w:name="_Toc2580"/>
       <w:r>
         <w:t>生成配置报告</w:t>
       </w:r>
-      <w:bookmarkEnd w:id="45"/>
       <w:bookmarkEnd w:id="46"/>
-    </w:p>
-    <w:p>
-      <w:pPr>
-        <w:pStyle w:val="31"/>
+      <w:bookmarkEnd w:id="47"/>
+    </w:p>
+    <w:p>
+      <w:pPr>
+        <w:pStyle w:val="a1"/>
         <w:bidi w:val="0"/>
       </w:pPr>
       <w:r>
@@ -8322,13 +8216,13 @@
     </w:p>
     <w:p>
       <w:pPr>
-        <w:pStyle w:val="41"/>
+        <w:pStyle w:val="a3"/>
         <w:numPr>
           <w:ilvl w:val="0"/>
           <w:numId w:val="14"/>
         </w:numPr>
         <w:bidi w:val="0"/>
-        <w:ind w:left="425" w:leftChars="0" w:hanging="425" w:firstLineChars="0"/>
+        <w:ind w:left="425" w:hanging="425" w:leftChars="0" w:firstLineChars="0"/>
       </w:pPr>
       <w:r>
         <w:t>配置项最新版本；</w:t>
@@ -8336,13 +8230,13 @@
     </w:p>
     <w:p>
       <w:pPr>
-        <w:pStyle w:val="41"/>
+        <w:pStyle w:val="a3"/>
         <w:numPr>
           <w:ilvl w:val="0"/>
           <w:numId w:val="14"/>
         </w:numPr>
         <w:bidi w:val="0"/>
-        <w:ind w:left="425" w:leftChars="0" w:hanging="425" w:firstLineChars="0"/>
+        <w:ind w:left="425" w:hanging="425" w:leftChars="0" w:firstLineChars="0"/>
       </w:pPr>
       <w:r>
         <w:t>配置项的位置和软件主要版本的位置；</w:t>
@@ -8350,13 +8244,13 @@
     </w:p>
     <w:p>
       <w:pPr>
-        <w:pStyle w:val="41"/>
+        <w:pStyle w:val="a3"/>
         <w:numPr>
           <w:ilvl w:val="0"/>
           <w:numId w:val="14"/>
         </w:numPr>
         <w:bidi w:val="0"/>
-        <w:ind w:left="425" w:leftChars="0" w:hanging="425" w:firstLineChars="0"/>
+        <w:ind w:left="425" w:hanging="425" w:leftChars="0" w:firstLineChars="0"/>
       </w:pPr>
       <w:r>
         <w:t>相互依赖关系；</w:t>
@@ -8364,13 +8258,13 @@
     </w:p>
     <w:p>
       <w:pPr>
-        <w:pStyle w:val="41"/>
+        <w:pStyle w:val="a3"/>
         <w:numPr>
           <w:ilvl w:val="0"/>
           <w:numId w:val="14"/>
         </w:numPr>
         <w:bidi w:val="0"/>
-        <w:ind w:left="425" w:leftChars="0" w:hanging="425" w:firstLineChars="0"/>
+        <w:ind w:left="425" w:hanging="425" w:leftChars="0" w:firstLineChars="0"/>
       </w:pPr>
       <w:r>
         <w:t>版本历史；</w:t>
@@ -8378,13 +8272,13 @@
     </w:p>
     <w:p>
       <w:pPr>
-        <w:pStyle w:val="41"/>
+        <w:pStyle w:val="a3"/>
         <w:numPr>
           <w:ilvl w:val="0"/>
           <w:numId w:val="14"/>
         </w:numPr>
         <w:bidi w:val="0"/>
-        <w:ind w:left="425" w:leftChars="0" w:hanging="425" w:firstLineChars="0"/>
+        <w:ind w:left="425" w:hanging="425" w:leftChars="0" w:firstLineChars="0"/>
       </w:pPr>
       <w:r>
         <w:t>配置审计结果。</w:t>
@@ -8392,7 +8286,7 @@
     </w:p>
     <w:p>
       <w:pPr>
-        <w:pStyle w:val="31"/>
+        <w:pStyle w:val="a1"/>
         <w:bidi w:val="0"/>
       </w:pPr>
       <w:r>
@@ -8401,7 +8295,7 @@
     </w:p>
     <w:p>
       <w:pPr>
-        <w:pStyle w:val="30"/>
+        <w:pStyle w:val="1"/>
         <w:keepNext w:val="0"/>
         <w:keepLines w:val="0"/>
         <w:pageBreakBefore w:val="0"/>
@@ -8421,8 +8315,8 @@
           <w:lang w:val="en-US" w:eastAsia="zh-CN"/>
         </w:rPr>
       </w:pPr>
-      <w:bookmarkStart w:id="47" w:name="_Toc22192"/>
-      <w:bookmarkStart w:id="48" w:name="_Toc24159"/>
+      <w:bookmarkStart w:id="48" w:name="_Toc22192"/>
+      <w:bookmarkStart w:id="49" w:name="_Toc24159"/>
       <w:r>
         <w:rPr>
           <w:rFonts w:hint="default"/>
@@ -8430,12 +8324,12 @@
         </w:rPr>
         <w:t>KPI指标</w:t>
       </w:r>
-      <w:bookmarkEnd w:id="47"/>
       <w:bookmarkEnd w:id="48"/>
-    </w:p>
-    <w:p>
-      <w:pPr>
-        <w:pStyle w:val="31"/>
+      <w:bookmarkEnd w:id="49"/>
+    </w:p>
+    <w:p>
+      <w:pPr>
+        <w:pStyle w:val="a1"/>
         <w:keepNext w:val="0"/>
         <w:keepLines w:val="0"/>
         <w:pageBreakBefore w:val="0"/>
@@ -8485,7 +8379,7 @@
           <w:rFonts w:hint="eastAsia"/>
           <w:lang w:val="en-US" w:eastAsia="zh-CN"/>
         </w:rPr>
-        <w:instrText xml:space="preserve">"柴_标题1"\n</w:instrText>
+        <w:instrText>"柴_标题1"\n</w:instrText>
       </w:r>
       <w:r>
         <w:instrText xml:space="preserve"> \s</w:instrText>
@@ -8502,7 +8396,7 @@
           <w:rFonts w:hint="eastAsia"/>
           <w:lang w:val="en-US" w:eastAsia="zh-CN"/>
         </w:rPr>
-        <w:instrText xml:space="preserve">* Charformat</w:instrText>
+        <w:instrText>* Charformat</w:instrText>
       </w:r>
       <w:r>
         <w:rPr>
@@ -8567,8 +8461,8 @@
         </w:rPr>
         <w:fldChar w:fldCharType="end"/>
       </w:r>
-      <w:bookmarkStart w:id="49" w:name="_Toc13395"/>
-      <w:bookmarkStart w:id="50" w:name="_Toc15905"/>
+      <w:bookmarkStart w:id="50" w:name="_Toc13395"/>
+      <w:bookmarkStart w:id="51" w:name="_Toc15905"/>
       <w:r>
         <w:rPr>
           <w:rFonts w:hint="default"/>
@@ -8576,24 +8470,23 @@
         </w:rPr>
         <w:t xml:space="preserve"> KPI指标表</w:t>
       </w:r>
-      <w:bookmarkEnd w:id="49"/>
       <w:bookmarkEnd w:id="50"/>
+      <w:bookmarkEnd w:id="51"/>
     </w:p>
     <w:tbl>
       <w:tblPr>
-        <w:tblStyle w:val="22"/>
+        <w:tblStyle w:val="TableNormal"/>
         <w:tblW w:w="8522" w:type="dxa"/>
         <w:jc w:val="center"/>
         <w:tblBorders>
-          <w:top w:val="none" w:color="auto" w:sz="0" w:space="0"/>
-          <w:left w:val="none" w:color="auto" w:sz="0" w:space="0"/>
-          <w:bottom w:val="none" w:color="auto" w:sz="0" w:space="0"/>
-          <w:right w:val="none" w:color="auto" w:sz="0" w:space="0"/>
-          <w:insideH w:val="none" w:color="auto" w:sz="0" w:space="0"/>
-          <w:insideV w:val="none" w:color="auto" w:sz="0" w:space="0"/>
+          <w:top w:val="nil"/>
+          <w:left w:val="nil"/>
+          <w:bottom w:val="nil"/>
+          <w:right w:val="nil"/>
+          <w:insideH w:val="nil"/>
+          <w:insideV w:val="nil"/>
         </w:tblBorders>
         <w:shd w:val="clear" w:color="auto" w:fill="auto"/>
-        <w:tblLayout w:type="autofit"/>
         <w:tblCellMar>
           <w:top w:w="15" w:type="dxa"/>
           <w:left w:w="15" w:type="dxa"/>
@@ -8609,14 +8502,17 @@
       </w:tblGrid>
       <w:tr>
         <w:tblPrEx>
+          <w:tblW w:w="8522" w:type="dxa"/>
+          <w:jc w:val="center"/>
           <w:tblBorders>
-            <w:top w:val="none" w:color="auto" w:sz="0" w:space="0"/>
-            <w:left w:val="none" w:color="auto" w:sz="0" w:space="0"/>
-            <w:bottom w:val="none" w:color="auto" w:sz="0" w:space="0"/>
-            <w:right w:val="none" w:color="auto" w:sz="0" w:space="0"/>
-            <w:insideH w:val="none" w:color="auto" w:sz="0" w:space="0"/>
-            <w:insideV w:val="none" w:color="auto" w:sz="0" w:space="0"/>
+            <w:top w:val="nil"/>
+            <w:left w:val="nil"/>
+            <w:bottom w:val="nil"/>
+            <w:right w:val="nil"/>
+            <w:insideH w:val="nil"/>
+            <w:insideV w:val="nil"/>
           </w:tblBorders>
+          <w:shd w:val="clear" w:color="auto" w:fill="auto"/>
           <w:tblCellMar>
             <w:top w:w="15" w:type="dxa"/>
             <w:left w:w="15" w:type="dxa"/>
@@ -8625,7 +8521,7 @@
           </w:tblCellMar>
         </w:tblPrEx>
         <w:trPr>
-          <w:trHeight w:val="0" w:hRule="atLeast"/>
+          <w:trHeight w:val="0"/>
           <w:tblHeader/>
           <w:jc w:val="center"/>
         </w:trPr>
@@ -8633,8 +8529,8 @@
           <w:tcPr>
             <w:tcW w:w="1761" w:type="dxa"/>
             <w:tcBorders>
-              <w:top w:val="single" w:color="auto" w:sz="12" w:space="0"/>
-              <w:left w:val="single" w:color="auto" w:sz="12" w:space="0"/>
+              <w:top w:val="single" w:sz="12" w:space="0" w:color="auto"/>
+              <w:left w:val="single" w:sz="12" w:space="0" w:color="auto"/>
               <w:bottom w:val="nil"/>
               <w:right w:val="nil"/>
             </w:tcBorders>
@@ -8655,10 +8551,10 @@
               <w:suppressLineNumbers w:val="0"/>
               <w:snapToGrid w:val="0"/>
               <w:spacing w:line="240" w:lineRule="auto"/>
-              <w:ind w:left="0" w:leftChars="0" w:right="0" w:rightChars="0" w:firstLine="0" w:firstLineChars="0"/>
+              <w:ind w:left="0" w:right="0" w:firstLine="0" w:leftChars="0" w:rightChars="0" w:firstLineChars="0"/>
               <w:jc w:val="center"/>
               <w:rPr>
-                <w:rFonts w:ascii="Segoe UI" w:hAnsi="Segoe UI" w:eastAsia="Segoe UI" w:cs="Segoe UI"/>
+                <w:rFonts w:ascii="Segoe UI" w:eastAsia="Segoe UI" w:hAnsi="Segoe UI" w:cs="Segoe UI"/>
                 <w:b/>
                 <w:i w:val="0"/>
                 <w:iCs w:val="0"/>
@@ -8671,7 +8567,7 @@
             </w:pPr>
             <w:r>
               <w:rPr>
-                <w:rFonts w:hint="default" w:ascii="Segoe UI" w:hAnsi="Segoe UI" w:eastAsia="Segoe UI" w:cs="Segoe UI"/>
+                <w:rFonts w:ascii="Segoe UI" w:eastAsia="Segoe UI" w:hAnsi="Segoe UI" w:cs="Segoe UI" w:hint="default"/>
                 <w:b/>
                 <w:i w:val="0"/>
                 <w:iCs w:val="0"/>
@@ -8688,7 +8584,7 @@
             </w:r>
             <w:r>
               <w:rPr>
-                <w:rFonts w:hint="eastAsia" w:ascii="Segoe UI" w:hAnsi="Segoe UI" w:eastAsia="Segoe UI" w:cs="Segoe UI"/>
+                <w:rFonts w:ascii="Segoe UI" w:eastAsia="Segoe UI" w:hAnsi="Segoe UI" w:cs="Segoe UI" w:hint="eastAsia"/>
                 <w:b/>
                 <w:i w:val="0"/>
                 <w:iCs w:val="0"/>
@@ -8709,8 +8605,8 @@
           <w:tcPr>
             <w:tcW w:w="4703" w:type="dxa"/>
             <w:tcBorders>
-              <w:top w:val="single" w:color="auto" w:sz="12" w:space="0"/>
-              <w:left w:val="single" w:color="auto" w:sz="4" w:space="0"/>
+              <w:top w:val="single" w:sz="12" w:space="0" w:color="auto"/>
+              <w:left w:val="single" w:sz="4" w:space="0" w:color="auto"/>
               <w:bottom w:val="nil"/>
               <w:right w:val="nil"/>
             </w:tcBorders>
@@ -8731,10 +8627,10 @@
               <w:suppressLineNumbers w:val="0"/>
               <w:snapToGrid w:val="0"/>
               <w:spacing w:line="240" w:lineRule="auto"/>
-              <w:ind w:left="0" w:leftChars="0" w:right="0" w:rightChars="0" w:firstLine="0" w:firstLineChars="0"/>
+              <w:ind w:left="0" w:right="0" w:firstLine="0" w:leftChars="0" w:rightChars="0" w:firstLineChars="0"/>
               <w:jc w:val="center"/>
               <w:rPr>
-                <w:rFonts w:hint="default" w:ascii="Segoe UI" w:hAnsi="Segoe UI" w:eastAsia="Segoe UI" w:cs="Segoe UI"/>
+                <w:rFonts w:ascii="Segoe UI" w:eastAsia="Segoe UI" w:hAnsi="Segoe UI" w:cs="Segoe UI" w:hint="default"/>
                 <w:b/>
                 <w:i w:val="0"/>
                 <w:iCs w:val="0"/>
@@ -8747,7 +8643,7 @@
             </w:pPr>
             <w:r>
               <w:rPr>
-                <w:rFonts w:hint="eastAsia" w:ascii="Segoe UI" w:hAnsi="Segoe UI" w:eastAsia="Segoe UI" w:cs="Segoe UI"/>
+                <w:rFonts w:ascii="Segoe UI" w:eastAsia="Segoe UI" w:hAnsi="Segoe UI" w:cs="Segoe UI" w:hint="eastAsia"/>
                 <w:b/>
                 <w:i w:val="0"/>
                 <w:iCs w:val="0"/>
@@ -8764,7 +8660,7 @@
             </w:r>
             <w:r>
               <w:rPr>
-                <w:rFonts w:hint="default" w:ascii="Segoe UI" w:hAnsi="Segoe UI" w:eastAsia="Segoe UI" w:cs="Segoe UI"/>
+                <w:rFonts w:ascii="Segoe UI" w:eastAsia="Segoe UI" w:hAnsi="Segoe UI" w:cs="Segoe UI" w:hint="default"/>
                 <w:b/>
                 <w:i w:val="0"/>
                 <w:iCs w:val="0"/>
@@ -8785,8 +8681,8 @@
           <w:tcPr>
             <w:tcW w:w="998" w:type="dxa"/>
             <w:tcBorders>
-              <w:top w:val="single" w:color="auto" w:sz="12" w:space="0"/>
-              <w:left w:val="single" w:color="auto" w:sz="4" w:space="0"/>
+              <w:top w:val="single" w:sz="12" w:space="0" w:color="auto"/>
+              <w:left w:val="single" w:sz="4" w:space="0" w:color="auto"/>
               <w:bottom w:val="nil"/>
               <w:right w:val="nil"/>
             </w:tcBorders>
@@ -8807,10 +8703,10 @@
               <w:suppressLineNumbers w:val="0"/>
               <w:snapToGrid w:val="0"/>
               <w:spacing w:line="240" w:lineRule="auto"/>
-              <w:ind w:left="0" w:leftChars="0" w:right="0" w:rightChars="0" w:firstLine="0" w:firstLineChars="0"/>
+              <w:ind w:left="0" w:right="0" w:firstLine="0" w:leftChars="0" w:rightChars="0" w:firstLineChars="0"/>
               <w:jc w:val="center"/>
               <w:rPr>
-                <w:rFonts w:hint="eastAsia" w:ascii="Segoe UI" w:hAnsi="Segoe UI" w:eastAsia="Segoe UI" w:cs="Segoe UI"/>
+                <w:rFonts w:ascii="Segoe UI" w:eastAsia="Segoe UI" w:hAnsi="Segoe UI" w:cs="Segoe UI" w:hint="eastAsia"/>
                 <w:b/>
                 <w:i w:val="0"/>
                 <w:iCs w:val="0"/>
@@ -8824,7 +8720,7 @@
             </w:pPr>
             <w:r>
               <w:rPr>
-                <w:rFonts w:hint="eastAsia" w:ascii="Segoe UI" w:hAnsi="Segoe UI" w:eastAsia="Segoe UI" w:cs="Segoe UI"/>
+                <w:rFonts w:ascii="Segoe UI" w:eastAsia="Segoe UI" w:hAnsi="Segoe UI" w:cs="Segoe UI" w:hint="eastAsia"/>
                 <w:b/>
                 <w:i w:val="0"/>
                 <w:iCs w:val="0"/>
@@ -8843,10 +8739,10 @@
           <w:tcPr>
             <w:tcW w:w="1060" w:type="dxa"/>
             <w:tcBorders>
-              <w:top w:val="single" w:color="auto" w:sz="12" w:space="0"/>
-              <w:left w:val="single" w:color="auto" w:sz="4" w:space="0"/>
+              <w:top w:val="single" w:sz="12" w:space="0" w:color="auto"/>
+              <w:left w:val="single" w:sz="4" w:space="0" w:color="auto"/>
               <w:bottom w:val="nil"/>
-              <w:right w:val="single" w:color="auto" w:sz="12" w:space="0"/>
+              <w:right w:val="single" w:sz="12" w:space="0" w:color="auto"/>
             </w:tcBorders>
             <w:shd w:val="clear" w:color="auto" w:fill="auto"/>
             <w:tcMar>
@@ -8865,10 +8761,10 @@
               <w:suppressLineNumbers w:val="0"/>
               <w:snapToGrid w:val="0"/>
               <w:spacing w:line="240" w:lineRule="auto"/>
-              <w:ind w:left="0" w:leftChars="0" w:right="0" w:rightChars="0" w:firstLine="0" w:firstLineChars="0"/>
+              <w:ind w:left="0" w:right="0" w:firstLine="0" w:leftChars="0" w:rightChars="0" w:firstLineChars="0"/>
               <w:jc w:val="center"/>
               <w:rPr>
-                <w:rFonts w:hint="default" w:ascii="Segoe UI" w:hAnsi="Segoe UI" w:eastAsia="Segoe UI" w:cs="Segoe UI"/>
+                <w:rFonts w:ascii="Segoe UI" w:eastAsia="Segoe UI" w:hAnsi="Segoe UI" w:cs="Segoe UI" w:hint="default"/>
                 <w:b/>
                 <w:i w:val="0"/>
                 <w:iCs w:val="0"/>
@@ -8882,7 +8778,7 @@
             </w:pPr>
             <w:r>
               <w:rPr>
-                <w:rFonts w:hint="eastAsia" w:ascii="Segoe UI" w:hAnsi="Segoe UI" w:eastAsia="Segoe UI" w:cs="Segoe UI"/>
+                <w:rFonts w:ascii="Segoe UI" w:eastAsia="Segoe UI" w:hAnsi="Segoe UI" w:cs="Segoe UI" w:hint="eastAsia"/>
                 <w:b/>
                 <w:i w:val="0"/>
                 <w:iCs w:val="0"/>
@@ -8902,14 +8798,9 @@
       </w:tr>
       <w:tr>
         <w:tblPrEx>
-          <w:tblBorders>
-            <w:top w:val="none" w:color="auto" w:sz="0" w:space="0"/>
-            <w:left w:val="none" w:color="auto" w:sz="0" w:space="0"/>
-            <w:bottom w:val="none" w:color="auto" w:sz="0" w:space="0"/>
-            <w:right w:val="none" w:color="auto" w:sz="0" w:space="0"/>
-            <w:insideH w:val="none" w:color="auto" w:sz="0" w:space="0"/>
-            <w:insideV w:val="none" w:color="auto" w:sz="0" w:space="0"/>
-          </w:tblBorders>
+          <w:tblW w:w="8522" w:type="dxa"/>
+          <w:jc w:val="center"/>
+          <w:shd w:val="clear" w:color="auto" w:fill="auto"/>
           <w:tblCellMar>
             <w:top w:w="15" w:type="dxa"/>
             <w:left w:w="15" w:type="dxa"/>
@@ -8918,16 +8809,16 @@
           </w:tblCellMar>
         </w:tblPrEx>
         <w:trPr>
-          <w:trHeight w:val="0" w:hRule="atLeast"/>
+          <w:trHeight w:val="0"/>
           <w:jc w:val="center"/>
         </w:trPr>
         <w:tc>
           <w:tcPr>
             <w:tcW w:w="1761" w:type="dxa"/>
             <w:tcBorders>
-              <w:top w:val="single" w:color="auto" w:sz="4" w:space="0"/>
-              <w:left w:val="single" w:color="auto" w:sz="12" w:space="0"/>
-              <w:bottom w:val="single" w:color="auto" w:sz="4" w:space="0"/>
+              <w:top w:val="single" w:sz="4" w:space="0" w:color="auto"/>
+              <w:left w:val="single" w:sz="12" w:space="0" w:color="auto"/>
+              <w:bottom w:val="single" w:sz="4" w:space="0" w:color="auto"/>
               <w:right w:val="nil"/>
             </w:tcBorders>
             <w:shd w:val="clear" w:color="auto" w:fill="auto"/>
@@ -8947,10 +8838,10 @@
               <w:suppressLineNumbers w:val="0"/>
               <w:snapToGrid w:val="0"/>
               <w:spacing w:line="240" w:lineRule="auto"/>
-              <w:ind w:left="0" w:leftChars="0" w:right="0" w:rightChars="0" w:firstLine="0" w:firstLineChars="0"/>
+              <w:ind w:left="0" w:right="0" w:firstLine="0" w:leftChars="0" w:rightChars="0" w:firstLineChars="0"/>
               <w:jc w:val="center"/>
               <w:rPr>
-                <w:rFonts w:hint="default" w:cs="Arial"/>
+                <w:rFonts w:cs="Arial" w:hint="default"/>
                 <w:snapToGrid w:val="0"/>
                 <w:color w:val="000000"/>
                 <w:kern w:val="0"/>
@@ -8962,7 +8853,7 @@
             </w:pPr>
             <w:r>
               <w:rPr>
-                <w:rFonts w:hint="eastAsia" w:cs="Arial"/>
+                <w:rFonts w:cs="Arial" w:hint="eastAsia"/>
                 <w:snapToGrid w:val="0"/>
                 <w:color w:val="000000"/>
                 <w:kern w:val="0"/>
@@ -8979,9 +8870,9 @@
           <w:tcPr>
             <w:tcW w:w="4703" w:type="dxa"/>
             <w:tcBorders>
-              <w:top w:val="single" w:color="auto" w:sz="4" w:space="0"/>
-              <w:left w:val="single" w:color="auto" w:sz="4" w:space="0"/>
-              <w:bottom w:val="single" w:color="auto" w:sz="4" w:space="0"/>
+              <w:top w:val="single" w:sz="4" w:space="0" w:color="auto"/>
+              <w:left w:val="single" w:sz="4" w:space="0" w:color="auto"/>
+              <w:bottom w:val="single" w:sz="4" w:space="0" w:color="auto"/>
               <w:right w:val="nil"/>
             </w:tcBorders>
             <w:shd w:val="clear" w:color="auto" w:fill="auto"/>
@@ -9001,10 +8892,10 @@
               <w:suppressLineNumbers w:val="0"/>
               <w:snapToGrid w:val="0"/>
               <w:spacing w:line="240" w:lineRule="auto"/>
-              <w:ind w:left="0" w:leftChars="0" w:right="0" w:rightChars="0" w:firstLine="0" w:firstLineChars="0"/>
+              <w:ind w:left="0" w:right="0" w:firstLine="0" w:leftChars="0" w:rightChars="0" w:firstLineChars="0"/>
               <w:jc w:val="center"/>
               <w:rPr>
-                <w:rFonts w:hint="default" w:cs="Arial"/>
+                <w:rFonts w:cs="Arial" w:hint="default"/>
                 <w:snapToGrid w:val="0"/>
                 <w:color w:val="000000"/>
                 <w:kern w:val="0"/>
@@ -9016,7 +8907,7 @@
             </w:pPr>
             <w:r>
               <w:rPr>
-                <w:rFonts w:hint="default" w:cs="Arial"/>
+                <w:rFonts w:cs="Arial" w:hint="default"/>
                 <w:snapToGrid w:val="0"/>
                 <w:color w:val="000000"/>
                 <w:kern w:val="0"/>
@@ -9029,7 +8920,7 @@
             </w:r>
             <w:r>
               <w:rPr>
-                <w:rFonts w:hint="eastAsia" w:cs="Arial"/>
+                <w:rFonts w:cs="Arial" w:hint="eastAsia"/>
                 <w:snapToGrid w:val="0"/>
                 <w:color w:val="000000"/>
                 <w:kern w:val="0"/>
@@ -9042,7 +8933,7 @@
             </w:r>
             <w:r>
               <w:rPr>
-                <w:rFonts w:hint="default" w:cs="Arial"/>
+                <w:rFonts w:cs="Arial" w:hint="default"/>
                 <w:snapToGrid w:val="0"/>
                 <w:color w:val="000000"/>
                 <w:kern w:val="0"/>
@@ -9055,7 +8946,7 @@
             </w:r>
             <w:r>
               <w:rPr>
-                <w:rFonts w:hint="eastAsia" w:cs="Arial"/>
+                <w:rFonts w:cs="Arial" w:hint="eastAsia"/>
                 <w:snapToGrid w:val="0"/>
                 <w:color w:val="000000"/>
                 <w:kern w:val="0"/>
@@ -9068,7 +8959,7 @@
             </w:r>
             <w:r>
               <w:rPr>
-                <w:rFonts w:hint="default" w:cs="Arial"/>
+                <w:rFonts w:cs="Arial" w:hint="default"/>
                 <w:snapToGrid w:val="0"/>
                 <w:color w:val="000000"/>
                 <w:kern w:val="0"/>
@@ -9085,9 +8976,9 @@
           <w:tcPr>
             <w:tcW w:w="998" w:type="dxa"/>
             <w:tcBorders>
-              <w:top w:val="single" w:color="auto" w:sz="4" w:space="0"/>
-              <w:left w:val="single" w:color="auto" w:sz="4" w:space="0"/>
-              <w:bottom w:val="single" w:color="auto" w:sz="4" w:space="0"/>
+              <w:top w:val="single" w:sz="4" w:space="0" w:color="auto"/>
+              <w:left w:val="single" w:sz="4" w:space="0" w:color="auto"/>
+              <w:bottom w:val="single" w:sz="4" w:space="0" w:color="auto"/>
               <w:right w:val="nil"/>
             </w:tcBorders>
             <w:shd w:val="clear" w:color="auto" w:fill="auto"/>
@@ -9107,10 +8998,10 @@
               <w:suppressLineNumbers w:val="0"/>
               <w:snapToGrid w:val="0"/>
               <w:spacing w:line="240" w:lineRule="auto"/>
-              <w:ind w:left="0" w:leftChars="0" w:right="0" w:rightChars="0" w:firstLine="0" w:firstLineChars="0"/>
+              <w:ind w:left="0" w:right="0" w:firstLine="0" w:leftChars="0" w:rightChars="0" w:firstLineChars="0"/>
               <w:jc w:val="center"/>
               <w:rPr>
-                <w:rFonts w:hint="default" w:cs="Arial"/>
+                <w:rFonts w:cs="Arial" w:hint="default"/>
                 <w:snapToGrid w:val="0"/>
                 <w:color w:val="000000"/>
                 <w:kern w:val="0"/>
@@ -9122,7 +9013,7 @@
             </w:pPr>
             <w:r>
               <w:rPr>
-                <w:rFonts w:hint="default" w:cs="Arial"/>
+                <w:rFonts w:cs="Arial" w:hint="default"/>
                 <w:snapToGrid w:val="0"/>
                 <w:color w:val="000000"/>
                 <w:kern w:val="0"/>
@@ -9135,7 +9026,7 @@
             </w:r>
             <w:r>
               <w:rPr>
-                <w:rFonts w:hint="eastAsia" w:cs="Arial"/>
+                <w:rFonts w:cs="Arial" w:hint="eastAsia"/>
                 <w:snapToGrid w:val="0"/>
                 <w:color w:val="000000"/>
                 <w:kern w:val="0"/>
@@ -9148,7 +9039,7 @@
             </w:r>
             <w:r>
               <w:rPr>
-                <w:rFonts w:hint="default" w:cs="Arial"/>
+                <w:rFonts w:cs="Arial" w:hint="default"/>
                 <w:snapToGrid w:val="0"/>
                 <w:color w:val="000000"/>
                 <w:kern w:val="0"/>
@@ -9165,10 +9056,10 @@
           <w:tcPr>
             <w:tcW w:w="1060" w:type="dxa"/>
             <w:tcBorders>
-              <w:top w:val="single" w:color="auto" w:sz="4" w:space="0"/>
-              <w:left w:val="single" w:color="auto" w:sz="4" w:space="0"/>
-              <w:bottom w:val="single" w:color="auto" w:sz="4" w:space="0"/>
-              <w:right w:val="single" w:color="auto" w:sz="12" w:space="0"/>
+              <w:top w:val="single" w:sz="4" w:space="0" w:color="auto"/>
+              <w:left w:val="single" w:sz="4" w:space="0" w:color="auto"/>
+              <w:bottom w:val="single" w:sz="4" w:space="0" w:color="auto"/>
+              <w:right w:val="single" w:sz="12" w:space="0" w:color="auto"/>
             </w:tcBorders>
             <w:shd w:val="clear" w:color="auto" w:fill="auto"/>
             <w:tcMar>
@@ -9187,10 +9078,10 @@
               <w:suppressLineNumbers w:val="0"/>
               <w:snapToGrid w:val="0"/>
               <w:spacing w:line="240" w:lineRule="auto"/>
-              <w:ind w:left="0" w:leftChars="0" w:right="0" w:rightChars="0" w:firstLine="0" w:firstLineChars="0"/>
+              <w:ind w:left="0" w:right="0" w:firstLine="0" w:leftChars="0" w:rightChars="0" w:firstLineChars="0"/>
               <w:jc w:val="center"/>
               <w:rPr>
-                <w:rFonts w:hint="default" w:cs="Arial"/>
+                <w:rFonts w:cs="Arial" w:hint="default"/>
                 <w:snapToGrid w:val="0"/>
                 <w:color w:val="000000"/>
                 <w:kern w:val="0"/>
@@ -9202,7 +9093,7 @@
             </w:pPr>
             <w:r>
               <w:rPr>
-                <w:rFonts w:hint="eastAsia" w:cs="Arial"/>
+                <w:rFonts w:cs="Arial" w:hint="eastAsia"/>
                 <w:snapToGrid w:val="0"/>
                 <w:color w:val="000000"/>
                 <w:kern w:val="0"/>
@@ -9218,14 +9109,9 @@
       </w:tr>
       <w:tr>
         <w:tblPrEx>
-          <w:tblBorders>
-            <w:top w:val="none" w:color="auto" w:sz="0" w:space="0"/>
-            <w:left w:val="none" w:color="auto" w:sz="0" w:space="0"/>
-            <w:bottom w:val="none" w:color="auto" w:sz="0" w:space="0"/>
-            <w:right w:val="none" w:color="auto" w:sz="0" w:space="0"/>
-            <w:insideH w:val="none" w:color="auto" w:sz="0" w:space="0"/>
-            <w:insideV w:val="none" w:color="auto" w:sz="0" w:space="0"/>
-          </w:tblBorders>
+          <w:tblW w:w="8522" w:type="dxa"/>
+          <w:jc w:val="center"/>
+          <w:shd w:val="clear" w:color="auto" w:fill="auto"/>
           <w:tblCellMar>
             <w:top w:w="15" w:type="dxa"/>
             <w:left w:w="15" w:type="dxa"/>
@@ -9234,16 +9120,16 @@
           </w:tblCellMar>
         </w:tblPrEx>
         <w:trPr>
-          <w:trHeight w:val="0" w:hRule="atLeast"/>
+          <w:trHeight w:val="0"/>
           <w:jc w:val="center"/>
         </w:trPr>
         <w:tc>
           <w:tcPr>
             <w:tcW w:w="1761" w:type="dxa"/>
             <w:tcBorders>
-              <w:top w:val="single" w:color="auto" w:sz="4" w:space="0"/>
-              <w:left w:val="single" w:color="auto" w:sz="12" w:space="0"/>
-              <w:bottom w:val="single" w:color="auto" w:sz="12" w:space="0"/>
+              <w:top w:val="single" w:sz="4" w:space="0" w:color="auto"/>
+              <w:left w:val="single" w:sz="12" w:space="0" w:color="auto"/>
+              <w:bottom w:val="single" w:sz="12" w:space="0" w:color="auto"/>
               <w:right w:val="nil"/>
             </w:tcBorders>
             <w:shd w:val="clear" w:color="auto" w:fill="auto"/>
@@ -9263,10 +9149,10 @@
               <w:suppressLineNumbers w:val="0"/>
               <w:snapToGrid w:val="0"/>
               <w:spacing w:line="240" w:lineRule="auto"/>
-              <w:ind w:left="0" w:leftChars="0" w:right="0" w:rightChars="0" w:firstLine="0" w:firstLineChars="0"/>
+              <w:ind w:left="0" w:right="0" w:firstLine="0" w:leftChars="0" w:rightChars="0" w:firstLineChars="0"/>
               <w:jc w:val="center"/>
               <w:rPr>
-                <w:rFonts w:hint="default" w:cs="Arial"/>
+                <w:rFonts w:cs="Arial" w:hint="default"/>
                 <w:snapToGrid w:val="0"/>
                 <w:color w:val="000000"/>
                 <w:kern w:val="0"/>
@@ -9278,7 +9164,7 @@
             </w:pPr>
             <w:r>
               <w:rPr>
-                <w:rFonts w:hint="eastAsia" w:cs="Arial"/>
+                <w:rFonts w:cs="Arial" w:hint="eastAsia"/>
                 <w:snapToGrid w:val="0"/>
                 <w:color w:val="000000"/>
                 <w:kern w:val="0"/>
@@ -9295,9 +9181,9 @@
           <w:tcPr>
             <w:tcW w:w="4703" w:type="dxa"/>
             <w:tcBorders>
-              <w:top w:val="single" w:color="auto" w:sz="4" w:space="0"/>
-              <w:left w:val="single" w:color="auto" w:sz="4" w:space="0"/>
-              <w:bottom w:val="single" w:color="auto" w:sz="12" w:space="0"/>
+              <w:top w:val="single" w:sz="4" w:space="0" w:color="auto"/>
+              <w:left w:val="single" w:sz="4" w:space="0" w:color="auto"/>
+              <w:bottom w:val="single" w:sz="12" w:space="0" w:color="auto"/>
               <w:right w:val="nil"/>
             </w:tcBorders>
             <w:shd w:val="clear" w:color="auto" w:fill="auto"/>
@@ -9317,10 +9203,10 @@
               <w:suppressLineNumbers w:val="0"/>
               <w:snapToGrid w:val="0"/>
               <w:spacing w:line="240" w:lineRule="auto"/>
-              <w:ind w:left="0" w:leftChars="0" w:right="0" w:rightChars="0" w:firstLine="0" w:firstLineChars="0"/>
+              <w:ind w:left="0" w:right="0" w:firstLine="0" w:leftChars="0" w:rightChars="0" w:firstLineChars="0"/>
               <w:jc w:val="center"/>
               <w:rPr>
-                <w:rFonts w:hint="default" w:cs="Arial"/>
+                <w:rFonts w:cs="Arial" w:hint="default"/>
                 <w:snapToGrid w:val="0"/>
                 <w:color w:val="000000"/>
                 <w:kern w:val="0"/>
@@ -9332,7 +9218,7 @@
             </w:pPr>
             <w:r>
               <w:rPr>
-                <w:rFonts w:hint="eastAsia" w:cs="Arial"/>
+                <w:rFonts w:cs="Arial" w:hint="eastAsia"/>
                 <w:snapToGrid w:val="0"/>
                 <w:color w:val="000000"/>
                 <w:kern w:val="0"/>
@@ -9345,7 +9231,7 @@
             </w:r>
             <w:r>
               <w:rPr>
-                <w:rFonts w:hint="default" w:cs="Arial"/>
+                <w:rFonts w:cs="Arial" w:hint="default"/>
                 <w:snapToGrid w:val="0"/>
                 <w:color w:val="000000"/>
                 <w:kern w:val="0"/>
@@ -9362,9 +9248,9 @@
           <w:tcPr>
             <w:tcW w:w="998" w:type="dxa"/>
             <w:tcBorders>
-              <w:top w:val="single" w:color="auto" w:sz="4" w:space="0"/>
-              <w:left w:val="single" w:color="auto" w:sz="4" w:space="0"/>
-              <w:bottom w:val="single" w:color="auto" w:sz="12" w:space="0"/>
+              <w:top w:val="single" w:sz="4" w:space="0" w:color="auto"/>
+              <w:left w:val="single" w:sz="4" w:space="0" w:color="auto"/>
+              <w:bottom w:val="single" w:sz="12" w:space="0" w:color="auto"/>
               <w:right w:val="nil"/>
             </w:tcBorders>
             <w:shd w:val="clear" w:color="auto" w:fill="auto"/>
@@ -9384,10 +9270,10 @@
               <w:suppressLineNumbers w:val="0"/>
               <w:snapToGrid w:val="0"/>
               <w:spacing w:line="240" w:lineRule="auto"/>
-              <w:ind w:left="0" w:leftChars="0" w:right="0" w:rightChars="0" w:firstLine="0" w:firstLineChars="0"/>
+              <w:ind w:left="0" w:right="0" w:firstLine="0" w:leftChars="0" w:rightChars="0" w:firstLineChars="0"/>
               <w:jc w:val="center"/>
               <w:rPr>
-                <w:rFonts w:hint="default" w:ascii="Arial" w:hAnsi="Arial" w:eastAsia="宋体" w:cs="Arial"/>
+                <w:rFonts w:ascii="Arial" w:eastAsia="宋体" w:hAnsi="Arial" w:cs="Arial" w:hint="default"/>
                 <w:snapToGrid w:val="0"/>
                 <w:color w:val="000000"/>
                 <w:kern w:val="0"/>
@@ -9399,7 +9285,7 @@
             </w:pPr>
             <w:r>
               <w:rPr>
-                <w:rFonts w:hint="default" w:cs="Arial"/>
+                <w:rFonts w:cs="Arial" w:hint="default"/>
                 <w:snapToGrid w:val="0"/>
                 <w:color w:val="000000"/>
                 <w:kern w:val="0"/>
@@ -9412,7 +9298,7 @@
             </w:r>
             <w:r>
               <w:rPr>
-                <w:rFonts w:hint="eastAsia" w:cs="Arial"/>
+                <w:rFonts w:cs="Arial" w:hint="eastAsia"/>
                 <w:snapToGrid w:val="0"/>
                 <w:color w:val="000000"/>
                 <w:kern w:val="0"/>
@@ -9425,7 +9311,7 @@
             </w:r>
             <w:r>
               <w:rPr>
-                <w:rFonts w:hint="default" w:cs="Arial"/>
+                <w:rFonts w:cs="Arial" w:hint="default"/>
                 <w:snapToGrid w:val="0"/>
                 <w:color w:val="000000"/>
                 <w:kern w:val="0"/>
@@ -9442,10 +9328,10 @@
           <w:tcPr>
             <w:tcW w:w="1060" w:type="dxa"/>
             <w:tcBorders>
-              <w:top w:val="single" w:color="auto" w:sz="4" w:space="0"/>
-              <w:left w:val="single" w:color="auto" w:sz="4" w:space="0"/>
-              <w:bottom w:val="single" w:color="auto" w:sz="12" w:space="0"/>
-              <w:right w:val="single" w:color="auto" w:sz="12" w:space="0"/>
+              <w:top w:val="single" w:sz="4" w:space="0" w:color="auto"/>
+              <w:left w:val="single" w:sz="4" w:space="0" w:color="auto"/>
+              <w:bottom w:val="single" w:sz="12" w:space="0" w:color="auto"/>
+              <w:right w:val="single" w:sz="12" w:space="0" w:color="auto"/>
             </w:tcBorders>
             <w:shd w:val="clear" w:color="auto" w:fill="auto"/>
             <w:tcMar>
@@ -9464,10 +9350,10 @@
               <w:suppressLineNumbers w:val="0"/>
               <w:snapToGrid w:val="0"/>
               <w:spacing w:line="240" w:lineRule="auto"/>
-              <w:ind w:left="0" w:leftChars="0" w:right="0" w:rightChars="0" w:firstLine="0" w:firstLineChars="0"/>
+              <w:ind w:left="0" w:right="0" w:firstLine="0" w:leftChars="0" w:rightChars="0" w:firstLineChars="0"/>
               <w:jc w:val="center"/>
               <w:rPr>
-                <w:rFonts w:hint="eastAsia" w:ascii="Arial" w:hAnsi="Arial" w:eastAsia="宋体" w:cs="Arial"/>
+                <w:rFonts w:ascii="Arial" w:eastAsia="宋体" w:hAnsi="Arial" w:cs="Arial" w:hint="eastAsia"/>
                 <w:snapToGrid w:val="0"/>
                 <w:color w:val="000000"/>
                 <w:kern w:val="0"/>
@@ -9479,7 +9365,7 @@
             </w:pPr>
             <w:r>
               <w:rPr>
-                <w:rFonts w:hint="eastAsia" w:cs="Arial"/>
+                <w:rFonts w:cs="Arial" w:hint="eastAsia"/>
                 <w:snapToGrid w:val="0"/>
                 <w:color w:val="000000"/>
                 <w:kern w:val="0"/>
@@ -9496,7 +9382,7 @@
     </w:tbl>
     <w:p>
       <w:pPr>
-        <w:pStyle w:val="30"/>
+        <w:pStyle w:val="1"/>
         <w:keepNext w:val="0"/>
         <w:keepLines w:val="0"/>
         <w:pageBreakBefore w:val="0"/>
@@ -9516,7 +9402,7 @@
           <w:lang w:val="en-US" w:eastAsia="zh-CN"/>
         </w:rPr>
       </w:pPr>
-      <w:bookmarkStart w:id="51" w:name="_Toc11582"/>
+      <w:bookmarkStart w:id="52" w:name="_Toc11582"/>
       <w:r>
         <w:rPr>
           <w:rFonts w:hint="eastAsia"/>
@@ -9524,11 +9410,11 @@
         </w:rPr>
         <w:t>输出文件及记录</w:t>
       </w:r>
-      <w:bookmarkEnd w:id="51"/>
-    </w:p>
-    <w:p>
-      <w:pPr>
-        <w:pStyle w:val="31"/>
+      <w:bookmarkEnd w:id="52"/>
+    </w:p>
+    <w:p>
+      <w:pPr>
+        <w:pStyle w:val="a1"/>
         <w:keepNext w:val="0"/>
         <w:keepLines w:val="0"/>
         <w:pageBreakBefore w:val="0"/>
@@ -9578,7 +9464,7 @@
           <w:rFonts w:hint="eastAsia"/>
           <w:lang w:val="en-US" w:eastAsia="zh-CN"/>
         </w:rPr>
-        <w:instrText xml:space="preserve">"柴_标题1"\n</w:instrText>
+        <w:instrText>"柴_标题1"\n</w:instrText>
       </w:r>
       <w:r>
         <w:instrText xml:space="preserve"> \s</w:instrText>
@@ -9595,7 +9481,7 @@
           <w:rFonts w:hint="eastAsia"/>
           <w:lang w:val="en-US" w:eastAsia="zh-CN"/>
         </w:rPr>
-        <w:instrText xml:space="preserve">* Charformat</w:instrText>
+        <w:instrText>* Charformat</w:instrText>
       </w:r>
       <w:r>
         <w:rPr>
@@ -9660,7 +9546,7 @@
         </w:rPr>
         <w:fldChar w:fldCharType="end"/>
       </w:r>
-      <w:bookmarkStart w:id="52" w:name="_Toc11651"/>
+      <w:bookmarkStart w:id="53" w:name="_Toc11651"/>
       <w:r>
         <w:rPr>
           <w:rFonts w:hint="default"/>
@@ -9675,23 +9561,22 @@
         </w:rPr>
         <w:t>输出文件和记录表</w:t>
       </w:r>
-      <w:bookmarkEnd w:id="52"/>
+      <w:bookmarkEnd w:id="53"/>
     </w:p>
     <w:tbl>
       <w:tblPr>
-        <w:tblStyle w:val="22"/>
+        <w:tblStyle w:val="TableNormal"/>
         <w:tblW w:w="8522" w:type="dxa"/>
         <w:jc w:val="center"/>
         <w:tblBorders>
-          <w:top w:val="none" w:color="auto" w:sz="0" w:space="0"/>
-          <w:left w:val="none" w:color="auto" w:sz="0" w:space="0"/>
-          <w:bottom w:val="none" w:color="auto" w:sz="0" w:space="0"/>
-          <w:right w:val="none" w:color="auto" w:sz="0" w:space="0"/>
-          <w:insideH w:val="none" w:color="auto" w:sz="0" w:space="0"/>
-          <w:insideV w:val="none" w:color="auto" w:sz="0" w:space="0"/>
+          <w:top w:val="nil"/>
+          <w:left w:val="nil"/>
+          <w:bottom w:val="nil"/>
+          <w:right w:val="nil"/>
+          <w:insideH w:val="nil"/>
+          <w:insideV w:val="nil"/>
         </w:tblBorders>
         <w:shd w:val="clear" w:color="auto" w:fill="auto"/>
-        <w:tblLayout w:type="autofit"/>
         <w:tblCellMar>
           <w:top w:w="15" w:type="dxa"/>
           <w:left w:w="15" w:type="dxa"/>
@@ -9705,14 +9590,17 @@
       </w:tblGrid>
       <w:tr>
         <w:tblPrEx>
+          <w:tblW w:w="8522" w:type="dxa"/>
+          <w:jc w:val="center"/>
           <w:tblBorders>
-            <w:top w:val="none" w:color="auto" w:sz="0" w:space="0"/>
-            <w:left w:val="none" w:color="auto" w:sz="0" w:space="0"/>
-            <w:bottom w:val="none" w:color="auto" w:sz="0" w:space="0"/>
-            <w:right w:val="none" w:color="auto" w:sz="0" w:space="0"/>
-            <w:insideH w:val="none" w:color="auto" w:sz="0" w:space="0"/>
-            <w:insideV w:val="none" w:color="auto" w:sz="0" w:space="0"/>
+            <w:top w:val="nil"/>
+            <w:left w:val="nil"/>
+            <w:bottom w:val="nil"/>
+            <w:right w:val="nil"/>
+            <w:insideH w:val="nil"/>
+            <w:insideV w:val="nil"/>
           </w:tblBorders>
+          <w:shd w:val="clear" w:color="auto" w:fill="auto"/>
           <w:tblCellMar>
             <w:top w:w="15" w:type="dxa"/>
             <w:left w:w="15" w:type="dxa"/>
@@ -9721,7 +9609,7 @@
           </w:tblCellMar>
         </w:tblPrEx>
         <w:trPr>
-          <w:trHeight w:val="0" w:hRule="atLeast"/>
+          <w:trHeight w:val="0"/>
           <w:tblHeader/>
           <w:jc w:val="center"/>
         </w:trPr>
@@ -9729,8 +9617,8 @@
           <w:tcPr>
             <w:tcW w:w="4509" w:type="dxa"/>
             <w:tcBorders>
-              <w:top w:val="single" w:color="auto" w:sz="12" w:space="0"/>
-              <w:left w:val="single" w:color="auto" w:sz="12" w:space="0"/>
+              <w:top w:val="single" w:sz="12" w:space="0" w:color="auto"/>
+              <w:left w:val="single" w:sz="12" w:space="0" w:color="auto"/>
               <w:bottom w:val="nil"/>
               <w:right w:val="nil"/>
             </w:tcBorders>
@@ -9751,10 +9639,10 @@
               <w:suppressLineNumbers w:val="0"/>
               <w:snapToGrid w:val="0"/>
               <w:spacing w:line="240" w:lineRule="auto"/>
-              <w:ind w:left="0" w:leftChars="0" w:right="0" w:rightChars="0" w:firstLine="0" w:firstLineChars="0"/>
+              <w:ind w:left="0" w:right="0" w:firstLine="0" w:leftChars="0" w:rightChars="0" w:firstLineChars="0"/>
               <w:jc w:val="center"/>
               <w:rPr>
-                <w:rFonts w:ascii="Segoe UI" w:hAnsi="Segoe UI" w:eastAsia="Segoe UI" w:cs="Segoe UI"/>
+                <w:rFonts w:ascii="Segoe UI" w:eastAsia="Segoe UI" w:hAnsi="Segoe UI" w:cs="Segoe UI"/>
                 <w:b/>
                 <w:i w:val="0"/>
                 <w:iCs w:val="0"/>
@@ -9767,7 +9655,7 @@
             </w:pPr>
             <w:r>
               <w:rPr>
-                <w:rFonts w:hint="default" w:ascii="Segoe UI" w:hAnsi="Segoe UI" w:eastAsia="Segoe UI" w:cs="Segoe UI"/>
+                <w:rFonts w:ascii="Segoe UI" w:eastAsia="Segoe UI" w:hAnsi="Segoe UI" w:cs="Segoe UI" w:hint="default"/>
                 <w:b/>
                 <w:i w:val="0"/>
                 <w:iCs w:val="0"/>
@@ -9788,10 +9676,10 @@
           <w:tcPr>
             <w:tcW w:w="4013" w:type="dxa"/>
             <w:tcBorders>
-              <w:top w:val="single" w:color="auto" w:sz="12" w:space="0"/>
-              <w:left w:val="single" w:color="auto" w:sz="4" w:space="0"/>
+              <w:top w:val="single" w:sz="12" w:space="0" w:color="auto"/>
+              <w:left w:val="single" w:sz="4" w:space="0" w:color="auto"/>
               <w:bottom w:val="nil"/>
-              <w:right w:val="single" w:color="auto" w:sz="12" w:space="0"/>
+              <w:right w:val="single" w:sz="12" w:space="0" w:color="auto"/>
             </w:tcBorders>
             <w:shd w:val="clear" w:color="auto" w:fill="auto"/>
             <w:tcMar>
@@ -9810,10 +9698,10 @@
               <w:suppressLineNumbers w:val="0"/>
               <w:snapToGrid w:val="0"/>
               <w:spacing w:line="240" w:lineRule="auto"/>
-              <w:ind w:left="0" w:leftChars="0" w:right="0" w:rightChars="0" w:firstLine="0" w:firstLineChars="0"/>
+              <w:ind w:left="0" w:right="0" w:firstLine="0" w:leftChars="0" w:rightChars="0" w:firstLineChars="0"/>
               <w:jc w:val="center"/>
               <w:rPr>
-                <w:rFonts w:hint="default" w:ascii="Segoe UI" w:hAnsi="Segoe UI" w:eastAsia="Segoe UI" w:cs="Segoe UI"/>
+                <w:rFonts w:ascii="Segoe UI" w:eastAsia="Segoe UI" w:hAnsi="Segoe UI" w:cs="Segoe UI" w:hint="default"/>
                 <w:b/>
                 <w:i w:val="0"/>
                 <w:iCs w:val="0"/>
@@ -9826,7 +9714,7 @@
             </w:pPr>
             <w:r>
               <w:rPr>
-                <w:rFonts w:hint="default" w:ascii="Segoe UI" w:hAnsi="Segoe UI" w:eastAsia="Segoe UI" w:cs="Segoe UI"/>
+                <w:rFonts w:ascii="Segoe UI" w:eastAsia="Segoe UI" w:hAnsi="Segoe UI" w:cs="Segoe UI" w:hint="default"/>
                 <w:b/>
                 <w:i w:val="0"/>
                 <w:iCs w:val="0"/>
@@ -9846,14 +9734,9 @@
       </w:tr>
       <w:tr>
         <w:tblPrEx>
-          <w:tblBorders>
-            <w:top w:val="none" w:color="auto" w:sz="0" w:space="0"/>
-            <w:left w:val="none" w:color="auto" w:sz="0" w:space="0"/>
-            <w:bottom w:val="none" w:color="auto" w:sz="0" w:space="0"/>
-            <w:right w:val="none" w:color="auto" w:sz="0" w:space="0"/>
-            <w:insideH w:val="none" w:color="auto" w:sz="0" w:space="0"/>
-            <w:insideV w:val="none" w:color="auto" w:sz="0" w:space="0"/>
-          </w:tblBorders>
+          <w:tblW w:w="8522" w:type="dxa"/>
+          <w:jc w:val="center"/>
+          <w:shd w:val="clear" w:color="auto" w:fill="auto"/>
           <w:tblCellMar>
             <w:top w:w="15" w:type="dxa"/>
             <w:left w:w="15" w:type="dxa"/>
@@ -9862,15 +9745,15 @@
           </w:tblCellMar>
         </w:tblPrEx>
         <w:trPr>
-          <w:trHeight w:val="0" w:hRule="atLeast"/>
+          <w:trHeight w:val="0"/>
           <w:jc w:val="center"/>
         </w:trPr>
         <w:tc>
           <w:tcPr>
             <w:tcW w:w="4509" w:type="dxa"/>
             <w:tcBorders>
-              <w:top w:val="single" w:color="auto" w:sz="4" w:space="0"/>
-              <w:left w:val="single" w:color="auto" w:sz="12" w:space="0"/>
+              <w:top w:val="single" w:sz="4" w:space="0" w:color="auto"/>
+              <w:left w:val="single" w:sz="12" w:space="0" w:color="auto"/>
               <w:bottom w:val="nil"/>
               <w:right w:val="nil"/>
             </w:tcBorders>
@@ -9891,10 +9774,10 @@
               <w:suppressLineNumbers w:val="0"/>
               <w:snapToGrid w:val="0"/>
               <w:spacing w:line="240" w:lineRule="auto"/>
-              <w:ind w:left="0" w:leftChars="0" w:right="0" w:rightChars="0" w:firstLine="0" w:firstLineChars="0"/>
+              <w:ind w:left="0" w:right="0" w:firstLine="0" w:leftChars="0" w:rightChars="0" w:firstLineChars="0"/>
               <w:jc w:val="center"/>
               <w:rPr>
-                <w:rFonts w:hint="default" w:ascii="Segoe UI" w:hAnsi="Segoe UI" w:eastAsia="Segoe UI" w:cs="Segoe UI"/>
+                <w:rFonts w:ascii="Segoe UI" w:eastAsia="Segoe UI" w:hAnsi="Segoe UI" w:cs="Segoe UI" w:hint="default"/>
                 <w:i w:val="0"/>
                 <w:iCs w:val="0"/>
                 <w:caps w:val="0"/>
@@ -9906,7 +9789,7 @@
             </w:pPr>
             <w:r>
               <w:rPr>
-                <w:rFonts w:hint="default" w:ascii="Segoe UI" w:hAnsi="Segoe UI" w:eastAsia="Segoe UI" w:cs="Segoe UI"/>
+                <w:rFonts w:ascii="Segoe UI" w:eastAsia="Segoe UI" w:hAnsi="Segoe UI" w:cs="Segoe UI" w:hint="default"/>
                 <w:i w:val="0"/>
                 <w:iCs w:val="0"/>
                 <w:caps w:val="0"/>
@@ -9926,10 +9809,10 @@
           <w:tcPr>
             <w:tcW w:w="4013" w:type="dxa"/>
             <w:tcBorders>
-              <w:top w:val="single" w:color="auto" w:sz="4" w:space="0"/>
-              <w:left w:val="single" w:color="auto" w:sz="4" w:space="0"/>
+              <w:top w:val="single" w:sz="4" w:space="0" w:color="auto"/>
+              <w:left w:val="single" w:sz="4" w:space="0" w:color="auto"/>
               <w:bottom w:val="nil"/>
-              <w:right w:val="single" w:color="auto" w:sz="12" w:space="0"/>
+              <w:right w:val="single" w:sz="12" w:space="0" w:color="auto"/>
             </w:tcBorders>
             <w:shd w:val="clear" w:color="auto" w:fill="auto"/>
             <w:tcMar>
@@ -9948,10 +9831,10 @@
               <w:suppressLineNumbers w:val="0"/>
               <w:snapToGrid w:val="0"/>
               <w:spacing w:line="240" w:lineRule="auto"/>
-              <w:ind w:left="0" w:leftChars="0" w:right="0" w:rightChars="0" w:firstLine="0" w:firstLineChars="0"/>
+              <w:ind w:left="0" w:right="0" w:firstLine="0" w:leftChars="0" w:rightChars="0" w:firstLineChars="0"/>
               <w:jc w:val="center"/>
               <w:rPr>
-                <w:rFonts w:hint="default" w:ascii="Segoe UI" w:hAnsi="Segoe UI" w:eastAsia="Segoe UI" w:cs="Segoe UI"/>
+                <w:rFonts w:ascii="Segoe UI" w:eastAsia="Segoe UI" w:hAnsi="Segoe UI" w:cs="Segoe UI" w:hint="default"/>
                 <w:i w:val="0"/>
                 <w:iCs w:val="0"/>
                 <w:caps w:val="0"/>
@@ -9963,7 +9846,7 @@
             </w:pPr>
             <w:r>
               <w:rPr>
-                <w:rFonts w:hint="default" w:ascii="Segoe UI" w:hAnsi="Segoe UI" w:eastAsia="Segoe UI" w:cs="Segoe UI"/>
+                <w:rFonts w:ascii="Segoe UI" w:eastAsia="Segoe UI" w:hAnsi="Segoe UI" w:cs="Segoe UI" w:hint="default"/>
                 <w:i w:val="0"/>
                 <w:iCs w:val="0"/>
                 <w:caps w:val="0"/>
@@ -9982,14 +9865,9 @@
       </w:tr>
       <w:tr>
         <w:tblPrEx>
-          <w:tblBorders>
-            <w:top w:val="none" w:color="auto" w:sz="0" w:space="0"/>
-            <w:left w:val="none" w:color="auto" w:sz="0" w:space="0"/>
-            <w:bottom w:val="none" w:color="auto" w:sz="0" w:space="0"/>
-            <w:right w:val="none" w:color="auto" w:sz="0" w:space="0"/>
-            <w:insideH w:val="none" w:color="auto" w:sz="0" w:space="0"/>
-            <w:insideV w:val="none" w:color="auto" w:sz="0" w:space="0"/>
-          </w:tblBorders>
+          <w:tblW w:w="8522" w:type="dxa"/>
+          <w:jc w:val="center"/>
+          <w:shd w:val="clear" w:color="auto" w:fill="auto"/>
           <w:tblCellMar>
             <w:top w:w="15" w:type="dxa"/>
             <w:left w:w="15" w:type="dxa"/>
@@ -9998,15 +9876,15 @@
           </w:tblCellMar>
         </w:tblPrEx>
         <w:trPr>
-          <w:trHeight w:val="0" w:hRule="atLeast"/>
+          <w:trHeight w:val="0"/>
           <w:jc w:val="center"/>
         </w:trPr>
         <w:tc>
           <w:tcPr>
             <w:tcW w:w="4509" w:type="dxa"/>
             <w:tcBorders>
-              <w:top w:val="single" w:color="auto" w:sz="4" w:space="0"/>
-              <w:left w:val="single" w:color="auto" w:sz="12" w:space="0"/>
+              <w:top w:val="single" w:sz="4" w:space="0" w:color="auto"/>
+              <w:left w:val="single" w:sz="12" w:space="0" w:color="auto"/>
               <w:bottom w:val="nil"/>
               <w:right w:val="nil"/>
             </w:tcBorders>
@@ -10027,10 +9905,10 @@
               <w:suppressLineNumbers w:val="0"/>
               <w:snapToGrid w:val="0"/>
               <w:spacing w:line="240" w:lineRule="auto"/>
-              <w:ind w:left="0" w:leftChars="0" w:right="0" w:rightChars="0" w:firstLine="0" w:firstLineChars="0"/>
+              <w:ind w:left="0" w:right="0" w:firstLine="0" w:leftChars="0" w:rightChars="0" w:firstLineChars="0"/>
               <w:jc w:val="center"/>
               <w:rPr>
-                <w:rFonts w:hint="default" w:ascii="Segoe UI" w:hAnsi="Segoe UI" w:eastAsia="Segoe UI" w:cs="Segoe UI"/>
+                <w:rFonts w:ascii="Segoe UI" w:eastAsia="Segoe UI" w:hAnsi="Segoe UI" w:cs="Segoe UI" w:hint="default"/>
                 <w:i w:val="0"/>
                 <w:iCs w:val="0"/>
                 <w:caps w:val="0"/>
@@ -10042,7 +9920,7 @@
             </w:pPr>
             <w:r>
               <w:rPr>
-                <w:rFonts w:hint="default" w:ascii="Segoe UI" w:hAnsi="Segoe UI" w:eastAsia="Segoe UI" w:cs="Segoe UI"/>
+                <w:rFonts w:ascii="Segoe UI" w:eastAsia="Segoe UI" w:hAnsi="Segoe UI" w:cs="Segoe UI" w:hint="default"/>
                 <w:i w:val="0"/>
                 <w:iCs w:val="0"/>
                 <w:caps w:val="0"/>
@@ -10062,10 +9940,10 @@
           <w:tcPr>
             <w:tcW w:w="4013" w:type="dxa"/>
             <w:tcBorders>
-              <w:top w:val="single" w:color="auto" w:sz="4" w:space="0"/>
-              <w:left w:val="single" w:color="auto" w:sz="4" w:space="0"/>
+              <w:top w:val="single" w:sz="4" w:space="0" w:color="auto"/>
+              <w:left w:val="single" w:sz="4" w:space="0" w:color="auto"/>
               <w:bottom w:val="nil"/>
-              <w:right w:val="single" w:color="auto" w:sz="12" w:space="0"/>
+              <w:right w:val="single" w:sz="12" w:space="0" w:color="auto"/>
             </w:tcBorders>
             <w:shd w:val="clear" w:color="auto" w:fill="auto"/>
             <w:tcMar>
@@ -10084,10 +9962,10 @@
               <w:suppressLineNumbers w:val="0"/>
               <w:snapToGrid w:val="0"/>
               <w:spacing w:line="240" w:lineRule="auto"/>
-              <w:ind w:left="0" w:leftChars="0" w:right="0" w:rightChars="0" w:firstLine="0" w:firstLineChars="0"/>
+              <w:ind w:left="0" w:right="0" w:firstLine="0" w:leftChars="0" w:rightChars="0" w:firstLineChars="0"/>
               <w:jc w:val="center"/>
               <w:rPr>
-                <w:rFonts w:hint="default" w:ascii="Segoe UI" w:hAnsi="Segoe UI" w:eastAsia="Segoe UI" w:cs="Segoe UI"/>
+                <w:rFonts w:ascii="Segoe UI" w:eastAsia="Segoe UI" w:hAnsi="Segoe UI" w:cs="Segoe UI" w:hint="default"/>
                 <w:i w:val="0"/>
                 <w:iCs w:val="0"/>
                 <w:caps w:val="0"/>
@@ -10099,7 +9977,7 @@
             </w:pPr>
             <w:r>
               <w:rPr>
-                <w:rFonts w:hint="default" w:ascii="Segoe UI" w:hAnsi="Segoe UI" w:eastAsia="Segoe UI" w:cs="Segoe UI"/>
+                <w:rFonts w:ascii="Segoe UI" w:eastAsia="Segoe UI" w:hAnsi="Segoe UI" w:cs="Segoe UI" w:hint="default"/>
                 <w:i w:val="0"/>
                 <w:iCs w:val="0"/>
                 <w:caps w:val="0"/>
@@ -10118,14 +9996,9 @@
       </w:tr>
       <w:tr>
         <w:tblPrEx>
-          <w:tblBorders>
-            <w:top w:val="none" w:color="auto" w:sz="0" w:space="0"/>
-            <w:left w:val="none" w:color="auto" w:sz="0" w:space="0"/>
-            <w:bottom w:val="none" w:color="auto" w:sz="0" w:space="0"/>
-            <w:right w:val="none" w:color="auto" w:sz="0" w:space="0"/>
-            <w:insideH w:val="none" w:color="auto" w:sz="0" w:space="0"/>
-            <w:insideV w:val="none" w:color="auto" w:sz="0" w:space="0"/>
-          </w:tblBorders>
+          <w:tblW w:w="8522" w:type="dxa"/>
+          <w:jc w:val="center"/>
+          <w:shd w:val="clear" w:color="auto" w:fill="auto"/>
           <w:tblCellMar>
             <w:top w:w="15" w:type="dxa"/>
             <w:left w:w="15" w:type="dxa"/>
@@ -10134,15 +10007,15 @@
           </w:tblCellMar>
         </w:tblPrEx>
         <w:trPr>
-          <w:trHeight w:val="0" w:hRule="atLeast"/>
+          <w:trHeight w:val="0"/>
           <w:jc w:val="center"/>
         </w:trPr>
         <w:tc>
           <w:tcPr>
             <w:tcW w:w="4509" w:type="dxa"/>
             <w:tcBorders>
-              <w:top w:val="single" w:color="auto" w:sz="4" w:space="0"/>
-              <w:left w:val="single" w:color="auto" w:sz="12" w:space="0"/>
+              <w:top w:val="single" w:sz="4" w:space="0" w:color="auto"/>
+              <w:left w:val="single" w:sz="12" w:space="0" w:color="auto"/>
               <w:bottom w:val="nil"/>
               <w:right w:val="nil"/>
             </w:tcBorders>
@@ -10163,10 +10036,10 @@
               <w:suppressLineNumbers w:val="0"/>
               <w:snapToGrid w:val="0"/>
               <w:spacing w:line="240" w:lineRule="auto"/>
-              <w:ind w:left="0" w:leftChars="0" w:right="0" w:rightChars="0" w:firstLine="0" w:firstLineChars="0"/>
+              <w:ind w:left="0" w:right="0" w:firstLine="0" w:leftChars="0" w:rightChars="0" w:firstLineChars="0"/>
               <w:jc w:val="center"/>
               <w:rPr>
-                <w:rFonts w:hint="default" w:ascii="Segoe UI" w:hAnsi="Segoe UI" w:eastAsia="Segoe UI" w:cs="Segoe UI"/>
+                <w:rFonts w:ascii="Segoe UI" w:eastAsia="Segoe UI" w:hAnsi="Segoe UI" w:cs="Segoe UI" w:hint="default"/>
                 <w:i w:val="0"/>
                 <w:iCs w:val="0"/>
                 <w:caps w:val="0"/>
@@ -10178,7 +10051,7 @@
             </w:pPr>
             <w:r>
               <w:rPr>
-                <w:rFonts w:hint="default" w:ascii="Segoe UI" w:hAnsi="Segoe UI" w:eastAsia="Segoe UI" w:cs="Segoe UI"/>
+                <w:rFonts w:ascii="Segoe UI" w:eastAsia="Segoe UI" w:hAnsi="Segoe UI" w:cs="Segoe UI" w:hint="default"/>
                 <w:i w:val="0"/>
                 <w:iCs w:val="0"/>
                 <w:caps w:val="0"/>
@@ -10198,10 +10071,10 @@
           <w:tcPr>
             <w:tcW w:w="4013" w:type="dxa"/>
             <w:tcBorders>
-              <w:top w:val="single" w:color="auto" w:sz="4" w:space="0"/>
-              <w:left w:val="single" w:color="auto" w:sz="4" w:space="0"/>
+              <w:top w:val="single" w:sz="4" w:space="0" w:color="auto"/>
+              <w:left w:val="single" w:sz="4" w:space="0" w:color="auto"/>
               <w:bottom w:val="nil"/>
-              <w:right w:val="single" w:color="auto" w:sz="12" w:space="0"/>
+              <w:right w:val="single" w:sz="12" w:space="0" w:color="auto"/>
             </w:tcBorders>
             <w:shd w:val="clear" w:color="auto" w:fill="auto"/>
             <w:tcMar>
@@ -10220,10 +10093,10 @@
               <w:suppressLineNumbers w:val="0"/>
               <w:snapToGrid w:val="0"/>
               <w:spacing w:line="240" w:lineRule="auto"/>
-              <w:ind w:left="0" w:leftChars="0" w:right="0" w:rightChars="0" w:firstLine="0" w:firstLineChars="0"/>
+              <w:ind w:left="0" w:right="0" w:firstLine="0" w:leftChars="0" w:rightChars="0" w:firstLineChars="0"/>
               <w:jc w:val="center"/>
               <w:rPr>
-                <w:rFonts w:hint="default" w:ascii="Segoe UI" w:hAnsi="Segoe UI" w:eastAsia="Segoe UI" w:cs="Segoe UI"/>
+                <w:rFonts w:ascii="Segoe UI" w:eastAsia="Segoe UI" w:hAnsi="Segoe UI" w:cs="Segoe UI" w:hint="default"/>
                 <w:i w:val="0"/>
                 <w:iCs w:val="0"/>
                 <w:caps w:val="0"/>
@@ -10235,7 +10108,7 @@
             </w:pPr>
             <w:r>
               <w:rPr>
-                <w:rFonts w:hint="default" w:ascii="Segoe UI" w:hAnsi="Segoe UI" w:eastAsia="Segoe UI" w:cs="Segoe UI"/>
+                <w:rFonts w:ascii="Segoe UI" w:eastAsia="Segoe UI" w:hAnsi="Segoe UI" w:cs="Segoe UI" w:hint="default"/>
                 <w:i w:val="0"/>
                 <w:iCs w:val="0"/>
                 <w:caps w:val="0"/>
@@ -10254,14 +10127,9 @@
       </w:tr>
       <w:tr>
         <w:tblPrEx>
-          <w:tblBorders>
-            <w:top w:val="none" w:color="auto" w:sz="0" w:space="0"/>
-            <w:left w:val="none" w:color="auto" w:sz="0" w:space="0"/>
-            <w:bottom w:val="none" w:color="auto" w:sz="0" w:space="0"/>
-            <w:right w:val="none" w:color="auto" w:sz="0" w:space="0"/>
-            <w:insideH w:val="none" w:color="auto" w:sz="0" w:space="0"/>
-            <w:insideV w:val="none" w:color="auto" w:sz="0" w:space="0"/>
-          </w:tblBorders>
+          <w:tblW w:w="8522" w:type="dxa"/>
+          <w:jc w:val="center"/>
+          <w:shd w:val="clear" w:color="auto" w:fill="auto"/>
           <w:tblCellMar>
             <w:top w:w="15" w:type="dxa"/>
             <w:left w:w="15" w:type="dxa"/>
@@ -10270,16 +10138,16 @@
           </w:tblCellMar>
         </w:tblPrEx>
         <w:trPr>
-          <w:trHeight w:val="0" w:hRule="atLeast"/>
+          <w:trHeight w:val="0"/>
           <w:jc w:val="center"/>
         </w:trPr>
         <w:tc>
           <w:tcPr>
             <w:tcW w:w="4509" w:type="dxa"/>
             <w:tcBorders>
-              <w:top w:val="single" w:color="auto" w:sz="4" w:space="0"/>
-              <w:left w:val="single" w:color="auto" w:sz="12" w:space="0"/>
-              <w:bottom w:val="single" w:color="auto" w:sz="12" w:space="0"/>
+              <w:top w:val="single" w:sz="4" w:space="0" w:color="auto"/>
+              <w:left w:val="single" w:sz="12" w:space="0" w:color="auto"/>
+              <w:bottom w:val="single" w:sz="12" w:space="0" w:color="auto"/>
               <w:right w:val="nil"/>
             </w:tcBorders>
             <w:shd w:val="clear" w:color="auto" w:fill="auto"/>
@@ -10299,10 +10167,10 @@
               <w:suppressLineNumbers w:val="0"/>
               <w:snapToGrid w:val="0"/>
               <w:spacing w:line="240" w:lineRule="auto"/>
-              <w:ind w:left="0" w:leftChars="0" w:right="0" w:rightChars="0" w:firstLine="0" w:firstLineChars="0"/>
+              <w:ind w:left="0" w:right="0" w:firstLine="0" w:leftChars="0" w:rightChars="0" w:firstLineChars="0"/>
               <w:jc w:val="center"/>
               <w:rPr>
-                <w:rFonts w:hint="default" w:ascii="Segoe UI" w:hAnsi="Segoe UI" w:eastAsia="Segoe UI" w:cs="Segoe UI"/>
+                <w:rFonts w:ascii="Segoe UI" w:eastAsia="Segoe UI" w:hAnsi="Segoe UI" w:cs="Segoe UI" w:hint="default"/>
                 <w:i w:val="0"/>
                 <w:iCs w:val="0"/>
                 <w:caps w:val="0"/>
@@ -10314,7 +10182,7 @@
             </w:pPr>
             <w:r>
               <w:rPr>
-                <w:rFonts w:hint="default" w:ascii="Segoe UI" w:hAnsi="Segoe UI" w:eastAsia="Segoe UI" w:cs="Segoe UI"/>
+                <w:rFonts w:ascii="Segoe UI" w:eastAsia="Segoe UI" w:hAnsi="Segoe UI" w:cs="Segoe UI" w:hint="default"/>
                 <w:i w:val="0"/>
                 <w:iCs w:val="0"/>
                 <w:caps w:val="0"/>
@@ -10334,10 +10202,10 @@
           <w:tcPr>
             <w:tcW w:w="4013" w:type="dxa"/>
             <w:tcBorders>
-              <w:top w:val="single" w:color="auto" w:sz="4" w:space="0"/>
-              <w:left w:val="single" w:color="auto" w:sz="4" w:space="0"/>
-              <w:bottom w:val="single" w:color="auto" w:sz="12" w:space="0"/>
-              <w:right w:val="single" w:color="auto" w:sz="12" w:space="0"/>
+              <w:top w:val="single" w:sz="4" w:space="0" w:color="auto"/>
+              <w:left w:val="single" w:sz="4" w:space="0" w:color="auto"/>
+              <w:bottom w:val="single" w:sz="12" w:space="0" w:color="auto"/>
+              <w:right w:val="single" w:sz="12" w:space="0" w:color="auto"/>
             </w:tcBorders>
             <w:shd w:val="clear" w:color="auto" w:fill="auto"/>
             <w:tcMar>
@@ -10356,10 +10224,10 @@
               <w:suppressLineNumbers w:val="0"/>
               <w:snapToGrid w:val="0"/>
               <w:spacing w:line="240" w:lineRule="auto"/>
-              <w:ind w:left="0" w:leftChars="0" w:right="0" w:rightChars="0" w:firstLine="0" w:firstLineChars="0"/>
+              <w:ind w:left="0" w:right="0" w:firstLine="0" w:leftChars="0" w:rightChars="0" w:firstLineChars="0"/>
               <w:jc w:val="center"/>
               <w:rPr>
-                <w:rFonts w:hint="default" w:ascii="Segoe UI" w:hAnsi="Segoe UI" w:eastAsia="Segoe UI" w:cs="Segoe UI"/>
+                <w:rFonts w:ascii="Segoe UI" w:eastAsia="Segoe UI" w:hAnsi="Segoe UI" w:cs="Segoe UI" w:hint="default"/>
                 <w:i w:val="0"/>
                 <w:iCs w:val="0"/>
                 <w:caps w:val="0"/>
@@ -10371,7 +10239,7 @@
             </w:pPr>
             <w:r>
               <w:rPr>
-                <w:rFonts w:hint="default" w:ascii="Segoe UI" w:hAnsi="Segoe UI" w:eastAsia="Segoe UI" w:cs="Segoe UI"/>
+                <w:rFonts w:ascii="Segoe UI" w:eastAsia="Segoe UI" w:hAnsi="Segoe UI" w:cs="Segoe UI" w:hint="default"/>
                 <w:i w:val="0"/>
                 <w:iCs w:val="0"/>
                 <w:caps w:val="0"/>
@@ -10391,7 +10259,7 @@
     </w:tbl>
     <w:p>
       <w:pPr>
-        <w:pStyle w:val="31"/>
+        <w:pStyle w:val="a1"/>
         <w:keepNext w:val="0"/>
         <w:keepLines w:val="0"/>
         <w:pageBreakBefore w:val="0"/>
@@ -10415,73 +10283,23 @@
     <w:sectPr>
       <w:pgSz w:w="11906" w:h="16838"/>
       <w:pgMar w:top="1440" w:right="1800" w:bottom="1440" w:left="1800" w:header="851" w:footer="992" w:gutter="0"/>
-      <w:cols w:space="425" w:num="1"/>
+      <w:cols w:num="1" w:space="425"/>
       <w:docGrid w:type="lines" w:linePitch="312" w:charSpace="0"/>
     </w:sectPr>
   </w:body>
 </w:document>
 </file>
 
-<file path=word/endnotes.xml><?xml version="1.0" encoding="utf-8"?>
-<w:endnotes xmlns:wpc="http://schemas.microsoft.com/office/word/2010/wordprocessingCanvas" xmlns:mc="http://schemas.openxmlformats.org/markup-compatibility/2006" xmlns:o="urn:schemas-microsoft-com:office:office" xmlns:r="http://schemas.openxmlformats.org/officeDocument/2006/relationships" xmlns:m="http://schemas.openxmlformats.org/officeDocument/2006/math" xmlns:v="urn:schemas-microsoft-com:vml" xmlns:wp14="http://schemas.microsoft.com/office/word/2010/wordprocessingDrawing" xmlns:wp="http://schemas.openxmlformats.org/drawingml/2006/wordprocessingDrawing" xmlns:w="http://schemas.openxmlformats.org/wordprocessingml/2006/main" xmlns:w14="http://schemas.microsoft.com/office/word/2010/wordml" xmlns:w15="http://schemas.microsoft.com/office/word/2012/wordml" xmlns:w10="urn:schemas-microsoft-com:office:word" xmlns:wpg="http://schemas.microsoft.com/office/word/2010/wordprocessingGroup" xmlns:wpi="http://schemas.microsoft.com/office/word/2010/wordprocessingInk" xmlns:wne="http://schemas.microsoft.com/office/word/2006/wordml" xmlns:wps="http://schemas.microsoft.com/office/word/2010/wordprocessingShape" xmlns:wpsCustomData="http://www.wps.cn/officeDocument/2013/wpsCustomData" mc:Ignorable="w14 w15 wp14">
-  <w:endnote w:type="separator" w:id="0">
-    <w:p>
-      <w:pPr>
-        <w:spacing w:line="240" w:lineRule="auto"/>
-      </w:pPr>
-      <w:r>
-        <w:separator/>
-      </w:r>
-    </w:p>
-  </w:endnote>
-  <w:endnote w:type="continuationSeparator" w:id="1">
-    <w:p>
-      <w:pPr>
-        <w:spacing w:line="240" w:lineRule="auto"/>
-      </w:pPr>
-      <w:r>
-        <w:continuationSeparator/>
-      </w:r>
-    </w:p>
-  </w:endnote>
-</w:endnotes>
-</file>
-
-<file path=word/footnotes.xml><?xml version="1.0" encoding="utf-8"?>
-<w:footnotes xmlns:wpc="http://schemas.microsoft.com/office/word/2010/wordprocessingCanvas" xmlns:mc="http://schemas.openxmlformats.org/markup-compatibility/2006" xmlns:o="urn:schemas-microsoft-com:office:office" xmlns:r="http://schemas.openxmlformats.org/officeDocument/2006/relationships" xmlns:m="http://schemas.openxmlformats.org/officeDocument/2006/math" xmlns:v="urn:schemas-microsoft-com:vml" xmlns:wp14="http://schemas.microsoft.com/office/word/2010/wordprocessingDrawing" xmlns:wp="http://schemas.openxmlformats.org/drawingml/2006/wordprocessingDrawing" xmlns:w="http://schemas.openxmlformats.org/wordprocessingml/2006/main" xmlns:w14="http://schemas.microsoft.com/office/word/2010/wordml" xmlns:w15="http://schemas.microsoft.com/office/word/2012/wordml" xmlns:w10="urn:schemas-microsoft-com:office:word" xmlns:wpg="http://schemas.microsoft.com/office/word/2010/wordprocessingGroup" xmlns:wpi="http://schemas.microsoft.com/office/word/2010/wordprocessingInk" xmlns:wne="http://schemas.microsoft.com/office/word/2006/wordml" xmlns:wps="http://schemas.microsoft.com/office/word/2010/wordprocessingShape" xmlns:wpsCustomData="http://www.wps.cn/officeDocument/2013/wpsCustomData" mc:Ignorable="w14 w15 wp14">
-  <w:footnote w:type="separator" w:id="0">
-    <w:p>
-      <w:pPr>
-        <w:spacing w:line="360" w:lineRule="auto"/>
-      </w:pPr>
-      <w:r>
-        <w:separator/>
-      </w:r>
-    </w:p>
-  </w:footnote>
-  <w:footnote w:type="continuationSeparator" w:id="1">
-    <w:p>
-      <w:pPr>
-        <w:spacing w:line="360" w:lineRule="auto"/>
-      </w:pPr>
-      <w:r>
-        <w:continuationSeparator/>
-      </w:r>
-    </w:p>
-  </w:footnote>
-</w:footnotes>
-</file>
-
 <file path=word/numbering.xml><?xml version="1.0" encoding="utf-8"?>
-<w:numbering xmlns:wpc="http://schemas.microsoft.com/office/word/2010/wordprocessingCanvas" xmlns:mc="http://schemas.openxmlformats.org/markup-compatibility/2006" xmlns:o="urn:schemas-microsoft-com:office:office" xmlns:r="http://schemas.openxmlformats.org/officeDocument/2006/relationships" xmlns:m="http://schemas.openxmlformats.org/officeDocument/2006/math" xmlns:v="urn:schemas-microsoft-com:vml" xmlns:wp14="http://schemas.microsoft.com/office/word/2010/wordprocessingDrawing" xmlns:wp="http://schemas.openxmlformats.org/drawingml/2006/wordprocessingDrawing" xmlns:w10="urn:schemas-microsoft-com:office:word" xmlns:w="http://schemas.openxmlformats.org/wordprocessingml/2006/main" xmlns:w14="http://schemas.microsoft.com/office/word/2010/wordml" xmlns:wpg="http://schemas.microsoft.com/office/word/2010/wordprocessingGroup" xmlns:wpi="http://schemas.microsoft.com/office/word/2010/wordprocessingInk" xmlns:wne="http://schemas.microsoft.com/office/word/2006/wordml" xmlns:wps="http://schemas.microsoft.com/office/word/2010/wordprocessingShape" xmlns:wpsCustomData="http://www.wps.cn/officeDocument/2013/wpsCustomData" mc:Ignorable="w14 wp14">
+<w:numbering xmlns:wpc="http://schemas.microsoft.com/office/word/2010/wordprocessingCanvas" xmlns:mc="http://schemas.openxmlformats.org/markup-compatibility/2006" xmlns:o="urn:schemas-microsoft-com:office:office" xmlns:r="http://schemas.openxmlformats.org/officeDocument/2006/relationships" xmlns:m="http://schemas.openxmlformats.org/officeDocument/2006/math" xmlns:v="urn:schemas-microsoft-com:vml" xmlns:wp14="http://schemas.microsoft.com/office/word/2010/wordprocessingDrawing" xmlns:wp="http://schemas.openxmlformats.org/drawingml/2006/wordprocessingDrawing" xmlns:w10="urn:schemas-microsoft-com:office:word" xmlns:w="http://schemas.openxmlformats.org/wordprocessingml/2006/main" xmlns:w14="http://schemas.microsoft.com/office/word/2010/wordml" xmlns:w15="http://schemas.microsoft.com/office/word/2012/wordml" xmlns:wne="http://schemas.microsoft.com/office/word/2006/wordml" xmlns:wpg="http://schemas.microsoft.com/office/word/2010/wordprocessingGroup" xmlns:wpi="http://schemas.microsoft.com/office/word/2010/wordprocessingInk" xmlns:wps="http://schemas.microsoft.com/office/word/2010/wordprocessingShape" mc:Ignorable="w14 w15 wp14">
   <w:abstractNum w:abstractNumId="0">
     <w:nsid w:val="8E964DCE"/>
     <w:multiLevelType w:val="multilevel"/>
     <w:tmpl w:val="8E964DCE"/>
-    <w:lvl w:ilvl="0" w:tentative="0">
+    <w:lvl w:ilvl="0">
       <w:start w:val="1"/>
       <w:numFmt w:val="decimal"/>
-      <w:pStyle w:val="2"/>
+      <w:pStyle w:val="Heading1"/>
       <w:lvlText w:val="%1."/>
       <w:lvlJc w:val="left"/>
       <w:pPr>
@@ -10491,10 +10309,10 @@
         <w:rFonts w:hint="default"/>
       </w:rPr>
     </w:lvl>
-    <w:lvl w:ilvl="1" w:tentative="0">
+    <w:lvl w:ilvl="1">
       <w:start w:val="1"/>
       <w:numFmt w:val="decimal"/>
-      <w:pStyle w:val="3"/>
+      <w:pStyle w:val="Heading2"/>
       <w:lvlText w:val="%1.%2."/>
       <w:lvlJc w:val="left"/>
       <w:pPr>
@@ -10504,10 +10322,10 @@
         <w:rFonts w:hint="default"/>
       </w:rPr>
     </w:lvl>
-    <w:lvl w:ilvl="2" w:tentative="0">
+    <w:lvl w:ilvl="2">
       <w:start w:val="1"/>
       <w:numFmt w:val="decimal"/>
-      <w:pStyle w:val="4"/>
+      <w:pStyle w:val="Heading3"/>
       <w:lvlText w:val="%1.%2.%3."/>
       <w:lvlJc w:val="left"/>
       <w:pPr>
@@ -10517,10 +10335,10 @@
         <w:rFonts w:hint="default"/>
       </w:rPr>
     </w:lvl>
-    <w:lvl w:ilvl="3" w:tentative="0">
+    <w:lvl w:ilvl="3">
       <w:start w:val="1"/>
       <w:numFmt w:val="decimal"/>
-      <w:pStyle w:val="5"/>
+      <w:pStyle w:val="Heading4"/>
       <w:lvlText w:val="%1.%2.%3.%4."/>
       <w:lvlJc w:val="left"/>
       <w:pPr>
@@ -10530,10 +10348,10 @@
         <w:rFonts w:hint="default"/>
       </w:rPr>
     </w:lvl>
-    <w:lvl w:ilvl="4" w:tentative="0">
+    <w:lvl w:ilvl="4">
       <w:start w:val="1"/>
       <w:numFmt w:val="decimal"/>
-      <w:pStyle w:val="6"/>
+      <w:pStyle w:val="Heading5"/>
       <w:lvlText w:val="%1.%2.%3.%4.%5."/>
       <w:lvlJc w:val="left"/>
       <w:pPr>
@@ -10543,10 +10361,10 @@
         <w:rFonts w:hint="default"/>
       </w:rPr>
     </w:lvl>
-    <w:lvl w:ilvl="5" w:tentative="0">
+    <w:lvl w:ilvl="5">
       <w:start w:val="1"/>
       <w:numFmt w:val="decimal"/>
-      <w:pStyle w:val="7"/>
+      <w:pStyle w:val="Heading6"/>
       <w:lvlText w:val="%1.%2.%3.%4.%5.%6."/>
       <w:lvlJc w:val="left"/>
       <w:pPr>
@@ -10556,10 +10374,10 @@
         <w:rFonts w:hint="default"/>
       </w:rPr>
     </w:lvl>
-    <w:lvl w:ilvl="6" w:tentative="0">
+    <w:lvl w:ilvl="6">
       <w:start w:val="1"/>
       <w:numFmt w:val="decimal"/>
-      <w:pStyle w:val="8"/>
+      <w:pStyle w:val="Heading7"/>
       <w:lvlText w:val="%1.%2.%3.%4.%5.%6.%7."/>
       <w:lvlJc w:val="left"/>
       <w:pPr>
@@ -10569,10 +10387,10 @@
         <w:rFonts w:hint="default"/>
       </w:rPr>
     </w:lvl>
-    <w:lvl w:ilvl="7" w:tentative="0">
+    <w:lvl w:ilvl="7">
       <w:start w:val="1"/>
       <w:numFmt w:val="decimal"/>
-      <w:pStyle w:val="9"/>
+      <w:pStyle w:val="Heading8"/>
       <w:lvlText w:val="%1.%2.%3.%4.%5.%6.%7.%8."/>
       <w:lvlJc w:val="left"/>
       <w:pPr>
@@ -10582,10 +10400,10 @@
         <w:rFonts w:hint="default"/>
       </w:rPr>
     </w:lvl>
-    <w:lvl w:ilvl="8" w:tentative="0">
+    <w:lvl w:ilvl="8">
       <w:start w:val="1"/>
       <w:numFmt w:val="decimal"/>
-      <w:pStyle w:val="10"/>
+      <w:pStyle w:val="Heading9"/>
       <w:lvlText w:val="%1.%2.%3.%4.%5.%6.%7.%8.%9."/>
       <w:lvlJc w:val="left"/>
       <w:pPr>
@@ -10600,7 +10418,7 @@
     <w:nsid w:val="B703C207"/>
     <w:multiLevelType w:val="singleLevel"/>
     <w:tmpl w:val="B703C207"/>
-    <w:lvl w:ilvl="0" w:tentative="0">
+    <w:lvl w:ilvl="0">
       <w:start w:val="1"/>
       <w:numFmt w:val="decimal"/>
       <w:lvlText w:val="%1."/>
@@ -10617,7 +10435,7 @@
     <w:nsid w:val="D71CF03F"/>
     <w:multiLevelType w:val="singleLevel"/>
     <w:tmpl w:val="D71CF03F"/>
-    <w:lvl w:ilvl="0" w:tentative="0">
+    <w:lvl w:ilvl="0">
       <w:start w:val="1"/>
       <w:numFmt w:val="decimal"/>
       <w:lvlText w:val="%1."/>
@@ -10634,7 +10452,7 @@
     <w:nsid w:val="DDB92DE0"/>
     <w:multiLevelType w:val="singleLevel"/>
     <w:tmpl w:val="DDB92DE0"/>
-    <w:lvl w:ilvl="0" w:tentative="0">
+    <w:lvl w:ilvl="0">
       <w:start w:val="1"/>
       <w:numFmt w:val="decimal"/>
       <w:lvlText w:val="%1."/>
@@ -10651,7 +10469,7 @@
     <w:nsid w:val="E4FAE81D"/>
     <w:multiLevelType w:val="singleLevel"/>
     <w:tmpl w:val="E4FAE81D"/>
-    <w:lvl w:ilvl="0" w:tentative="0">
+    <w:lvl w:ilvl="0">
       <w:start w:val="1"/>
       <w:numFmt w:val="decimal"/>
       <w:lvlText w:val="%1."/>
@@ -10668,7 +10486,7 @@
     <w:nsid w:val="FE3ECE08"/>
     <w:multiLevelType w:val="singleLevel"/>
     <w:tmpl w:val="FE3ECE08"/>
-    <w:lvl w:ilvl="0" w:tentative="0">
+    <w:lvl w:ilvl="0">
       <w:start w:val="1"/>
       <w:numFmt w:val="decimal"/>
       <w:lvlText w:val="%1."/>
@@ -10685,7 +10503,7 @@
     <w:nsid w:val="016DA02A"/>
     <w:multiLevelType w:val="singleLevel"/>
     <w:tmpl w:val="016DA02A"/>
-    <w:lvl w:ilvl="0" w:tentative="0">
+    <w:lvl w:ilvl="0">
       <w:start w:val="1"/>
       <w:numFmt w:val="decimal"/>
       <w:lvlText w:val="%1."/>
@@ -10702,7 +10520,7 @@
     <w:nsid w:val="11406615"/>
     <w:multiLevelType w:val="singleLevel"/>
     <w:tmpl w:val="11406615"/>
-    <w:lvl w:ilvl="0" w:tentative="0">
+    <w:lvl w:ilvl="0">
       <w:start w:val="1"/>
       <w:numFmt w:val="decimal"/>
       <w:lvlText w:val="%1."/>
@@ -10719,7 +10537,7 @@
     <w:nsid w:val="2EA40136"/>
     <w:multiLevelType w:val="singleLevel"/>
     <w:tmpl w:val="2EA40136"/>
-    <w:lvl w:ilvl="0" w:tentative="0">
+    <w:lvl w:ilvl="0">
       <w:start w:val="1"/>
       <w:numFmt w:val="decimal"/>
       <w:lvlText w:val="%1."/>
@@ -10736,7 +10554,7 @@
     <w:nsid w:val="39F17AB1"/>
     <w:multiLevelType w:val="singleLevel"/>
     <w:tmpl w:val="39F17AB1"/>
-    <w:lvl w:ilvl="0" w:tentative="0">
+    <w:lvl w:ilvl="0">
       <w:start w:val="1"/>
       <w:numFmt w:val="decimal"/>
       <w:lvlText w:val="%1."/>
@@ -10753,7 +10571,7 @@
     <w:nsid w:val="40A653B4"/>
     <w:multiLevelType w:val="singleLevel"/>
     <w:tmpl w:val="40A653B4"/>
-    <w:lvl w:ilvl="0" w:tentative="0">
+    <w:lvl w:ilvl="0">
       <w:start w:val="1"/>
       <w:numFmt w:val="decimal"/>
       <w:lvlText w:val="%1."/>
@@ -10770,7 +10588,7 @@
     <w:nsid w:val="42EBD576"/>
     <w:multiLevelType w:val="singleLevel"/>
     <w:tmpl w:val="42EBD576"/>
-    <w:lvl w:ilvl="0" w:tentative="0">
+    <w:lvl w:ilvl="0">
       <w:start w:val="1"/>
       <w:numFmt w:val="decimal"/>
       <w:lvlText w:val="%1."/>
@@ -10787,7 +10605,7 @@
     <w:nsid w:val="605750E5"/>
     <w:multiLevelType w:val="singleLevel"/>
     <w:tmpl w:val="605750E5"/>
-    <w:lvl w:ilvl="0" w:tentative="0">
+    <w:lvl w:ilvl="0">
       <w:start w:val="1"/>
       <w:numFmt w:val="decimal"/>
       <w:lvlText w:val="%1."/>
@@ -10804,7 +10622,7 @@
     <w:nsid w:val="6323017C"/>
     <w:multiLevelType w:val="singleLevel"/>
     <w:tmpl w:val="6323017C"/>
-    <w:lvl w:ilvl="0" w:tentative="0">
+    <w:lvl w:ilvl="0">
       <w:start w:val="1"/>
       <w:numFmt w:val="decimal"/>
       <w:lvlText w:val="%1."/>
@@ -10863,269 +10681,267 @@
 </file>
 
 <file path=word/styles.xml><?xml version="1.0" encoding="utf-8"?>
-<w:styles xmlns:mc="http://schemas.openxmlformats.org/markup-compatibility/2006" xmlns:o="urn:schemas-microsoft-com:office:office" xmlns:r="http://schemas.openxmlformats.org/officeDocument/2006/relationships" xmlns:m="http://schemas.openxmlformats.org/officeDocument/2006/math" xmlns:v="urn:schemas-microsoft-com:vml" xmlns:w="http://schemas.openxmlformats.org/wordprocessingml/2006/main" xmlns:w14="http://schemas.microsoft.com/office/word/2010/wordml" xmlns:w10="urn:schemas-microsoft-com:office:word" xmlns:sl="http://schemas.openxmlformats.org/schemaLibrary/2006/main" xmlns:wpsCustomData="http://www.wps.cn/officeDocument/2013/wpsCustomData" mc:Ignorable="w14">
+<w:styles xmlns:mc="http://schemas.openxmlformats.org/markup-compatibility/2006" xmlns:r="http://schemas.openxmlformats.org/officeDocument/2006/relationships" xmlns:w="http://schemas.openxmlformats.org/wordprocessingml/2006/main" xmlns:w14="http://schemas.microsoft.com/office/word/2010/wordml" xmlns:w15="http://schemas.microsoft.com/office/word/2012/wordml" mc:Ignorable="w14 w15">
   <w:docDefaults>
     <w:rPrDefault>
       <w:rPr>
-        <w:rFonts w:ascii="Times New Roman" w:hAnsi="Times New Roman" w:eastAsia="宋体" w:cs="Times New Roman"/>
+        <w:rFonts w:ascii="Times New Roman" w:eastAsia="宋体" w:hAnsi="Times New Roman" w:cs="Times New Roman"/>
       </w:rPr>
     </w:rPrDefault>
     <w:pPrDefault/>
   </w:docDefaults>
-  <w:latentStyles w:count="260" w:defQFormat="0" w:defUnhideWhenUsed="1" w:defSemiHidden="1" w:defUIPriority="99" w:defLockedState="0">
-    <w:lsdException w:qFormat="1" w:unhideWhenUsed="0" w:uiPriority="0" w:semiHidden="0" w:name="Normal"/>
-    <w:lsdException w:qFormat="1" w:unhideWhenUsed="0" w:uiPriority="0" w:semiHidden="0" w:name="heading 1"/>
-    <w:lsdException w:qFormat="1" w:uiPriority="0" w:semiHidden="0" w:name="heading 2"/>
-    <w:lsdException w:qFormat="1" w:uiPriority="0" w:name="heading 3"/>
-    <w:lsdException w:qFormat="1" w:uiPriority="0" w:semiHidden="0" w:name="heading 4"/>
-    <w:lsdException w:qFormat="1" w:uiPriority="0" w:name="heading 5"/>
-    <w:lsdException w:qFormat="1" w:uiPriority="0" w:name="heading 6"/>
-    <w:lsdException w:qFormat="1" w:uiPriority="0" w:name="heading 7"/>
-    <w:lsdException w:qFormat="1" w:uiPriority="0" w:name="heading 8"/>
-    <w:lsdException w:qFormat="1" w:uiPriority="0" w:name="heading 9"/>
-    <w:lsdException w:unhideWhenUsed="0" w:uiPriority="0" w:semiHidden="0" w:name="index 1"/>
-    <w:lsdException w:unhideWhenUsed="0" w:uiPriority="0" w:semiHidden="0" w:name="index 2"/>
-    <w:lsdException w:unhideWhenUsed="0" w:uiPriority="0" w:semiHidden="0" w:name="index 3"/>
-    <w:lsdException w:unhideWhenUsed="0" w:uiPriority="0" w:semiHidden="0" w:name="index 4"/>
-    <w:lsdException w:unhideWhenUsed="0" w:uiPriority="0" w:semiHidden="0" w:name="index 5"/>
-    <w:lsdException w:unhideWhenUsed="0" w:uiPriority="0" w:semiHidden="0" w:name="index 6"/>
-    <w:lsdException w:unhideWhenUsed="0" w:uiPriority="0" w:semiHidden="0" w:name="index 7"/>
-    <w:lsdException w:unhideWhenUsed="0" w:uiPriority="0" w:semiHidden="0" w:name="index 8"/>
-    <w:lsdException w:unhideWhenUsed="0" w:uiPriority="0" w:semiHidden="0" w:name="index 9"/>
-    <w:lsdException w:qFormat="1" w:unhideWhenUsed="0" w:uiPriority="0" w:semiHidden="0" w:name="toc 1"/>
-    <w:lsdException w:qFormat="1" w:unhideWhenUsed="0" w:uiPriority="0" w:semiHidden="0" w:name="toc 2"/>
-    <w:lsdException w:qFormat="1" w:unhideWhenUsed="0" w:uiPriority="0" w:semiHidden="0" w:name="toc 3"/>
-    <w:lsdException w:unhideWhenUsed="0" w:uiPriority="0" w:semiHidden="0" w:name="toc 4"/>
-    <w:lsdException w:unhideWhenUsed="0" w:uiPriority="0" w:semiHidden="0" w:name="toc 5"/>
-    <w:lsdException w:unhideWhenUsed="0" w:uiPriority="0" w:semiHidden="0" w:name="toc 6"/>
-    <w:lsdException w:unhideWhenUsed="0" w:uiPriority="0" w:semiHidden="0" w:name="toc 7"/>
-    <w:lsdException w:unhideWhenUsed="0" w:uiPriority="0" w:semiHidden="0" w:name="toc 8"/>
-    <w:lsdException w:unhideWhenUsed="0" w:uiPriority="0" w:semiHidden="0" w:name="toc 9"/>
-    <w:lsdException w:unhideWhenUsed="0" w:uiPriority="0" w:semiHidden="0" w:name="Normal Indent"/>
-    <w:lsdException w:unhideWhenUsed="0" w:uiPriority="0" w:semiHidden="0" w:name="footnote text"/>
-    <w:lsdException w:qFormat="1" w:unhideWhenUsed="0" w:uiPriority="0" w:semiHidden="0" w:name="annotation text"/>
-    <w:lsdException w:qFormat="1" w:unhideWhenUsed="0" w:uiPriority="0" w:semiHidden="0" w:name="header"/>
-    <w:lsdException w:qFormat="1" w:unhideWhenUsed="0" w:uiPriority="0" w:semiHidden="0" w:name="footer"/>
-    <w:lsdException w:unhideWhenUsed="0" w:uiPriority="0" w:semiHidden="0" w:name="index heading"/>
-    <w:lsdException w:qFormat="1" w:uiPriority="0" w:name="caption"/>
-    <w:lsdException w:qFormat="1" w:unhideWhenUsed="0" w:uiPriority="0" w:semiHidden="0" w:name="table of figures"/>
-    <w:lsdException w:unhideWhenUsed="0" w:uiPriority="0" w:semiHidden="0" w:name="envelope address"/>
-    <w:lsdException w:unhideWhenUsed="0" w:uiPriority="0" w:semiHidden="0" w:name="envelope return"/>
-    <w:lsdException w:unhideWhenUsed="0" w:uiPriority="0" w:semiHidden="0" w:name="footnote reference"/>
-    <w:lsdException w:unhideWhenUsed="0" w:uiPriority="0" w:semiHidden="0" w:name="annotation reference"/>
-    <w:lsdException w:unhideWhenUsed="0" w:uiPriority="0" w:semiHidden="0" w:name="line number"/>
-    <w:lsdException w:unhideWhenUsed="0" w:uiPriority="0" w:semiHidden="0" w:name="page number"/>
-    <w:lsdException w:unhideWhenUsed="0" w:uiPriority="0" w:semiHidden="0" w:name="endnote reference"/>
-    <w:lsdException w:unhideWhenUsed="0" w:uiPriority="0" w:semiHidden="0" w:name="endnote text"/>
-    <w:lsdException w:unhideWhenUsed="0" w:uiPriority="0" w:semiHidden="0" w:name="table of authorities"/>
-    <w:lsdException w:unhideWhenUsed="0" w:uiPriority="0" w:semiHidden="0" w:name="macro"/>
-    <w:lsdException w:unhideWhenUsed="0" w:uiPriority="0" w:semiHidden="0" w:name="toa heading"/>
-    <w:lsdException w:unhideWhenUsed="0" w:uiPriority="0" w:semiHidden="0" w:name="List"/>
-    <w:lsdException w:unhideWhenUsed="0" w:uiPriority="0" w:semiHidden="0" w:name="List Bullet"/>
-    <w:lsdException w:unhideWhenUsed="0" w:uiPriority="0" w:semiHidden="0" w:name="List Number"/>
-    <w:lsdException w:unhideWhenUsed="0" w:uiPriority="0" w:semiHidden="0" w:name="List 2"/>
-    <w:lsdException w:unhideWhenUsed="0" w:uiPriority="0" w:semiHidden="0" w:name="List 3"/>
-    <w:lsdException w:unhideWhenUsed="0" w:uiPriority="0" w:semiHidden="0" w:name="List 4"/>
-    <w:lsdException w:unhideWhenUsed="0" w:uiPriority="0" w:semiHidden="0" w:name="List 5"/>
-    <w:lsdException w:unhideWhenUsed="0" w:uiPriority="0" w:semiHidden="0" w:name="List Bullet 2"/>
-    <w:lsdException w:unhideWhenUsed="0" w:uiPriority="0" w:semiHidden="0" w:name="List Bullet 3"/>
-    <w:lsdException w:unhideWhenUsed="0" w:uiPriority="0" w:semiHidden="0" w:name="List Bullet 4"/>
-    <w:lsdException w:unhideWhenUsed="0" w:uiPriority="0" w:semiHidden="0" w:name="List Bullet 5"/>
-    <w:lsdException w:unhideWhenUsed="0" w:uiPriority="0" w:semiHidden="0" w:name="List Number 2"/>
-    <w:lsdException w:unhideWhenUsed="0" w:uiPriority="0" w:semiHidden="0" w:name="List Number 3"/>
-    <w:lsdException w:unhideWhenUsed="0" w:uiPriority="0" w:semiHidden="0" w:name="List Number 4"/>
-    <w:lsdException w:unhideWhenUsed="0" w:uiPriority="0" w:semiHidden="0" w:name="List Number 5"/>
-    <w:lsdException w:qFormat="1" w:unhideWhenUsed="0" w:uiPriority="0" w:semiHidden="0" w:name="Title"/>
-    <w:lsdException w:unhideWhenUsed="0" w:uiPriority="0" w:semiHidden="0" w:name="Closing"/>
-    <w:lsdException w:unhideWhenUsed="0" w:uiPriority="0" w:semiHidden="0" w:name="Signature"/>
-    <w:lsdException w:qFormat="1" w:unhideWhenUsed="0" w:uiPriority="0" w:name="Default Paragraph Font"/>
-    <w:lsdException w:qFormat="1" w:unhideWhenUsed="0" w:uiPriority="0" w:name="Body Text"/>
-    <w:lsdException w:unhideWhenUsed="0" w:uiPriority="0" w:semiHidden="0" w:name="Body Text Indent"/>
-    <w:lsdException w:unhideWhenUsed="0" w:uiPriority="0" w:semiHidden="0" w:name="List Continue"/>
-    <w:lsdException w:unhideWhenUsed="0" w:uiPriority="0" w:semiHidden="0" w:name="List Continue 2"/>
-    <w:lsdException w:unhideWhenUsed="0" w:uiPriority="0" w:semiHidden="0" w:name="List Continue 3"/>
-    <w:lsdException w:unhideWhenUsed="0" w:uiPriority="0" w:semiHidden="0" w:name="List Continue 4"/>
-    <w:lsdException w:unhideWhenUsed="0" w:uiPriority="0" w:semiHidden="0" w:name="List Continue 5"/>
-    <w:lsdException w:unhideWhenUsed="0" w:uiPriority="0" w:semiHidden="0" w:name="Message Header"/>
-    <w:lsdException w:qFormat="1" w:unhideWhenUsed="0" w:uiPriority="0" w:semiHidden="0" w:name="Subtitle"/>
-    <w:lsdException w:unhideWhenUsed="0" w:uiPriority="0" w:semiHidden="0" w:name="Salutation"/>
-    <w:lsdException w:unhideWhenUsed="0" w:uiPriority="0" w:semiHidden="0" w:name="Date"/>
-    <w:lsdException w:unhideWhenUsed="0" w:uiPriority="0" w:semiHidden="0" w:name="Body Text First Indent"/>
-    <w:lsdException w:unhideWhenUsed="0" w:uiPriority="0" w:semiHidden="0" w:name="Body Text First Indent 2"/>
-    <w:lsdException w:uiPriority="99" w:name="Note Heading"/>
-    <w:lsdException w:unhideWhenUsed="0" w:uiPriority="0" w:semiHidden="0" w:name="Body Text 2"/>
-    <w:lsdException w:unhideWhenUsed="0" w:uiPriority="0" w:semiHidden="0" w:name="Body Text 3"/>
-    <w:lsdException w:unhideWhenUsed="0" w:uiPriority="0" w:semiHidden="0" w:name="Body Text Indent 2"/>
-    <w:lsdException w:unhideWhenUsed="0" w:uiPriority="0" w:semiHidden="0" w:name="Body Text Indent 3"/>
-    <w:lsdException w:unhideWhenUsed="0" w:uiPriority="0" w:semiHidden="0" w:name="Block Text"/>
-    <w:lsdException w:unhideWhenUsed="0" w:uiPriority="0" w:semiHidden="0" w:name="Hyperlink"/>
-    <w:lsdException w:unhideWhenUsed="0" w:uiPriority="0" w:semiHidden="0" w:name="FollowedHyperlink"/>
-    <w:lsdException w:qFormat="1" w:unhideWhenUsed="0" w:uiPriority="0" w:semiHidden="0" w:name="Strong"/>
-    <w:lsdException w:qFormat="1" w:unhideWhenUsed="0" w:uiPriority="0" w:semiHidden="0" w:name="Emphasis"/>
-    <w:lsdException w:unhideWhenUsed="0" w:uiPriority="0" w:semiHidden="0" w:name="Document Map"/>
-    <w:lsdException w:unhideWhenUsed="0" w:uiPriority="0" w:semiHidden="0" w:name="Plain Text"/>
-    <w:lsdException w:unhideWhenUsed="0" w:uiPriority="0" w:semiHidden="0" w:name="E-mail Signature"/>
-    <w:lsdException w:qFormat="1" w:unhideWhenUsed="0" w:uiPriority="0" w:semiHidden="0" w:name="Normal (Web)"/>
-    <w:lsdException w:unhideWhenUsed="0" w:uiPriority="0" w:semiHidden="0" w:name="HTML Acronym"/>
-    <w:lsdException w:unhideWhenUsed="0" w:uiPriority="0" w:semiHidden="0" w:name="HTML Address"/>
-    <w:lsdException w:unhideWhenUsed="0" w:uiPriority="0" w:semiHidden="0" w:name="HTML Cite"/>
-    <w:lsdException w:unhideWhenUsed="0" w:uiPriority="0" w:semiHidden="0" w:name="HTML Code"/>
-    <w:lsdException w:unhideWhenUsed="0" w:uiPriority="0" w:semiHidden="0" w:name="HTML Definition"/>
-    <w:lsdException w:unhideWhenUsed="0" w:uiPriority="0" w:semiHidden="0" w:name="HTML Keyboard"/>
-    <w:lsdException w:qFormat="1" w:unhideWhenUsed="0" w:uiPriority="0" w:semiHidden="0" w:name="HTML Preformatted"/>
-    <w:lsdException w:unhideWhenUsed="0" w:uiPriority="0" w:semiHidden="0" w:name="HTML Sample"/>
-    <w:lsdException w:unhideWhenUsed="0" w:uiPriority="0" w:semiHidden="0" w:name="HTML Typewriter"/>
-    <w:lsdException w:unhideWhenUsed="0" w:uiPriority="0" w:semiHidden="0" w:name="HTML Variable"/>
-    <w:lsdException w:qFormat="1" w:unhideWhenUsed="0" w:uiPriority="0" w:name="Normal Table"/>
-    <w:lsdException w:unhideWhenUsed="0" w:uiPriority="0" w:semiHidden="0" w:name="annotation subject"/>
-    <w:lsdException w:unhideWhenUsed="0" w:uiPriority="0" w:semiHidden="0" w:name="Table Simple 1"/>
-    <w:lsdException w:unhideWhenUsed="0" w:uiPriority="0" w:semiHidden="0" w:name="Table Simple 2"/>
-    <w:lsdException w:unhideWhenUsed="0" w:uiPriority="0" w:semiHidden="0" w:name="Table Simple 3"/>
-    <w:lsdException w:unhideWhenUsed="0" w:uiPriority="0" w:semiHidden="0" w:name="Table Classic 1"/>
-    <w:lsdException w:unhideWhenUsed="0" w:uiPriority="0" w:semiHidden="0" w:name="Table Classic 2"/>
-    <w:lsdException w:unhideWhenUsed="0" w:uiPriority="0" w:semiHidden="0" w:name="Table Classic 3"/>
-    <w:lsdException w:unhideWhenUsed="0" w:uiPriority="0" w:semiHidden="0" w:name="Table Classic 4"/>
-    <w:lsdException w:unhideWhenUsed="0" w:uiPriority="0" w:semiHidden="0" w:name="Table Colorful 1"/>
-    <w:lsdException w:unhideWhenUsed="0" w:uiPriority="0" w:semiHidden="0" w:name="Table Colorful 2"/>
-    <w:lsdException w:unhideWhenUsed="0" w:uiPriority="0" w:semiHidden="0" w:name="Table Colorful 3"/>
-    <w:lsdException w:unhideWhenUsed="0" w:uiPriority="0" w:semiHidden="0" w:name="Table Columns 1"/>
-    <w:lsdException w:unhideWhenUsed="0" w:uiPriority="0" w:semiHidden="0" w:name="Table Columns 2"/>
-    <w:lsdException w:unhideWhenUsed="0" w:uiPriority="0" w:semiHidden="0" w:name="Table Columns 3"/>
-    <w:lsdException w:unhideWhenUsed="0" w:uiPriority="0" w:semiHidden="0" w:name="Table Columns 4"/>
-    <w:lsdException w:unhideWhenUsed="0" w:uiPriority="0" w:semiHidden="0" w:name="Table Columns 5"/>
-    <w:lsdException w:unhideWhenUsed="0" w:uiPriority="0" w:semiHidden="0" w:name="Table Grid 1"/>
-    <w:lsdException w:unhideWhenUsed="0" w:uiPriority="0" w:semiHidden="0" w:name="Table Grid 2"/>
-    <w:lsdException w:unhideWhenUsed="0" w:uiPriority="0" w:semiHidden="0" w:name="Table Grid 3"/>
-    <w:lsdException w:unhideWhenUsed="0" w:uiPriority="0" w:semiHidden="0" w:name="Table Grid 4"/>
-    <w:lsdException w:unhideWhenUsed="0" w:uiPriority="0" w:semiHidden="0" w:name="Table Grid 5"/>
-    <w:lsdException w:unhideWhenUsed="0" w:uiPriority="0" w:semiHidden="0" w:name="Table Grid 6"/>
-    <w:lsdException w:unhideWhenUsed="0" w:uiPriority="0" w:semiHidden="0" w:name="Table Grid 7"/>
-    <w:lsdException w:unhideWhenUsed="0" w:uiPriority="0" w:semiHidden="0" w:name="Table Grid 8"/>
-    <w:lsdException w:unhideWhenUsed="0" w:uiPriority="0" w:semiHidden="0" w:name="Table List 1"/>
-    <w:lsdException w:unhideWhenUsed="0" w:uiPriority="0" w:semiHidden="0" w:name="Table List 2"/>
-    <w:lsdException w:unhideWhenUsed="0" w:uiPriority="0" w:semiHidden="0" w:name="Table List 3"/>
-    <w:lsdException w:unhideWhenUsed="0" w:uiPriority="0" w:semiHidden="0" w:name="Table List 4"/>
-    <w:lsdException w:unhideWhenUsed="0" w:uiPriority="0" w:semiHidden="0" w:name="Table List 5"/>
-    <w:lsdException w:unhideWhenUsed="0" w:uiPriority="0" w:semiHidden="0" w:name="Table List 6"/>
-    <w:lsdException w:unhideWhenUsed="0" w:uiPriority="0" w:semiHidden="0" w:name="Table List 7"/>
-    <w:lsdException w:unhideWhenUsed="0" w:uiPriority="0" w:semiHidden="0" w:name="Table List 8"/>
-    <w:lsdException w:unhideWhenUsed="0" w:uiPriority="0" w:semiHidden="0" w:name="Table 3D effects 1"/>
-    <w:lsdException w:unhideWhenUsed="0" w:uiPriority="0" w:semiHidden="0" w:name="Table 3D effects 2"/>
-    <w:lsdException w:unhideWhenUsed="0" w:uiPriority="0" w:semiHidden="0" w:name="Table 3D effects 3"/>
-    <w:lsdException w:unhideWhenUsed="0" w:uiPriority="0" w:semiHidden="0" w:name="Table Contemporary"/>
-    <w:lsdException w:unhideWhenUsed="0" w:uiPriority="0" w:semiHidden="0" w:name="Table Elegant"/>
-    <w:lsdException w:unhideWhenUsed="0" w:uiPriority="0" w:semiHidden="0" w:name="Table Professional"/>
-    <w:lsdException w:unhideWhenUsed="0" w:uiPriority="0" w:semiHidden="0" w:name="Table Subtle 1"/>
-    <w:lsdException w:unhideWhenUsed="0" w:uiPriority="0" w:semiHidden="0" w:name="Table Subtle 2"/>
-    <w:lsdException w:unhideWhenUsed="0" w:uiPriority="0" w:semiHidden="0" w:name="Table Web 1"/>
-    <w:lsdException w:unhideWhenUsed="0" w:uiPriority="0" w:semiHidden="0" w:name="Table Web 2"/>
-    <w:lsdException w:unhideWhenUsed="0" w:uiPriority="0" w:semiHidden="0" w:name="Table Web 3"/>
-    <w:lsdException w:unhideWhenUsed="0" w:uiPriority="0" w:semiHidden="0" w:name="Balloon Text"/>
-    <w:lsdException w:qFormat="1" w:unhideWhenUsed="0" w:uiPriority="0" w:semiHidden="0" w:name="Table Grid"/>
-    <w:lsdException w:unhideWhenUsed="0" w:uiPriority="0" w:semiHidden="0" w:name="Table Theme"/>
-    <w:lsdException w:unhideWhenUsed="0" w:uiPriority="60" w:semiHidden="0" w:name="Light Shading"/>
-    <w:lsdException w:unhideWhenUsed="0" w:uiPriority="61" w:semiHidden="0" w:name="Light List"/>
-    <w:lsdException w:unhideWhenUsed="0" w:uiPriority="62" w:semiHidden="0" w:name="Light Grid"/>
-    <w:lsdException w:unhideWhenUsed="0" w:uiPriority="63" w:semiHidden="0" w:name="Medium Shading 1"/>
-    <w:lsdException w:unhideWhenUsed="0" w:uiPriority="64" w:semiHidden="0" w:name="Medium Shading 2"/>
-    <w:lsdException w:unhideWhenUsed="0" w:uiPriority="65" w:semiHidden="0" w:name="Medium List 1"/>
-    <w:lsdException w:unhideWhenUsed="0" w:uiPriority="66" w:semiHidden="0" w:name="Medium List 2"/>
-    <w:lsdException w:unhideWhenUsed="0" w:uiPriority="67" w:semiHidden="0" w:name="Medium Grid 1"/>
-    <w:lsdException w:unhideWhenUsed="0" w:uiPriority="68" w:semiHidden="0" w:name="Medium Grid 2"/>
-    <w:lsdException w:unhideWhenUsed="0" w:uiPriority="69" w:semiHidden="0" w:name="Medium Grid 3"/>
-    <w:lsdException w:unhideWhenUsed="0" w:uiPriority="70" w:semiHidden="0" w:name="Dark List"/>
-    <w:lsdException w:unhideWhenUsed="0" w:uiPriority="71" w:semiHidden="0" w:name="Colorful Shading"/>
-    <w:lsdException w:unhideWhenUsed="0" w:uiPriority="72" w:semiHidden="0" w:name="Colorful List"/>
-    <w:lsdException w:unhideWhenUsed="0" w:uiPriority="73" w:semiHidden="0" w:name="Colorful Grid"/>
-    <w:lsdException w:unhideWhenUsed="0" w:uiPriority="60" w:semiHidden="0" w:name="Light Shading Accent 1"/>
-    <w:lsdException w:unhideWhenUsed="0" w:uiPriority="61" w:semiHidden="0" w:name="Light List Accent 1"/>
-    <w:lsdException w:unhideWhenUsed="0" w:uiPriority="62" w:semiHidden="0" w:name="Light Grid Accent 1"/>
-    <w:lsdException w:unhideWhenUsed="0" w:uiPriority="63" w:semiHidden="0" w:name="Medium Shading 1 Accent 1"/>
-    <w:lsdException w:unhideWhenUsed="0" w:uiPriority="64" w:semiHidden="0" w:name="Medium Shading 2 Accent 1"/>
-    <w:lsdException w:unhideWhenUsed="0" w:uiPriority="65" w:semiHidden="0" w:name="Medium List 1 Accent 1"/>
-    <w:lsdException w:unhideWhenUsed="0" w:uiPriority="66" w:semiHidden="0" w:name="Medium List 2 Accent 1"/>
-    <w:lsdException w:unhideWhenUsed="0" w:uiPriority="67" w:semiHidden="0" w:name="Medium Grid 1 Accent 1"/>
-    <w:lsdException w:unhideWhenUsed="0" w:uiPriority="68" w:semiHidden="0" w:name="Medium Grid 2 Accent 1"/>
-    <w:lsdException w:unhideWhenUsed="0" w:uiPriority="69" w:semiHidden="0" w:name="Medium Grid 3 Accent 1"/>
-    <w:lsdException w:unhideWhenUsed="0" w:uiPriority="70" w:semiHidden="0" w:name="Dark List Accent 1"/>
-    <w:lsdException w:unhideWhenUsed="0" w:uiPriority="71" w:semiHidden="0" w:name="Colorful Shading Accent 1"/>
-    <w:lsdException w:unhideWhenUsed="0" w:uiPriority="72" w:semiHidden="0" w:name="Colorful List Accent 1"/>
-    <w:lsdException w:unhideWhenUsed="0" w:uiPriority="73" w:semiHidden="0" w:name="Colorful Grid Accent 1"/>
-    <w:lsdException w:unhideWhenUsed="0" w:uiPriority="60" w:semiHidden="0" w:name="Light Shading Accent 2"/>
-    <w:lsdException w:unhideWhenUsed="0" w:uiPriority="61" w:semiHidden="0" w:name="Light List Accent 2"/>
-    <w:lsdException w:unhideWhenUsed="0" w:uiPriority="62" w:semiHidden="0" w:name="Light Grid Accent 2"/>
-    <w:lsdException w:unhideWhenUsed="0" w:uiPriority="63" w:semiHidden="0" w:name="Medium Shading 1 Accent 2"/>
-    <w:lsdException w:unhideWhenUsed="0" w:uiPriority="64" w:semiHidden="0" w:name="Medium Shading 2 Accent 2"/>
-    <w:lsdException w:unhideWhenUsed="0" w:uiPriority="65" w:semiHidden="0" w:name="Medium List 1 Accent 2"/>
-    <w:lsdException w:unhideWhenUsed="0" w:uiPriority="66" w:semiHidden="0" w:name="Medium List 2 Accent 2"/>
-    <w:lsdException w:unhideWhenUsed="0" w:uiPriority="67" w:semiHidden="0" w:name="Medium Grid 1 Accent 2"/>
-    <w:lsdException w:unhideWhenUsed="0" w:uiPriority="68" w:semiHidden="0" w:name="Medium Grid 2 Accent 2"/>
-    <w:lsdException w:unhideWhenUsed="0" w:uiPriority="69" w:semiHidden="0" w:name="Medium Grid 3 Accent 2"/>
-    <w:lsdException w:unhideWhenUsed="0" w:uiPriority="70" w:semiHidden="0" w:name="Dark List Accent 2"/>
-    <w:lsdException w:unhideWhenUsed="0" w:uiPriority="71" w:semiHidden="0" w:name="Colorful Shading Accent 2"/>
-    <w:lsdException w:unhideWhenUsed="0" w:uiPriority="72" w:semiHidden="0" w:name="Colorful List Accent 2"/>
-    <w:lsdException w:unhideWhenUsed="0" w:uiPriority="73" w:semiHidden="0" w:name="Colorful Grid Accent 2"/>
-    <w:lsdException w:unhideWhenUsed="0" w:uiPriority="60" w:semiHidden="0" w:name="Light Shading Accent 3"/>
-    <w:lsdException w:unhideWhenUsed="0" w:uiPriority="61" w:semiHidden="0" w:name="Light List Accent 3"/>
-    <w:lsdException w:unhideWhenUsed="0" w:uiPriority="62" w:semiHidden="0" w:name="Light Grid Accent 3"/>
-    <w:lsdException w:unhideWhenUsed="0" w:uiPriority="63" w:semiHidden="0" w:name="Medium Shading 1 Accent 3"/>
-    <w:lsdException w:unhideWhenUsed="0" w:uiPriority="64" w:semiHidden="0" w:name="Medium Shading 2 Accent 3"/>
-    <w:lsdException w:unhideWhenUsed="0" w:uiPriority="65" w:semiHidden="0" w:name="Medium List 1 Accent 3"/>
-    <w:lsdException w:unhideWhenUsed="0" w:uiPriority="66" w:semiHidden="0" w:name="Medium List 2 Accent 3"/>
-    <w:lsdException w:unhideWhenUsed="0" w:uiPriority="67" w:semiHidden="0" w:name="Medium Grid 1 Accent 3"/>
-    <w:lsdException w:unhideWhenUsed="0" w:uiPriority="68" w:semiHidden="0" w:name="Medium Grid 2 Accent 3"/>
-    <w:lsdException w:unhideWhenUsed="0" w:uiPriority="69" w:semiHidden="0" w:name="Medium Grid 3 Accent 3"/>
-    <w:lsdException w:unhideWhenUsed="0" w:uiPriority="70" w:semiHidden="0" w:name="Dark List Accent 3"/>
-    <w:lsdException w:unhideWhenUsed="0" w:uiPriority="71" w:semiHidden="0" w:name="Colorful Shading Accent 3"/>
-    <w:lsdException w:unhideWhenUsed="0" w:uiPriority="72" w:semiHidden="0" w:name="Colorful List Accent 3"/>
-    <w:lsdException w:unhideWhenUsed="0" w:uiPriority="73" w:semiHidden="0" w:name="Colorful Grid Accent 3"/>
-    <w:lsdException w:unhideWhenUsed="0" w:uiPriority="60" w:semiHidden="0" w:name="Light Shading Accent 4"/>
-    <w:lsdException w:unhideWhenUsed="0" w:uiPriority="61" w:semiHidden="0" w:name="Light List Accent 4"/>
-    <w:lsdException w:unhideWhenUsed="0" w:uiPriority="62" w:semiHidden="0" w:name="Light Grid Accent 4"/>
-    <w:lsdException w:unhideWhenUsed="0" w:uiPriority="63" w:semiHidden="0" w:name="Medium Shading 1 Accent 4"/>
-    <w:lsdException w:unhideWhenUsed="0" w:uiPriority="64" w:semiHidden="0" w:name="Medium Shading 2 Accent 4"/>
-    <w:lsdException w:unhideWhenUsed="0" w:uiPriority="65" w:semiHidden="0" w:name="Medium List 1 Accent 4"/>
-    <w:lsdException w:unhideWhenUsed="0" w:uiPriority="66" w:semiHidden="0" w:name="Medium List 2 Accent 4"/>
-    <w:lsdException w:unhideWhenUsed="0" w:uiPriority="67" w:semiHidden="0" w:name="Medium Grid 1 Accent 4"/>
-    <w:lsdException w:unhideWhenUsed="0" w:uiPriority="68" w:semiHidden="0" w:name="Medium Grid 2 Accent 4"/>
-    <w:lsdException w:unhideWhenUsed="0" w:uiPriority="69" w:semiHidden="0" w:name="Medium Grid 3 Accent 4"/>
-    <w:lsdException w:unhideWhenUsed="0" w:uiPriority="70" w:semiHidden="0" w:name="Dark List Accent 4"/>
-    <w:lsdException w:unhideWhenUsed="0" w:uiPriority="71" w:semiHidden="0" w:name="Colorful Shading Accent 4"/>
-    <w:lsdException w:unhideWhenUsed="0" w:uiPriority="72" w:semiHidden="0" w:name="Colorful List Accent 4"/>
-    <w:lsdException w:unhideWhenUsed="0" w:uiPriority="73" w:semiHidden="0" w:name="Colorful Grid Accent 4"/>
-    <w:lsdException w:unhideWhenUsed="0" w:uiPriority="60" w:semiHidden="0" w:name="Light Shading Accent 5"/>
-    <w:lsdException w:unhideWhenUsed="0" w:uiPriority="61" w:semiHidden="0" w:name="Light List Accent 5"/>
-    <w:lsdException w:unhideWhenUsed="0" w:uiPriority="62" w:semiHidden="0" w:name="Light Grid Accent 5"/>
-    <w:lsdException w:unhideWhenUsed="0" w:uiPriority="63" w:semiHidden="0" w:name="Medium Shading 1 Accent 5"/>
-    <w:lsdException w:unhideWhenUsed="0" w:uiPriority="64" w:semiHidden="0" w:name="Medium Shading 2 Accent 5"/>
-    <w:lsdException w:unhideWhenUsed="0" w:uiPriority="65" w:semiHidden="0" w:name="Medium List 1 Accent 5"/>
-    <w:lsdException w:unhideWhenUsed="0" w:uiPriority="66" w:semiHidden="0" w:name="Medium List 2 Accent 5"/>
-    <w:lsdException w:unhideWhenUsed="0" w:uiPriority="67" w:semiHidden="0" w:name="Medium Grid 1 Accent 5"/>
-    <w:lsdException w:unhideWhenUsed="0" w:uiPriority="68" w:semiHidden="0" w:name="Medium Grid 2 Accent 5"/>
-    <w:lsdException w:unhideWhenUsed="0" w:uiPriority="69" w:semiHidden="0" w:name="Medium Grid 3 Accent 5"/>
-    <w:lsdException w:unhideWhenUsed="0" w:uiPriority="70" w:semiHidden="0" w:name="Dark List Accent 5"/>
-    <w:lsdException w:unhideWhenUsed="0" w:uiPriority="71" w:semiHidden="0" w:name="Colorful Shading Accent 5"/>
-    <w:lsdException w:unhideWhenUsed="0" w:uiPriority="72" w:semiHidden="0" w:name="Colorful List Accent 5"/>
-    <w:lsdException w:unhideWhenUsed="0" w:uiPriority="73" w:semiHidden="0" w:name="Colorful Grid Accent 5"/>
-    <w:lsdException w:unhideWhenUsed="0" w:uiPriority="60" w:semiHidden="0" w:name="Light Shading Accent 6"/>
-    <w:lsdException w:unhideWhenUsed="0" w:uiPriority="61" w:semiHidden="0" w:name="Light List Accent 6"/>
-    <w:lsdException w:unhideWhenUsed="0" w:uiPriority="62" w:semiHidden="0" w:name="Light Grid Accent 6"/>
-    <w:lsdException w:unhideWhenUsed="0" w:uiPriority="63" w:semiHidden="0" w:name="Medium Shading 1 Accent 6"/>
-    <w:lsdException w:unhideWhenUsed="0" w:uiPriority="64" w:semiHidden="0" w:name="Medium Shading 2 Accent 6"/>
-    <w:lsdException w:unhideWhenUsed="0" w:uiPriority="65" w:semiHidden="0" w:name="Medium List 1 Accent 6"/>
-    <w:lsdException w:unhideWhenUsed="0" w:uiPriority="66" w:semiHidden="0" w:name="Medium List 2 Accent 6"/>
-    <w:lsdException w:unhideWhenUsed="0" w:uiPriority="67" w:semiHidden="0" w:name="Medium Grid 1 Accent 6"/>
-    <w:lsdException w:unhideWhenUsed="0" w:uiPriority="68" w:semiHidden="0" w:name="Medium Grid 2 Accent 6"/>
-    <w:lsdException w:unhideWhenUsed="0" w:uiPriority="69" w:semiHidden="0" w:name="Medium Grid 3 Accent 6"/>
-    <w:lsdException w:unhideWhenUsed="0" w:uiPriority="70" w:semiHidden="0" w:name="Dark List Accent 6"/>
-    <w:lsdException w:unhideWhenUsed="0" w:uiPriority="71" w:semiHidden="0" w:name="Colorful Shading Accent 6"/>
-    <w:lsdException w:unhideWhenUsed="0" w:uiPriority="72" w:semiHidden="0" w:name="Colorful List Accent 6"/>
-    <w:lsdException w:unhideWhenUsed="0" w:uiPriority="73" w:semiHidden="0" w:name="Colorful Grid Accent 6"/>
+  <w:latentStyles w:defLockedState="0" w:defUIPriority="99" w:defSemiHidden="1" w:defUnhideWhenUsed="1" w:defQFormat="0" w:count="260">
+    <w:lsdException w:name="Normal" w:semiHidden="0" w:uiPriority="0" w:unhideWhenUsed="0" w:qFormat="1"/>
+    <w:lsdException w:name="heading 1" w:semiHidden="0" w:uiPriority="0" w:unhideWhenUsed="0" w:qFormat="1"/>
+    <w:lsdException w:name="heading 2" w:semiHidden="0" w:uiPriority="0" w:qFormat="1"/>
+    <w:lsdException w:name="heading 3" w:uiPriority="0" w:qFormat="1"/>
+    <w:lsdException w:name="heading 4" w:semiHidden="0" w:uiPriority="0" w:qFormat="1"/>
+    <w:lsdException w:name="heading 5" w:uiPriority="0" w:qFormat="1"/>
+    <w:lsdException w:name="heading 6" w:uiPriority="0" w:qFormat="1"/>
+    <w:lsdException w:name="heading 7" w:uiPriority="0" w:qFormat="1"/>
+    <w:lsdException w:name="heading 8" w:uiPriority="0" w:qFormat="1"/>
+    <w:lsdException w:name="heading 9" w:uiPriority="0" w:qFormat="1"/>
+    <w:lsdException w:name="index 1" w:semiHidden="0" w:uiPriority="0" w:unhideWhenUsed="0"/>
+    <w:lsdException w:name="index 2" w:semiHidden="0" w:uiPriority="0" w:unhideWhenUsed="0"/>
+    <w:lsdException w:name="index 3" w:semiHidden="0" w:uiPriority="0" w:unhideWhenUsed="0"/>
+    <w:lsdException w:name="index 4" w:semiHidden="0" w:uiPriority="0" w:unhideWhenUsed="0"/>
+    <w:lsdException w:name="index 5" w:semiHidden="0" w:uiPriority="0" w:unhideWhenUsed="0"/>
+    <w:lsdException w:name="index 6" w:semiHidden="0" w:uiPriority="0" w:unhideWhenUsed="0"/>
+    <w:lsdException w:name="index 7" w:semiHidden="0" w:uiPriority="0" w:unhideWhenUsed="0"/>
+    <w:lsdException w:name="index 8" w:semiHidden="0" w:uiPriority="0" w:unhideWhenUsed="0"/>
+    <w:lsdException w:name="index 9" w:semiHidden="0" w:uiPriority="0" w:unhideWhenUsed="0"/>
+    <w:lsdException w:name="toc 1" w:semiHidden="0" w:uiPriority="0" w:unhideWhenUsed="0" w:qFormat="1"/>
+    <w:lsdException w:name="toc 2" w:semiHidden="0" w:uiPriority="0" w:unhideWhenUsed="0" w:qFormat="1"/>
+    <w:lsdException w:name="toc 3" w:semiHidden="0" w:uiPriority="0" w:unhideWhenUsed="0" w:qFormat="1"/>
+    <w:lsdException w:name="toc 4" w:semiHidden="0" w:uiPriority="0" w:unhideWhenUsed="0"/>
+    <w:lsdException w:name="toc 5" w:semiHidden="0" w:uiPriority="0" w:unhideWhenUsed="0"/>
+    <w:lsdException w:name="toc 6" w:semiHidden="0" w:uiPriority="0" w:unhideWhenUsed="0"/>
+    <w:lsdException w:name="toc 7" w:semiHidden="0" w:uiPriority="0" w:unhideWhenUsed="0"/>
+    <w:lsdException w:name="toc 8" w:semiHidden="0" w:uiPriority="0" w:unhideWhenUsed="0"/>
+    <w:lsdException w:name="toc 9" w:semiHidden="0" w:uiPriority="0" w:unhideWhenUsed="0"/>
+    <w:lsdException w:name="Normal Indent" w:semiHidden="0" w:uiPriority="0" w:unhideWhenUsed="0"/>
+    <w:lsdException w:name="footnote text" w:semiHidden="0" w:uiPriority="0" w:unhideWhenUsed="0"/>
+    <w:lsdException w:name="annotation text" w:semiHidden="0" w:uiPriority="0" w:unhideWhenUsed="0" w:qFormat="1"/>
+    <w:lsdException w:name="header" w:semiHidden="0" w:uiPriority="0" w:unhideWhenUsed="0" w:qFormat="1"/>
+    <w:lsdException w:name="footer" w:semiHidden="0" w:uiPriority="0" w:unhideWhenUsed="0" w:qFormat="1"/>
+    <w:lsdException w:name="index heading" w:semiHidden="0" w:uiPriority="0" w:unhideWhenUsed="0"/>
+    <w:lsdException w:name="caption" w:uiPriority="0" w:qFormat="1"/>
+    <w:lsdException w:name="table of figures" w:semiHidden="0" w:uiPriority="0" w:unhideWhenUsed="0" w:qFormat="1"/>
+    <w:lsdException w:name="envelope address" w:semiHidden="0" w:uiPriority="0" w:unhideWhenUsed="0"/>
+    <w:lsdException w:name="envelope return" w:semiHidden="0" w:uiPriority="0" w:unhideWhenUsed="0"/>
+    <w:lsdException w:name="footnote reference" w:semiHidden="0" w:uiPriority="0" w:unhideWhenUsed="0"/>
+    <w:lsdException w:name="annotation reference" w:semiHidden="0" w:uiPriority="0" w:unhideWhenUsed="0"/>
+    <w:lsdException w:name="line number" w:semiHidden="0" w:uiPriority="0" w:unhideWhenUsed="0"/>
+    <w:lsdException w:name="page number" w:semiHidden="0" w:uiPriority="0" w:unhideWhenUsed="0"/>
+    <w:lsdException w:name="endnote reference" w:semiHidden="0" w:uiPriority="0" w:unhideWhenUsed="0"/>
+    <w:lsdException w:name="endnote text" w:semiHidden="0" w:uiPriority="0" w:unhideWhenUsed="0"/>
+    <w:lsdException w:name="table of authorities" w:semiHidden="0" w:uiPriority="0" w:unhideWhenUsed="0"/>
+    <w:lsdException w:name="macro" w:semiHidden="0" w:uiPriority="0" w:unhideWhenUsed="0"/>
+    <w:lsdException w:name="toa heading" w:semiHidden="0" w:uiPriority="0" w:unhideWhenUsed="0"/>
+    <w:lsdException w:name="List" w:semiHidden="0" w:uiPriority="0" w:unhideWhenUsed="0"/>
+    <w:lsdException w:name="List Bullet" w:semiHidden="0" w:uiPriority="0" w:unhideWhenUsed="0"/>
+    <w:lsdException w:name="List Number" w:semiHidden="0" w:uiPriority="0" w:unhideWhenUsed="0"/>
+    <w:lsdException w:name="List 2" w:semiHidden="0" w:uiPriority="0" w:unhideWhenUsed="0"/>
+    <w:lsdException w:name="List 3" w:semiHidden="0" w:uiPriority="0" w:unhideWhenUsed="0"/>
+    <w:lsdException w:name="List 4" w:semiHidden="0" w:uiPriority="0" w:unhideWhenUsed="0"/>
+    <w:lsdException w:name="List 5" w:semiHidden="0" w:uiPriority="0" w:unhideWhenUsed="0"/>
+    <w:lsdException w:name="List Bullet 2" w:semiHidden="0" w:uiPriority="0" w:unhideWhenUsed="0"/>
+    <w:lsdException w:name="List Bullet 3" w:semiHidden="0" w:uiPriority="0" w:unhideWhenUsed="0"/>
+    <w:lsdException w:name="List Bullet 4" w:semiHidden="0" w:uiPriority="0" w:unhideWhenUsed="0"/>
+    <w:lsdException w:name="List Bullet 5" w:semiHidden="0" w:uiPriority="0" w:unhideWhenUsed="0"/>
+    <w:lsdException w:name="List Number 2" w:semiHidden="0" w:uiPriority="0" w:unhideWhenUsed="0"/>
+    <w:lsdException w:name="List Number 3" w:semiHidden="0" w:uiPriority="0" w:unhideWhenUsed="0"/>
+    <w:lsdException w:name="List Number 4" w:semiHidden="0" w:uiPriority="0" w:unhideWhenUsed="0"/>
+    <w:lsdException w:name="List Number 5" w:semiHidden="0" w:uiPriority="0" w:unhideWhenUsed="0"/>
+    <w:lsdException w:name="Title" w:semiHidden="0" w:uiPriority="0" w:unhideWhenUsed="0" w:qFormat="1"/>
+    <w:lsdException w:name="Closing" w:semiHidden="0" w:uiPriority="0" w:unhideWhenUsed="0"/>
+    <w:lsdException w:name="Signature" w:semiHidden="0" w:uiPriority="0" w:unhideWhenUsed="0"/>
+    <w:lsdException w:name="Default Paragraph Font" w:uiPriority="0" w:unhideWhenUsed="0" w:qFormat="1"/>
+    <w:lsdException w:name="Body Text" w:uiPriority="0" w:unhideWhenUsed="0" w:qFormat="1"/>
+    <w:lsdException w:name="Body Text Indent" w:semiHidden="0" w:uiPriority="0" w:unhideWhenUsed="0"/>
+    <w:lsdException w:name="List Continue" w:semiHidden="0" w:uiPriority="0" w:unhideWhenUsed="0"/>
+    <w:lsdException w:name="List Continue 2" w:semiHidden="0" w:uiPriority="0" w:unhideWhenUsed="0"/>
+    <w:lsdException w:name="List Continue 3" w:semiHidden="0" w:uiPriority="0" w:unhideWhenUsed="0"/>
+    <w:lsdException w:name="List Continue 4" w:semiHidden="0" w:uiPriority="0" w:unhideWhenUsed="0"/>
+    <w:lsdException w:name="List Continue 5" w:semiHidden="0" w:uiPriority="0" w:unhideWhenUsed="0"/>
+    <w:lsdException w:name="Message Header" w:semiHidden="0" w:uiPriority="0" w:unhideWhenUsed="0"/>
+    <w:lsdException w:name="Subtitle" w:semiHidden="0" w:uiPriority="0" w:unhideWhenUsed="0" w:qFormat="1"/>
+    <w:lsdException w:name="Salutation" w:semiHidden="0" w:uiPriority="0" w:unhideWhenUsed="0"/>
+    <w:lsdException w:name="Date" w:semiHidden="0" w:uiPriority="0" w:unhideWhenUsed="0"/>
+    <w:lsdException w:name="Body Text First Indent" w:semiHidden="0" w:uiPriority="0" w:unhideWhenUsed="0"/>
+    <w:lsdException w:name="Body Text First Indent 2" w:semiHidden="0" w:uiPriority="0" w:unhideWhenUsed="0"/>
+    <w:lsdException w:name="Body Text 2" w:semiHidden="0" w:uiPriority="0" w:unhideWhenUsed="0"/>
+    <w:lsdException w:name="Body Text 3" w:semiHidden="0" w:uiPriority="0" w:unhideWhenUsed="0"/>
+    <w:lsdException w:name="Body Text Indent 2" w:semiHidden="0" w:uiPriority="0" w:unhideWhenUsed="0"/>
+    <w:lsdException w:name="Body Text Indent 3" w:semiHidden="0" w:uiPriority="0" w:unhideWhenUsed="0"/>
+    <w:lsdException w:name="Block Text" w:semiHidden="0" w:uiPriority="0" w:unhideWhenUsed="0"/>
+    <w:lsdException w:name="Hyperlink" w:semiHidden="0" w:uiPriority="0" w:unhideWhenUsed="0"/>
+    <w:lsdException w:name="FollowedHyperlink" w:semiHidden="0" w:uiPriority="0" w:unhideWhenUsed="0"/>
+    <w:lsdException w:name="Strong" w:semiHidden="0" w:uiPriority="0" w:unhideWhenUsed="0" w:qFormat="1"/>
+    <w:lsdException w:name="Emphasis" w:semiHidden="0" w:uiPriority="0" w:unhideWhenUsed="0" w:qFormat="1"/>
+    <w:lsdException w:name="Document Map" w:semiHidden="0" w:uiPriority="0" w:unhideWhenUsed="0"/>
+    <w:lsdException w:name="Plain Text" w:semiHidden="0" w:uiPriority="0" w:unhideWhenUsed="0"/>
+    <w:lsdException w:name="E-mail Signature" w:semiHidden="0" w:uiPriority="0" w:unhideWhenUsed="0"/>
+    <w:lsdException w:name="Normal (Web)" w:semiHidden="0" w:uiPriority="0" w:unhideWhenUsed="0" w:qFormat="1"/>
+    <w:lsdException w:name="HTML Acronym" w:semiHidden="0" w:uiPriority="0" w:unhideWhenUsed="0"/>
+    <w:lsdException w:name="HTML Address" w:semiHidden="0" w:uiPriority="0" w:unhideWhenUsed="0"/>
+    <w:lsdException w:name="HTML Cite" w:semiHidden="0" w:uiPriority="0" w:unhideWhenUsed="0"/>
+    <w:lsdException w:name="HTML Code" w:semiHidden="0" w:uiPriority="0" w:unhideWhenUsed="0"/>
+    <w:lsdException w:name="HTML Definition" w:semiHidden="0" w:uiPriority="0" w:unhideWhenUsed="0"/>
+    <w:lsdException w:name="HTML Keyboard" w:semiHidden="0" w:uiPriority="0" w:unhideWhenUsed="0"/>
+    <w:lsdException w:name="HTML Preformatted" w:semiHidden="0" w:uiPriority="0" w:unhideWhenUsed="0" w:qFormat="1"/>
+    <w:lsdException w:name="HTML Sample" w:semiHidden="0" w:uiPriority="0" w:unhideWhenUsed="0"/>
+    <w:lsdException w:name="HTML Typewriter" w:semiHidden="0" w:uiPriority="0" w:unhideWhenUsed="0"/>
+    <w:lsdException w:name="HTML Variable" w:semiHidden="0" w:uiPriority="0" w:unhideWhenUsed="0"/>
+    <w:lsdException w:name="Normal Table" w:uiPriority="0" w:unhideWhenUsed="0" w:qFormat="1"/>
+    <w:lsdException w:name="annotation subject" w:semiHidden="0" w:uiPriority="0" w:unhideWhenUsed="0"/>
+    <w:lsdException w:name="Table Simple 1" w:semiHidden="0" w:uiPriority="0" w:unhideWhenUsed="0"/>
+    <w:lsdException w:name="Table Simple 2" w:semiHidden="0" w:uiPriority="0" w:unhideWhenUsed="0"/>
+    <w:lsdException w:name="Table Simple 3" w:semiHidden="0" w:uiPriority="0" w:unhideWhenUsed="0"/>
+    <w:lsdException w:name="Table Classic 1" w:semiHidden="0" w:uiPriority="0" w:unhideWhenUsed="0"/>
+    <w:lsdException w:name="Table Classic 2" w:semiHidden="0" w:uiPriority="0" w:unhideWhenUsed="0"/>
+    <w:lsdException w:name="Table Classic 3" w:semiHidden="0" w:uiPriority="0" w:unhideWhenUsed="0"/>
+    <w:lsdException w:name="Table Classic 4" w:semiHidden="0" w:uiPriority="0" w:unhideWhenUsed="0"/>
+    <w:lsdException w:name="Table Colorful 1" w:semiHidden="0" w:uiPriority="0" w:unhideWhenUsed="0"/>
+    <w:lsdException w:name="Table Colorful 2" w:semiHidden="0" w:uiPriority="0" w:unhideWhenUsed="0"/>
+    <w:lsdException w:name="Table Colorful 3" w:semiHidden="0" w:uiPriority="0" w:unhideWhenUsed="0"/>
+    <w:lsdException w:name="Table Columns 1" w:semiHidden="0" w:uiPriority="0" w:unhideWhenUsed="0"/>
+    <w:lsdException w:name="Table Columns 2" w:semiHidden="0" w:uiPriority="0" w:unhideWhenUsed="0"/>
+    <w:lsdException w:name="Table Columns 3" w:semiHidden="0" w:uiPriority="0" w:unhideWhenUsed="0"/>
+    <w:lsdException w:name="Table Columns 4" w:semiHidden="0" w:uiPriority="0" w:unhideWhenUsed="0"/>
+    <w:lsdException w:name="Table Columns 5" w:semiHidden="0" w:uiPriority="0" w:unhideWhenUsed="0"/>
+    <w:lsdException w:name="Table Grid 1" w:semiHidden="0" w:uiPriority="0" w:unhideWhenUsed="0"/>
+    <w:lsdException w:name="Table Grid 2" w:semiHidden="0" w:uiPriority="0" w:unhideWhenUsed="0"/>
+    <w:lsdException w:name="Table Grid 3" w:semiHidden="0" w:uiPriority="0" w:unhideWhenUsed="0"/>
+    <w:lsdException w:name="Table Grid 4" w:semiHidden="0" w:uiPriority="0" w:unhideWhenUsed="0"/>
+    <w:lsdException w:name="Table Grid 5" w:semiHidden="0" w:uiPriority="0" w:unhideWhenUsed="0"/>
+    <w:lsdException w:name="Table Grid 6" w:semiHidden="0" w:uiPriority="0" w:unhideWhenUsed="0"/>
+    <w:lsdException w:name="Table Grid 7" w:semiHidden="0" w:uiPriority="0" w:unhideWhenUsed="0"/>
+    <w:lsdException w:name="Table Grid 8" w:semiHidden="0" w:uiPriority="0" w:unhideWhenUsed="0"/>
+    <w:lsdException w:name="Table List 1" w:semiHidden="0" w:uiPriority="0" w:unhideWhenUsed="0"/>
+    <w:lsdException w:name="Table List 2" w:semiHidden="0" w:uiPriority="0" w:unhideWhenUsed="0"/>
+    <w:lsdException w:name="Table List 3" w:semiHidden="0" w:uiPriority="0" w:unhideWhenUsed="0"/>
+    <w:lsdException w:name="Table List 4" w:semiHidden="0" w:uiPriority="0" w:unhideWhenUsed="0"/>
+    <w:lsdException w:name="Table List 5" w:semiHidden="0" w:uiPriority="0" w:unhideWhenUsed="0"/>
+    <w:lsdException w:name="Table List 6" w:semiHidden="0" w:uiPriority="0" w:unhideWhenUsed="0"/>
+    <w:lsdException w:name="Table List 7" w:semiHidden="0" w:uiPriority="0" w:unhideWhenUsed="0"/>
+    <w:lsdException w:name="Table List 8" w:semiHidden="0" w:uiPriority="0" w:unhideWhenUsed="0"/>
+    <w:lsdException w:name="Table 3D effects 1" w:semiHidden="0" w:uiPriority="0" w:unhideWhenUsed="0"/>
+    <w:lsdException w:name="Table 3D effects 2" w:semiHidden="0" w:uiPriority="0" w:unhideWhenUsed="0"/>
+    <w:lsdException w:name="Table 3D effects 3" w:semiHidden="0" w:uiPriority="0" w:unhideWhenUsed="0"/>
+    <w:lsdException w:name="Table Contemporary" w:semiHidden="0" w:uiPriority="0" w:unhideWhenUsed="0"/>
+    <w:lsdException w:name="Table Elegant" w:semiHidden="0" w:uiPriority="0" w:unhideWhenUsed="0"/>
+    <w:lsdException w:name="Table Professional" w:semiHidden="0" w:uiPriority="0" w:unhideWhenUsed="0"/>
+    <w:lsdException w:name="Table Subtle 1" w:semiHidden="0" w:uiPriority="0" w:unhideWhenUsed="0"/>
+    <w:lsdException w:name="Table Subtle 2" w:semiHidden="0" w:uiPriority="0" w:unhideWhenUsed="0"/>
+    <w:lsdException w:name="Table Web 1" w:semiHidden="0" w:uiPriority="0" w:unhideWhenUsed="0"/>
+    <w:lsdException w:name="Table Web 2" w:semiHidden="0" w:uiPriority="0" w:unhideWhenUsed="0"/>
+    <w:lsdException w:name="Table Web 3" w:semiHidden="0" w:uiPriority="0" w:unhideWhenUsed="0"/>
+    <w:lsdException w:name="Balloon Text" w:semiHidden="0" w:uiPriority="0" w:unhideWhenUsed="0"/>
+    <w:lsdException w:name="Table Grid" w:semiHidden="0" w:uiPriority="0" w:unhideWhenUsed="0" w:qFormat="1"/>
+    <w:lsdException w:name="Table Theme" w:semiHidden="0" w:uiPriority="0" w:unhideWhenUsed="0"/>
+    <w:lsdException w:name="Light Shading" w:semiHidden="0" w:uiPriority="60" w:unhideWhenUsed="0"/>
+    <w:lsdException w:name="Light List" w:semiHidden="0" w:uiPriority="61" w:unhideWhenUsed="0"/>
+    <w:lsdException w:name="Light Grid" w:semiHidden="0" w:uiPriority="62" w:unhideWhenUsed="0"/>
+    <w:lsdException w:name="Medium Shading 1" w:semiHidden="0" w:uiPriority="63" w:unhideWhenUsed="0"/>
+    <w:lsdException w:name="Medium Shading 2" w:semiHidden="0" w:uiPriority="64" w:unhideWhenUsed="0"/>
+    <w:lsdException w:name="Medium List 1" w:semiHidden="0" w:uiPriority="65" w:unhideWhenUsed="0"/>
+    <w:lsdException w:name="Medium List 2" w:semiHidden="0" w:uiPriority="66" w:unhideWhenUsed="0"/>
+    <w:lsdException w:name="Medium Grid 1" w:semiHidden="0" w:uiPriority="67" w:unhideWhenUsed="0"/>
+    <w:lsdException w:name="Medium Grid 2" w:semiHidden="0" w:uiPriority="68" w:unhideWhenUsed="0"/>
+    <w:lsdException w:name="Medium Grid 3" w:semiHidden="0" w:uiPriority="69" w:unhideWhenUsed="0"/>
+    <w:lsdException w:name="Dark List" w:semiHidden="0" w:uiPriority="70" w:unhideWhenUsed="0"/>
+    <w:lsdException w:name="Colorful Shading" w:semiHidden="0" w:uiPriority="71" w:unhideWhenUsed="0"/>
+    <w:lsdException w:name="Colorful List" w:semiHidden="0" w:uiPriority="72" w:unhideWhenUsed="0"/>
+    <w:lsdException w:name="Colorful Grid" w:semiHidden="0" w:uiPriority="73" w:unhideWhenUsed="0"/>
+    <w:lsdException w:name="Light Shading Accent 1" w:semiHidden="0" w:uiPriority="60" w:unhideWhenUsed="0"/>
+    <w:lsdException w:name="Light List Accent 1" w:semiHidden="0" w:uiPriority="61" w:unhideWhenUsed="0"/>
+    <w:lsdException w:name="Light Grid Accent 1" w:semiHidden="0" w:uiPriority="62" w:unhideWhenUsed="0"/>
+    <w:lsdException w:name="Medium Shading 1 Accent 1" w:semiHidden="0" w:uiPriority="63" w:unhideWhenUsed="0"/>
+    <w:lsdException w:name="Medium Shading 2 Accent 1" w:semiHidden="0" w:uiPriority="64" w:unhideWhenUsed="0"/>
+    <w:lsdException w:name="Medium List 1 Accent 1" w:semiHidden="0" w:uiPriority="65" w:unhideWhenUsed="0"/>
+    <w:lsdException w:name="Medium List 2 Accent 1" w:semiHidden="0" w:uiPriority="66" w:unhideWhenUsed="0"/>
+    <w:lsdException w:name="Medium Grid 1 Accent 1" w:semiHidden="0" w:uiPriority="67" w:unhideWhenUsed="0"/>
+    <w:lsdException w:name="Medium Grid 2 Accent 1" w:semiHidden="0" w:uiPriority="68" w:unhideWhenUsed="0"/>
+    <w:lsdException w:name="Medium Grid 3 Accent 1" w:semiHidden="0" w:uiPriority="69" w:unhideWhenUsed="0"/>
+    <w:lsdException w:name="Dark List Accent 1" w:semiHidden="0" w:uiPriority="70" w:unhideWhenUsed="0"/>
+    <w:lsdException w:name="Colorful Shading Accent 1" w:semiHidden="0" w:uiPriority="71" w:unhideWhenUsed="0"/>
+    <w:lsdException w:name="Colorful List Accent 1" w:semiHidden="0" w:uiPriority="72" w:unhideWhenUsed="0"/>
+    <w:lsdException w:name="Colorful Grid Accent 1" w:semiHidden="0" w:uiPriority="73" w:unhideWhenUsed="0"/>
+    <w:lsdException w:name="Light Shading Accent 2" w:semiHidden="0" w:uiPriority="60" w:unhideWhenUsed="0"/>
+    <w:lsdException w:name="Light List Accent 2" w:semiHidden="0" w:uiPriority="61" w:unhideWhenUsed="0"/>
+    <w:lsdException w:name="Light Grid Accent 2" w:semiHidden="0" w:uiPriority="62" w:unhideWhenUsed="0"/>
+    <w:lsdException w:name="Medium Shading 1 Accent 2" w:semiHidden="0" w:uiPriority="63" w:unhideWhenUsed="0"/>
+    <w:lsdException w:name="Medium Shading 2 Accent 2" w:semiHidden="0" w:uiPriority="64" w:unhideWhenUsed="0"/>
+    <w:lsdException w:name="Medium List 1 Accent 2" w:semiHidden="0" w:uiPriority="65" w:unhideWhenUsed="0"/>
+    <w:lsdException w:name="Medium List 2 Accent 2" w:semiHidden="0" w:uiPriority="66" w:unhideWhenUsed="0"/>
+    <w:lsdException w:name="Medium Grid 1 Accent 2" w:semiHidden="0" w:uiPriority="67" w:unhideWhenUsed="0"/>
+    <w:lsdException w:name="Medium Grid 2 Accent 2" w:semiHidden="0" w:uiPriority="68" w:unhideWhenUsed="0"/>
+    <w:lsdException w:name="Medium Grid 3 Accent 2" w:semiHidden="0" w:uiPriority="69" w:unhideWhenUsed="0"/>
+    <w:lsdException w:name="Dark List Accent 2" w:semiHidden="0" w:uiPriority="70" w:unhideWhenUsed="0"/>
+    <w:lsdException w:name="Colorful Shading Accent 2" w:semiHidden="0" w:uiPriority="71" w:unhideWhenUsed="0"/>
+    <w:lsdException w:name="Colorful List Accent 2" w:semiHidden="0" w:uiPriority="72" w:unhideWhenUsed="0"/>
+    <w:lsdException w:name="Colorful Grid Accent 2" w:semiHidden="0" w:uiPriority="73" w:unhideWhenUsed="0"/>
+    <w:lsdException w:name="Light Shading Accent 3" w:semiHidden="0" w:uiPriority="60" w:unhideWhenUsed="0"/>
+    <w:lsdException w:name="Light List Accent 3" w:semiHidden="0" w:uiPriority="61" w:unhideWhenUsed="0"/>
+    <w:lsdException w:name="Light Grid Accent 3" w:semiHidden="0" w:uiPriority="62" w:unhideWhenUsed="0"/>
+    <w:lsdException w:name="Medium Shading 1 Accent 3" w:semiHidden="0" w:uiPriority="63" w:unhideWhenUsed="0"/>
+    <w:lsdException w:name="Medium Shading 2 Accent 3" w:semiHidden="0" w:uiPriority="64" w:unhideWhenUsed="0"/>
+    <w:lsdException w:name="Medium List 1 Accent 3" w:semiHidden="0" w:uiPriority="65" w:unhideWhenUsed="0"/>
+    <w:lsdException w:name="Medium List 2 Accent 3" w:semiHidden="0" w:uiPriority="66" w:unhideWhenUsed="0"/>
+    <w:lsdException w:name="Medium Grid 1 Accent 3" w:semiHidden="0" w:uiPriority="67" w:unhideWhenUsed="0"/>
+    <w:lsdException w:name="Medium Grid 2 Accent 3" w:semiHidden="0" w:uiPriority="68" w:unhideWhenUsed="0"/>
+    <w:lsdException w:name="Medium Grid 3 Accent 3" w:semiHidden="0" w:uiPriority="69" w:unhideWhenUsed="0"/>
+    <w:lsdException w:name="Dark List Accent 3" w:semiHidden="0" w:uiPriority="70" w:unhideWhenUsed="0"/>
+    <w:lsdException w:name="Colorful Shading Accent 3" w:semiHidden="0" w:uiPriority="71" w:unhideWhenUsed="0"/>
+    <w:lsdException w:name="Colorful List Accent 3" w:semiHidden="0" w:uiPriority="72" w:unhideWhenUsed="0"/>
+    <w:lsdException w:name="Colorful Grid Accent 3" w:semiHidden="0" w:uiPriority="73" w:unhideWhenUsed="0"/>
+    <w:lsdException w:name="Light Shading Accent 4" w:semiHidden="0" w:uiPriority="60" w:unhideWhenUsed="0"/>
+    <w:lsdException w:name="Light List Accent 4" w:semiHidden="0" w:uiPriority="61" w:unhideWhenUsed="0"/>
+    <w:lsdException w:name="Light Grid Accent 4" w:semiHidden="0" w:uiPriority="62" w:unhideWhenUsed="0"/>
+    <w:lsdException w:name="Medium Shading 1 Accent 4" w:semiHidden="0" w:uiPriority="63" w:unhideWhenUsed="0"/>
+    <w:lsdException w:name="Medium Shading 2 Accent 4" w:semiHidden="0" w:uiPriority="64" w:unhideWhenUsed="0"/>
+    <w:lsdException w:name="Medium List 1 Accent 4" w:semiHidden="0" w:uiPriority="65" w:unhideWhenUsed="0"/>
+    <w:lsdException w:name="Medium List 2 Accent 4" w:semiHidden="0" w:uiPriority="66" w:unhideWhenUsed="0"/>
+    <w:lsdException w:name="Medium Grid 1 Accent 4" w:semiHidden="0" w:uiPriority="67" w:unhideWhenUsed="0"/>
+    <w:lsdException w:name="Medium Grid 2 Accent 4" w:semiHidden="0" w:uiPriority="68" w:unhideWhenUsed="0"/>
+    <w:lsdException w:name="Medium Grid 3 Accent 4" w:semiHidden="0" w:uiPriority="69" w:unhideWhenUsed="0"/>
+    <w:lsdException w:name="Dark List Accent 4" w:semiHidden="0" w:uiPriority="70" w:unhideWhenUsed="0"/>
+    <w:lsdException w:name="Colorful Shading Accent 4" w:semiHidden="0" w:uiPriority="71" w:unhideWhenUsed="0"/>
+    <w:lsdException w:name="Colorful List Accent 4" w:semiHidden="0" w:uiPriority="72" w:unhideWhenUsed="0"/>
+    <w:lsdException w:name="Colorful Grid Accent 4" w:semiHidden="0" w:uiPriority="73" w:unhideWhenUsed="0"/>
+    <w:lsdException w:name="Light Shading Accent 5" w:semiHidden="0" w:uiPriority="60" w:unhideWhenUsed="0"/>
+    <w:lsdException w:name="Light List Accent 5" w:semiHidden="0" w:uiPriority="61" w:unhideWhenUsed="0"/>
+    <w:lsdException w:name="Light Grid Accent 5" w:semiHidden="0" w:uiPriority="62" w:unhideWhenUsed="0"/>
+    <w:lsdException w:name="Medium Shading 1 Accent 5" w:semiHidden="0" w:uiPriority="63" w:unhideWhenUsed="0"/>
+    <w:lsdException w:name="Medium Shading 2 Accent 5" w:semiHidden="0" w:uiPriority="64" w:unhideWhenUsed="0"/>
+    <w:lsdException w:name="Medium List 1 Accent 5" w:semiHidden="0" w:uiPriority="65" w:unhideWhenUsed="0"/>
+    <w:lsdException w:name="Medium List 2 Accent 5" w:semiHidden="0" w:uiPriority="66" w:unhideWhenUsed="0"/>
+    <w:lsdException w:name="Medium Grid 1 Accent 5" w:semiHidden="0" w:uiPriority="67" w:unhideWhenUsed="0"/>
+    <w:lsdException w:name="Medium Grid 2 Accent 5" w:semiHidden="0" w:uiPriority="68" w:unhideWhenUsed="0"/>
+    <w:lsdException w:name="Medium Grid 3 Accent 5" w:semiHidden="0" w:uiPriority="69" w:unhideWhenUsed="0"/>
+    <w:lsdException w:name="Dark List Accent 5" w:semiHidden="0" w:uiPriority="70" w:unhideWhenUsed="0"/>
+    <w:lsdException w:name="Colorful Shading Accent 5" w:semiHidden="0" w:uiPriority="71" w:unhideWhenUsed="0"/>
+    <w:lsdException w:name="Colorful List Accent 5" w:semiHidden="0" w:uiPriority="72" w:unhideWhenUsed="0"/>
+    <w:lsdException w:name="Colorful Grid Accent 5" w:semiHidden="0" w:uiPriority="73" w:unhideWhenUsed="0"/>
+    <w:lsdException w:name="Light Shading Accent 6" w:semiHidden="0" w:uiPriority="60" w:unhideWhenUsed="0"/>
+    <w:lsdException w:name="Light List Accent 6" w:semiHidden="0" w:uiPriority="61" w:unhideWhenUsed="0"/>
+    <w:lsdException w:name="Light Grid Accent 6" w:semiHidden="0" w:uiPriority="62" w:unhideWhenUsed="0"/>
+    <w:lsdException w:name="Medium Shading 1 Accent 6" w:semiHidden="0" w:uiPriority="63" w:unhideWhenUsed="0"/>
+    <w:lsdException w:name="Medium Shading 2 Accent 6" w:semiHidden="0" w:uiPriority="64" w:unhideWhenUsed="0"/>
+    <w:lsdException w:name="Medium List 1 Accent 6" w:semiHidden="0" w:uiPriority="65" w:unhideWhenUsed="0"/>
+    <w:lsdException w:name="Medium List 2 Accent 6" w:semiHidden="0" w:uiPriority="66" w:unhideWhenUsed="0"/>
+    <w:lsdException w:name="Medium Grid 1 Accent 6" w:semiHidden="0" w:uiPriority="67" w:unhideWhenUsed="0"/>
+    <w:lsdException w:name="Medium Grid 2 Accent 6" w:semiHidden="0" w:uiPriority="68" w:unhideWhenUsed="0"/>
+    <w:lsdException w:name="Medium Grid 3 Accent 6" w:semiHidden="0" w:uiPriority="69" w:unhideWhenUsed="0"/>
+    <w:lsdException w:name="Dark List Accent 6" w:semiHidden="0" w:uiPriority="70" w:unhideWhenUsed="0"/>
+    <w:lsdException w:name="Colorful Shading Accent 6" w:semiHidden="0" w:uiPriority="71" w:unhideWhenUsed="0"/>
+    <w:lsdException w:name="Colorful List Accent 6" w:semiHidden="0" w:uiPriority="72" w:unhideWhenUsed="0"/>
+    <w:lsdException w:name="Colorful Grid Accent 6" w:semiHidden="0" w:uiPriority="73" w:unhideWhenUsed="0"/>
   </w:latentStyles>
-  <w:style w:type="paragraph" w:default="1" w:styleId="1">
+  <w:style w:type="paragraph" w:default="1" w:styleId="Normal">
     <w:name w:val="Normal"/>
     <w:qFormat/>
-    <w:uiPriority w:val="0"/>
     <w:pPr>
       <w:kinsoku w:val="0"/>
       <w:autoSpaceDE w:val="0"/>
@@ -11137,7 +10953,7 @@
       <w:textAlignment w:val="baseline"/>
     </w:pPr>
     <w:rPr>
-      <w:rFonts w:ascii="Arial" w:hAnsi="Arial" w:eastAsia="宋体" w:cs="Arial"/>
+      <w:rFonts w:ascii="Arial" w:eastAsia="宋体" w:hAnsi="Arial" w:cs="Arial"/>
       <w:snapToGrid w:val="0"/>
       <w:color w:val="000000"/>
       <w:kern w:val="0"/>
@@ -11146,12 +10962,11 @@
       <w:lang w:val="en-US" w:eastAsia="en-US" w:bidi="ar-SA"/>
     </w:rPr>
   </w:style>
-  <w:style w:type="paragraph" w:styleId="2">
+  <w:style w:type="paragraph" w:styleId="Heading1">
     <w:name w:val="heading 1"/>
-    <w:basedOn w:val="1"/>
-    <w:next w:val="1"/>
+    <w:basedOn w:val="Normal"/>
+    <w:next w:val="Normal"/>
     <w:qFormat/>
-    <w:uiPriority w:val="0"/>
     <w:pPr>
       <w:keepNext/>
       <w:keepLines/>
@@ -11169,13 +10984,12 @@
       <w:sz w:val="44"/>
     </w:rPr>
   </w:style>
-  <w:style w:type="paragraph" w:styleId="3">
+  <w:style w:type="paragraph" w:styleId="Heading2">
     <w:name w:val="heading 2"/>
-    <w:basedOn w:val="1"/>
-    <w:next w:val="1"/>
+    <w:basedOn w:val="Normal"/>
+    <w:next w:val="Normal"/>
     <w:unhideWhenUsed/>
     <w:qFormat/>
-    <w:uiPriority w:val="0"/>
     <w:pPr>
       <w:keepNext/>
       <w:keepLines/>
@@ -11188,19 +11002,18 @@
       <w:outlineLvl w:val="1"/>
     </w:pPr>
     <w:rPr>
-      <w:rFonts w:ascii="Arial" w:hAnsi="Arial" w:eastAsia="黑体"/>
+      <w:rFonts w:ascii="Arial" w:eastAsia="黑体" w:hAnsi="Arial"/>
       <w:b/>
       <w:sz w:val="32"/>
     </w:rPr>
   </w:style>
-  <w:style w:type="paragraph" w:styleId="4">
+  <w:style w:type="paragraph" w:styleId="Heading3">
     <w:name w:val="heading 3"/>
-    <w:basedOn w:val="1"/>
-    <w:next w:val="1"/>
+    <w:basedOn w:val="Normal"/>
+    <w:next w:val="Normal"/>
     <w:semiHidden/>
     <w:unhideWhenUsed/>
     <w:qFormat/>
-    <w:uiPriority w:val="0"/>
     <w:pPr>
       <w:keepNext/>
       <w:keepLines/>
@@ -11217,13 +11030,12 @@
       <w:sz w:val="32"/>
     </w:rPr>
   </w:style>
-  <w:style w:type="paragraph" w:styleId="5">
+  <w:style w:type="paragraph" w:styleId="Heading4">
     <w:name w:val="heading 4"/>
-    <w:basedOn w:val="1"/>
-    <w:next w:val="1"/>
+    <w:basedOn w:val="Normal"/>
+    <w:next w:val="Normal"/>
     <w:unhideWhenUsed/>
     <w:qFormat/>
-    <w:uiPriority w:val="0"/>
     <w:pPr>
       <w:keepNext/>
       <w:keepLines/>
@@ -11236,19 +11048,18 @@
       <w:outlineLvl w:val="3"/>
     </w:pPr>
     <w:rPr>
-      <w:rFonts w:ascii="Arial" w:hAnsi="Arial" w:eastAsia="黑体"/>
+      <w:rFonts w:ascii="Arial" w:eastAsia="黑体" w:hAnsi="Arial"/>
       <w:b/>
       <w:sz w:val="28"/>
     </w:rPr>
   </w:style>
-  <w:style w:type="paragraph" w:styleId="6">
+  <w:style w:type="paragraph" w:styleId="Heading5">
     <w:name w:val="heading 5"/>
-    <w:basedOn w:val="1"/>
-    <w:next w:val="1"/>
+    <w:basedOn w:val="Normal"/>
+    <w:next w:val="Normal"/>
     <w:semiHidden/>
     <w:unhideWhenUsed/>
     <w:qFormat/>
-    <w:uiPriority w:val="0"/>
     <w:pPr>
       <w:keepNext/>
       <w:keepLines/>
@@ -11265,14 +11076,13 @@
       <w:sz w:val="28"/>
     </w:rPr>
   </w:style>
-  <w:style w:type="paragraph" w:styleId="7">
+  <w:style w:type="paragraph" w:styleId="Heading6">
     <w:name w:val="heading 6"/>
-    <w:basedOn w:val="1"/>
-    <w:next w:val="1"/>
+    <w:basedOn w:val="Normal"/>
+    <w:next w:val="Normal"/>
     <w:semiHidden/>
     <w:unhideWhenUsed/>
     <w:qFormat/>
-    <w:uiPriority w:val="0"/>
     <w:pPr>
       <w:keepNext/>
       <w:keepLines/>
@@ -11285,19 +11095,18 @@
       <w:outlineLvl w:val="5"/>
     </w:pPr>
     <w:rPr>
-      <w:rFonts w:ascii="Arial" w:hAnsi="Arial" w:eastAsia="黑体"/>
+      <w:rFonts w:ascii="Arial" w:eastAsia="黑体" w:hAnsi="Arial"/>
       <w:b/>
       <w:sz w:val="24"/>
     </w:rPr>
   </w:style>
-  <w:style w:type="paragraph" w:styleId="8">
+  <w:style w:type="paragraph" w:styleId="Heading7">
     <w:name w:val="heading 7"/>
-    <w:basedOn w:val="1"/>
-    <w:next w:val="1"/>
+    <w:basedOn w:val="Normal"/>
+    <w:next w:val="Normal"/>
     <w:semiHidden/>
     <w:unhideWhenUsed/>
     <w:qFormat/>
-    <w:uiPriority w:val="0"/>
     <w:pPr>
       <w:keepNext/>
       <w:keepLines/>
@@ -11314,14 +11123,13 @@
       <w:sz w:val="24"/>
     </w:rPr>
   </w:style>
-  <w:style w:type="paragraph" w:styleId="9">
+  <w:style w:type="paragraph" w:styleId="Heading8">
     <w:name w:val="heading 8"/>
-    <w:basedOn w:val="1"/>
-    <w:next w:val="1"/>
+    <w:basedOn w:val="Normal"/>
+    <w:next w:val="Normal"/>
     <w:semiHidden/>
     <w:unhideWhenUsed/>
     <w:qFormat/>
-    <w:uiPriority w:val="0"/>
     <w:pPr>
       <w:keepNext/>
       <w:keepLines/>
@@ -11334,18 +11142,17 @@
       <w:outlineLvl w:val="7"/>
     </w:pPr>
     <w:rPr>
-      <w:rFonts w:ascii="Arial" w:hAnsi="Arial" w:eastAsia="黑体"/>
+      <w:rFonts w:ascii="Arial" w:eastAsia="黑体" w:hAnsi="Arial"/>
       <w:sz w:val="24"/>
     </w:rPr>
   </w:style>
-  <w:style w:type="paragraph" w:styleId="10">
+  <w:style w:type="paragraph" w:styleId="Heading9">
     <w:name w:val="heading 9"/>
-    <w:basedOn w:val="1"/>
-    <w:next w:val="1"/>
+    <w:basedOn w:val="Normal"/>
+    <w:next w:val="Normal"/>
     <w:semiHidden/>
     <w:unhideWhenUsed/>
     <w:qFormat/>
-    <w:uiPriority w:val="0"/>
     <w:pPr>
       <w:keepNext/>
       <w:keepLines/>
@@ -11358,21 +11165,19 @@
       <w:outlineLvl w:val="8"/>
     </w:pPr>
     <w:rPr>
-      <w:rFonts w:ascii="Arial" w:hAnsi="Arial" w:eastAsia="黑体"/>
+      <w:rFonts w:ascii="Arial" w:eastAsia="黑体" w:hAnsi="Arial"/>
       <w:sz w:val="21"/>
     </w:rPr>
   </w:style>
-  <w:style w:type="character" w:default="1" w:styleId="24">
+  <w:style w:type="character" w:default="1" w:styleId="DefaultParagraphFont">
     <w:name w:val="Default Paragraph Font"/>
     <w:semiHidden/>
     <w:qFormat/>
-    <w:uiPriority w:val="0"/>
   </w:style>
-  <w:style w:type="table" w:default="1" w:styleId="22">
+  <w:style w:type="table" w:default="1" w:styleId="TableNormal">
     <w:name w:val="Normal Table"/>
     <w:semiHidden/>
     <w:qFormat/>
-    <w:uiPriority w:val="0"/>
     <w:tblPr>
       <w:tblCellMar>
         <w:top w:w="0" w:type="dxa"/>
@@ -11382,43 +11187,39 @@
       </w:tblCellMar>
     </w:tblPr>
   </w:style>
-  <w:style w:type="paragraph" w:styleId="11">
+  <w:style w:type="paragraph" w:styleId="CommentText">
     <w:name w:val="annotation text"/>
-    <w:basedOn w:val="1"/>
+    <w:basedOn w:val="Normal"/>
     <w:qFormat/>
-    <w:uiPriority w:val="0"/>
     <w:pPr>
       <w:jc w:val="left"/>
     </w:pPr>
   </w:style>
-  <w:style w:type="paragraph" w:styleId="12">
+  <w:style w:type="paragraph" w:styleId="BodyText">
     <w:name w:val="Body Text"/>
-    <w:basedOn w:val="1"/>
+    <w:basedOn w:val="Normal"/>
     <w:semiHidden/>
     <w:qFormat/>
-    <w:uiPriority w:val="0"/>
     <w:rPr>
-      <w:rFonts w:ascii="Arial" w:hAnsi="Arial" w:eastAsia="Arial" w:cs="Arial"/>
+      <w:rFonts w:ascii="Arial" w:eastAsia="Arial" w:hAnsi="Arial" w:cs="Arial"/>
       <w:sz w:val="21"/>
       <w:szCs w:val="21"/>
       <w:lang w:val="en-US" w:eastAsia="en-US" w:bidi="ar-SA"/>
     </w:rPr>
   </w:style>
-  <w:style w:type="paragraph" w:styleId="13">
+  <w:style w:type="paragraph" w:styleId="TOC3">
     <w:name w:val="toc 3"/>
-    <w:basedOn w:val="1"/>
-    <w:next w:val="1"/>
+    <w:basedOn w:val="Normal"/>
+    <w:next w:val="Normal"/>
     <w:qFormat/>
-    <w:uiPriority w:val="0"/>
     <w:pPr>
       <w:ind w:left="840" w:leftChars="400"/>
     </w:pPr>
   </w:style>
-  <w:style w:type="paragraph" w:styleId="14">
+  <w:style w:type="paragraph" w:styleId="Footer">
     <w:name w:val="footer"/>
-    <w:basedOn w:val="1"/>
+    <w:basedOn w:val="Normal"/>
     <w:qFormat/>
-    <w:uiPriority w:val="0"/>
     <w:pPr>
       <w:tabs>
         <w:tab w:val="center" w:pos="4153"/>
@@ -11431,17 +11232,16 @@
       <w:sz w:val="18"/>
     </w:rPr>
   </w:style>
-  <w:style w:type="paragraph" w:styleId="15">
+  <w:style w:type="paragraph" w:styleId="Header">
     <w:name w:val="header"/>
-    <w:basedOn w:val="1"/>
+    <w:basedOn w:val="Normal"/>
     <w:qFormat/>
-    <w:uiPriority w:val="0"/>
     <w:pPr>
       <w:pBdr>
-        <w:top w:val="none" w:color="auto" w:sz="0" w:space="0"/>
-        <w:left w:val="none" w:color="auto" w:sz="0" w:space="0"/>
-        <w:bottom w:val="none" w:color="auto" w:sz="0" w:space="0"/>
-        <w:right w:val="none" w:color="auto" w:sz="0" w:space="0"/>
+        <w:top w:val="nil"/>
+        <w:left w:val="nil"/>
+        <w:bottom w:val="nil"/>
+        <w:right w:val="nil"/>
       </w:pBdr>
       <w:tabs>
         <w:tab w:val="center" w:pos="4153"/>
@@ -11456,41 +11256,37 @@
       <w:sz w:val="18"/>
     </w:rPr>
   </w:style>
-  <w:style w:type="paragraph" w:styleId="16">
+  <w:style w:type="paragraph" w:styleId="TOC1">
     <w:name w:val="toc 1"/>
-    <w:basedOn w:val="1"/>
-    <w:next w:val="1"/>
+    <w:basedOn w:val="Normal"/>
+    <w:next w:val="Normal"/>
     <w:qFormat/>
-    <w:uiPriority w:val="0"/>
     <w:rPr>
-      <w:rFonts w:ascii="Arial" w:hAnsi="Arial" w:eastAsia="Microsoft JhengHei"/>
+      <w:rFonts w:ascii="Arial" w:eastAsia="Microsoft JhengHei" w:hAnsi="Arial"/>
       <w:sz w:val="24"/>
     </w:rPr>
   </w:style>
-  <w:style w:type="paragraph" w:styleId="17">
+  <w:style w:type="paragraph" w:styleId="TableofFigures">
     <w:name w:val="table of figures"/>
-    <w:basedOn w:val="1"/>
-    <w:next w:val="1"/>
+    <w:basedOn w:val="Normal"/>
+    <w:next w:val="Normal"/>
     <w:qFormat/>
-    <w:uiPriority w:val="0"/>
     <w:pPr>
-      <w:ind w:leftChars="200" w:hanging="200" w:hangingChars="200"/>
+      <w:ind w:hanging="200" w:leftChars="200" w:hangingChars="200"/>
     </w:pPr>
   </w:style>
-  <w:style w:type="paragraph" w:styleId="18">
+  <w:style w:type="paragraph" w:styleId="TOC2">
     <w:name w:val="toc 2"/>
-    <w:basedOn w:val="1"/>
-    <w:next w:val="1"/>
+    <w:basedOn w:val="Normal"/>
+    <w:next w:val="Normal"/>
     <w:qFormat/>
-    <w:uiPriority w:val="0"/>
     <w:pPr>
       <w:ind w:left="420" w:leftChars="200"/>
     </w:pPr>
   </w:style>
-  <w:style w:type="paragraph" w:styleId="19">
+  <w:style w:type="paragraph" w:styleId="HTMLPreformatted">
     <w:name w:val="HTML Preformatted"/>
     <w:qFormat/>
-    <w:uiPriority w:val="0"/>
     <w:pPr>
       <w:tabs>
         <w:tab w:val="left" w:pos="916"/>
@@ -11513,27 +11309,25 @@
       <w:jc w:val="left"/>
     </w:pPr>
     <w:rPr>
-      <w:rFonts w:hint="eastAsia" w:ascii="宋体" w:hAnsi="宋体" w:eastAsia="宋体" w:cs="宋体"/>
+      <w:rFonts w:ascii="宋体" w:eastAsia="宋体" w:hAnsi="宋体" w:cs="宋体" w:hint="eastAsia"/>
       <w:kern w:val="0"/>
       <w:sz w:val="24"/>
       <w:szCs w:val="24"/>
       <w:lang w:val="en-US" w:eastAsia="zh-CN"/>
     </w:rPr>
   </w:style>
-  <w:style w:type="paragraph" w:styleId="20">
+  <w:style w:type="paragraph" w:styleId="NormalWeb">
     <w:name w:val="Normal (Web)"/>
-    <w:basedOn w:val="1"/>
+    <w:basedOn w:val="Normal"/>
     <w:qFormat/>
-    <w:uiPriority w:val="0"/>
     <w:rPr>
       <w:sz w:val="24"/>
     </w:rPr>
   </w:style>
-  <w:style w:type="paragraph" w:styleId="21">
+  <w:style w:type="paragraph" w:styleId="Title">
     <w:name w:val="Title"/>
-    <w:basedOn w:val="1"/>
+    <w:basedOn w:val="Normal"/>
     <w:qFormat/>
-    <w:uiPriority w:val="0"/>
     <w:pPr>
       <w:spacing w:before="240" w:beforeLines="0" w:beforeAutospacing="0" w:after="60" w:afterLines="0" w:afterAutospacing="0"/>
       <w:jc w:val="center"/>
@@ -11545,73 +11339,68 @@
       <w:sz w:val="32"/>
     </w:rPr>
   </w:style>
-  <w:style w:type="table" w:styleId="23">
+  <w:style w:type="table" w:styleId="TableGrid">
     <w:name w:val="Table Grid"/>
-    <w:basedOn w:val="22"/>
+    <w:basedOn w:val="TableNormal"/>
     <w:qFormat/>
-    <w:uiPriority w:val="0"/>
     <w:pPr>
       <w:widowControl w:val="0"/>
       <w:jc w:val="both"/>
     </w:pPr>
     <w:tblPr>
       <w:tblBorders>
-        <w:top w:val="single" w:color="auto" w:sz="4" w:space="0"/>
-        <w:left w:val="single" w:color="auto" w:sz="4" w:space="0"/>
-        <w:bottom w:val="single" w:color="auto" w:sz="4" w:space="0"/>
-        <w:right w:val="single" w:color="auto" w:sz="4" w:space="0"/>
-        <w:insideH w:val="single" w:color="auto" w:sz="4" w:space="0"/>
-        <w:insideV w:val="single" w:color="auto" w:sz="4" w:space="0"/>
+        <w:top w:val="single" w:sz="4" w:space="0" w:color="auto"/>
+        <w:left w:val="single" w:sz="4" w:space="0" w:color="auto"/>
+        <w:bottom w:val="single" w:sz="4" w:space="0" w:color="auto"/>
+        <w:right w:val="single" w:sz="4" w:space="0" w:color="auto"/>
+        <w:insideH w:val="single" w:sz="4" w:space="0" w:color="auto"/>
+        <w:insideV w:val="single" w:sz="4" w:space="0" w:color="auto"/>
       </w:tblBorders>
     </w:tblPr>
   </w:style>
-  <w:style w:type="character" w:styleId="25">
+  <w:style w:type="character" w:styleId="Strong">
     <w:name w:val="Strong"/>
-    <w:basedOn w:val="24"/>
+    <w:basedOn w:val="DefaultParagraphFont"/>
     <w:qFormat/>
-    <w:uiPriority w:val="0"/>
     <w:rPr>
       <w:b/>
     </w:rPr>
   </w:style>
-  <w:style w:type="paragraph" w:customStyle="1" w:styleId="26">
+  <w:style w:type="paragraph" w:customStyle="1" w:styleId="a">
     <w:name w:val="柴_公司名"/>
-    <w:basedOn w:val="21"/>
+    <w:basedOn w:val="Title"/>
     <w:qFormat/>
-    <w:uiPriority w:val="0"/>
     <w:pPr>
       <w:spacing w:after="600" w:afterLines="600"/>
     </w:pPr>
     <w:rPr>
-      <w:rFonts w:hint="eastAsia" w:ascii="宋体" w:hAnsi="宋体" w:eastAsia="宋体" w:cs="宋体"/>
+      <w:rFonts w:ascii="宋体" w:eastAsia="宋体" w:hAnsi="宋体" w:cs="宋体" w:hint="eastAsia"/>
       <w:bCs/>
       <w:spacing w:val="-6"/>
       <w:sz w:val="52"/>
       <w:szCs w:val="52"/>
     </w:rPr>
   </w:style>
-  <w:style w:type="paragraph" w:customStyle="1" w:styleId="27">
+  <w:style w:type="paragraph" w:customStyle="1" w:styleId="a0">
     <w:name w:val="柴_文档名"/>
-    <w:basedOn w:val="21"/>
+    <w:basedOn w:val="Title"/>
     <w:qFormat/>
-    <w:uiPriority w:val="0"/>
     <w:pPr>
       <w:spacing w:after="900" w:afterLines="900"/>
     </w:pPr>
     <w:rPr>
-      <w:rFonts w:ascii="黑体" w:hAnsi="黑体" w:eastAsia="黑体" w:cs="黑体"/>
+      <w:rFonts w:ascii="黑体" w:eastAsia="黑体" w:hAnsi="黑体" w:cs="黑体"/>
       <w:bCs/>
       <w:spacing w:val="-7"/>
       <w:sz w:val="52"/>
       <w:szCs w:val="52"/>
     </w:rPr>
   </w:style>
-  <w:style w:type="table" w:customStyle="1" w:styleId="28">
+  <w:style w:type="table" w:customStyle="1" w:styleId="TableNormal0">
     <w:name w:val="Table Normal_0"/>
     <w:semiHidden/>
     <w:unhideWhenUsed/>
     <w:qFormat/>
-    <w:uiPriority w:val="0"/>
     <w:tblPr>
       <w:tblCellMar>
         <w:top w:w="0" w:type="dxa"/>
@@ -11621,88 +11410,82 @@
       </w:tblCellMar>
     </w:tblPr>
   </w:style>
-  <w:style w:type="paragraph" w:customStyle="1" w:styleId="29">
+  <w:style w:type="paragraph" w:customStyle="1" w:styleId="TableText">
     <w:name w:val="Table Text"/>
-    <w:basedOn w:val="1"/>
+    <w:basedOn w:val="Normal"/>
     <w:semiHidden/>
     <w:qFormat/>
-    <w:uiPriority w:val="0"/>
     <w:rPr>
-      <w:rFonts w:ascii="宋体" w:hAnsi="宋体" w:eastAsia="宋体" w:cs="宋体"/>
+      <w:rFonts w:ascii="宋体" w:eastAsia="宋体" w:hAnsi="宋体" w:cs="宋体"/>
       <w:sz w:val="21"/>
       <w:szCs w:val="21"/>
       <w:lang w:val="en-US" w:eastAsia="en-US" w:bidi="ar-SA"/>
     </w:rPr>
   </w:style>
-  <w:style w:type="paragraph" w:customStyle="1" w:styleId="30">
+  <w:style w:type="paragraph" w:customStyle="1" w:styleId="1">
     <w:name w:val="柴_标题1"/>
-    <w:basedOn w:val="2"/>
-    <w:next w:val="31"/>
-    <w:link w:val="40"/>
+    <w:basedOn w:val="Heading1"/>
+    <w:next w:val="a1"/>
+    <w:link w:val="1Char"/>
     <w:qFormat/>
-    <w:uiPriority w:val="0"/>
     <w:pPr>
       <w:spacing w:before="100" w:after="90" w:line="360" w:lineRule="auto"/>
     </w:pPr>
     <w:rPr>
-      <w:rFonts w:ascii="Arial" w:hAnsi="Arial" w:eastAsia="宋体"/>
+      <w:rFonts w:ascii="Arial" w:eastAsia="宋体" w:hAnsi="Arial"/>
       <w:sz w:val="32"/>
     </w:rPr>
   </w:style>
-  <w:style w:type="paragraph" w:customStyle="1" w:styleId="31">
+  <w:style w:type="paragraph" w:customStyle="1" w:styleId="a1">
     <w:name w:val="柴_正文"/>
-    <w:basedOn w:val="12"/>
-    <w:link w:val="43"/>
+    <w:basedOn w:val="BodyText"/>
+    <w:link w:val="Char"/>
     <w:qFormat/>
-    <w:uiPriority w:val="0"/>
     <w:pPr>
       <w:spacing w:line="360" w:lineRule="auto"/>
       <w:ind w:firstLine="470" w:firstLineChars="200"/>
     </w:pPr>
     <w:rPr>
-      <w:rFonts w:ascii="Arial" w:hAnsi="Arial" w:eastAsia="宋体"/>
+      <w:rFonts w:ascii="Arial" w:eastAsia="宋体" w:hAnsi="Arial"/>
       <w:sz w:val="24"/>
       <w:lang w:eastAsia="zh-CN"/>
     </w:rPr>
   </w:style>
-  <w:style w:type="paragraph" w:customStyle="1" w:styleId="32">
+  <w:style w:type="paragraph" w:customStyle="1" w:styleId="2">
     <w:name w:val="柴_标题2"/>
-    <w:basedOn w:val="3"/>
-    <w:next w:val="31"/>
-    <w:link w:val="46"/>
+    <w:basedOn w:val="Heading2"/>
+    <w:next w:val="a1"/>
+    <w:link w:val="2Char"/>
     <w:qFormat/>
-    <w:uiPriority w:val="0"/>
     <w:pPr>
       <w:spacing w:line="360" w:lineRule="auto"/>
     </w:pPr>
     <w:rPr>
-      <w:rFonts w:ascii="Arial" w:hAnsi="Arial" w:eastAsia="宋体"/>
+      <w:rFonts w:ascii="Arial" w:eastAsia="宋体" w:hAnsi="Arial"/>
       <w:sz w:val="28"/>
     </w:rPr>
   </w:style>
-  <w:style w:type="paragraph" w:customStyle="1" w:styleId="33">
+  <w:style w:type="paragraph" w:customStyle="1" w:styleId="3">
     <w:name w:val="柴_标题3"/>
-    <w:basedOn w:val="4"/>
-    <w:next w:val="31"/>
+    <w:basedOn w:val="Heading3"/>
+    <w:next w:val="a1"/>
     <w:qFormat/>
-    <w:uiPriority w:val="0"/>
     <w:pPr>
       <w:spacing w:line="360" w:lineRule="auto"/>
       <w:ind w:left="0" w:firstLine="472" w:firstLineChars="200"/>
     </w:pPr>
     <w:rPr>
-      <w:rFonts w:ascii="宋体" w:hAnsi="宋体" w:eastAsia="宋体" w:cs="宋体"/>
+      <w:rFonts w:ascii="宋体" w:eastAsia="宋体" w:hAnsi="宋体" w:cs="宋体"/>
       <w:spacing w:val="-2"/>
       <w:sz w:val="24"/>
       <w:szCs w:val="24"/>
     </w:rPr>
   </w:style>
-  <w:style w:type="paragraph" w:customStyle="1" w:styleId="34">
+  <w:style w:type="paragraph" w:customStyle="1" w:styleId="a2">
     <w:name w:val="柴_目录"/>
-    <w:basedOn w:val="1"/>
-    <w:next w:val="12"/>
+    <w:basedOn w:val="Normal"/>
+    <w:next w:val="BodyText"/>
     <w:qFormat/>
-    <w:uiPriority w:val="0"/>
     <w:pPr>
       <w:tabs>
         <w:tab w:val="right" w:leader="dot" w:pos="8442"/>
@@ -11710,64 +11493,59 @@
       <w:ind w:left="0" w:leftChars="0"/>
     </w:pPr>
     <w:rPr>
-      <w:rFonts w:ascii="Arial" w:hAnsi="Arial" w:eastAsia="Microsoft JhengHei"/>
+      <w:rFonts w:ascii="Arial" w:eastAsia="Microsoft JhengHei" w:hAnsi="Arial"/>
       <w:sz w:val="24"/>
     </w:rPr>
   </w:style>
-  <w:style w:type="paragraph" w:customStyle="1" w:styleId="35">
+  <w:style w:type="paragraph" w:customStyle="1" w:styleId="WPSOffice1">
     <w:name w:val="WPSOffice手动目录 1"/>
     <w:qFormat/>
-    <w:uiPriority w:val="0"/>
     <w:pPr>
       <w:ind w:leftChars="0"/>
     </w:pPr>
     <w:rPr>
-      <w:rFonts w:ascii="Times New Roman" w:hAnsi="Times New Roman" w:eastAsia="宋体" w:cs="Times New Roman"/>
+      <w:rFonts w:ascii="Times New Roman" w:eastAsia="宋体" w:hAnsi="Times New Roman" w:cs="Times New Roman"/>
       <w:sz w:val="20"/>
       <w:szCs w:val="20"/>
     </w:rPr>
   </w:style>
-  <w:style w:type="paragraph" w:customStyle="1" w:styleId="36">
+  <w:style w:type="paragraph" w:customStyle="1" w:styleId="WPSOffice2">
     <w:name w:val="WPSOffice手动目录 2"/>
     <w:qFormat/>
-    <w:uiPriority w:val="0"/>
     <w:pPr>
       <w:ind w:leftChars="200"/>
     </w:pPr>
     <w:rPr>
-      <w:rFonts w:ascii="Times New Roman" w:hAnsi="Times New Roman" w:eastAsia="宋体" w:cs="Times New Roman"/>
+      <w:rFonts w:ascii="Times New Roman" w:eastAsia="宋体" w:hAnsi="Times New Roman" w:cs="Times New Roman"/>
       <w:sz w:val="20"/>
       <w:szCs w:val="20"/>
     </w:rPr>
   </w:style>
-  <w:style w:type="paragraph" w:customStyle="1" w:styleId="37">
+  <w:style w:type="paragraph" w:customStyle="1" w:styleId="WPSOffice3">
     <w:name w:val="WPSOffice手动目录 3"/>
     <w:qFormat/>
-    <w:uiPriority w:val="0"/>
     <w:pPr>
       <w:ind w:leftChars="400"/>
     </w:pPr>
     <w:rPr>
-      <w:rFonts w:ascii="Times New Roman" w:hAnsi="Times New Roman" w:eastAsia="宋体" w:cs="Times New Roman"/>
+      <w:rFonts w:ascii="Times New Roman" w:eastAsia="宋体" w:hAnsi="Times New Roman" w:cs="Times New Roman"/>
       <w:sz w:val="20"/>
       <w:szCs w:val="20"/>
     </w:rPr>
   </w:style>
-  <w:style w:type="paragraph" w:customStyle="1" w:styleId="38">
+  <w:style w:type="paragraph" w:customStyle="1" w:styleId="Compact">
     <w:name w:val="Compact"/>
-    <w:basedOn w:val="12"/>
+    <w:basedOn w:val="BodyText"/>
     <w:qFormat/>
-    <w:uiPriority w:val="0"/>
     <w:pPr>
       <w:spacing w:before="36" w:after="36"/>
     </w:pPr>
   </w:style>
-  <w:style w:type="table" w:customStyle="1" w:styleId="39">
+  <w:style w:type="table" w:customStyle="1" w:styleId="Table">
     <w:name w:val="Table"/>
     <w:semiHidden/>
     <w:unhideWhenUsed/>
     <w:qFormat/>
-    <w:uiPriority w:val="0"/>
     <w:tblPr>
       <w:tblCellMar>
         <w:top w:w="0" w:type="dxa"/>
@@ -11779,28 +11557,26 @@
     <w:tblStylePr w:type="firstRow">
       <w:tcPr>
         <w:tcBorders>
-          <w:bottom w:val="single" w:color="auto" w:sz="0" w:space="0"/>
+          <w:bottom w:val="single" w:sz="0" w:space="0" w:color="auto"/>
         </w:tcBorders>
         <w:vAlign w:val="bottom"/>
       </w:tcPr>
     </w:tblStylePr>
   </w:style>
-  <w:style w:type="character" w:customStyle="1" w:styleId="40">
+  <w:style w:type="character" w:customStyle="1" w:styleId="1Char">
     <w:name w:val="柴_标题1 Char"/>
-    <w:link w:val="30"/>
+    <w:link w:val="1"/>
     <w:qFormat/>
-    <w:uiPriority w:val="0"/>
     <w:rPr>
-      <w:rFonts w:ascii="Arial" w:hAnsi="Arial" w:eastAsia="宋体"/>
+      <w:rFonts w:ascii="Arial" w:eastAsia="宋体" w:hAnsi="Arial"/>
       <w:sz w:val="32"/>
     </w:rPr>
   </w:style>
-  <w:style w:type="paragraph" w:customStyle="1" w:styleId="41">
+  <w:style w:type="paragraph" w:customStyle="1" w:styleId="a3">
     <w:name w:val="柴_正文_无缩进"/>
-    <w:basedOn w:val="1"/>
-    <w:link w:val="45"/>
+    <w:basedOn w:val="Normal"/>
+    <w:link w:val="Char0"/>
     <w:qFormat/>
-    <w:uiPriority w:val="0"/>
     <w:pPr>
       <w:ind w:firstLine="0" w:firstLineChars="0"/>
     </w:pPr>
@@ -11810,41 +11586,38 @@
       <w:lang w:eastAsia="zh-CN"/>
     </w:rPr>
   </w:style>
-  <w:style w:type="paragraph" w:customStyle="1" w:styleId="42">
+  <w:style w:type="paragraph" w:customStyle="1" w:styleId="4">
     <w:name w:val="柴_标题4"/>
-    <w:basedOn w:val="5"/>
-    <w:next w:val="1"/>
+    <w:basedOn w:val="Heading4"/>
+    <w:next w:val="Normal"/>
     <w:qFormat/>
-    <w:uiPriority w:val="0"/>
     <w:pPr>
       <w:widowControl w:val="0"/>
       <w:spacing w:before="160" w:line="360" w:lineRule="auto"/>
-      <w:ind w:left="981" w:leftChars="300" w:hanging="862"/>
+      <w:ind w:left="981" w:hanging="862" w:leftChars="300"/>
     </w:pPr>
     <w:rPr>
-      <w:rFonts w:hint="eastAsia" w:ascii="Calibri" w:hAnsi="Calibri" w:eastAsia="宋体" w:cs="宋体"/>
+      <w:rFonts w:ascii="Calibri" w:eastAsia="宋体" w:hAnsi="Calibri" w:cs="宋体" w:hint="eastAsia"/>
       <w:sz w:val="24"/>
       <w:szCs w:val="24"/>
       <w:lang w:eastAsia="zh-CN" w:bidi="zh-CN"/>
     </w:rPr>
   </w:style>
-  <w:style w:type="character" w:customStyle="1" w:styleId="43">
+  <w:style w:type="character" w:customStyle="1" w:styleId="Char">
     <w:name w:val="柴_正文 Char"/>
-    <w:link w:val="31"/>
+    <w:link w:val="a1"/>
     <w:qFormat/>
-    <w:uiPriority w:val="0"/>
     <w:rPr>
-      <w:rFonts w:ascii="Arial" w:hAnsi="Arial" w:eastAsia="宋体"/>
+      <w:rFonts w:ascii="Arial" w:eastAsia="宋体" w:hAnsi="Arial"/>
       <w:sz w:val="24"/>
       <w:lang w:eastAsia="zh-CN"/>
     </w:rPr>
   </w:style>
-  <w:style w:type="table" w:customStyle="1" w:styleId="44">
+  <w:style w:type="table" w:customStyle="1" w:styleId="TableNormal00">
     <w:name w:val="Table Normal_0_0"/>
     <w:semiHidden/>
     <w:unhideWhenUsed/>
     <w:qFormat/>
-    <w:uiPriority w:val="0"/>
     <w:tblPr>
       <w:tblCellMar>
         <w:top w:w="0" w:type="dxa"/>
@@ -11854,45 +11627,41 @@
       </w:tblCellMar>
     </w:tblPr>
   </w:style>
-  <w:style w:type="character" w:customStyle="1" w:styleId="45">
+  <w:style w:type="character" w:customStyle="1" w:styleId="Char0">
     <w:name w:val="柴_正文_无缩进 Char"/>
-    <w:link w:val="41"/>
+    <w:link w:val="a3"/>
     <w:qFormat/>
-    <w:uiPriority w:val="0"/>
     <w:rPr>
       <w:rFonts w:ascii="Arial" w:hAnsi="Arial"/>
       <w:sz w:val="24"/>
       <w:lang w:eastAsia="zh-CN"/>
     </w:rPr>
   </w:style>
-  <w:style w:type="character" w:customStyle="1" w:styleId="46">
+  <w:style w:type="character" w:customStyle="1" w:styleId="2Char">
     <w:name w:val="柴_标题2 Char"/>
-    <w:link w:val="32"/>
+    <w:link w:val="2"/>
     <w:qFormat/>
-    <w:uiPriority w:val="0"/>
     <w:rPr>
-      <w:rFonts w:ascii="Arial" w:hAnsi="Arial" w:eastAsia="宋体"/>
+      <w:rFonts w:ascii="Arial" w:eastAsia="宋体" w:hAnsi="Arial"/>
       <w:sz w:val="28"/>
     </w:rPr>
   </w:style>
-  <w:style w:type="character" w:customStyle="1" w:styleId="47">
+  <w:style w:type="character" w:customStyle="1" w:styleId="Char1">
     <w:name w:val="柴_题注 Char"/>
-    <w:link w:val="48"/>
+    <w:link w:val="a4"/>
     <w:qFormat/>
-    <w:uiPriority w:val="0"/>
   </w:style>
-  <w:style w:type="paragraph" w:customStyle="1" w:styleId="48">
+  <w:style w:type="paragraph" w:customStyle="1" w:styleId="a4">
     <w:name w:val="柴_题注"/>
-    <w:basedOn w:val="19"/>
-    <w:link w:val="47"/>
+    <w:basedOn w:val="HTMLPreformatted"/>
+    <w:link w:val="Char1"/>
     <w:qFormat/>
-    <w:uiPriority w:val="0"/>
     <w:pPr>
       <w:pBdr>
-        <w:top w:val="none" w:color="auto" w:sz="0" w:space="0"/>
-        <w:left w:val="none" w:color="auto" w:sz="0" w:space="0"/>
-        <w:bottom w:val="none" w:color="auto" w:sz="0" w:space="0"/>
-        <w:right w:val="none" w:color="auto" w:sz="0" w:space="0"/>
+        <w:top w:val="nil"/>
+        <w:left w:val="nil"/>
+        <w:bottom w:val="nil"/>
+        <w:right w:val="nil"/>
       </w:pBdr>
       <w:wordWrap w:val="0"/>
       <w:spacing w:line="264" w:lineRule="atLeast"/>
